--- a/fuentes/62360022_CF03_CFA.docx
+++ b/fuentes/62360022_CF03_CFA.docx
@@ -6,6 +6,8 @@
       <w:pPr>
         <w:ind w:firstLine="1"/>
       </w:pPr>
+      <w:bookmarkStart w:id="0" w:name="_top"/>
+      <w:bookmarkEnd w:id="0"/>
       <w:r>
         <w:rPr>
           <w:noProof/>
@@ -23,7 +25,7 @@
             <wp:extent cx="7795910" cy="3209925"/>
             <wp:effectExtent l="0" t="0" r="0" b="0"/>
             <wp:wrapNone/>
-            <wp:docPr id="720828608" name="Imagen 2">
+            <wp:docPr id="720828608" name="Imagen 2" descr="P1#y1">
               <a:extLst xmlns:a="http://schemas.openxmlformats.org/drawingml/2006/main">
                 <a:ext uri="{C183D7F6-B498-43B3-948B-1728B52AA6E4}">
                   <adec:decorative xmlns:adec="http://schemas.microsoft.com/office/drawing/2017/decorative" val="1"/>
@@ -37,7 +39,7 @@
               <a:graphicData uri="http://schemas.openxmlformats.org/drawingml/2006/picture">
                 <pic:pic xmlns:pic="http://schemas.openxmlformats.org/drawingml/2006/picture">
                   <pic:nvPicPr>
-                    <pic:cNvPr id="720828608" name="Imagen 2">
+                    <pic:cNvPr id="720828608" name="Imagen 2" descr="P1#y1">
                       <a:extLst>
                         <a:ext uri="{C183D7F6-B498-43B3-948B-1728B52AA6E4}">
                           <adec:decorative xmlns:adec="http://schemas.microsoft.com/office/drawing/2017/decorative" val="1"/>
@@ -147,7 +149,7 @@
                 <wp:extent cx="7795895" cy="2085975"/>
                 <wp:effectExtent l="0" t="0" r="0" b="9525"/>
                 <wp:wrapNone/>
-                <wp:docPr id="705825447" name="Rectángulo 3">
+                <wp:docPr id="705825447" name="Rectángulo 3" descr="P5#y1">
                   <a:extLst xmlns:a="http://schemas.openxmlformats.org/drawingml/2006/main">
                     <a:ext uri="{C183D7F6-B498-43B3-948B-1728B52AA6E4}">
                       <adec:decorative xmlns:adec="http://schemas.microsoft.com/office/drawing/2017/decorative" val="1"/>
@@ -205,9 +207,9 @@
               </wp:anchor>
             </w:drawing>
           </mc:Choice>
-          <mc:Fallback xmlns:oel="http://schemas.microsoft.com/office/2019/extlst">
+          <mc:Fallback>
             <w:pict>
-              <v:rect w14:anchorId="4C256C62" id="Rectángulo 3" o:spid="_x0000_s1026" alt="&quot;&quot;" style="position:absolute;margin-left:-55.95pt;margin-top:26.4pt;width:613.85pt;height:164.25pt;z-index:-251655168;visibility:visible;mso-wrap-style:square;mso-height-percent:0;mso-wrap-distance-left:9pt;mso-wrap-distance-top:0;mso-wrap-distance-right:9pt;mso-wrap-distance-bottom:0;mso-position-horizontal:absolute;mso-position-horizontal-relative:text;mso-position-vertical:absolute;mso-position-vertical-relative:text;mso-height-percent:0;mso-height-relative:margin;v-text-anchor:middle" o:gfxdata="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" fillcolor="#00314d" stroked="f" strokeweight="1pt"/>
+              <v:rect w14:anchorId="4752A107" id="Rectángulo 3" o:spid="_x0000_s1026" alt="P5#y1" style="position:absolute;margin-left:-55.95pt;margin-top:26.4pt;width:613.85pt;height:164.25pt;z-index:-251655168;visibility:visible;mso-wrap-style:square;mso-height-percent:0;mso-wrap-distance-left:9pt;mso-wrap-distance-top:0;mso-wrap-distance-right:9pt;mso-wrap-distance-bottom:0;mso-position-horizontal:absolute;mso-position-horizontal-relative:text;mso-position-vertical:absolute;mso-position-vertical-relative:text;mso-height-percent:0;mso-height-relative:margin;v-text-anchor:middle" o:gfxdata="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" fillcolor="#00314d" stroked="f" strokeweight="1pt"/>
             </w:pict>
           </mc:Fallback>
         </mc:AlternateContent>
@@ -232,7 +234,7 @@
         <mc:AlternateContent>
           <mc:Choice Requires="wps">
             <w:drawing>
-              <wp:anchor distT="45720" distB="45720" distL="114300" distR="114300" simplePos="0" relativeHeight="251663360" behindDoc="0" locked="0" layoutInCell="1" allowOverlap="1" wp14:anchorId="2E2DABF6" wp14:editId="306B0905">
+              <wp:anchor distT="45720" distB="45720" distL="114300" distR="114300" simplePos="0" relativeHeight="251663360" behindDoc="0" locked="0" layoutInCell="1" allowOverlap="1" wp14:anchorId="2E2DABF6" wp14:editId="2BED8E2C">
                 <wp:simplePos x="0" y="0"/>
                 <wp:positionH relativeFrom="margin">
                   <wp:posOffset>-320040</wp:posOffset>
@@ -241,9 +243,9 @@
                   <wp:posOffset>278292</wp:posOffset>
                 </wp:positionV>
                 <wp:extent cx="6972300" cy="1307465"/>
-                <wp:effectExtent l="0" t="0" r="0" b="6985"/>
+                <wp:effectExtent l="0" t="0" r="0" b="0"/>
                 <wp:wrapNone/>
-                <wp:docPr id="217" name="Cuadro de texto 2">
+                <wp:docPr id="217" name="Cuadro de texto 2" descr="P6TB3bA#y1">
                   <a:extLst xmlns:a="http://schemas.openxmlformats.org/drawingml/2006/main">
                     <a:ext uri="{C183D7F6-B498-43B3-948B-1728B52AA6E4}">
                       <adec:decorative xmlns:adec="http://schemas.microsoft.com/office/drawing/2017/decorative" val="1"/>
@@ -268,8 +270,16 @@
                           <a:avLst/>
                         </a:prstGeom>
                         <a:noFill/>
-                        <a:ln>
-                          <a:noFill/>
+                        <a:ln w="9525" cap="flat" cmpd="sng" algn="ctr">
+                          <a:solidFill>
+                            <a:prstClr val="black">
+                              <a:alpha val="0"/>
+                            </a:prstClr>
+                          </a:solidFill>
+                          <a:prstDash val="solid"/>
+                          <a:round/>
+                          <a:headEnd type="none" w="med" len="med"/>
+                          <a:tailEnd type="none" w="med" len="med"/>
                         </a:ln>
                         <a:effectLst/>
                       </wps:spPr>
@@ -317,7 +327,8 @@
                 <v:stroke joinstyle="miter"/>
                 <v:path gradientshapeok="t" o:connecttype="rect"/>
               </v:shapetype>
-              <v:shape id="Cuadro de texto 2" o:spid="_x0000_s1026" type="#_x0000_t202" alt="&quot;&quot;" style="position:absolute;left:0;text-align:left;margin-left:-25.2pt;margin-top:21.9pt;width:549pt;height:102.95pt;z-index:251663360;visibility:visible;mso-wrap-style:square;mso-width-percent:0;mso-height-percent:0;mso-wrap-distance-left:9pt;mso-wrap-distance-top:3.6pt;mso-wrap-distance-right:9pt;mso-wrap-distance-bottom:3.6pt;mso-position-horizontal:absolute;mso-position-horizontal-relative:margin;mso-position-vertical:absolute;mso-position-vertical-relative:text;mso-width-percent:0;mso-height-percent:0;mso-width-relative:margin;mso-height-relative:margin;v-text-anchor:top" o:gfxdata="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" filled="f" stroked="f">
+              <v:shape id="Cuadro de texto 2" o:spid="_x0000_s1026" type="#_x0000_t202" alt="P6TB3bA#y1" style="position:absolute;left:0;text-align:left;margin-left:-25.2pt;margin-top:21.9pt;width:549pt;height:102.95pt;z-index:251663360;visibility:visible;mso-wrap-style:square;mso-width-percent:0;mso-height-percent:0;mso-wrap-distance-left:9pt;mso-wrap-distance-top:3.6pt;mso-wrap-distance-right:9pt;mso-wrap-distance-bottom:3.6pt;mso-position-horizontal:absolute;mso-position-horizontal-relative:margin;mso-position-vertical:absolute;mso-position-vertical-relative:text;mso-width-percent:0;mso-height-percent:0;mso-width-relative:margin;mso-height-relative:margin;v-text-anchor:top" o:gfxdata="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" filled="f">
+                <v:stroke opacity="0" joinstyle="round"/>
                 <v:textbox>
                   <w:txbxContent>
                     <w:p>
@@ -555,7 +566,7 @@
           <w:r>
             <w:fldChar w:fldCharType="separate"/>
           </w:r>
-          <w:hyperlink w:anchor="_Toc237609985" w:history="1">
+          <w:hyperlink w:anchor="_Toc238804692" w:history="1">
             <w:r>
               <w:rPr>
                 <w:rStyle w:val="Hipervnculo"/>
@@ -582,7 +593,7 @@
                 <w:noProof/>
                 <w:webHidden/>
               </w:rPr>
-              <w:instrText xml:space="preserve"> PAGEREF _Toc237609985 \h </w:instrText>
+              <w:instrText xml:space="preserve"> PAGEREF _Toc238804692 \h </w:instrText>
             </w:r>
             <w:r>
               <w:rPr>
@@ -628,7 +639,7 @@
               <w14:ligatures w14:val="none"/>
             </w:rPr>
           </w:pPr>
-          <w:hyperlink w:anchor="_Toc237609986" w:history="1">
+          <w:hyperlink w:anchor="_Toc238804693" w:history="1">
             <w:r>
               <w:rPr>
                 <w:rStyle w:val="Hipervnculo"/>
@@ -655,7 +666,7 @@
                 <w:noProof/>
                 <w:webHidden/>
               </w:rPr>
-              <w:instrText xml:space="preserve"> PAGEREF _Toc237609986 \h </w:instrText>
+              <w:instrText xml:space="preserve"> PAGEREF _Toc238804693 \h </w:instrText>
             </w:r>
             <w:r>
               <w:rPr>
@@ -701,7 +712,7 @@
               <w14:ligatures w14:val="none"/>
             </w:rPr>
           </w:pPr>
-          <w:hyperlink w:anchor="_Toc237609987" w:history="1">
+          <w:hyperlink w:anchor="_Toc238804694" w:history="1">
             <w:r>
               <w:rPr>
                 <w:rStyle w:val="Hipervnculo"/>
@@ -728,7 +739,7 @@
                 <w:noProof/>
                 <w:webHidden/>
               </w:rPr>
-              <w:instrText xml:space="preserve"> PAGEREF _Toc237609987 \h </w:instrText>
+              <w:instrText xml:space="preserve"> PAGEREF _Toc238804694 \h </w:instrText>
             </w:r>
             <w:r>
               <w:rPr>
@@ -774,7 +785,7 @@
               <w14:ligatures w14:val="none"/>
             </w:rPr>
           </w:pPr>
-          <w:hyperlink w:anchor="_Toc237609988" w:history="1">
+          <w:hyperlink w:anchor="_Toc238804695" w:history="1">
             <w:r>
               <w:rPr>
                 <w:rStyle w:val="Hipervnculo"/>
@@ -801,7 +812,7 @@
                 <w:noProof/>
                 <w:webHidden/>
               </w:rPr>
-              <w:instrText xml:space="preserve"> PAGEREF _Toc237609988 \h </w:instrText>
+              <w:instrText xml:space="preserve"> PAGEREF _Toc238804695 \h </w:instrText>
             </w:r>
             <w:r>
               <w:rPr>
@@ -847,7 +858,7 @@
               <w14:ligatures w14:val="none"/>
             </w:rPr>
           </w:pPr>
-          <w:hyperlink w:anchor="_Toc237609989" w:history="1">
+          <w:hyperlink w:anchor="_Toc238804696" w:history="1">
             <w:r>
               <w:rPr>
                 <w:rStyle w:val="Hipervnculo"/>
@@ -874,7 +885,7 @@
                 <w:noProof/>
                 <w:webHidden/>
               </w:rPr>
-              <w:instrText xml:space="preserve"> PAGEREF _Toc237609989 \h </w:instrText>
+              <w:instrText xml:space="preserve"> PAGEREF _Toc238804696 \h </w:instrText>
             </w:r>
             <w:r>
               <w:rPr>
@@ -920,7 +931,7 @@
               <w14:ligatures w14:val="none"/>
             </w:rPr>
           </w:pPr>
-          <w:hyperlink w:anchor="_Toc237609990" w:history="1">
+          <w:hyperlink w:anchor="_Toc238804697" w:history="1">
             <w:r>
               <w:rPr>
                 <w:rStyle w:val="Hipervnculo"/>
@@ -947,7 +958,7 @@
                 <w:noProof/>
                 <w:webHidden/>
               </w:rPr>
-              <w:instrText xml:space="preserve"> PAGEREF _Toc237609990 \h </w:instrText>
+              <w:instrText xml:space="preserve"> PAGEREF _Toc238804697 \h </w:instrText>
             </w:r>
             <w:r>
               <w:rPr>
@@ -993,7 +1004,7 @@
               <w14:ligatures w14:val="none"/>
             </w:rPr>
           </w:pPr>
-          <w:hyperlink w:anchor="_Toc237609991" w:history="1">
+          <w:hyperlink w:anchor="_Toc238804698" w:history="1">
             <w:r>
               <w:rPr>
                 <w:rStyle w:val="Hipervnculo"/>
@@ -1020,7 +1031,7 @@
                 <w:noProof/>
                 <w:webHidden/>
               </w:rPr>
-              <w:instrText xml:space="preserve"> PAGEREF _Toc237609991 \h </w:instrText>
+              <w:instrText xml:space="preserve"> PAGEREF _Toc238804698 \h </w:instrText>
             </w:r>
             <w:r>
               <w:rPr>
@@ -1040,7 +1051,7 @@
                 <w:noProof/>
                 <w:webHidden/>
               </w:rPr>
-              <w:t>17</w:t>
+              <w:t>19</w:t>
             </w:r>
             <w:r>
               <w:rPr>
@@ -1066,7 +1077,7 @@
               <w14:ligatures w14:val="none"/>
             </w:rPr>
           </w:pPr>
-          <w:hyperlink w:anchor="_Toc237609992" w:history="1">
+          <w:hyperlink w:anchor="_Toc238804699" w:history="1">
             <w:r>
               <w:rPr>
                 <w:rStyle w:val="Hipervnculo"/>
@@ -1093,7 +1104,7 @@
                 <w:noProof/>
                 <w:webHidden/>
               </w:rPr>
-              <w:instrText xml:space="preserve"> PAGEREF _Toc237609992 \h </w:instrText>
+              <w:instrText xml:space="preserve"> PAGEREF _Toc238804699 \h </w:instrText>
             </w:r>
             <w:r>
               <w:rPr>
@@ -1113,7 +1124,7 @@
                 <w:noProof/>
                 <w:webHidden/>
               </w:rPr>
-              <w:t>17</w:t>
+              <w:t>19</w:t>
             </w:r>
             <w:r>
               <w:rPr>
@@ -1139,7 +1150,7 @@
               <w14:ligatures w14:val="none"/>
             </w:rPr>
           </w:pPr>
-          <w:hyperlink w:anchor="_Toc237609993" w:history="1">
+          <w:hyperlink w:anchor="_Toc238804700" w:history="1">
             <w:r>
               <w:rPr>
                 <w:rStyle w:val="Hipervnculo"/>
@@ -1166,7 +1177,7 @@
                 <w:noProof/>
                 <w:webHidden/>
               </w:rPr>
-              <w:instrText xml:space="preserve"> PAGEREF _Toc237609993 \h </w:instrText>
+              <w:instrText xml:space="preserve"> PAGEREF _Toc238804700 \h </w:instrText>
             </w:r>
             <w:r>
               <w:rPr>
@@ -1186,7 +1197,7 @@
                 <w:noProof/>
                 <w:webHidden/>
               </w:rPr>
-              <w:t>18</w:t>
+              <w:t>20</w:t>
             </w:r>
             <w:r>
               <w:rPr>
@@ -1212,7 +1223,7 @@
               <w14:ligatures w14:val="none"/>
             </w:rPr>
           </w:pPr>
-          <w:hyperlink w:anchor="_Toc237609994" w:history="1">
+          <w:hyperlink w:anchor="_Toc238804701" w:history="1">
             <w:r>
               <w:rPr>
                 <w:rStyle w:val="Hipervnculo"/>
@@ -1239,7 +1250,7 @@
                 <w:noProof/>
                 <w:webHidden/>
               </w:rPr>
-              <w:instrText xml:space="preserve"> PAGEREF _Toc237609994 \h </w:instrText>
+              <w:instrText xml:space="preserve"> PAGEREF _Toc238804701 \h </w:instrText>
             </w:r>
             <w:r>
               <w:rPr>
@@ -1259,7 +1270,7 @@
                 <w:noProof/>
                 <w:webHidden/>
               </w:rPr>
-              <w:t>20</w:t>
+              <w:t>22</w:t>
             </w:r>
             <w:r>
               <w:rPr>
@@ -1285,7 +1296,7 @@
               <w14:ligatures w14:val="none"/>
             </w:rPr>
           </w:pPr>
-          <w:hyperlink w:anchor="_Toc237609995" w:history="1">
+          <w:hyperlink w:anchor="_Toc238804702" w:history="1">
             <w:r>
               <w:rPr>
                 <w:rStyle w:val="Hipervnculo"/>
@@ -1312,7 +1323,7 @@
                 <w:noProof/>
                 <w:webHidden/>
               </w:rPr>
-              <w:instrText xml:space="preserve"> PAGEREF _Toc237609995 \h </w:instrText>
+              <w:instrText xml:space="preserve"> PAGEREF _Toc238804702 \h </w:instrText>
             </w:r>
             <w:r>
               <w:rPr>
@@ -1332,7 +1343,7 @@
                 <w:noProof/>
                 <w:webHidden/>
               </w:rPr>
-              <w:t>21</w:t>
+              <w:t>23</w:t>
             </w:r>
             <w:r>
               <w:rPr>
@@ -1358,7 +1369,7 @@
               <w14:ligatures w14:val="none"/>
             </w:rPr>
           </w:pPr>
-          <w:hyperlink w:anchor="_Toc237609996" w:history="1">
+          <w:hyperlink w:anchor="_Toc238804703" w:history="1">
             <w:r>
               <w:rPr>
                 <w:rStyle w:val="Hipervnculo"/>
@@ -1385,7 +1396,7 @@
                 <w:noProof/>
                 <w:webHidden/>
               </w:rPr>
-              <w:instrText xml:space="preserve"> PAGEREF _Toc237609996 \h </w:instrText>
+              <w:instrText xml:space="preserve"> PAGEREF _Toc238804703 \h </w:instrText>
             </w:r>
             <w:r>
               <w:rPr>
@@ -1405,7 +1416,7 @@
                 <w:noProof/>
                 <w:webHidden/>
               </w:rPr>
-              <w:t>23</w:t>
+              <w:t>25</w:t>
             </w:r>
             <w:r>
               <w:rPr>
@@ -1431,7 +1442,7 @@
               <w14:ligatures w14:val="none"/>
             </w:rPr>
           </w:pPr>
-          <w:hyperlink w:anchor="_Toc237609997" w:history="1">
+          <w:hyperlink w:anchor="_Toc238804704" w:history="1">
             <w:r>
               <w:rPr>
                 <w:rStyle w:val="Hipervnculo"/>
@@ -1458,7 +1469,7 @@
                 <w:noProof/>
                 <w:webHidden/>
               </w:rPr>
-              <w:instrText xml:space="preserve"> PAGEREF _Toc237609997 \h </w:instrText>
+              <w:instrText xml:space="preserve"> PAGEREF _Toc238804704 \h </w:instrText>
             </w:r>
             <w:r>
               <w:rPr>
@@ -1478,7 +1489,7 @@
                 <w:noProof/>
                 <w:webHidden/>
               </w:rPr>
-              <w:t>23</w:t>
+              <w:t>25</w:t>
             </w:r>
             <w:r>
               <w:rPr>
@@ -1504,7 +1515,7 @@
               <w14:ligatures w14:val="none"/>
             </w:rPr>
           </w:pPr>
-          <w:hyperlink w:anchor="_Toc237609998" w:history="1">
+          <w:hyperlink w:anchor="_Toc238804705" w:history="1">
             <w:r>
               <w:rPr>
                 <w:rStyle w:val="Hipervnculo"/>
@@ -1531,7 +1542,7 @@
                 <w:noProof/>
                 <w:webHidden/>
               </w:rPr>
-              <w:instrText xml:space="preserve"> PAGEREF _Toc237609998 \h </w:instrText>
+              <w:instrText xml:space="preserve"> PAGEREF _Toc238804705 \h </w:instrText>
             </w:r>
             <w:r>
               <w:rPr>
@@ -1551,7 +1562,7 @@
                 <w:noProof/>
                 <w:webHidden/>
               </w:rPr>
-              <w:t>24</w:t>
+              <w:t>26</w:t>
             </w:r>
             <w:r>
               <w:rPr>
@@ -1577,7 +1588,7 @@
               <w14:ligatures w14:val="none"/>
             </w:rPr>
           </w:pPr>
-          <w:hyperlink w:anchor="_Toc237609999" w:history="1">
+          <w:hyperlink w:anchor="_Toc238804706" w:history="1">
             <w:r>
               <w:rPr>
                 <w:rStyle w:val="Hipervnculo"/>
@@ -1604,7 +1615,7 @@
                 <w:noProof/>
                 <w:webHidden/>
               </w:rPr>
-              <w:instrText xml:space="preserve"> PAGEREF _Toc237609999 \h </w:instrText>
+              <w:instrText xml:space="preserve"> PAGEREF _Toc238804706 \h </w:instrText>
             </w:r>
             <w:r>
               <w:rPr>
@@ -1624,7 +1635,7 @@
                 <w:noProof/>
                 <w:webHidden/>
               </w:rPr>
-              <w:t>25</w:t>
+              <w:t>27</w:t>
             </w:r>
             <w:r>
               <w:rPr>
@@ -1650,7 +1661,7 @@
               <w14:ligatures w14:val="none"/>
             </w:rPr>
           </w:pPr>
-          <w:hyperlink w:anchor="_Toc237610000" w:history="1">
+          <w:hyperlink w:anchor="_Toc238804707" w:history="1">
             <w:r>
               <w:rPr>
                 <w:rStyle w:val="Hipervnculo"/>
@@ -1677,7 +1688,7 @@
                 <w:noProof/>
                 <w:webHidden/>
               </w:rPr>
-              <w:instrText xml:space="preserve"> PAGEREF _Toc237610000 \h </w:instrText>
+              <w:instrText xml:space="preserve"> PAGEREF _Toc238804707 \h </w:instrText>
             </w:r>
             <w:r>
               <w:rPr>
@@ -1697,7 +1708,7 @@
                 <w:noProof/>
                 <w:webHidden/>
               </w:rPr>
-              <w:t>26</w:t>
+              <w:t>28</w:t>
             </w:r>
             <w:r>
               <w:rPr>
@@ -1723,7 +1734,7 @@
               <w14:ligatures w14:val="none"/>
             </w:rPr>
           </w:pPr>
-          <w:hyperlink w:anchor="_Toc237610001" w:history="1">
+          <w:hyperlink w:anchor="_Toc238804708" w:history="1">
             <w:r>
               <w:rPr>
                 <w:rStyle w:val="Hipervnculo"/>
@@ -1750,7 +1761,7 @@
                 <w:noProof/>
                 <w:webHidden/>
               </w:rPr>
-              <w:instrText xml:space="preserve"> PAGEREF _Toc237610001 \h </w:instrText>
+              <w:instrText xml:space="preserve"> PAGEREF _Toc238804708 \h </w:instrText>
             </w:r>
             <w:r>
               <w:rPr>
@@ -1770,7 +1781,7 @@
                 <w:noProof/>
                 <w:webHidden/>
               </w:rPr>
-              <w:t>32</w:t>
+              <w:t>34</w:t>
             </w:r>
             <w:r>
               <w:rPr>
@@ -1796,7 +1807,7 @@
               <w14:ligatures w14:val="none"/>
             </w:rPr>
           </w:pPr>
-          <w:hyperlink w:anchor="_Toc237610002" w:history="1">
+          <w:hyperlink w:anchor="_Toc238804709" w:history="1">
             <w:r>
               <w:rPr>
                 <w:rStyle w:val="Hipervnculo"/>
@@ -1823,7 +1834,7 @@
                 <w:noProof/>
                 <w:webHidden/>
               </w:rPr>
-              <w:instrText xml:space="preserve"> PAGEREF _Toc237610002 \h </w:instrText>
+              <w:instrText xml:space="preserve"> PAGEREF _Toc238804709 \h </w:instrText>
             </w:r>
             <w:r>
               <w:rPr>
@@ -1843,7 +1854,7 @@
                 <w:noProof/>
                 <w:webHidden/>
               </w:rPr>
-              <w:t>32</w:t>
+              <w:t>34</w:t>
             </w:r>
             <w:r>
               <w:rPr>
@@ -1869,7 +1880,7 @@
               <w14:ligatures w14:val="none"/>
             </w:rPr>
           </w:pPr>
-          <w:hyperlink w:anchor="_Toc237610003" w:history="1">
+          <w:hyperlink w:anchor="_Toc238804710" w:history="1">
             <w:r>
               <w:rPr>
                 <w:rStyle w:val="Hipervnculo"/>
@@ -1896,7 +1907,7 @@
                 <w:noProof/>
                 <w:webHidden/>
               </w:rPr>
-              <w:instrText xml:space="preserve"> PAGEREF _Toc237610003 \h </w:instrText>
+              <w:instrText xml:space="preserve"> PAGEREF _Toc238804710 \h </w:instrText>
             </w:r>
             <w:r>
               <w:rPr>
@@ -1916,7 +1927,7 @@
                 <w:noProof/>
                 <w:webHidden/>
               </w:rPr>
-              <w:t>34</w:t>
+              <w:t>37</w:t>
             </w:r>
             <w:r>
               <w:rPr>
@@ -1942,7 +1953,7 @@
               <w14:ligatures w14:val="none"/>
             </w:rPr>
           </w:pPr>
-          <w:hyperlink w:anchor="_Toc237610004" w:history="1">
+          <w:hyperlink w:anchor="_Toc238804711" w:history="1">
             <w:r>
               <w:rPr>
                 <w:rStyle w:val="Hipervnculo"/>
@@ -1969,7 +1980,7 @@
                 <w:noProof/>
                 <w:webHidden/>
               </w:rPr>
-              <w:instrText xml:space="preserve"> PAGEREF _Toc237610004 \h </w:instrText>
+              <w:instrText xml:space="preserve"> PAGEREF _Toc238804711 \h </w:instrText>
             </w:r>
             <w:r>
               <w:rPr>
@@ -1989,7 +2000,7 @@
                 <w:noProof/>
                 <w:webHidden/>
               </w:rPr>
-              <w:t>36</w:t>
+              <w:t>39</w:t>
             </w:r>
             <w:r>
               <w:rPr>
@@ -2015,7 +2026,7 @@
               <w14:ligatures w14:val="none"/>
             </w:rPr>
           </w:pPr>
-          <w:hyperlink w:anchor="_Toc237610005" w:history="1">
+          <w:hyperlink w:anchor="_Toc238804712" w:history="1">
             <w:r>
               <w:rPr>
                 <w:rStyle w:val="Hipervnculo"/>
@@ -2042,7 +2053,7 @@
                 <w:noProof/>
                 <w:webHidden/>
               </w:rPr>
-              <w:instrText xml:space="preserve"> PAGEREF _Toc237610005 \h </w:instrText>
+              <w:instrText xml:space="preserve"> PAGEREF _Toc238804712 \h </w:instrText>
             </w:r>
             <w:r>
               <w:rPr>
@@ -2062,7 +2073,7 @@
                 <w:noProof/>
                 <w:webHidden/>
               </w:rPr>
-              <w:t>38</w:t>
+              <w:t>41</w:t>
             </w:r>
             <w:r>
               <w:rPr>
@@ -2088,7 +2099,7 @@
               <w14:ligatures w14:val="none"/>
             </w:rPr>
           </w:pPr>
-          <w:hyperlink w:anchor="_Toc237610006" w:history="1">
+          <w:hyperlink w:anchor="_Toc238804713" w:history="1">
             <w:r>
               <w:rPr>
                 <w:rStyle w:val="Hipervnculo"/>
@@ -2115,7 +2126,7 @@
                 <w:noProof/>
                 <w:webHidden/>
               </w:rPr>
-              <w:instrText xml:space="preserve"> PAGEREF _Toc237610006 \h </w:instrText>
+              <w:instrText xml:space="preserve"> PAGEREF _Toc238804713 \h </w:instrText>
             </w:r>
             <w:r>
               <w:rPr>
@@ -2135,7 +2146,7 @@
                 <w:noProof/>
                 <w:webHidden/>
               </w:rPr>
-              <w:t>41</w:t>
+              <w:t>46</w:t>
             </w:r>
             <w:r>
               <w:rPr>
@@ -2161,7 +2172,7 @@
               <w14:ligatures w14:val="none"/>
             </w:rPr>
           </w:pPr>
-          <w:hyperlink w:anchor="_Toc237610007" w:history="1">
+          <w:hyperlink w:anchor="_Toc238804714" w:history="1">
             <w:r>
               <w:rPr>
                 <w:rStyle w:val="Hipervnculo"/>
@@ -2188,7 +2199,7 @@
                 <w:noProof/>
                 <w:webHidden/>
               </w:rPr>
-              <w:instrText xml:space="preserve"> PAGEREF _Toc237610007 \h </w:instrText>
+              <w:instrText xml:space="preserve"> PAGEREF _Toc238804714 \h </w:instrText>
             </w:r>
             <w:r>
               <w:rPr>
@@ -2208,7 +2219,7 @@
                 <w:noProof/>
                 <w:webHidden/>
               </w:rPr>
-              <w:t>41</w:t>
+              <w:t>46</w:t>
             </w:r>
             <w:r>
               <w:rPr>
@@ -2234,7 +2245,7 @@
               <w14:ligatures w14:val="none"/>
             </w:rPr>
           </w:pPr>
-          <w:hyperlink w:anchor="_Toc237610008" w:history="1">
+          <w:hyperlink w:anchor="_Toc238804715" w:history="1">
             <w:r>
               <w:rPr>
                 <w:rStyle w:val="Hipervnculo"/>
@@ -2261,7 +2272,7 @@
                 <w:noProof/>
                 <w:webHidden/>
               </w:rPr>
-              <w:instrText xml:space="preserve"> PAGEREF _Toc237610008 \h </w:instrText>
+              <w:instrText xml:space="preserve"> PAGEREF _Toc238804715 \h </w:instrText>
             </w:r>
             <w:r>
               <w:rPr>
@@ -2281,7 +2292,7 @@
                 <w:noProof/>
                 <w:webHidden/>
               </w:rPr>
-              <w:t>44</w:t>
+              <w:t>50</w:t>
             </w:r>
             <w:r>
               <w:rPr>
@@ -2307,7 +2318,7 @@
               <w14:ligatures w14:val="none"/>
             </w:rPr>
           </w:pPr>
-          <w:hyperlink w:anchor="_Toc237610009" w:history="1">
+          <w:hyperlink w:anchor="_Toc238804716" w:history="1">
             <w:r>
               <w:rPr>
                 <w:rStyle w:val="Hipervnculo"/>
@@ -2334,7 +2345,7 @@
                 <w:noProof/>
                 <w:webHidden/>
               </w:rPr>
-              <w:instrText xml:space="preserve"> PAGEREF _Toc237610009 \h </w:instrText>
+              <w:instrText xml:space="preserve"> PAGEREF _Toc238804716 \h </w:instrText>
             </w:r>
             <w:r>
               <w:rPr>
@@ -2354,7 +2365,7 @@
                 <w:noProof/>
                 <w:webHidden/>
               </w:rPr>
-              <w:t>44</w:t>
+              <w:t>51</w:t>
             </w:r>
             <w:r>
               <w:rPr>
@@ -2380,7 +2391,7 @@
               <w14:ligatures w14:val="none"/>
             </w:rPr>
           </w:pPr>
-          <w:hyperlink w:anchor="_Toc237610010" w:history="1">
+          <w:hyperlink w:anchor="_Toc238804717" w:history="1">
             <w:r>
               <w:rPr>
                 <w:rStyle w:val="Hipervnculo"/>
@@ -2407,7 +2418,7 @@
                 <w:noProof/>
                 <w:webHidden/>
               </w:rPr>
-              <w:instrText xml:space="preserve"> PAGEREF _Toc237610010 \h </w:instrText>
+              <w:instrText xml:space="preserve"> PAGEREF _Toc238804717 \h </w:instrText>
             </w:r>
             <w:r>
               <w:rPr>
@@ -2427,7 +2438,7 @@
                 <w:noProof/>
                 <w:webHidden/>
               </w:rPr>
-              <w:t>48</w:t>
+              <w:t>62</w:t>
             </w:r>
             <w:r>
               <w:rPr>
@@ -2453,7 +2464,7 @@
               <w14:ligatures w14:val="none"/>
             </w:rPr>
           </w:pPr>
-          <w:hyperlink w:anchor="_Toc237610011" w:history="1">
+          <w:hyperlink w:anchor="_Toc238804718" w:history="1">
             <w:r>
               <w:rPr>
                 <w:rStyle w:val="Hipervnculo"/>
@@ -2480,7 +2491,7 @@
                 <w:noProof/>
                 <w:webHidden/>
               </w:rPr>
-              <w:instrText xml:space="preserve"> PAGEREF _Toc237610011 \h </w:instrText>
+              <w:instrText xml:space="preserve"> PAGEREF _Toc238804718 \h </w:instrText>
             </w:r>
             <w:r>
               <w:rPr>
@@ -2500,7 +2511,7 @@
                 <w:noProof/>
                 <w:webHidden/>
               </w:rPr>
-              <w:t>51</w:t>
+              <w:t>65</w:t>
             </w:r>
             <w:r>
               <w:rPr>
@@ -2526,7 +2537,7 @@
               <w14:ligatures w14:val="none"/>
             </w:rPr>
           </w:pPr>
-          <w:hyperlink w:anchor="_Toc237610012" w:history="1">
+          <w:hyperlink w:anchor="_Toc238804719" w:history="1">
             <w:r>
               <w:rPr>
                 <w:rStyle w:val="Hipervnculo"/>
@@ -2553,7 +2564,7 @@
                 <w:noProof/>
                 <w:webHidden/>
               </w:rPr>
-              <w:instrText xml:space="preserve"> PAGEREF _Toc237610012 \h </w:instrText>
+              <w:instrText xml:space="preserve"> PAGEREF _Toc238804719 \h </w:instrText>
             </w:r>
             <w:r>
               <w:rPr>
@@ -2573,7 +2584,7 @@
                 <w:noProof/>
                 <w:webHidden/>
               </w:rPr>
-              <w:t>55</w:t>
+              <w:t>69</w:t>
             </w:r>
             <w:r>
               <w:rPr>
@@ -2599,7 +2610,7 @@
               <w14:ligatures w14:val="none"/>
             </w:rPr>
           </w:pPr>
-          <w:hyperlink w:anchor="_Toc237610013" w:history="1">
+          <w:hyperlink w:anchor="_Toc238804720" w:history="1">
             <w:r>
               <w:rPr>
                 <w:rStyle w:val="Hipervnculo"/>
@@ -2626,7 +2637,7 @@
                 <w:noProof/>
                 <w:webHidden/>
               </w:rPr>
-              <w:instrText xml:space="preserve"> PAGEREF _Toc237610013 \h </w:instrText>
+              <w:instrText xml:space="preserve"> PAGEREF _Toc238804720 \h </w:instrText>
             </w:r>
             <w:r>
               <w:rPr>
@@ -2646,7 +2657,7 @@
                 <w:noProof/>
                 <w:webHidden/>
               </w:rPr>
-              <w:t>57</w:t>
+              <w:t>71</w:t>
             </w:r>
             <w:r>
               <w:rPr>
@@ -2672,7 +2683,7 @@
               <w14:ligatures w14:val="none"/>
             </w:rPr>
           </w:pPr>
-          <w:hyperlink w:anchor="_Toc237610014" w:history="1">
+          <w:hyperlink w:anchor="_Toc238804721" w:history="1">
             <w:r>
               <w:rPr>
                 <w:rStyle w:val="Hipervnculo"/>
@@ -2699,7 +2710,7 @@
                 <w:noProof/>
                 <w:webHidden/>
               </w:rPr>
-              <w:instrText xml:space="preserve"> PAGEREF _Toc237610014 \h </w:instrText>
+              <w:instrText xml:space="preserve"> PAGEREF _Toc238804721 \h </w:instrText>
             </w:r>
             <w:r>
               <w:rPr>
@@ -2719,7 +2730,7 @@
                 <w:noProof/>
                 <w:webHidden/>
               </w:rPr>
-              <w:t>59</w:t>
+              <w:t>73</w:t>
             </w:r>
             <w:r>
               <w:rPr>
@@ -2745,7 +2756,7 @@
               <w14:ligatures w14:val="none"/>
             </w:rPr>
           </w:pPr>
-          <w:hyperlink w:anchor="_Toc237610015" w:history="1">
+          <w:hyperlink w:anchor="_Toc238804722" w:history="1">
             <w:r>
               <w:rPr>
                 <w:rStyle w:val="Hipervnculo"/>
@@ -2772,7 +2783,7 @@
                 <w:noProof/>
                 <w:webHidden/>
               </w:rPr>
-              <w:instrText xml:space="preserve"> PAGEREF _Toc237610015 \h </w:instrText>
+              <w:instrText xml:space="preserve"> PAGEREF _Toc238804722 \h </w:instrText>
             </w:r>
             <w:r>
               <w:rPr>
@@ -2792,7 +2803,7 @@
                 <w:noProof/>
                 <w:webHidden/>
               </w:rPr>
-              <w:t>60</w:t>
+              <w:t>74</w:t>
             </w:r>
             <w:r>
               <w:rPr>
@@ -2820,12 +2831,12 @@
       <w:pPr>
         <w:pStyle w:val="Titulosgenerales"/>
       </w:pPr>
-      <w:bookmarkStart w:id="0" w:name="_Toc237609985"/>
+      <w:bookmarkStart w:id="1" w:name="_Toc238804692"/>
       <w:r>
         <w:lastRenderedPageBreak/>
         <w:t>Introducción</w:t>
       </w:r>
-      <w:bookmarkEnd w:id="0"/>
+      <w:bookmarkEnd w:id="1"/>
     </w:p>
     <w:p>
       <w:r>
@@ -2847,7 +2858,7 @@
         <w:pStyle w:val="Prrafodelista"/>
         <w:numPr>
           <w:ilvl w:val="0"/>
-          <w:numId w:val="22"/>
+          <w:numId w:val="6"/>
         </w:numPr>
       </w:pPr>
       <w:r>
@@ -2866,7 +2877,7 @@
         <w:pStyle w:val="Prrafodelista"/>
         <w:numPr>
           <w:ilvl w:val="0"/>
-          <w:numId w:val="22"/>
+          <w:numId w:val="6"/>
         </w:numPr>
       </w:pPr>
       <w:r>
@@ -2885,7 +2896,7 @@
         <w:pStyle w:val="Prrafodelista"/>
         <w:numPr>
           <w:ilvl w:val="0"/>
-          <w:numId w:val="22"/>
+          <w:numId w:val="6"/>
         </w:numPr>
       </w:pPr>
       <w:r>
@@ -2904,7 +2915,7 @@
         <w:pStyle w:val="Prrafodelista"/>
         <w:numPr>
           <w:ilvl w:val="0"/>
-          <w:numId w:val="22"/>
+          <w:numId w:val="6"/>
         </w:numPr>
       </w:pPr>
       <w:r>
@@ -2926,7 +2937,7 @@
     </w:p>
     <w:p>
       <w:r>
-        <w:t>Por lo anterior y para comprender la importancia del contenido y contextualizarse con la temática a tratar, se recomienda acceder al siguiente video:</w:t>
+        <w:t>Por lo anterior y para comprender la importancia del contenido y contextualizarse con la temática, se recomienda acceder al siguiente video:</w:t>
       </w:r>
     </w:p>
     <w:p>
@@ -2950,7 +2961,7 @@
           <wp:inline distT="0" distB="0" distL="0" distR="0" wp14:anchorId="3E2643A1" wp14:editId="15180F83">
             <wp:extent cx="4680000" cy="2635200"/>
             <wp:effectExtent l="0" t="0" r="6350" b="0"/>
-            <wp:docPr id="3" name="Imagen 3">
+            <wp:docPr id="3" name="Imagen 3" descr="P60#yIS1">
               <a:extLst xmlns:a="http://schemas.openxmlformats.org/drawingml/2006/main">
                 <a:ext uri="{C183D7F6-B498-43B3-948B-1728B52AA6E4}">
                   <adec:decorative xmlns:adec="http://schemas.microsoft.com/office/drawing/2017/decorative" val="1"/>
@@ -2964,7 +2975,7 @@
               <a:graphicData uri="http://schemas.openxmlformats.org/drawingml/2006/picture">
                 <pic:pic xmlns:pic="http://schemas.openxmlformats.org/drawingml/2006/picture">
                   <pic:nvPicPr>
-                    <pic:cNvPr id="3" name="Imagen 3">
+                    <pic:cNvPr id="3" name="Imagen 3" descr="P60#yIS1">
                       <a:extLst>
                         <a:ext uri="{C183D7F6-B498-43B3-948B-1728B52AA6E4}">
                           <adec:decorative xmlns:adec="http://schemas.microsoft.com/office/drawing/2017/decorative" val="1"/>
@@ -3109,12 +3120,12 @@
       <w:pPr>
         <w:pStyle w:val="Ttulo1"/>
       </w:pPr>
-      <w:bookmarkStart w:id="1" w:name="_Toc237609986"/>
+      <w:bookmarkStart w:id="2" w:name="_Toc238804693"/>
       <w:r>
         <w:lastRenderedPageBreak/>
         <w:t>Campañas digitales para la divulgación del patrimonio cultural</w:t>
       </w:r>
-      <w:bookmarkEnd w:id="1"/>
+      <w:bookmarkEnd w:id="2"/>
     </w:p>
     <w:p>
       <w:pPr>
@@ -3153,11 +3164,11 @@
       <w:pPr>
         <w:pStyle w:val="Ttulo2"/>
       </w:pPr>
-      <w:bookmarkStart w:id="2" w:name="_Toc237609987"/>
+      <w:bookmarkStart w:id="3" w:name="_Toc238804694"/>
       <w:r>
         <w:t>Concepto de campaña digital en museos</w:t>
       </w:r>
-      <w:bookmarkEnd w:id="2"/>
+      <w:bookmarkEnd w:id="3"/>
     </w:p>
     <w:p>
       <w:pPr>
@@ -3197,7 +3208,7 @@
         <w:pStyle w:val="Prrafodelista"/>
         <w:numPr>
           <w:ilvl w:val="0"/>
-          <w:numId w:val="23"/>
+          <w:numId w:val="7"/>
         </w:numPr>
         <w:rPr>
           <w:lang w:val="es-419" w:eastAsia="es-CO"/>
@@ -3215,7 +3226,7 @@
         <w:pStyle w:val="Prrafodelista"/>
         <w:numPr>
           <w:ilvl w:val="0"/>
-          <w:numId w:val="23"/>
+          <w:numId w:val="7"/>
         </w:numPr>
         <w:rPr>
           <w:lang w:val="es-419" w:eastAsia="es-CO"/>
@@ -3233,7 +3244,7 @@
         <w:pStyle w:val="Prrafodelista"/>
         <w:numPr>
           <w:ilvl w:val="0"/>
-          <w:numId w:val="23"/>
+          <w:numId w:val="7"/>
         </w:numPr>
         <w:rPr>
           <w:lang w:val="es-419" w:eastAsia="es-CO"/>
@@ -3263,7 +3274,7 @@
         <w:pStyle w:val="Prrafodelista"/>
         <w:numPr>
           <w:ilvl w:val="0"/>
-          <w:numId w:val="23"/>
+          <w:numId w:val="7"/>
         </w:numPr>
         <w:rPr>
           <w:lang w:val="es-419" w:eastAsia="es-CO"/>
@@ -3358,11 +3369,11 @@
       <w:pPr>
         <w:pStyle w:val="Ttulo2"/>
       </w:pPr>
-      <w:bookmarkStart w:id="3" w:name="_Toc237609988"/>
+      <w:bookmarkStart w:id="4" w:name="_Toc238804695"/>
       <w:r>
         <w:t>Objetivos de una campaña digital cultural</w:t>
       </w:r>
-      <w:bookmarkEnd w:id="3"/>
+      <w:bookmarkEnd w:id="4"/>
     </w:p>
     <w:p>
       <w:pPr>
@@ -3382,7 +3393,7 @@
         <w:pStyle w:val="Prrafodelista"/>
         <w:numPr>
           <w:ilvl w:val="0"/>
-          <w:numId w:val="24"/>
+          <w:numId w:val="8"/>
         </w:numPr>
         <w:rPr>
           <w:lang w:val="es-419" w:eastAsia="es-CO"/>
@@ -3408,7 +3419,7 @@
         <w:pStyle w:val="Prrafodelista"/>
         <w:numPr>
           <w:ilvl w:val="0"/>
-          <w:numId w:val="24"/>
+          <w:numId w:val="8"/>
         </w:numPr>
         <w:rPr>
           <w:lang w:val="es-419" w:eastAsia="es-CO"/>
@@ -3434,7 +3445,7 @@
         <w:pStyle w:val="Prrafodelista"/>
         <w:numPr>
           <w:ilvl w:val="0"/>
-          <w:numId w:val="24"/>
+          <w:numId w:val="8"/>
         </w:numPr>
         <w:rPr>
           <w:lang w:val="es-419" w:eastAsia="es-CO"/>
@@ -3460,7 +3471,7 @@
         <w:pStyle w:val="Prrafodelista"/>
         <w:numPr>
           <w:ilvl w:val="0"/>
-          <w:numId w:val="24"/>
+          <w:numId w:val="8"/>
         </w:numPr>
         <w:rPr>
           <w:lang w:val="es-419" w:eastAsia="es-CO"/>
@@ -3513,7 +3524,7 @@
         <w:pStyle w:val="Prrafodelista"/>
         <w:numPr>
           <w:ilvl w:val="0"/>
-          <w:numId w:val="25"/>
+          <w:numId w:val="9"/>
         </w:numPr>
         <w:rPr>
           <w:lang w:val="es-419" w:eastAsia="es-CO"/>
@@ -3553,7 +3564,7 @@
         <w:pStyle w:val="Prrafodelista"/>
         <w:numPr>
           <w:ilvl w:val="0"/>
-          <w:numId w:val="25"/>
+          <w:numId w:val="9"/>
         </w:numPr>
         <w:rPr>
           <w:lang w:val="es-419" w:eastAsia="es-CO"/>
@@ -3593,7 +3604,7 @@
         <w:pStyle w:val="Prrafodelista"/>
         <w:numPr>
           <w:ilvl w:val="0"/>
-          <w:numId w:val="25"/>
+          <w:numId w:val="9"/>
         </w:numPr>
         <w:rPr>
           <w:lang w:val="es-419" w:eastAsia="es-CO"/>
@@ -3633,7 +3644,7 @@
         <w:pStyle w:val="Prrafodelista"/>
         <w:numPr>
           <w:ilvl w:val="0"/>
-          <w:numId w:val="25"/>
+          <w:numId w:val="9"/>
         </w:numPr>
         <w:rPr>
           <w:lang w:val="es-419" w:eastAsia="es-CO"/>
@@ -3725,7 +3736,7 @@
         <w:pStyle w:val="Prrafodelista"/>
         <w:numPr>
           <w:ilvl w:val="0"/>
-          <w:numId w:val="26"/>
+          <w:numId w:val="10"/>
         </w:numPr>
         <w:rPr>
           <w:lang w:val="es-419" w:eastAsia="es-CO"/>
@@ -3766,7 +3777,7 @@
         <w:pStyle w:val="Prrafodelista"/>
         <w:numPr>
           <w:ilvl w:val="0"/>
-          <w:numId w:val="26"/>
+          <w:numId w:val="10"/>
         </w:numPr>
         <w:rPr>
           <w:lang w:val="es-419" w:eastAsia="es-CO"/>
@@ -3852,11 +3863,11 @@
       <w:pPr>
         <w:pStyle w:val="Ttulo2"/>
       </w:pPr>
-      <w:bookmarkStart w:id="4" w:name="_Toc237609989"/>
+      <w:bookmarkStart w:id="5" w:name="_Toc238804696"/>
       <w:r>
         <w:t>Público objetivo, audiencias y mensaje central</w:t>
       </w:r>
-      <w:bookmarkEnd w:id="4"/>
+      <w:bookmarkEnd w:id="5"/>
     </w:p>
     <w:p>
       <w:pPr>
@@ -3890,7 +3901,7 @@
         <w:pStyle w:val="Prrafodelista"/>
         <w:numPr>
           <w:ilvl w:val="0"/>
-          <w:numId w:val="27"/>
+          <w:numId w:val="11"/>
         </w:numPr>
         <w:rPr>
           <w:lang w:val="es-419" w:eastAsia="es-CO"/>
@@ -3916,7 +3927,7 @@
         <w:pStyle w:val="Prrafodelista"/>
         <w:numPr>
           <w:ilvl w:val="0"/>
-          <w:numId w:val="27"/>
+          <w:numId w:val="11"/>
         </w:numPr>
         <w:rPr>
           <w:lang w:val="es-419" w:eastAsia="es-CO"/>
@@ -3942,7 +3953,7 @@
         <w:pStyle w:val="Prrafodelista"/>
         <w:numPr>
           <w:ilvl w:val="0"/>
-          <w:numId w:val="27"/>
+          <w:numId w:val="11"/>
         </w:numPr>
         <w:rPr>
           <w:lang w:val="es-419" w:eastAsia="es-CO"/>
@@ -4027,11 +4038,11 @@
       <w:pPr>
         <w:pStyle w:val="Ttulo2"/>
       </w:pPr>
-      <w:bookmarkStart w:id="5" w:name="_Toc237609990"/>
+      <w:bookmarkStart w:id="6" w:name="_Toc238804697"/>
       <w:r>
         <w:t>Estructura general de una campaña digital</w:t>
       </w:r>
-      <w:bookmarkEnd w:id="5"/>
+      <w:bookmarkEnd w:id="6"/>
     </w:p>
     <w:p>
       <w:pPr>
@@ -4051,7 +4062,7 @@
         <w:pStyle w:val="Prrafodelista"/>
         <w:numPr>
           <w:ilvl w:val="0"/>
-          <w:numId w:val="28"/>
+          <w:numId w:val="12"/>
         </w:numPr>
         <w:rPr>
           <w:lang w:val="es-419" w:eastAsia="es-CO"/>
@@ -4077,7 +4088,7 @@
         <w:pStyle w:val="Prrafodelista"/>
         <w:numPr>
           <w:ilvl w:val="0"/>
-          <w:numId w:val="28"/>
+          <w:numId w:val="12"/>
         </w:numPr>
         <w:rPr>
           <w:lang w:val="es-419" w:eastAsia="es-CO"/>
@@ -4110,7 +4121,7 @@
         <w:pStyle w:val="Prrafodelista"/>
         <w:numPr>
           <w:ilvl w:val="0"/>
-          <w:numId w:val="28"/>
+          <w:numId w:val="12"/>
         </w:numPr>
         <w:rPr>
           <w:lang w:val="es-419" w:eastAsia="es-CO"/>
@@ -4136,7 +4147,7 @@
         <w:pStyle w:val="Prrafodelista"/>
         <w:numPr>
           <w:ilvl w:val="0"/>
-          <w:numId w:val="28"/>
+          <w:numId w:val="12"/>
         </w:numPr>
         <w:rPr>
           <w:lang w:val="es-419" w:eastAsia="es-CO"/>
@@ -4162,7 +4173,7 @@
         <w:pStyle w:val="Prrafodelista"/>
         <w:numPr>
           <w:ilvl w:val="0"/>
-          <w:numId w:val="28"/>
+          <w:numId w:val="12"/>
         </w:numPr>
         <w:rPr>
           <w:lang w:val="es-419" w:eastAsia="es-CO"/>
@@ -4188,7 +4199,7 @@
         <w:pStyle w:val="Prrafodelista"/>
         <w:numPr>
           <w:ilvl w:val="0"/>
-          <w:numId w:val="28"/>
+          <w:numId w:val="12"/>
         </w:numPr>
         <w:rPr>
           <w:lang w:val="es-419" w:eastAsia="es-CO"/>
@@ -4228,33 +4239,239 @@
         </w:rPr>
         <w:t xml:space="preserve"> </w:t>
       </w:r>
-      <w:hyperlink r:id="rId14" w:history="1">
+    </w:p>
+    <w:p>
+      <w:pPr>
+        <w:pStyle w:val="Video"/>
+      </w:pPr>
+      <w:r>
+        <w:rPr>
+          <w:lang w:val="es-419" w:eastAsia="es-CO"/>
+        </w:rPr>
+        <w:t>¿Qué es una campaña publicitaria?</w:t>
+      </w:r>
+    </w:p>
+    <w:p>
+      <w:pPr>
+        <w:ind w:firstLine="0"/>
+        <w:jc w:val="center"/>
+      </w:pPr>
+      <w:r>
+        <w:rPr>
+          <w:noProof/>
+        </w:rPr>
+        <w:drawing>
+          <wp:inline distT="0" distB="0" distL="0" distR="0" wp14:anchorId="58AB22A2" wp14:editId="0B083BEA">
+            <wp:extent cx="4680000" cy="2631600"/>
+            <wp:effectExtent l="0" t="0" r="6350" b="0"/>
+            <wp:docPr id="7" name="Imagen 7" descr="P129#yIS1">
+              <a:extLst xmlns:a="http://schemas.openxmlformats.org/drawingml/2006/main">
+                <a:ext uri="{C183D7F6-B498-43B3-948B-1728B52AA6E4}">
+                  <adec:decorative xmlns:adec="http://schemas.microsoft.com/office/drawing/2017/decorative" val="1"/>
+                </a:ext>
+              </a:extLst>
+            </wp:docPr>
+            <wp:cNvGraphicFramePr>
+              <a:graphicFrameLocks xmlns:a="http://schemas.openxmlformats.org/drawingml/2006/main" noChangeAspect="1"/>
+            </wp:cNvGraphicFramePr>
+            <a:graphic xmlns:a="http://schemas.openxmlformats.org/drawingml/2006/main">
+              <a:graphicData uri="http://schemas.openxmlformats.org/drawingml/2006/picture">
+                <pic:pic xmlns:pic="http://schemas.openxmlformats.org/drawingml/2006/picture">
+                  <pic:nvPicPr>
+                    <pic:cNvPr id="7" name="Imagen 7" descr="P129#yIS1">
+                      <a:extLst>
+                        <a:ext uri="{C183D7F6-B498-43B3-948B-1728B52AA6E4}">
+                          <adec:decorative xmlns:adec="http://schemas.microsoft.com/office/drawing/2017/decorative" val="1"/>
+                        </a:ext>
+                      </a:extLst>
+                    </pic:cNvPr>
+                    <pic:cNvPicPr>
+                      <a:picLocks noChangeAspect="1" noChangeArrowheads="1"/>
+                    </pic:cNvPicPr>
+                  </pic:nvPicPr>
+                  <pic:blipFill>
+                    <a:blip r:embed="rId14" cstate="print">
+                      <a:extLst>
+                        <a:ext uri="{28A0092B-C50C-407E-A947-70E740481C1C}">
+                          <a14:useLocalDpi xmlns:a14="http://schemas.microsoft.com/office/drawing/2010/main" val="0"/>
+                        </a:ext>
+                      </a:extLst>
+                    </a:blip>
+                    <a:srcRect/>
+                    <a:stretch>
+                      <a:fillRect/>
+                    </a:stretch>
+                  </pic:blipFill>
+                  <pic:spPr bwMode="auto">
+                    <a:xfrm>
+                      <a:off x="0" y="0"/>
+                      <a:ext cx="4680000" cy="2631600"/>
+                    </a:xfrm>
+                    <a:prstGeom prst="rect">
+                      <a:avLst/>
+                    </a:prstGeom>
+                    <a:noFill/>
+                    <a:ln>
+                      <a:noFill/>
+                    </a:ln>
+                  </pic:spPr>
+                </pic:pic>
+              </a:graphicData>
+            </a:graphic>
+          </wp:inline>
+        </w:drawing>
+      </w:r>
+    </w:p>
+    <w:p>
+      <w:pPr>
+        <w:ind w:firstLine="0"/>
+        <w:jc w:val="center"/>
+      </w:pPr>
+      <w:hyperlink r:id="rId15" w:history="1">
         <w:r>
           <w:rPr>
             <w:rStyle w:val="Hipervnculo"/>
-            <w:lang w:val="es-419" w:eastAsia="es-CO"/>
+            <w:b/>
           </w:rPr>
-          <w:t>https://youtu.be/1eJjSzqVAVk?si=LL0uWve5C6BHWi0E</w:t>
+          <w:t>Enlace de reproducción del video</w:t>
         </w:r>
       </w:hyperlink>
-      <w:r>
-        <w:rPr>
-          <w:lang w:val="es-419" w:eastAsia="es-CO"/>
-        </w:rPr>
-        <w:t xml:space="preserve"> </w:t>
-      </w:r>
-    </w:p>
-    <w:p>
-      <w:pPr>
-        <w:rPr>
-          <w:lang w:val="es-419" w:eastAsia="es-CO"/>
-        </w:rPr>
-      </w:pPr>
-      <w:r>
-        <w:rPr>
-          <w:lang w:val="es-419" w:eastAsia="es-CO"/>
-        </w:rPr>
-        <w:t>Igualmente, para comprender la secuencia de actividades que conforman una campaña digital para museos, la siguiente figura presenta de manera gráfica las etapas que integran este proceso, desde la identificación de la necesidad de comunicación hasta la valoración de los resultados obtenidos. Esta organización facilita la planeación, ejecución y mejora continua de las estrategias de divulgación del patrimonio cultural:</w:t>
+    </w:p>
+    <w:tbl>
+      <w:tblPr>
+        <w:tblStyle w:val="Tablaconcuadrcula"/>
+        <w:tblW w:w="0" w:type="auto"/>
+        <w:tblLook w:val="04A0" w:firstRow="1" w:lastRow="0" w:firstColumn="1" w:lastColumn="0" w:noHBand="0" w:noVBand="1"/>
+      </w:tblPr>
+      <w:tblGrid>
+        <w:gridCol w:w="9962"/>
+      </w:tblGrid>
+      <w:tr>
+        <w:trPr>
+          <w:tblHeader/>
+        </w:trPr>
+        <w:tc>
+          <w:tcPr>
+            <w:tcW w:w="9972" w:type="dxa"/>
+          </w:tcPr>
+          <w:p>
+            <w:pPr>
+              <w:pStyle w:val="Video"/>
+              <w:numPr>
+                <w:ilvl w:val="0"/>
+                <w:numId w:val="0"/>
+              </w:numPr>
+              <w:ind w:left="1134" w:hanging="1134"/>
+            </w:pPr>
+            <w:r>
+              <w:rPr>
+                <w:b/>
+              </w:rPr>
+              <w:t xml:space="preserve">Transcripción del video. </w:t>
+            </w:r>
+            <w:r>
+              <w:rPr>
+                <w:lang w:val="es-419" w:eastAsia="es-CO"/>
+              </w:rPr>
+              <w:t>¿Qué es una campaña publicitaria?</w:t>
+            </w:r>
+          </w:p>
+        </w:tc>
+      </w:tr>
+      <w:tr>
+        <w:tc>
+          <w:tcPr>
+            <w:tcW w:w="9972" w:type="dxa"/>
+          </w:tcPr>
+          <w:p>
+            <w:r>
+              <w:t>Una campaña publicitaria es un plan de comunicación, o parte de este, que se planea a corto o mediano plazo. Actualmente, y debido a múltiples factores como el crecimiento del mercado, la llegada permanente de competidores, la globalización y la velocidad con la que llega la información, se planean a menor tiempo o con más frecuencia.</w:t>
+            </w:r>
+          </w:p>
+          <w:p>
+            <w:r>
+              <w:t xml:space="preserve">Hoy en día es menos usual ver campañas con permanencia mayor a 3 meses en los medios. Adicionalmente, las redes sociales permiten realizarlas con mucha más </w:t>
+            </w:r>
+            <w:r>
+              <w:lastRenderedPageBreak/>
+              <w:t>facilidad que antes, con inversiones menores y producciones más sencillas y personalizadas.</w:t>
+            </w:r>
+          </w:p>
+          <w:p>
+            <w:r>
+              <w:t>No obstante, cualquier campaña, sin importar el producto o servicio que esté publicitando, sigue siendo un proceso de comunicación entre un anunciante y un consumidor, en el que intervienen, además, otros actores como la agencia de publicidad, el</w:t>
+            </w:r>
+            <w:r>
+              <w:rPr>
+                <w:rStyle w:val="Extranjerismo"/>
+              </w:rPr>
+              <w:t xml:space="preserve"> </w:t>
+            </w:r>
+            <w:r>
+              <w:rPr>
+                <w:rStyle w:val="Extranjerismo"/>
+              </w:rPr>
+              <w:t>freelancer</w:t>
+            </w:r>
+            <w:r>
+              <w:t xml:space="preserve"> o grupo creativo.</w:t>
+            </w:r>
+          </w:p>
+          <w:p>
+            <w:r>
+              <w:t>El desarrollo de una campaña publicitaria implica asuntos explorados anteriormente: la investigación, el</w:t>
+            </w:r>
+            <w:r>
+              <w:rPr>
+                <w:rStyle w:val="Extranjerismo"/>
+              </w:rPr>
+              <w:t xml:space="preserve"> brief</w:t>
+            </w:r>
+            <w:r>
+              <w:t xml:space="preserve"> </w:t>
+            </w:r>
+            <w:r>
+              <w:t>y la identidad corporativa. Dichos elementos son las bases para el proceso de comunicación y trazan la ruta para crear una conversación eficaz con el cliente.</w:t>
+            </w:r>
+          </w:p>
+          <w:p>
+            <w:r>
+              <w:t>Es importante aclarar que existen muchos modelos de campaña publicitaria. Prácticamente, cada agencia de publicidad tiene uno propio y diferente. Sin embargo, todos se acercan a un proceso muy similar, con elementos estándar que se verán a continuación.</w:t>
+            </w:r>
+          </w:p>
+          <w:p>
+            <w:r>
+              <w:t>Cabe aclarar que algunos de los que se mencionarán se profundizarán en otros materiales, por lo que los conceptos aquí expuestos son básicos.</w:t>
+            </w:r>
+          </w:p>
+        </w:tc>
+      </w:tr>
+    </w:tbl>
+    <w:p>
+      <w:pPr>
+        <w:rPr>
+          <w:lang w:val="es-419" w:eastAsia="es-CO"/>
+        </w:rPr>
+      </w:pPr>
+    </w:p>
+    <w:p>
+      <w:pPr>
+        <w:rPr>
+          <w:lang w:val="es-419" w:eastAsia="es-CO"/>
+        </w:rPr>
+      </w:pPr>
+      <w:r>
+        <w:rPr>
+          <w:lang w:val="es-419" w:eastAsia="es-CO"/>
+        </w:rPr>
+        <w:t xml:space="preserve">Igualmente, para comprender la secuencia de actividades que conforman una campaña digital para museos, la siguiente figura presenta de manera gráfica las etapas que integran este proceso, desde la identificación de la necesidad de comunicación </w:t>
+      </w:r>
+      <w:r>
+        <w:rPr>
+          <w:lang w:val="es-419" w:eastAsia="es-CO"/>
+        </w:rPr>
+        <w:lastRenderedPageBreak/>
+        <w:t>hasta la valoración de los resultados obtenidos. Esta organización facilita la planeación, ejecución y mejora continua de las estrategias de divulgación del patrimonio cultural:</w:t>
       </w:r>
     </w:p>
     <w:p>
@@ -4284,7 +4501,7 @@
           <w:lang w:val="es-419" w:eastAsia="es-CO"/>
         </w:rPr>
         <w:drawing>
-          <wp:inline distT="0" distB="0" distL="0" distR="0" wp14:anchorId="06B49AD5" wp14:editId="370EADA1">
+          <wp:inline distT="0" distB="0" distL="0" distR="0" wp14:anchorId="06B49AD5" wp14:editId="46788F99">
             <wp:extent cx="6324600" cy="3219450"/>
             <wp:effectExtent l="0" t="0" r="0" b="0"/>
             <wp:docPr id="1" name="Imagen 1" descr="Figura 1 que contiene un diagrama que representa la estructura general de una campaña digital para museos, organizada en nueve etapas secuenciales: diagnóstico, objetivo de comunicación, público objetivo, mensaje central, contenidos y formatos, plataformas digitales, calendario de publicaciones, publicación e interacción y valoración de resultados, mostrando un proceso continuo de planeación, ejecución y mejora de la estrategia de divulgación del patrimonio cultural."/>
@@ -4301,7 +4518,7 @@
                     </pic:cNvPicPr>
                   </pic:nvPicPr>
                   <pic:blipFill>
-                    <a:blip r:embed="rId15">
+                    <a:blip r:embed="rId16">
                       <a:extLst>
                         <a:ext uri="{28A0092B-C50C-407E-A947-70E740481C1C}">
                           <a14:useLocalDpi xmlns:a14="http://schemas.microsoft.com/office/drawing/2010/main" val="0"/>
@@ -4383,7 +4600,7 @@
         <w:pStyle w:val="Prrafodelista"/>
         <w:numPr>
           <w:ilvl w:val="0"/>
-          <w:numId w:val="29"/>
+          <w:numId w:val="13"/>
         </w:numPr>
         <w:rPr>
           <w:lang w:val="es-419" w:eastAsia="es-CO"/>
@@ -4395,7 +4612,6 @@
           <w:bCs/>
           <w:lang w:val="es-419" w:eastAsia="es-CO"/>
         </w:rPr>
-        <w:lastRenderedPageBreak/>
         <w:t>Diagnóstico:</w:t>
       </w:r>
       <w:r>
@@ -4424,7 +4640,7 @@
         <w:pStyle w:val="Prrafodelista"/>
         <w:numPr>
           <w:ilvl w:val="0"/>
-          <w:numId w:val="29"/>
+          <w:numId w:val="13"/>
         </w:numPr>
         <w:rPr>
           <w:lang w:val="es-419" w:eastAsia="es-CO"/>
@@ -4450,7 +4666,7 @@
         <w:pStyle w:val="Prrafodelista"/>
         <w:numPr>
           <w:ilvl w:val="0"/>
-          <w:numId w:val="29"/>
+          <w:numId w:val="13"/>
         </w:numPr>
         <w:rPr>
           <w:lang w:val="es-419" w:eastAsia="es-CO"/>
@@ -4476,7 +4692,7 @@
         <w:pStyle w:val="Prrafodelista"/>
         <w:numPr>
           <w:ilvl w:val="0"/>
-          <w:numId w:val="29"/>
+          <w:numId w:val="13"/>
         </w:numPr>
         <w:rPr>
           <w:lang w:val="es-419" w:eastAsia="es-CO"/>
@@ -4502,7 +4718,7 @@
         <w:pStyle w:val="Prrafodelista"/>
         <w:numPr>
           <w:ilvl w:val="0"/>
-          <w:numId w:val="29"/>
+          <w:numId w:val="13"/>
         </w:numPr>
         <w:rPr>
           <w:lang w:val="es-419" w:eastAsia="es-CO"/>
@@ -4528,7 +4744,7 @@
         <w:pStyle w:val="Prrafodelista"/>
         <w:numPr>
           <w:ilvl w:val="0"/>
-          <w:numId w:val="29"/>
+          <w:numId w:val="13"/>
         </w:numPr>
         <w:rPr>
           <w:lang w:val="es-419" w:eastAsia="es-CO"/>
@@ -4554,7 +4770,7 @@
         <w:pStyle w:val="Prrafodelista"/>
         <w:numPr>
           <w:ilvl w:val="0"/>
-          <w:numId w:val="29"/>
+          <w:numId w:val="13"/>
         </w:numPr>
         <w:rPr>
           <w:lang w:val="es-419" w:eastAsia="es-CO"/>
@@ -4566,6 +4782,7 @@
           <w:bCs/>
           <w:lang w:val="es-419" w:eastAsia="es-CO"/>
         </w:rPr>
+        <w:lastRenderedPageBreak/>
         <w:t>Calendario de publicaciones:</w:t>
       </w:r>
       <w:r>
@@ -4580,7 +4797,7 @@
         <w:pStyle w:val="Prrafodelista"/>
         <w:numPr>
           <w:ilvl w:val="0"/>
-          <w:numId w:val="29"/>
+          <w:numId w:val="13"/>
         </w:numPr>
         <w:rPr>
           <w:lang w:val="es-419" w:eastAsia="es-CO"/>
@@ -4606,7 +4823,7 @@
         <w:pStyle w:val="Prrafodelista"/>
         <w:numPr>
           <w:ilvl w:val="0"/>
-          <w:numId w:val="29"/>
+          <w:numId w:val="13"/>
         </w:numPr>
         <w:rPr>
           <w:lang w:val="es-419" w:eastAsia="es-CO"/>
@@ -4659,12 +4876,12 @@
       <w:pPr>
         <w:pStyle w:val="Ttulo1"/>
       </w:pPr>
-      <w:bookmarkStart w:id="6" w:name="_Toc237609991"/>
+      <w:bookmarkStart w:id="7" w:name="_Toc238804698"/>
       <w:r>
         <w:lastRenderedPageBreak/>
         <w:t>Protocolos de comunicación digital</w:t>
       </w:r>
-      <w:bookmarkEnd w:id="6"/>
+      <w:bookmarkEnd w:id="7"/>
     </w:p>
     <w:p>
       <w:pPr>
@@ -4703,11 +4920,11 @@
       <w:pPr>
         <w:pStyle w:val="Ttulo2"/>
       </w:pPr>
-      <w:bookmarkStart w:id="7" w:name="_Toc237609992"/>
+      <w:bookmarkStart w:id="8" w:name="_Toc238804699"/>
       <w:r>
         <w:t>Sentido y función de los protocolos</w:t>
       </w:r>
-      <w:bookmarkEnd w:id="7"/>
+      <w:bookmarkEnd w:id="8"/>
     </w:p>
     <w:p>
       <w:pPr>
@@ -4765,7 +4982,19 @@
         <w:rPr>
           <w:lang w:val="es-419" w:eastAsia="es-CO"/>
         </w:rPr>
-        <w:t>El protocolo también favorece la continuidad, coherencia y consistencia. Si una campaña es gestionada por varias personas, todas deben reconocer las mismas pautas de lenguaje, estilo y revisión. Esto evita cambios bruscos en el tono y mantiene una presencia institucional más sólida.</w:t>
+        <w:t>E</w:t>
+      </w:r>
+      <w:r>
+        <w:rPr>
+          <w:lang w:val="es-419" w:eastAsia="es-CO"/>
+        </w:rPr>
+        <w:t>l protocolo también favorece la coherencia y continuidad.</w:t>
+      </w:r>
+      <w:r>
+        <w:rPr>
+          <w:lang w:val="es-419" w:eastAsia="es-CO"/>
+        </w:rPr>
+        <w:t xml:space="preserve"> Si una campaña es gestionada por varias personas, todas deben reconocer las mismas pautas de lenguaje, estilo y revisión. Esto evita cambios bruscos en el tono y mantiene una presencia institucional más sólida.</w:t>
       </w:r>
     </w:p>
     <w:p>
@@ -4779,11 +5008,11 @@
       <w:pPr>
         <w:pStyle w:val="Ttulo2"/>
       </w:pPr>
-      <w:bookmarkStart w:id="8" w:name="_Toc237609993"/>
+      <w:bookmarkStart w:id="9" w:name="_Toc238804700"/>
       <w:r>
         <w:t>Estructura de un protocolo de comunicación digital</w:t>
       </w:r>
-      <w:bookmarkEnd w:id="8"/>
+      <w:bookmarkEnd w:id="9"/>
     </w:p>
     <w:p>
       <w:pPr>
@@ -4803,7 +5032,7 @@
         <w:pStyle w:val="Prrafodelista"/>
         <w:numPr>
           <w:ilvl w:val="0"/>
-          <w:numId w:val="30"/>
+          <w:numId w:val="14"/>
         </w:numPr>
         <w:rPr>
           <w:lang w:val="es-419" w:eastAsia="es-CO"/>
@@ -4829,7 +5058,7 @@
         <w:pStyle w:val="Prrafodelista"/>
         <w:numPr>
           <w:ilvl w:val="0"/>
-          <w:numId w:val="30"/>
+          <w:numId w:val="14"/>
         </w:numPr>
         <w:rPr>
           <w:lang w:val="es-419" w:eastAsia="es-CO"/>
@@ -4862,7 +5091,7 @@
         <w:pStyle w:val="Prrafodelista"/>
         <w:numPr>
           <w:ilvl w:val="0"/>
-          <w:numId w:val="30"/>
+          <w:numId w:val="14"/>
         </w:numPr>
         <w:rPr>
           <w:lang w:val="es-419" w:eastAsia="es-CO"/>
@@ -4888,7 +5117,7 @@
         <w:pStyle w:val="Prrafodelista"/>
         <w:numPr>
           <w:ilvl w:val="0"/>
-          <w:numId w:val="30"/>
+          <w:numId w:val="14"/>
         </w:numPr>
         <w:rPr>
           <w:lang w:val="es-419" w:eastAsia="es-CO"/>
@@ -4914,7 +5143,7 @@
         <w:pStyle w:val="Prrafodelista"/>
         <w:numPr>
           <w:ilvl w:val="0"/>
-          <w:numId w:val="30"/>
+          <w:numId w:val="14"/>
         </w:numPr>
         <w:rPr>
           <w:lang w:val="es-419" w:eastAsia="es-CO"/>
@@ -5254,11 +5483,11 @@
       <w:pPr>
         <w:pStyle w:val="Ttulo2"/>
       </w:pPr>
-      <w:bookmarkStart w:id="9" w:name="_Toc237609994"/>
+      <w:bookmarkStart w:id="10" w:name="_Toc238804701"/>
       <w:r>
         <w:t>Lenguaje institucional y tono comunicativo</w:t>
       </w:r>
-      <w:bookmarkEnd w:id="9"/>
+      <w:bookmarkEnd w:id="10"/>
     </w:p>
     <w:p>
       <w:pPr>
@@ -5330,11 +5559,11 @@
       <w:pPr>
         <w:pStyle w:val="Ttulo2"/>
       </w:pPr>
-      <w:bookmarkStart w:id="10" w:name="_Toc237609995"/>
+      <w:bookmarkStart w:id="11" w:name="_Toc238804702"/>
       <w:r>
         <w:t>Netiqueta institucional</w:t>
       </w:r>
-      <w:bookmarkEnd w:id="10"/>
+      <w:bookmarkEnd w:id="11"/>
     </w:p>
     <w:p>
       <w:pPr>
@@ -5422,12 +5651,12 @@
       <w:pPr>
         <w:pStyle w:val="Ttulo1"/>
       </w:pPr>
-      <w:bookmarkStart w:id="11" w:name="_Toc237609996"/>
+      <w:bookmarkStart w:id="12" w:name="_Toc238804703"/>
       <w:r>
         <w:lastRenderedPageBreak/>
         <w:t>Ética y normativa en campañas digitales para museos</w:t>
       </w:r>
-      <w:bookmarkEnd w:id="11"/>
+      <w:bookmarkEnd w:id="12"/>
     </w:p>
     <w:p>
       <w:pPr>
@@ -5466,11 +5695,11 @@
       <w:pPr>
         <w:pStyle w:val="Ttulo2"/>
       </w:pPr>
-      <w:bookmarkStart w:id="12" w:name="_Toc237609997"/>
+      <w:bookmarkStart w:id="13" w:name="_Toc238804704"/>
       <w:r>
         <w:t>Comunicación ética del patrimonio</w:t>
       </w:r>
-      <w:bookmarkEnd w:id="12"/>
+      <w:bookmarkEnd w:id="13"/>
     </w:p>
     <w:p>
       <w:pPr>
@@ -5542,11 +5771,11 @@
       <w:pPr>
         <w:pStyle w:val="Ttulo2"/>
       </w:pPr>
-      <w:bookmarkStart w:id="13" w:name="_Toc237609998"/>
+      <w:bookmarkStart w:id="14" w:name="_Toc238804705"/>
       <w:r>
         <w:t>Derechos de autor y licencias</w:t>
       </w:r>
-      <w:bookmarkEnd w:id="13"/>
+      <w:bookmarkEnd w:id="14"/>
     </w:p>
     <w:p>
       <w:pPr>
@@ -5599,7 +5828,7 @@
         <w:rPr>
           <w:lang w:val="es-419" w:eastAsia="es-CO"/>
         </w:rPr>
-        <w:t xml:space="preserve"> explica lo siguiente de cada una de sus licencias:</w:t>
+        <w:t xml:space="preserve"> explica cada una de sus licencias:</w:t>
       </w:r>
     </w:p>
     <w:p>
@@ -5607,7 +5836,7 @@
         <w:pStyle w:val="Prrafodelista"/>
         <w:numPr>
           <w:ilvl w:val="0"/>
-          <w:numId w:val="32"/>
+          <w:numId w:val="15"/>
         </w:numPr>
         <w:rPr>
           <w:lang w:val="es-419" w:eastAsia="es-CO"/>
@@ -5633,7 +5862,7 @@
         <w:pStyle w:val="Prrafodelista"/>
         <w:numPr>
           <w:ilvl w:val="0"/>
-          <w:numId w:val="32"/>
+          <w:numId w:val="15"/>
         </w:numPr>
         <w:rPr>
           <w:lang w:val="es-419" w:eastAsia="es-CO"/>
@@ -5659,7 +5888,7 @@
         <w:pStyle w:val="Prrafodelista"/>
         <w:numPr>
           <w:ilvl w:val="0"/>
-          <w:numId w:val="32"/>
+          <w:numId w:val="15"/>
         </w:numPr>
         <w:rPr>
           <w:lang w:val="es-419" w:eastAsia="es-CO"/>
@@ -5685,7 +5914,7 @@
         <w:pStyle w:val="Prrafodelista"/>
         <w:numPr>
           <w:ilvl w:val="0"/>
-          <w:numId w:val="32"/>
+          <w:numId w:val="15"/>
         </w:numPr>
         <w:rPr>
           <w:lang w:val="es-419" w:eastAsia="es-CO"/>
@@ -5743,11 +5972,11 @@
       <w:pPr>
         <w:pStyle w:val="Ttulo2"/>
       </w:pPr>
-      <w:bookmarkStart w:id="14" w:name="_Toc237609999"/>
+      <w:bookmarkStart w:id="15" w:name="_Toc238804706"/>
       <w:r>
         <w:t>Protección de datos personales y derecho de imagen</w:t>
       </w:r>
-      <w:bookmarkEnd w:id="14"/>
+      <w:bookmarkEnd w:id="15"/>
     </w:p>
     <w:p>
       <w:pPr>
@@ -5832,11 +6061,11 @@
       <w:pPr>
         <w:pStyle w:val="Ttulo2"/>
       </w:pPr>
-      <w:bookmarkStart w:id="15" w:name="_Toc237610000"/>
+      <w:bookmarkStart w:id="16" w:name="_Toc238804707"/>
       <w:r>
         <w:t>Accesibilidad digital como responsabilidad comunicativa</w:t>
       </w:r>
-      <w:bookmarkEnd w:id="15"/>
+      <w:bookmarkEnd w:id="16"/>
     </w:p>
     <w:p>
       <w:pPr>
@@ -6046,7 +6275,7 @@
         <w:pStyle w:val="Prrafodelista"/>
         <w:numPr>
           <w:ilvl w:val="0"/>
-          <w:numId w:val="33"/>
+          <w:numId w:val="16"/>
         </w:numPr>
         <w:rPr>
           <w:lang w:val="es-419" w:eastAsia="es-CO"/>
@@ -6072,7 +6301,7 @@
         <w:pStyle w:val="Prrafodelista"/>
         <w:numPr>
           <w:ilvl w:val="0"/>
-          <w:numId w:val="33"/>
+          <w:numId w:val="16"/>
         </w:numPr>
         <w:rPr>
           <w:lang w:val="es-419" w:eastAsia="es-CO"/>
@@ -6099,7 +6328,7 @@
         <w:pStyle w:val="Prrafodelista"/>
         <w:numPr>
           <w:ilvl w:val="0"/>
-          <w:numId w:val="33"/>
+          <w:numId w:val="16"/>
         </w:numPr>
         <w:rPr>
           <w:lang w:val="es-419" w:eastAsia="es-CO"/>
@@ -6125,7 +6354,7 @@
         <w:pStyle w:val="Prrafodelista"/>
         <w:numPr>
           <w:ilvl w:val="0"/>
-          <w:numId w:val="33"/>
+          <w:numId w:val="16"/>
         </w:numPr>
         <w:rPr>
           <w:lang w:val="es-419" w:eastAsia="es-CO"/>
@@ -6151,7 +6380,7 @@
         <w:pStyle w:val="Prrafodelista"/>
         <w:numPr>
           <w:ilvl w:val="0"/>
-          <w:numId w:val="33"/>
+          <w:numId w:val="16"/>
         </w:numPr>
         <w:rPr>
           <w:lang w:val="es-419" w:eastAsia="es-CO"/>
@@ -6209,7 +6438,19 @@
         <w:rPr>
           <w:lang w:val="es-419" w:eastAsia="es-CO"/>
         </w:rPr>
-        <w:t>Con el propósito de ampliar la comprensión de los principios éticos y normativos aplicados a las campañas digitales, se invita a acceder el siguiente pódcast sobre las buenas prácticas para la divulgación digital responsable del patrimonio cultural, en el que se abordan recomendaciones para comunicar de manera ética, legal, inclusiva y respetuosa en los entornos digitales:</w:t>
+        <w:t xml:space="preserve">Con el propósito de ampliar la comprensión de los principios éticos y normativos aplicados a las campañas digitales, se invita a acceder </w:t>
+      </w:r>
+      <w:r>
+        <w:rPr>
+          <w:lang w:val="es-419" w:eastAsia="es-CO"/>
+        </w:rPr>
+        <w:t>al</w:t>
+      </w:r>
+      <w:r>
+        <w:rPr>
+          <w:lang w:val="es-419" w:eastAsia="es-CO"/>
+        </w:rPr>
+        <w:t xml:space="preserve"> siguiente pódcast sobre las buenas prácticas para la divulgación digital responsable del patrimonio cultural, en el que se abordan recomendaciones para comunicar de manera ética, legal, inclusiva y respetuosa en los entornos digitales:</w:t>
       </w:r>
     </w:p>
     <w:tbl>
@@ -6237,7 +6478,19 @@
               <w:rPr>
                 <w:b/>
               </w:rPr>
-              <w:t xml:space="preserve">Transcripción del video. </w:t>
+              <w:t xml:space="preserve">Transcripción del </w:t>
+            </w:r>
+            <w:r>
+              <w:rPr>
+                <w:b/>
+              </w:rPr>
+              <w:t>pódcast</w:t>
+            </w:r>
+            <w:r>
+              <w:rPr>
+                <w:b/>
+              </w:rPr>
+              <w:t xml:space="preserve">. </w:t>
             </w:r>
             <w:r>
               <w:rPr>
@@ -6357,12 +6610,12 @@
       <w:pPr>
         <w:pStyle w:val="Ttulo1"/>
       </w:pPr>
-      <w:bookmarkStart w:id="16" w:name="_Toc237610001"/>
+      <w:bookmarkStart w:id="17" w:name="_Toc238804708"/>
       <w:r>
         <w:lastRenderedPageBreak/>
         <w:t>Técnicas de edición de contenido digital</w:t>
       </w:r>
-      <w:bookmarkEnd w:id="16"/>
+      <w:bookmarkEnd w:id="17"/>
     </w:p>
     <w:p>
       <w:pPr>
@@ -6401,11 +6654,11 @@
       <w:pPr>
         <w:pStyle w:val="Ttulo2"/>
       </w:pPr>
-      <w:bookmarkStart w:id="17" w:name="_Toc237610002"/>
+      <w:bookmarkStart w:id="18" w:name="_Toc238804709"/>
       <w:r>
         <w:t>Edición de textos para campañas culturales</w:t>
       </w:r>
-      <w:bookmarkEnd w:id="17"/>
+      <w:bookmarkEnd w:id="18"/>
     </w:p>
     <w:p>
       <w:pPr>
@@ -6490,7 +6743,7 @@
         <w:pStyle w:val="Prrafodelista"/>
         <w:numPr>
           <w:ilvl w:val="0"/>
-          <w:numId w:val="34"/>
+          <w:numId w:val="17"/>
         </w:numPr>
         <w:rPr>
           <w:lang w:val="es-419" w:eastAsia="es-CO"/>
@@ -6501,6 +6754,12 @@
           <w:lang w:val="es-419" w:eastAsia="es-CO"/>
         </w:rPr>
         <w:t>El tema patrimonial</w:t>
+      </w:r>
+      <w:r>
+        <w:rPr>
+          <w:lang w:val="es-419" w:eastAsia="es-CO"/>
+        </w:rPr>
+        <w:t>.</w:t>
       </w:r>
     </w:p>
     <w:p>
@@ -6508,7 +6767,7 @@
         <w:pStyle w:val="Prrafodelista"/>
         <w:numPr>
           <w:ilvl w:val="0"/>
-          <w:numId w:val="34"/>
+          <w:numId w:val="17"/>
         </w:numPr>
         <w:rPr>
           <w:lang w:val="es-419" w:eastAsia="es-CO"/>
@@ -6519,6 +6778,12 @@
           <w:lang w:val="es-419" w:eastAsia="es-CO"/>
         </w:rPr>
         <w:t>El territorio</w:t>
+      </w:r>
+      <w:r>
+        <w:rPr>
+          <w:lang w:val="es-419" w:eastAsia="es-CO"/>
+        </w:rPr>
+        <w:t>.</w:t>
       </w:r>
     </w:p>
     <w:p>
@@ -6526,7 +6791,7 @@
         <w:pStyle w:val="Prrafodelista"/>
         <w:numPr>
           <w:ilvl w:val="0"/>
-          <w:numId w:val="34"/>
+          <w:numId w:val="17"/>
         </w:numPr>
         <w:rPr>
           <w:lang w:val="es-419" w:eastAsia="es-CO"/>
@@ -6537,6 +6802,12 @@
           <w:lang w:val="es-419" w:eastAsia="es-CO"/>
         </w:rPr>
         <w:t>La colección</w:t>
+      </w:r>
+      <w:r>
+        <w:rPr>
+          <w:lang w:val="es-419" w:eastAsia="es-CO"/>
+        </w:rPr>
+        <w:t>.</w:t>
       </w:r>
     </w:p>
     <w:p>
@@ -6544,7 +6815,7 @@
         <w:pStyle w:val="Prrafodelista"/>
         <w:numPr>
           <w:ilvl w:val="0"/>
-          <w:numId w:val="34"/>
+          <w:numId w:val="17"/>
         </w:numPr>
         <w:rPr>
           <w:lang w:val="es-419" w:eastAsia="es-CO"/>
@@ -6554,7 +6825,13 @@
         <w:rPr>
           <w:lang w:val="es-419" w:eastAsia="es-CO"/>
         </w:rPr>
-        <w:t xml:space="preserve">El tipo de actividad </w:t>
+        <w:t>El tipo de actividad</w:t>
+      </w:r>
+      <w:r>
+        <w:rPr>
+          <w:lang w:val="es-419" w:eastAsia="es-CO"/>
+        </w:rPr>
+        <w:t>.</w:t>
       </w:r>
     </w:p>
     <w:p>
@@ -6562,7 +6839,7 @@
         <w:pStyle w:val="Prrafodelista"/>
         <w:numPr>
           <w:ilvl w:val="0"/>
-          <w:numId w:val="34"/>
+          <w:numId w:val="17"/>
         </w:numPr>
         <w:rPr>
           <w:lang w:val="es-419" w:eastAsia="es-CO"/>
@@ -6574,6 +6851,12 @@
         </w:rPr>
         <w:t>La institución</w:t>
       </w:r>
+      <w:r>
+        <w:rPr>
+          <w:lang w:val="es-419" w:eastAsia="es-CO"/>
+        </w:rPr>
+        <w:t>.</w:t>
+      </w:r>
     </w:p>
     <w:p>
       <w:pPr>
@@ -6600,22 +6883,224 @@
         </w:rPr>
         <w:t xml:space="preserve">Para profundizar en la creación de piezas orientadas a redes sociales, se sugiere consultar el video denominado: Creación de contenido digital para redes sociales: </w:t>
       </w:r>
-      <w:hyperlink r:id="rId16" w:history="1">
+    </w:p>
+    <w:p>
+      <w:pPr>
+        <w:spacing w:before="0" w:after="160" w:line="259" w:lineRule="auto"/>
+        <w:ind w:firstLine="0"/>
+        <w:rPr>
+          <w:lang w:val="es-419" w:eastAsia="es-CO"/>
+        </w:rPr>
+      </w:pPr>
+      <w:r>
+        <w:rPr>
+          <w:lang w:val="es-419" w:eastAsia="es-CO"/>
+        </w:rPr>
+        <w:br w:type="page"/>
+      </w:r>
+    </w:p>
+    <w:p>
+      <w:pPr>
+        <w:pStyle w:val="Video"/>
+      </w:pPr>
+      <w:r>
+        <w:rPr>
+          <w:shd w:val="clear" w:color="auto" w:fill="FFFFFF"/>
+        </w:rPr>
+        <w:lastRenderedPageBreak/>
+        <w:t>Creación de contenido digital para redes sociales</w:t>
+      </w:r>
+    </w:p>
+    <w:p>
+      <w:pPr>
+        <w:ind w:firstLine="0"/>
+        <w:jc w:val="center"/>
+      </w:pPr>
+      <w:r>
+        <w:rPr>
+          <w:noProof/>
+        </w:rPr>
+        <w:drawing>
+          <wp:inline distT="0" distB="0" distL="0" distR="0" wp14:anchorId="33A74064" wp14:editId="21E7755C">
+            <wp:extent cx="4680000" cy="2631600"/>
+            <wp:effectExtent l="0" t="0" r="6350" b="0"/>
+            <wp:docPr id="11" name="Imagen 11" descr="P288#yIS1">
+              <a:extLst xmlns:a="http://schemas.openxmlformats.org/drawingml/2006/main">
+                <a:ext uri="{C183D7F6-B498-43B3-948B-1728B52AA6E4}">
+                  <adec:decorative xmlns:adec="http://schemas.microsoft.com/office/drawing/2017/decorative" val="1"/>
+                </a:ext>
+              </a:extLst>
+            </wp:docPr>
+            <wp:cNvGraphicFramePr>
+              <a:graphicFrameLocks xmlns:a="http://schemas.openxmlformats.org/drawingml/2006/main" noChangeAspect="1"/>
+            </wp:cNvGraphicFramePr>
+            <a:graphic xmlns:a="http://schemas.openxmlformats.org/drawingml/2006/main">
+              <a:graphicData uri="http://schemas.openxmlformats.org/drawingml/2006/picture">
+                <pic:pic xmlns:pic="http://schemas.openxmlformats.org/drawingml/2006/picture">
+                  <pic:nvPicPr>
+                    <pic:cNvPr id="11" name="Imagen 11" descr="P288#yIS1">
+                      <a:extLst>
+                        <a:ext uri="{C183D7F6-B498-43B3-948B-1728B52AA6E4}">
+                          <adec:decorative xmlns:adec="http://schemas.microsoft.com/office/drawing/2017/decorative" val="1"/>
+                        </a:ext>
+                      </a:extLst>
+                    </pic:cNvPr>
+                    <pic:cNvPicPr>
+                      <a:picLocks noChangeAspect="1" noChangeArrowheads="1"/>
+                    </pic:cNvPicPr>
+                  </pic:nvPicPr>
+                  <pic:blipFill>
+                    <a:blip r:embed="rId17" cstate="print">
+                      <a:extLst>
+                        <a:ext uri="{28A0092B-C50C-407E-A947-70E740481C1C}">
+                          <a14:useLocalDpi xmlns:a14="http://schemas.microsoft.com/office/drawing/2010/main" val="0"/>
+                        </a:ext>
+                      </a:extLst>
+                    </a:blip>
+                    <a:srcRect/>
+                    <a:stretch>
+                      <a:fillRect/>
+                    </a:stretch>
+                  </pic:blipFill>
+                  <pic:spPr bwMode="auto">
+                    <a:xfrm>
+                      <a:off x="0" y="0"/>
+                      <a:ext cx="4680000" cy="2631600"/>
+                    </a:xfrm>
+                    <a:prstGeom prst="rect">
+                      <a:avLst/>
+                    </a:prstGeom>
+                    <a:noFill/>
+                    <a:ln>
+                      <a:noFill/>
+                    </a:ln>
+                  </pic:spPr>
+                </pic:pic>
+              </a:graphicData>
+            </a:graphic>
+          </wp:inline>
+        </w:drawing>
+      </w:r>
+    </w:p>
+    <w:p>
+      <w:pPr>
+        <w:ind w:firstLine="0"/>
+        <w:jc w:val="center"/>
+      </w:pPr>
+      <w:hyperlink r:id="rId18" w:history="1">
         <w:r>
           <w:rPr>
             <w:rStyle w:val="Hipervnculo"/>
-            <w:lang w:val="es-419" w:eastAsia="es-CO"/>
+            <w:b/>
           </w:rPr>
-          <w:t>https://youtu.be/7BD81_mOQcw?si=oHmb4V2WgLoHgESE</w:t>
+          <w:t>Enlace de reproducción del video</w:t>
         </w:r>
       </w:hyperlink>
-      <w:r>
-        <w:rPr>
-          <w:lang w:val="es-419" w:eastAsia="es-CO"/>
-        </w:rPr>
-        <w:t xml:space="preserve"> </w:t>
-      </w:r>
-    </w:p>
+    </w:p>
+    <w:tbl>
+      <w:tblPr>
+        <w:tblStyle w:val="Tablaconcuadrcula"/>
+        <w:tblW w:w="0" w:type="auto"/>
+        <w:tblLook w:val="04A0" w:firstRow="1" w:lastRow="0" w:firstColumn="1" w:lastColumn="0" w:noHBand="0" w:noVBand="1"/>
+      </w:tblPr>
+      <w:tblGrid>
+        <w:gridCol w:w="9962"/>
+      </w:tblGrid>
+      <w:tr>
+        <w:trPr>
+          <w:tblHeader/>
+        </w:trPr>
+        <w:tc>
+          <w:tcPr>
+            <w:tcW w:w="9972" w:type="dxa"/>
+          </w:tcPr>
+          <w:p>
+            <w:pPr>
+              <w:pStyle w:val="Video"/>
+              <w:numPr>
+                <w:ilvl w:val="0"/>
+                <w:numId w:val="0"/>
+              </w:numPr>
+              <w:ind w:left="1134" w:hanging="1134"/>
+            </w:pPr>
+            <w:r>
+              <w:rPr>
+                <w:b/>
+              </w:rPr>
+              <w:t xml:space="preserve">Transcripción del video. </w:t>
+            </w:r>
+            <w:r>
+              <w:rPr>
+                <w:shd w:val="clear" w:color="auto" w:fill="FFFFFF"/>
+              </w:rPr>
+              <w:t>Creación de contenido digital para redes sociales</w:t>
+            </w:r>
+          </w:p>
+        </w:tc>
+      </w:tr>
+      <w:tr>
+        <w:tc>
+          <w:tcPr>
+            <w:tcW w:w="9972" w:type="dxa"/>
+          </w:tcPr>
+          <w:p>
+            <w:r>
+              <w:t>El mundo digital avanza con oportunidades para tu futuro. El SENA presenta Creación de contenido digital para redes sociales, un programa para fortalecer tus competencias en el posicionamiento de marcas, productos y servicios en entornos digitales.</w:t>
+            </w:r>
+          </w:p>
+          <w:p>
+            <w:r>
+              <w:t>Aprende sobre identidad visual de marca, caracterización del público objetivo, y análisis y selección de canales digitales para estrategias de comunicación exitosas.</w:t>
+            </w:r>
+          </w:p>
+          <w:p>
+            <w:r>
+              <w:t xml:space="preserve">Desarrolla habilidades tecnológicas para la creación de contenido de acuerdo </w:t>
+            </w:r>
+            <w:r>
+              <w:t>a</w:t>
+            </w:r>
+            <w:r>
+              <w:t xml:space="preserve"> tendencias actuales, narrativa digital y técnicas de interacción en redes sociales, alineadas con los objetivos del </w:t>
+            </w:r>
+            <w:r>
+              <w:rPr>
+                <w:rStyle w:val="Extranjerismo"/>
+              </w:rPr>
+              <w:t xml:space="preserve">marketing </w:t>
+            </w:r>
+            <w:r>
+              <w:t>digital.</w:t>
+            </w:r>
+          </w:p>
+          <w:p>
+            <w:r>
+              <w:lastRenderedPageBreak/>
+              <w:t xml:space="preserve">Este programa tiene una duración de 48 horas y es 100 % virtual. Puedes acceder desde cualquier computador, celular o </w:t>
+            </w:r>
+            <w:r>
+              <w:rPr>
+                <w:rStyle w:val="Extranjerismo"/>
+              </w:rPr>
+              <w:t xml:space="preserve">tablet </w:t>
+            </w:r>
+            <w:r>
+              <w:t>con conexión a internet.</w:t>
+            </w:r>
+          </w:p>
+          <w:p>
+            <w:r>
+              <w:t>Accede a la formación y convierte tu creatividad en resultados para tu carrera.</w:t>
+            </w:r>
+          </w:p>
+          <w:p>
+            <w:r>
+              <w:t>Inscríbete.</w:t>
+            </w:r>
+          </w:p>
+        </w:tc>
+      </w:tr>
+    </w:tbl>
     <w:p>
       <w:pPr>
         <w:rPr>
@@ -6627,70 +7112,69 @@
       <w:pPr>
         <w:pStyle w:val="Ttulo2"/>
       </w:pPr>
-      <w:bookmarkStart w:id="18" w:name="_Toc237610003"/>
-      <w:r>
+      <w:bookmarkStart w:id="19" w:name="_Toc238804710"/>
+      <w:r>
+        <w:t>Edición de imágenes e infografías</w:t>
+      </w:r>
+      <w:bookmarkEnd w:id="19"/>
+    </w:p>
+    <w:p>
+      <w:pPr>
+        <w:rPr>
+          <w:lang w:val="es-419" w:eastAsia="es-CO"/>
+        </w:rPr>
+      </w:pPr>
+      <w:r>
+        <w:rPr>
+          <w:lang w:val="es-419" w:eastAsia="es-CO"/>
+        </w:rPr>
+        <w:t>Siendo las imágenes un recurso fundamental para la comunicación del patrimonio, deben usarse con responsabilidad. Una fotografía de una pieza, una sala, un documento o una práctica cultural debe mantener relación clara con el mensaje que se desea comunicar. La imagen no debe manipularse de forma que altere el sentido del contenido, cambie la percepción del bien patrimonial o genere interpretaciones equivocadas sobre su origen, uso, valor o contexto cultural.</w:t>
+      </w:r>
+    </w:p>
+    <w:p>
+      <w:pPr>
+        <w:rPr>
+          <w:lang w:val="es-419" w:eastAsia="es-CO"/>
+        </w:rPr>
+      </w:pPr>
+      <w:r>
+        <w:rPr>
+          <w:lang w:val="es-419" w:eastAsia="es-CO"/>
+        </w:rPr>
+        <w:t>La edición básica de imágenes incluye revisar el encuadre, la iluminación, la nitidez, la proporción, el peso del archivo y la adaptación al formato de la plataforma donde será publicada. Si se agrega texto sobre la imagen, este debe ser legible en dispositivos móviles y conservar un contraste adecuado con el fondo. También se debe cuidar que el diseño no oculte detalles importantes del bien patrimonial, especialmente cuando la imagen permite observar características relevantes de una pieza, un documento, una técnica, un espacio museal o una manifestación cultural.</w:t>
+      </w:r>
+    </w:p>
+    <w:p>
+      <w:pPr>
+        <w:rPr>
+          <w:lang w:val="es-419" w:eastAsia="es-CO"/>
+        </w:rPr>
+      </w:pPr>
+      <w:r>
+        <w:rPr>
+          <w:lang w:val="es-419" w:eastAsia="es-CO"/>
+        </w:rPr>
+        <w:t xml:space="preserve">En las infografías es posible sintetizar información cultural y presentarla de manera visual, ordenada y comprensible. Estas pueden mostrar líneas de tiempo, </w:t>
+      </w:r>
+      <w:r>
+        <w:rPr>
+          <w:lang w:val="es-419" w:eastAsia="es-CO"/>
+        </w:rPr>
         <w:lastRenderedPageBreak/>
-        <w:t>Edición de imágenes e infografías</w:t>
-      </w:r>
-      <w:bookmarkEnd w:id="18"/>
-    </w:p>
-    <w:p>
-      <w:pPr>
-        <w:rPr>
-          <w:lang w:val="es-419" w:eastAsia="es-CO"/>
-        </w:rPr>
-      </w:pPr>
-      <w:r>
-        <w:rPr>
-          <w:lang w:val="es-419" w:eastAsia="es-CO"/>
-        </w:rPr>
-        <w:t>Siendo las imágenes un recurso fundamental para la comunicación del patrimonio, deben usarse con responsabilidad. Una fotografía de una pieza, una sala, un documento o una práctica cultural debe mantener relación clara con el mensaje que se desea comunicar. La imagen no debe manipularse de forma que altere el sentido del contenido, cambie la percepción del bien patrimonial o genere interpretaciones equivocadas sobre su origen, uso, valor o contexto cultural.</w:t>
-      </w:r>
-    </w:p>
-    <w:p>
-      <w:pPr>
-        <w:rPr>
-          <w:lang w:val="es-419" w:eastAsia="es-CO"/>
-        </w:rPr>
-      </w:pPr>
-      <w:r>
-        <w:rPr>
-          <w:lang w:val="es-419" w:eastAsia="es-CO"/>
-        </w:rPr>
-        <w:t>La edición básica de imágenes incluye revisar el encuadre, la iluminación, la nitidez, la proporción, el peso del archivo y la adaptación al formato de la plataforma donde será publicada. Si se agrega texto sobre la imagen, este debe ser legible en dispositivos móviles y conservar un contraste adecuado con el fondo. También se debe cuidar que el diseño no oculte detalles importantes del bien patrimonial, especialmente cuando la imagen permite observar características relevantes de una pieza, un documento, una técnica, un espacio museal o una manifestación cultural.</w:t>
-      </w:r>
-    </w:p>
-    <w:p>
-      <w:pPr>
-        <w:rPr>
-          <w:lang w:val="es-419" w:eastAsia="es-CO"/>
-        </w:rPr>
-      </w:pPr>
-      <w:r>
-        <w:rPr>
-          <w:lang w:val="es-419" w:eastAsia="es-CO"/>
-        </w:rPr>
-        <w:t>En las infografías es posible sintetizar información cultural y presentarla de manera visual, ordenada y comprensible. Estas pueden mostrar líneas de tiempo, partes de una pieza, etapas de un proceso, características de una manifestación, recomendaciones de visita, rutas de circulación, relaciones entre conceptos o datos clave sobre una colección. Para que funcionen adecuadamente, deben organizar la información de forma jerárquica, mediante título, idea principal, datos de apoyo y cierre. El exceso de texto, la acumulación de íconos o el uso de demasiados colores puede dificultar la lectura y afectar la comprensión del mensaje.</w:t>
-      </w:r>
-    </w:p>
-    <w:p>
-      <w:pPr>
-        <w:rPr>
-          <w:lang w:val="es-419" w:eastAsia="es-CO"/>
-        </w:rPr>
-      </w:pPr>
-      <w:r>
-        <w:rPr>
-          <w:lang w:val="es-419" w:eastAsia="es-CO"/>
-        </w:rPr>
-        <w:t xml:space="preserve">En campañas museales, las infografías también deben contar con una descripción textual que explique su contenido principal. Esta descripción logra que la información </w:t>
-      </w:r>
-      <w:r>
-        <w:rPr>
-          <w:lang w:val="es-419" w:eastAsia="es-CO"/>
-        </w:rPr>
-        <w:lastRenderedPageBreak/>
-        <w:t>no dependa de la imagen y favorece la comprensión por parte de personas que usan lectores de pantalla, tienen dificultades visuales o acceden al contenido en condiciones limitadas de visualización. En la descripción se debe indicar:</w:t>
+        <w:t>partes de una pieza, etapas de un proceso, características de una manifestación, recomendaciones de visita, rutas de circulación, relaciones entre conceptos o datos clave sobre una colección. Para que funcionen adecuadamente, deben organizar la información de forma jerárquica, mediante título, idea principal, datos de apoyo y cierre. El exceso de texto, la acumulación de íconos o el uso de demasiados colores puede dificultar la lectura y afectar la comprensión del mensaje.</w:t>
+      </w:r>
+    </w:p>
+    <w:p>
+      <w:pPr>
+        <w:rPr>
+          <w:lang w:val="es-419" w:eastAsia="es-CO"/>
+        </w:rPr>
+      </w:pPr>
+      <w:r>
+        <w:rPr>
+          <w:lang w:val="es-419" w:eastAsia="es-CO"/>
+        </w:rPr>
+        <w:t>En campañas museales, las infografías también deben contar con una descripción textual que explique su contenido principal. Esta descripción logra que la información no dependa de la imagen y favorece la comprensión por parte de personas que usan lectores de pantalla, tienen dificultades visuales o acceden al contenido en condiciones limitadas de visualización. En la descripción se debe indicar:</w:t>
       </w:r>
     </w:p>
     <w:p>
@@ -6698,7 +7182,7 @@
         <w:pStyle w:val="Prrafodelista"/>
         <w:numPr>
           <w:ilvl w:val="0"/>
-          <w:numId w:val="35"/>
+          <w:numId w:val="18"/>
         </w:numPr>
         <w:rPr>
           <w:lang w:val="es-419" w:eastAsia="es-CO"/>
@@ -6724,7 +7208,7 @@
         <w:pStyle w:val="Prrafodelista"/>
         <w:numPr>
           <w:ilvl w:val="0"/>
-          <w:numId w:val="35"/>
+          <w:numId w:val="18"/>
         </w:numPr>
         <w:rPr>
           <w:lang w:val="es-419" w:eastAsia="es-CO"/>
@@ -6750,7 +7234,7 @@
         <w:pStyle w:val="Prrafodelista"/>
         <w:numPr>
           <w:ilvl w:val="0"/>
-          <w:numId w:val="35"/>
+          <w:numId w:val="18"/>
         </w:numPr>
         <w:rPr>
           <w:lang w:val="es-419" w:eastAsia="es-CO"/>
@@ -6794,6 +7278,7 @@
         <w:rPr>
           <w:lang w:val="es-419" w:eastAsia="es-CO"/>
         </w:rPr>
+        <w:lastRenderedPageBreak/>
         <w:t>Una pieza visual puede ser atractiva, pero si carece de información mínima sobre qué muestra, por qué es importante y cómo se relaciona con el patrimonio pierde relevancia. Esta información puede ubicarse en la descripción de la publicación, en el texto alternativo, en una nota de apoyo o en una publicación complementaria. De esta manera, el recurso visual no queda aislado, sino integrado a una intención educativa y comunicativa más amplia.</w:t>
       </w:r>
     </w:p>
@@ -6814,50 +7299,56 @@
       <w:pPr>
         <w:pStyle w:val="Ttulo2"/>
       </w:pPr>
-      <w:bookmarkStart w:id="19" w:name="_Toc237610004"/>
-      <w:r>
+      <w:bookmarkStart w:id="20" w:name="_Toc238804711"/>
+      <w:r>
+        <w:t>Edición de audio y video</w:t>
+      </w:r>
+      <w:bookmarkEnd w:id="20"/>
+    </w:p>
+    <w:p>
+      <w:pPr>
+        <w:rPr>
+          <w:lang w:val="es-419" w:eastAsia="es-CO"/>
+        </w:rPr>
+      </w:pPr>
+      <w:r>
+        <w:rPr>
+          <w:lang w:val="es-419" w:eastAsia="es-CO"/>
+        </w:rPr>
+        <w:t>Con los recursos de audio y video se construyen relatos cercanos. Pueden utilizarse para presentar recorridos, entrevistas, testimonios, cápsulas educativas, explicaciones de piezas, procesos de conservación o invitaciones a actividades culturales.</w:t>
+      </w:r>
+    </w:p>
+    <w:p>
+      <w:pPr>
+        <w:rPr>
+          <w:lang w:val="es-419" w:eastAsia="es-CO"/>
+        </w:rPr>
+      </w:pPr>
+      <w:r>
+        <w:rPr>
+          <w:lang w:val="es-419" w:eastAsia="es-CO"/>
+        </w:rPr>
+        <w:t>La edición de video debe revisar duración, secuencia, claridad de imagen, calidad del sonido, textos en pantalla y subtítulos. Un video de campaña no necesita ser extenso para ser educativo. Lo importante es que tenga una estructura clara: inicio que presente el tema, desarrollo que explique el contenido y cierre que invite a ampliar la información o participar.</w:t>
+      </w:r>
+    </w:p>
+    <w:p>
+      <w:pPr>
+        <w:rPr>
+          <w:lang w:val="es-419" w:eastAsia="es-CO"/>
+        </w:rPr>
+      </w:pPr>
+      <w:r>
+        <w:rPr>
+          <w:lang w:val="es-419" w:eastAsia="es-CO"/>
+        </w:rPr>
+        <w:t xml:space="preserve">El audio requiere especial cuidado en la voz, el volumen, el ritmo y la eliminación de ruidos que dificulten la comprensión. Una cápsula sonora puede funcionar muy bien para narrar historias, compartir memorias o presentar descripciones interpretativas. En </w:t>
+      </w:r>
+      <w:r>
+        <w:rPr>
+          <w:lang w:val="es-419" w:eastAsia="es-CO"/>
+        </w:rPr>
         <w:lastRenderedPageBreak/>
-        <w:t>Edición de audio y video</w:t>
-      </w:r>
-      <w:bookmarkEnd w:id="19"/>
-    </w:p>
-    <w:p>
-      <w:pPr>
-        <w:rPr>
-          <w:lang w:val="es-419" w:eastAsia="es-CO"/>
-        </w:rPr>
-      </w:pPr>
-      <w:r>
-        <w:rPr>
-          <w:lang w:val="es-419" w:eastAsia="es-CO"/>
-        </w:rPr>
-        <w:t>Con los recursos de audio y video se construyen relatos cercanos. Pueden utilizarse para presentar recorridos, entrevistas, testimonios, cápsulas educativas, explicaciones de piezas, procesos de conservación o invitaciones a actividades culturales.</w:t>
-      </w:r>
-    </w:p>
-    <w:p>
-      <w:pPr>
-        <w:rPr>
-          <w:lang w:val="es-419" w:eastAsia="es-CO"/>
-        </w:rPr>
-      </w:pPr>
-      <w:r>
-        <w:rPr>
-          <w:lang w:val="es-419" w:eastAsia="es-CO"/>
-        </w:rPr>
-        <w:t>La edición de video debe revisar duración, secuencia, claridad de imagen, calidad del sonido, textos en pantalla y subtítulos. Un video de campaña no necesita ser extenso para ser educativo. Lo importante es que tenga una estructura clara: inicio que presente el tema, desarrollo que explique el contenido y cierre que invite a ampliar la información o participar.</w:t>
-      </w:r>
-    </w:p>
-    <w:p>
-      <w:pPr>
-        <w:rPr>
-          <w:lang w:val="es-419" w:eastAsia="es-CO"/>
-        </w:rPr>
-      </w:pPr>
-      <w:r>
-        <w:rPr>
-          <w:lang w:val="es-419" w:eastAsia="es-CO"/>
-        </w:rPr>
-        <w:t>El audio requiere especial cuidado en la voz, el volumen, el ritmo y la eliminación de ruidos que dificulten la comprensión. Una cápsula sonora puede funcionar muy bien para narrar historias, compartir memorias o presentar descripciones interpretativas. En contenidos patrimoniales, la voz puede generar cercanía toda vez que se apoye en información verificada.</w:t>
+        <w:t>contenidos patrimoniales, la voz puede generar cercanía toda vez que se apoye en información verificada.</w:t>
       </w:r>
     </w:p>
     <w:p>
@@ -6883,14 +7374,7 @@
         <w:rPr>
           <w:lang w:val="es-419" w:eastAsia="es-CO"/>
         </w:rPr>
-        <w:t xml:space="preserve">De manera complementaria, la siguiente figura presenta algunos de los principales tipos de contenido digital que pueden emplearse en campañas de divulgación para museos. Cada uno ofrece características y posibilidades comunicativas </w:t>
-      </w:r>
-      <w:r>
-        <w:rPr>
-          <w:lang w:val="es-419" w:eastAsia="es-CO"/>
-        </w:rPr>
-        <w:lastRenderedPageBreak/>
-        <w:t>diferentes, por lo que su selección depende de los objetivos de la campaña, el público al que se dirige y el mensaje que se desea transmitir:</w:t>
+        <w:t>De manera complementaria, la siguiente figura presenta algunos de los principales tipos de contenido digital que pueden emplearse en campañas de divulgación para museos. Cada uno ofrece características y posibilidades comunicativas diferentes, por lo que su selección depende de los objetivos de la campaña, el público al que se dirige y el mensaje que se desea transmitir:</w:t>
       </w:r>
     </w:p>
     <w:p>
@@ -6920,7 +7404,7 @@
           <w:lang w:val="es-419" w:eastAsia="es-CO"/>
         </w:rPr>
         <w:drawing>
-          <wp:inline distT="0" distB="0" distL="0" distR="0" wp14:anchorId="25777C59" wp14:editId="6ECA64C5">
+          <wp:inline distT="0" distB="0" distL="0" distR="0" wp14:anchorId="25777C59" wp14:editId="1B2A4470">
             <wp:extent cx="6324600" cy="3057525"/>
             <wp:effectExtent l="0" t="0" r="0" b="9525"/>
             <wp:docPr id="2" name="Imagen 2" descr="Figura 2 que presenta los principales tipos de contenido digital utilizados en campañas para la divulgación del patrimonio cultural desde los museos, entre ellos infografías, correo electrónico, videos, fotografías, pódcast o audios, blogs y artículos, redes sociales y recorridos virtuales; destacando sus principales aplicaciones en la comunicación y difusión de contenidos culturales."/>
@@ -6937,7 +7421,7 @@
                     </pic:cNvPicPr>
                   </pic:nvPicPr>
                   <pic:blipFill>
-                    <a:blip r:embed="rId17">
+                    <a:blip r:embed="rId19">
                       <a:extLst>
                         <a:ext uri="{28A0092B-C50C-407E-A947-70E740481C1C}">
                           <a14:useLocalDpi xmlns:a14="http://schemas.microsoft.com/office/drawing/2010/main" val="0"/>
@@ -6983,6 +7467,7 @@
           <w:bCs/>
           <w:lang w:val="es-419" w:eastAsia="es-CO"/>
         </w:rPr>
+        <w:lastRenderedPageBreak/>
         <w:t>Contenido digital en campañas para museos</w:t>
       </w:r>
     </w:p>
@@ -6991,7 +7476,7 @@
         <w:pStyle w:val="Prrafodelista"/>
         <w:numPr>
           <w:ilvl w:val="0"/>
-          <w:numId w:val="36"/>
+          <w:numId w:val="19"/>
         </w:numPr>
         <w:rPr>
           <w:lang w:val="es-419" w:eastAsia="es-CO"/>
@@ -7017,7 +7502,7 @@
         <w:pStyle w:val="Prrafodelista"/>
         <w:numPr>
           <w:ilvl w:val="0"/>
-          <w:numId w:val="36"/>
+          <w:numId w:val="19"/>
         </w:numPr>
         <w:rPr>
           <w:lang w:val="es-419" w:eastAsia="es-CO"/>
@@ -7085,7 +7570,7 @@
         <w:pStyle w:val="Prrafodelista"/>
         <w:numPr>
           <w:ilvl w:val="0"/>
-          <w:numId w:val="36"/>
+          <w:numId w:val="19"/>
         </w:numPr>
         <w:rPr>
           <w:lang w:val="es-419" w:eastAsia="es-CO"/>
@@ -7111,7 +7596,7 @@
         <w:pStyle w:val="Prrafodelista"/>
         <w:numPr>
           <w:ilvl w:val="0"/>
-          <w:numId w:val="36"/>
+          <w:numId w:val="19"/>
         </w:numPr>
         <w:rPr>
           <w:lang w:val="es-419" w:eastAsia="es-CO"/>
@@ -7137,7 +7622,7 @@
         <w:pStyle w:val="Prrafodelista"/>
         <w:numPr>
           <w:ilvl w:val="0"/>
-          <w:numId w:val="36"/>
+          <w:numId w:val="19"/>
         </w:numPr>
         <w:rPr>
           <w:lang w:val="es-419" w:eastAsia="es-CO"/>
@@ -7163,7 +7648,7 @@
         <w:pStyle w:val="Prrafodelista"/>
         <w:numPr>
           <w:ilvl w:val="0"/>
-          <w:numId w:val="36"/>
+          <w:numId w:val="19"/>
         </w:numPr>
         <w:rPr>
           <w:lang w:val="es-419" w:eastAsia="es-CO"/>
@@ -7197,7 +7682,7 @@
         <w:pStyle w:val="Prrafodelista"/>
         <w:numPr>
           <w:ilvl w:val="0"/>
-          <w:numId w:val="36"/>
+          <w:numId w:val="19"/>
         </w:numPr>
         <w:rPr>
           <w:lang w:val="es-419" w:eastAsia="es-CO"/>
@@ -7247,7 +7732,7 @@
         <w:pStyle w:val="Prrafodelista"/>
         <w:numPr>
           <w:ilvl w:val="0"/>
-          <w:numId w:val="36"/>
+          <w:numId w:val="19"/>
         </w:numPr>
         <w:rPr>
           <w:lang w:val="es-419" w:eastAsia="es-CO"/>
@@ -7272,12 +7757,11 @@
       <w:pPr>
         <w:pStyle w:val="Ttulo2"/>
       </w:pPr>
-      <w:bookmarkStart w:id="20" w:name="_Toc237610005"/>
-      <w:r>
-        <w:lastRenderedPageBreak/>
+      <w:bookmarkStart w:id="21" w:name="_Toc238804712"/>
+      <w:r>
         <w:t>Selección y uso de herramientas digitales para campañas</w:t>
       </w:r>
-      <w:bookmarkEnd w:id="20"/>
+      <w:bookmarkEnd w:id="21"/>
     </w:p>
     <w:p>
       <w:pPr>
@@ -7310,7 +7794,7 @@
         <w:pStyle w:val="Prrafodelista"/>
         <w:numPr>
           <w:ilvl w:val="0"/>
-          <w:numId w:val="37"/>
+          <w:numId w:val="20"/>
         </w:numPr>
         <w:rPr>
           <w:lang w:val="es-419" w:eastAsia="es-CO"/>
@@ -7336,7 +7820,7 @@
         <w:pStyle w:val="Prrafodelista"/>
         <w:numPr>
           <w:ilvl w:val="0"/>
-          <w:numId w:val="37"/>
+          <w:numId w:val="20"/>
         </w:numPr>
         <w:rPr>
           <w:lang w:val="es-419" w:eastAsia="es-CO"/>
@@ -7348,6 +7832,7 @@
           <w:bCs/>
           <w:lang w:val="es-419" w:eastAsia="es-CO"/>
         </w:rPr>
+        <w:lastRenderedPageBreak/>
         <w:t>Facilidad de uso:</w:t>
       </w:r>
       <w:r>
@@ -7362,7 +7847,7 @@
         <w:pStyle w:val="Prrafodelista"/>
         <w:numPr>
           <w:ilvl w:val="0"/>
-          <w:numId w:val="37"/>
+          <w:numId w:val="20"/>
         </w:numPr>
         <w:rPr>
           <w:lang w:val="es-419" w:eastAsia="es-CO"/>
@@ -7388,7 +7873,7 @@
         <w:pStyle w:val="Prrafodelista"/>
         <w:numPr>
           <w:ilvl w:val="0"/>
-          <w:numId w:val="37"/>
+          <w:numId w:val="20"/>
         </w:numPr>
         <w:rPr>
           <w:lang w:val="es-419" w:eastAsia="es-CO"/>
@@ -7414,7 +7899,7 @@
         <w:pStyle w:val="Prrafodelista"/>
         <w:numPr>
           <w:ilvl w:val="0"/>
-          <w:numId w:val="37"/>
+          <w:numId w:val="20"/>
         </w:numPr>
         <w:rPr>
           <w:lang w:val="es-419" w:eastAsia="es-CO"/>
@@ -7440,7 +7925,7 @@
         <w:pStyle w:val="Prrafodelista"/>
         <w:numPr>
           <w:ilvl w:val="0"/>
-          <w:numId w:val="37"/>
+          <w:numId w:val="20"/>
         </w:numPr>
         <w:rPr>
           <w:lang w:val="es-419" w:eastAsia="es-CO"/>
@@ -7452,53 +7937,59 @@
           <w:bCs/>
           <w:lang w:val="es-419" w:eastAsia="es-CO"/>
         </w:rPr>
+        <w:t>Accesibilidad del contenido:</w:t>
+      </w:r>
+      <w:r>
+        <w:rPr>
+          <w:lang w:val="es-419" w:eastAsia="es-CO"/>
+        </w:rPr>
+        <w:t xml:space="preserve"> revisar que permitan crear materiales legibles, con buen contraste, subtítulos, descripciones u otros elementos que favorezcan la comprensión por parte de públicos diversos.</w:t>
+      </w:r>
+    </w:p>
+    <w:p>
+      <w:pPr>
+        <w:rPr>
+          <w:lang w:val="es-419" w:eastAsia="es-CO"/>
+        </w:rPr>
+      </w:pPr>
+      <w:r>
+        <w:rPr>
+          <w:lang w:val="es-419" w:eastAsia="es-CO"/>
+        </w:rPr>
+        <w:t>Las herramientas digitales pueden utilizarse en diferentes momentos de la campaña. Durante la planeación ayudan a organizar cronogramas, responsables y contenidos, en la producción facilitan la creación y edición de piezas, y en la publicación permiten preparar o programar los contenidos para los distintos canales seleccionados.</w:t>
+      </w:r>
+    </w:p>
+    <w:p>
+      <w:pPr>
+        <w:rPr>
+          <w:lang w:val="es-419" w:eastAsia="es-CO"/>
+        </w:rPr>
+      </w:pPr>
+      <w:r>
+        <w:rPr>
+          <w:lang w:val="es-419" w:eastAsia="es-CO"/>
+        </w:rPr>
+        <w:t>En las campañas culturales, las herramientas deben estar al servicio del mensaje y del patrimonio que se desea comunicar. Los efectos visuales, las plantillas o los recursos de edición pueden enriquecer una pieza, pero no deben dificultar la comprensión de la información ni desviar la atención de los contenidos principales. Por esta razón, la selección debe priorizar la claridad, la coherencia visual y la adecuación al propósito comunicativo de la campaña.</w:t>
+      </w:r>
+    </w:p>
+    <w:p>
+      <w:pPr>
+        <w:rPr>
+          <w:lang w:val="es-419" w:eastAsia="es-CO"/>
+        </w:rPr>
+      </w:pPr>
+      <w:r>
+        <w:rPr>
+          <w:lang w:val="es-419" w:eastAsia="es-CO"/>
+        </w:rPr>
+        <w:t xml:space="preserve">Además de la producción de contenidos, es recomendable mantener una organización básica de los archivos y recursos utilizados durante el proceso. Esto agiliza </w:t>
+      </w:r>
+      <w:r>
+        <w:rPr>
+          <w:lang w:val="es-419" w:eastAsia="es-CO"/>
+        </w:rPr>
         <w:lastRenderedPageBreak/>
-        <w:t>Accesibilidad del contenido:</w:t>
-      </w:r>
-      <w:r>
-        <w:rPr>
-          <w:lang w:val="es-419" w:eastAsia="es-CO"/>
-        </w:rPr>
-        <w:t xml:space="preserve"> revisar que permitan crear materiales legibles, con buen contraste, subtítulos, descripciones u otros elementos que favorezcan la comprensión por parte de públicos diversos.</w:t>
-      </w:r>
-    </w:p>
-    <w:p>
-      <w:pPr>
-        <w:rPr>
-          <w:lang w:val="es-419" w:eastAsia="es-CO"/>
-        </w:rPr>
-      </w:pPr>
-      <w:r>
-        <w:rPr>
-          <w:lang w:val="es-419" w:eastAsia="es-CO"/>
-        </w:rPr>
-        <w:t>Las herramientas digitales pueden utilizarse en diferentes momentos de la campaña. Durante la planeación ayudan a organizar cronogramas, responsables y contenidos, en la producción facilitan la creación y edición de piezas, y en la publicación permiten preparar o programar los contenidos para los distintos canales seleccionados.</w:t>
-      </w:r>
-    </w:p>
-    <w:p>
-      <w:pPr>
-        <w:rPr>
-          <w:lang w:val="es-419" w:eastAsia="es-CO"/>
-        </w:rPr>
-      </w:pPr>
-      <w:r>
-        <w:rPr>
-          <w:lang w:val="es-419" w:eastAsia="es-CO"/>
-        </w:rPr>
-        <w:t>En las campañas culturales, las herramientas deben estar al servicio del mensaje y del patrimonio que se desea comunicar. Los efectos visuales, las plantillas o los recursos de edición pueden enriquecer una pieza, pero no deben dificultar la comprensión de la información ni desviar la atención de los contenidos principales. Por esta razón, la selección debe priorizar la claridad, la coherencia visual y la adecuación al propósito comunicativo de la campaña.</w:t>
-      </w:r>
-    </w:p>
-    <w:p>
-      <w:pPr>
-        <w:rPr>
-          <w:lang w:val="es-419" w:eastAsia="es-CO"/>
-        </w:rPr>
-      </w:pPr>
-      <w:r>
-        <w:rPr>
-          <w:lang w:val="es-419" w:eastAsia="es-CO"/>
-        </w:rPr>
-        <w:t>Además de la producción de contenidos, es recomendable mantener una organización básica de los archivos y recursos utilizados durante el proceso. Esto agiliza la revisión de materiales, el trabajo colaborativo y la realización de ajustes cuando sea necesario.</w:t>
+        <w:t>la revisión de materiales, el trabajo colaborativo y la realización de ajustes cuando sea necesario.</w:t>
       </w:r>
     </w:p>
     <w:p>
@@ -7524,8 +8015,21 @@
         <w:rPr>
           <w:lang w:val="es-419" w:eastAsia="es-CO"/>
         </w:rPr>
-        <w:lastRenderedPageBreak/>
-        <w:t>Para ampliar conocimientos sobre la organización y programación estratégica de contenidos, se recomienda consultar el video: Planeación de contenidos digitales.</w:t>
+        <w:t xml:space="preserve">Para ampliar conocimientos sobre la organización y programación estratégica de contenidos, se recomienda consultar el video: </w:t>
+      </w:r>
+      <w:bookmarkStart w:id="22" w:name="_Hlk238802186"/>
+      <w:r>
+        <w:rPr>
+          <w:lang w:val="es-419" w:eastAsia="es-CO"/>
+        </w:rPr>
+        <w:t>Planeación de contenidos digitales</w:t>
+      </w:r>
+      <w:bookmarkEnd w:id="22"/>
+      <w:r>
+        <w:rPr>
+          <w:lang w:val="es-419" w:eastAsia="es-CO"/>
+        </w:rPr>
+        <w:t>.</w:t>
       </w:r>
       <w:r>
         <w:rPr>
@@ -7533,21 +8037,214 @@
         </w:rPr>
         <w:t xml:space="preserve"> </w:t>
       </w:r>
-      <w:hyperlink r:id="rId18" w:history="1">
+    </w:p>
+    <w:p>
+      <w:pPr>
+        <w:pStyle w:val="Video"/>
+      </w:pPr>
+      <w:r>
+        <w:rPr>
+          <w:lang w:val="es-419" w:eastAsia="es-CO"/>
+        </w:rPr>
+        <w:t>Planeación de contenidos digitales.</w:t>
+      </w:r>
+    </w:p>
+    <w:p>
+      <w:pPr>
+        <w:ind w:firstLine="0"/>
+        <w:jc w:val="center"/>
+      </w:pPr>
+      <w:r>
+        <w:rPr>
+          <w:noProof/>
+        </w:rPr>
+        <w:drawing>
+          <wp:inline distT="0" distB="0" distL="0" distR="0" wp14:anchorId="3FD72DD5" wp14:editId="19425C9B">
+            <wp:extent cx="4680000" cy="2631600"/>
+            <wp:effectExtent l="0" t="0" r="6350" b="0"/>
+            <wp:docPr id="13" name="Imagen 13" descr="P343#yIS1">
+              <a:extLst xmlns:a="http://schemas.openxmlformats.org/drawingml/2006/main">
+                <a:ext uri="{C183D7F6-B498-43B3-948B-1728B52AA6E4}">
+                  <adec:decorative xmlns:adec="http://schemas.microsoft.com/office/drawing/2017/decorative" val="1"/>
+                </a:ext>
+              </a:extLst>
+            </wp:docPr>
+            <wp:cNvGraphicFramePr>
+              <a:graphicFrameLocks xmlns:a="http://schemas.openxmlformats.org/drawingml/2006/main" noChangeAspect="1"/>
+            </wp:cNvGraphicFramePr>
+            <a:graphic xmlns:a="http://schemas.openxmlformats.org/drawingml/2006/main">
+              <a:graphicData uri="http://schemas.openxmlformats.org/drawingml/2006/picture">
+                <pic:pic xmlns:pic="http://schemas.openxmlformats.org/drawingml/2006/picture">
+                  <pic:nvPicPr>
+                    <pic:cNvPr id="13" name="Imagen 13" descr="P343#yIS1">
+                      <a:extLst>
+                        <a:ext uri="{C183D7F6-B498-43B3-948B-1728B52AA6E4}">
+                          <adec:decorative xmlns:adec="http://schemas.microsoft.com/office/drawing/2017/decorative" val="1"/>
+                        </a:ext>
+                      </a:extLst>
+                    </pic:cNvPr>
+                    <pic:cNvPicPr>
+                      <a:picLocks noChangeAspect="1" noChangeArrowheads="1"/>
+                    </pic:cNvPicPr>
+                  </pic:nvPicPr>
+                  <pic:blipFill>
+                    <a:blip r:embed="rId20" cstate="print">
+                      <a:extLst>
+                        <a:ext uri="{28A0092B-C50C-407E-A947-70E740481C1C}">
+                          <a14:useLocalDpi xmlns:a14="http://schemas.microsoft.com/office/drawing/2010/main" val="0"/>
+                        </a:ext>
+                      </a:extLst>
+                    </a:blip>
+                    <a:srcRect/>
+                    <a:stretch>
+                      <a:fillRect/>
+                    </a:stretch>
+                  </pic:blipFill>
+                  <pic:spPr bwMode="auto">
+                    <a:xfrm>
+                      <a:off x="0" y="0"/>
+                      <a:ext cx="4680000" cy="2631600"/>
+                    </a:xfrm>
+                    <a:prstGeom prst="rect">
+                      <a:avLst/>
+                    </a:prstGeom>
+                    <a:noFill/>
+                    <a:ln>
+                      <a:noFill/>
+                    </a:ln>
+                  </pic:spPr>
+                </pic:pic>
+              </a:graphicData>
+            </a:graphic>
+          </wp:inline>
+        </w:drawing>
+      </w:r>
+    </w:p>
+    <w:p>
+      <w:pPr>
+        <w:ind w:firstLine="0"/>
+        <w:jc w:val="center"/>
+      </w:pPr>
+      <w:hyperlink r:id="rId21" w:history="1">
         <w:r>
           <w:rPr>
             <w:rStyle w:val="Hipervnculo"/>
-            <w:lang w:val="es-419" w:eastAsia="es-CO"/>
+            <w:b/>
           </w:rPr>
-          <w:t>https://youtu.be/SFR7uBY4o0A?si=3G8HtKr-UYknmlxY</w:t>
+          <w:t>Enlace de reproducción del video</w:t>
         </w:r>
       </w:hyperlink>
-      <w:r>
-        <w:rPr>
-          <w:lang w:val="es-419" w:eastAsia="es-CO"/>
-        </w:rPr>
-        <w:t xml:space="preserve"> </w:t>
-      </w:r>
+    </w:p>
+    <w:tbl>
+      <w:tblPr>
+        <w:tblStyle w:val="Tablaconcuadrcula"/>
+        <w:tblW w:w="0" w:type="auto"/>
+        <w:tblLook w:val="04A0" w:firstRow="1" w:lastRow="0" w:firstColumn="1" w:lastColumn="0" w:noHBand="0" w:noVBand="1"/>
+      </w:tblPr>
+      <w:tblGrid>
+        <w:gridCol w:w="9962"/>
+      </w:tblGrid>
+      <w:tr>
+        <w:trPr>
+          <w:tblHeader/>
+        </w:trPr>
+        <w:tc>
+          <w:tcPr>
+            <w:tcW w:w="9972" w:type="dxa"/>
+          </w:tcPr>
+          <w:p>
+            <w:pPr>
+              <w:pStyle w:val="Video"/>
+              <w:numPr>
+                <w:ilvl w:val="0"/>
+                <w:numId w:val="0"/>
+              </w:numPr>
+              <w:ind w:left="1134" w:hanging="1134"/>
+            </w:pPr>
+            <w:r>
+              <w:rPr>
+                <w:b/>
+              </w:rPr>
+              <w:lastRenderedPageBreak/>
+              <w:t xml:space="preserve">Transcripción del video. </w:t>
+            </w:r>
+            <w:r>
+              <w:rPr>
+                <w:lang w:val="es-419" w:eastAsia="es-CO"/>
+              </w:rPr>
+              <w:t>Planeación de contenidos digitales</w:t>
+            </w:r>
+          </w:p>
+        </w:tc>
+      </w:tr>
+      <w:tr>
+        <w:tc>
+          <w:tcPr>
+            <w:tcW w:w="9972" w:type="dxa"/>
+          </w:tcPr>
+          <w:p>
+            <w:r>
+              <w:t>Planear es fundamental para desarrollar cualquier proyecto o actividad. Para la producción de contenidos digitales no es la excepción: es la ruta de trabajo que nos dirige al cumplimiento del objetivo planteado.</w:t>
+            </w:r>
+          </w:p>
+          <w:p>
+            <w:r>
+              <w:t>Podemos organizar qué publicar, dónde y con qué intención hacerlo, porque en el mundo digital una de las premisas que nos pueden garantizar la interacción continua con nuestros usuarios es la constancia. Tener un ritmo y coherencia en los contenidos es algo que, improvisando, seguramente no lograremos.</w:t>
+            </w:r>
+          </w:p>
+          <w:p>
+            <w:r>
+              <w:t>Existen varias metodologías para la planificación digital. En este caso, lo desarrollaremos mediante un calendario editorial y, para eso, utilizaremos Excel y un formato que pueden descargar en los recursos de este video.</w:t>
+            </w:r>
+          </w:p>
+          <w:p>
+            <w:r>
+              <w:t>Empecemos. Después de descargar y abrir el formato en Excel, identificamos que trae contenido de ejemplo acorde al proyecto que estamos desarrollando. Este formato es una guía que ayudará a organizar y visualizar el contenido digital que desarrollaremos.</w:t>
+            </w:r>
+          </w:p>
+          <w:p>
+            <w:r>
+              <w:t>En la primera columna identificamos las plataformas sociales donde irá el contenido. Como ejemplo, el primer contenido será un identificador visual que será necesario para las tres redes sociales donde tendrá presencia nuestra marca y lo usaremos como imagen de perfil.</w:t>
+            </w:r>
+          </w:p>
+          <w:p>
+            <w:r>
+              <w:lastRenderedPageBreak/>
+              <w:t>El objetivo de comunicación será informado. En la columna de guion irá todo el texto que utilizaremos literalmente dentro del diseño del contenido; en este caso, el nombre de la empresa y sus valores.</w:t>
+            </w:r>
+          </w:p>
+          <w:p>
+            <w:r>
+              <w:t xml:space="preserve">El </w:t>
+            </w:r>
+            <w:proofErr w:type="spellStart"/>
+            <w:r>
+              <w:t>copy</w:t>
+            </w:r>
+            <w:proofErr w:type="spellEnd"/>
+            <w:r>
+              <w:t xml:space="preserve"> corresponde al texto que acompañará la pieza en la plataforma en la que se publique. Para la imagen de perfil y las de tipo historia no será necesario. Para los posts, en este caso el carrusel de Instagram, sí necesitamos un texto que acompañe la publicación.</w:t>
+            </w:r>
+          </w:p>
+          <w:p>
+            <w:r>
+              <w:t>Podemos agregar y modificar columnas según lo queramos. En este caso, tenemos fecha de publicación para tener claro cuándo vamos a necesitar la pieza digital y algunas observaciones. Y encontramos también diferentes tipos de contenidos que vamos a producir.</w:t>
+            </w:r>
+          </w:p>
+          <w:p>
+            <w:r>
+              <w:t>Esto es un ejemplo básico de planeación de contenido. Puedes planear una semana o un mes completo y mantener una actividad constante en redes sociales.</w:t>
+            </w:r>
+          </w:p>
+        </w:tc>
+      </w:tr>
+    </w:tbl>
+    <w:p>
+      <w:pPr>
+        <w:rPr>
+          <w:lang w:val="es-419" w:eastAsia="es-CO"/>
+        </w:rPr>
+      </w:pPr>
     </w:p>
     <w:p>
       <w:pPr>
@@ -7568,12 +8265,12 @@
       <w:pPr>
         <w:pStyle w:val="Ttulo1"/>
       </w:pPr>
-      <w:bookmarkStart w:id="21" w:name="_Toc237610006"/>
+      <w:bookmarkStart w:id="23" w:name="_Toc238804713"/>
       <w:r>
         <w:lastRenderedPageBreak/>
         <w:t>Plataformas digitales: configuración, calendario y restricciones</w:t>
       </w:r>
-      <w:bookmarkEnd w:id="21"/>
+      <w:bookmarkEnd w:id="23"/>
     </w:p>
     <w:p>
       <w:pPr>
@@ -7612,11 +8309,11 @@
       <w:pPr>
         <w:pStyle w:val="Ttulo2"/>
       </w:pPr>
-      <w:bookmarkStart w:id="22" w:name="_Toc237610007"/>
+      <w:bookmarkStart w:id="24" w:name="_Toc238804714"/>
       <w:r>
         <w:t>Selección de plataformas</w:t>
       </w:r>
-      <w:bookmarkEnd w:id="22"/>
+      <w:bookmarkEnd w:id="24"/>
     </w:p>
     <w:p>
       <w:pPr>
@@ -7649,7 +8346,7 @@
         <w:pStyle w:val="Prrafodelista"/>
         <w:numPr>
           <w:ilvl w:val="0"/>
-          <w:numId w:val="38"/>
+          <w:numId w:val="21"/>
         </w:numPr>
         <w:rPr>
           <w:lang w:val="es-419" w:eastAsia="es-CO"/>
@@ -7688,7 +8385,7 @@
         <w:pStyle w:val="Prrafodelista"/>
         <w:numPr>
           <w:ilvl w:val="0"/>
-          <w:numId w:val="38"/>
+          <w:numId w:val="21"/>
         </w:numPr>
         <w:rPr>
           <w:lang w:val="es-419" w:eastAsia="es-CO"/>
@@ -7714,7 +8411,7 @@
         <w:pStyle w:val="Prrafodelista"/>
         <w:numPr>
           <w:ilvl w:val="0"/>
-          <w:numId w:val="38"/>
+          <w:numId w:val="21"/>
         </w:numPr>
         <w:rPr>
           <w:lang w:val="es-419" w:eastAsia="es-CO"/>
@@ -7740,7 +8437,7 @@
         <w:pStyle w:val="Prrafodelista"/>
         <w:numPr>
           <w:ilvl w:val="0"/>
-          <w:numId w:val="38"/>
+          <w:numId w:val="21"/>
         </w:numPr>
         <w:rPr>
           <w:lang w:val="es-419" w:eastAsia="es-CO"/>
@@ -7766,7 +8463,7 @@
         <w:pStyle w:val="Prrafodelista"/>
         <w:numPr>
           <w:ilvl w:val="0"/>
-          <w:numId w:val="38"/>
+          <w:numId w:val="21"/>
         </w:numPr>
         <w:rPr>
           <w:lang w:val="es-419" w:eastAsia="es-CO"/>
@@ -7793,7 +8490,7 @@
         <w:pStyle w:val="Prrafodelista"/>
         <w:numPr>
           <w:ilvl w:val="0"/>
-          <w:numId w:val="38"/>
+          <w:numId w:val="21"/>
         </w:numPr>
         <w:rPr>
           <w:lang w:val="es-419" w:eastAsia="es-CO"/>
@@ -7870,100 +8567,298 @@
         </w:rPr>
         <w:t xml:space="preserve"> </w:t>
       </w:r>
-      <w:hyperlink r:id="rId19" w:history="1">
+    </w:p>
+    <w:p>
+      <w:pPr>
+        <w:pStyle w:val="Video"/>
+      </w:pPr>
+      <w:r>
+        <w:rPr>
+          <w:lang w:val="es-419" w:eastAsia="es-CO"/>
+        </w:rPr>
+        <w:lastRenderedPageBreak/>
+        <w:t>La campaña publicitaria en medios digitales.</w:t>
+      </w:r>
+    </w:p>
+    <w:p>
+      <w:pPr>
+        <w:ind w:firstLine="0"/>
+        <w:jc w:val="center"/>
+      </w:pPr>
+      <w:r>
+        <w:rPr>
+          <w:noProof/>
+        </w:rPr>
+        <w:drawing>
+          <wp:inline distT="0" distB="0" distL="0" distR="0" wp14:anchorId="0D92F0F7" wp14:editId="70DE41D0">
+            <wp:extent cx="4680000" cy="2631600"/>
+            <wp:effectExtent l="0" t="0" r="6350" b="0"/>
+            <wp:docPr id="15" name="Imagen 15" descr="P376#yIS1">
+              <a:extLst xmlns:a="http://schemas.openxmlformats.org/drawingml/2006/main">
+                <a:ext uri="{C183D7F6-B498-43B3-948B-1728B52AA6E4}">
+                  <adec:decorative xmlns:adec="http://schemas.microsoft.com/office/drawing/2017/decorative" val="1"/>
+                </a:ext>
+              </a:extLst>
+            </wp:docPr>
+            <wp:cNvGraphicFramePr>
+              <a:graphicFrameLocks xmlns:a="http://schemas.openxmlformats.org/drawingml/2006/main" noChangeAspect="1"/>
+            </wp:cNvGraphicFramePr>
+            <a:graphic xmlns:a="http://schemas.openxmlformats.org/drawingml/2006/main">
+              <a:graphicData uri="http://schemas.openxmlformats.org/drawingml/2006/picture">
+                <pic:pic xmlns:pic="http://schemas.openxmlformats.org/drawingml/2006/picture">
+                  <pic:nvPicPr>
+                    <pic:cNvPr id="15" name="Imagen 15" descr="P376#yIS1">
+                      <a:extLst>
+                        <a:ext uri="{C183D7F6-B498-43B3-948B-1728B52AA6E4}">
+                          <adec:decorative xmlns:adec="http://schemas.microsoft.com/office/drawing/2017/decorative" val="1"/>
+                        </a:ext>
+                      </a:extLst>
+                    </pic:cNvPr>
+                    <pic:cNvPicPr>
+                      <a:picLocks noChangeAspect="1" noChangeArrowheads="1"/>
+                    </pic:cNvPicPr>
+                  </pic:nvPicPr>
+                  <pic:blipFill>
+                    <a:blip r:embed="rId22" cstate="print">
+                      <a:extLst>
+                        <a:ext uri="{28A0092B-C50C-407E-A947-70E740481C1C}">
+                          <a14:useLocalDpi xmlns:a14="http://schemas.microsoft.com/office/drawing/2010/main" val="0"/>
+                        </a:ext>
+                      </a:extLst>
+                    </a:blip>
+                    <a:srcRect/>
+                    <a:stretch>
+                      <a:fillRect/>
+                    </a:stretch>
+                  </pic:blipFill>
+                  <pic:spPr bwMode="auto">
+                    <a:xfrm>
+                      <a:off x="0" y="0"/>
+                      <a:ext cx="4680000" cy="2631600"/>
+                    </a:xfrm>
+                    <a:prstGeom prst="rect">
+                      <a:avLst/>
+                    </a:prstGeom>
+                    <a:noFill/>
+                    <a:ln>
+                      <a:noFill/>
+                    </a:ln>
+                  </pic:spPr>
+                </pic:pic>
+              </a:graphicData>
+            </a:graphic>
+          </wp:inline>
+        </w:drawing>
+      </w:r>
+    </w:p>
+    <w:p>
+      <w:pPr>
+        <w:ind w:firstLine="0"/>
+        <w:jc w:val="center"/>
+      </w:pPr>
+      <w:hyperlink r:id="rId23" w:history="1">
         <w:r>
           <w:rPr>
             <w:rStyle w:val="Hipervnculo"/>
-            <w:lang w:val="es-419" w:eastAsia="es-CO"/>
+            <w:b/>
           </w:rPr>
-          <w:t>https://www.youtube.com/watch?v=oh9nIxWcgfg</w:t>
+          <w:t>Enlace de reproducción del video</w:t>
         </w:r>
       </w:hyperlink>
-      <w:r>
-        <w:rPr>
-          <w:lang w:val="es-419" w:eastAsia="es-CO"/>
-        </w:rPr>
-        <w:t xml:space="preserve"> </w:t>
-      </w:r>
+    </w:p>
+    <w:tbl>
+      <w:tblPr>
+        <w:tblStyle w:val="Tablaconcuadrcula"/>
+        <w:tblW w:w="0" w:type="auto"/>
+        <w:tblLook w:val="04A0" w:firstRow="1" w:lastRow="0" w:firstColumn="1" w:lastColumn="0" w:noHBand="0" w:noVBand="1"/>
+      </w:tblPr>
+      <w:tblGrid>
+        <w:gridCol w:w="9962"/>
+      </w:tblGrid>
+      <w:tr>
+        <w:trPr>
+          <w:tblHeader/>
+        </w:trPr>
+        <w:tc>
+          <w:tcPr>
+            <w:tcW w:w="9972" w:type="dxa"/>
+          </w:tcPr>
+          <w:p>
+            <w:pPr>
+              <w:pStyle w:val="Video"/>
+              <w:numPr>
+                <w:ilvl w:val="0"/>
+                <w:numId w:val="0"/>
+              </w:numPr>
+              <w:ind w:left="1134" w:hanging="1134"/>
+            </w:pPr>
+            <w:r>
+              <w:rPr>
+                <w:b/>
+              </w:rPr>
+              <w:t xml:space="preserve">Transcripción del video. </w:t>
+            </w:r>
+            <w:r>
+              <w:rPr>
+                <w:lang w:val="es-419" w:eastAsia="es-CO"/>
+              </w:rPr>
+              <w:t>La campaña publicitaria en medios digitales.</w:t>
+            </w:r>
+          </w:p>
+        </w:tc>
+      </w:tr>
+      <w:tr>
+        <w:tc>
+          <w:tcPr>
+            <w:tcW w:w="9972" w:type="dxa"/>
+          </w:tcPr>
+          <w:p>
+            <w:r>
+              <w:t xml:space="preserve">Las organizaciones demandan personal idóneo, con habilidades </w:t>
+            </w:r>
+            <w:r>
+              <w:t>en</w:t>
+            </w:r>
+            <w:r>
+              <w:t xml:space="preserve"> conocimientos </w:t>
+            </w:r>
+            <w:r>
+              <w:t>d</w:t>
+            </w:r>
+            <w:r>
+              <w:t xml:space="preserve">el consumidor digital, la publicidad digital, las campañas publicitarias digitales, las estrategias creativas y el análisis de </w:t>
+            </w:r>
+            <w:r>
+              <w:rPr>
+                <w:rStyle w:val="Extranjerismo"/>
+              </w:rPr>
+              <w:t>insight</w:t>
+            </w:r>
+            <w:r>
+              <w:t>.</w:t>
+            </w:r>
+          </w:p>
+          <w:p>
+            <w:r>
+              <w:t>Las campañas deben ser innovadoras</w:t>
+            </w:r>
+            <w:r>
+              <w:t xml:space="preserve"> y creativas</w:t>
+            </w:r>
+            <w:r>
+              <w:t>, permitiendo a las organizaciones diseñar estrategias, planes y campañas publicitarias que creen comunicación y fidelización con los consumidores.</w:t>
+            </w:r>
+          </w:p>
+          <w:p>
+            <w:r>
+              <w:t>El componente formativo será abordado desde la óptica del conocimiento y el autoaprendizaje, el cual estará guiado por el instructor.</w:t>
+            </w:r>
+          </w:p>
+          <w:p>
+            <w:r>
+              <w:lastRenderedPageBreak/>
+              <w:t>Se encontrarán retos de aprendizaje que le permitirán reforzar los conocimientos adquiridos durante la formación y la apropiación de herramientas de aplicabilidad de la temática.</w:t>
+            </w:r>
+          </w:p>
+          <w:p>
+            <w:r>
+              <w:t>¡</w:t>
+            </w:r>
+            <w:r>
+              <w:t>Bienvenido</w:t>
+            </w:r>
+            <w:r>
+              <w:t>!</w:t>
+            </w:r>
+          </w:p>
+        </w:tc>
+      </w:tr>
+    </w:tbl>
+    <w:p>
+      <w:pPr>
+        <w:rPr>
+          <w:lang w:val="es-419" w:eastAsia="es-CO"/>
+        </w:rPr>
+      </w:pPr>
     </w:p>
     <w:p>
       <w:pPr>
         <w:pStyle w:val="Ttulo2"/>
       </w:pPr>
-      <w:bookmarkStart w:id="23" w:name="_Toc237610008"/>
+      <w:bookmarkStart w:id="25" w:name="_Toc238804715"/>
+      <w:r>
+        <w:t>Configuración de espacios digitales</w:t>
+      </w:r>
+      <w:bookmarkEnd w:id="25"/>
+    </w:p>
+    <w:p>
+      <w:pPr>
+        <w:rPr>
+          <w:lang w:val="es-419" w:eastAsia="es-CO"/>
+        </w:rPr>
+      </w:pPr>
+      <w:r>
+        <w:rPr>
+          <w:lang w:val="es-419" w:eastAsia="es-CO"/>
+        </w:rPr>
+        <w:t xml:space="preserve">La configuración de plataformas consiste en preparar los perfiles, páginas o espacios donde se difundirá la campaña. Esto incluye imagen de perfil, portada, descripción institucional, enlaces, datos de contacto, categorías, permisos de administración y criterios visuales. </w:t>
+      </w:r>
+    </w:p>
+    <w:p>
+      <w:pPr>
+        <w:rPr>
+          <w:lang w:val="es-419" w:eastAsia="es-CO"/>
+        </w:rPr>
+      </w:pPr>
+      <w:r>
+        <w:rPr>
+          <w:lang w:val="es-419" w:eastAsia="es-CO"/>
+        </w:rPr>
+        <w:t xml:space="preserve">En campañas de museos, la configuración debe reflejar la identidad institucional. El público debe reconocer que las publicaciones hacen parte de una campaña cultural organizada y no de contenidos dispersos. Para lograrlo, se pueden definir colores, tipografías, estilo de imágenes, estructura de </w:t>
+      </w:r>
+      <w:r>
+        <w:rPr>
+          <w:rStyle w:val="Extranjerismo"/>
+        </w:rPr>
+        <w:t>captions</w:t>
+      </w:r>
+      <w:r>
+        <w:rPr>
+          <w:lang w:val="es-419" w:eastAsia="es-CO"/>
+        </w:rPr>
+        <w:t xml:space="preserve"> y uso de etiquetas.</w:t>
+      </w:r>
+    </w:p>
+    <w:p>
+      <w:pPr>
+        <w:rPr>
+          <w:lang w:val="es-419" w:eastAsia="es-CO"/>
+        </w:rPr>
+      </w:pPr>
+      <w:r>
+        <w:rPr>
+          <w:lang w:val="es-419" w:eastAsia="es-CO"/>
+        </w:rPr>
+        <w:t>También es necesario revisar los permisos de publicación. En un museo, no todas las personas deben tener acceso a publicar directamente. Es recomendable establecer responsables de creación, revisión, aprobación y publicación. Esta división ayuda a evitar errores y garantiza que los contenidos cumplan los criterios definidos.</w:t>
+      </w:r>
+    </w:p>
+    <w:p>
+      <w:pPr>
+        <w:rPr>
+          <w:lang w:val="es-419" w:eastAsia="es-CO"/>
+        </w:rPr>
+      </w:pPr>
+    </w:p>
+    <w:p>
+      <w:pPr>
+        <w:pStyle w:val="Ttulo2"/>
+      </w:pPr>
+      <w:bookmarkStart w:id="26" w:name="_Toc238804716"/>
       <w:r>
         <w:lastRenderedPageBreak/>
-        <w:t>Configuración de espacios digitales</w:t>
-      </w:r>
-      <w:bookmarkEnd w:id="23"/>
-    </w:p>
-    <w:p>
-      <w:pPr>
-        <w:rPr>
-          <w:lang w:val="es-419" w:eastAsia="es-CO"/>
-        </w:rPr>
-      </w:pPr>
-      <w:r>
-        <w:rPr>
-          <w:lang w:val="es-419" w:eastAsia="es-CO"/>
-        </w:rPr>
-        <w:t xml:space="preserve">La configuración de plataformas consiste en preparar los perfiles, páginas o espacios donde se difundirá la campaña. Esto incluye imagen de perfil, portada, descripción institucional, enlaces, datos de contacto, categorías, permisos de administración y criterios visuales. </w:t>
-      </w:r>
-    </w:p>
-    <w:p>
-      <w:pPr>
-        <w:rPr>
-          <w:lang w:val="es-419" w:eastAsia="es-CO"/>
-        </w:rPr>
-      </w:pPr>
-      <w:r>
-        <w:rPr>
-          <w:lang w:val="es-419" w:eastAsia="es-CO"/>
-        </w:rPr>
-        <w:t xml:space="preserve">En campañas de museos, la configuración debe reflejar la identidad institucional. El público debe reconocer que las publicaciones hacen parte de una campaña cultural organizada y no de contenidos dispersos. Para lograrlo, se pueden definir colores, tipografías, estilo de imágenes, estructura de </w:t>
-      </w:r>
-      <w:r>
-        <w:rPr>
-          <w:rStyle w:val="Extranjerismo"/>
-        </w:rPr>
-        <w:t>captions</w:t>
-      </w:r>
-      <w:r>
-        <w:rPr>
-          <w:lang w:val="es-419" w:eastAsia="es-CO"/>
-        </w:rPr>
-        <w:t xml:space="preserve"> y uso de etiquetas.</w:t>
-      </w:r>
-    </w:p>
-    <w:p>
-      <w:pPr>
-        <w:rPr>
-          <w:lang w:val="es-419" w:eastAsia="es-CO"/>
-        </w:rPr>
-      </w:pPr>
-      <w:r>
-        <w:rPr>
-          <w:lang w:val="es-419" w:eastAsia="es-CO"/>
-        </w:rPr>
-        <w:t>También es necesario revisar los permisos de publicación. En un museo, no todas las personas deben tener acceso a publicar directamente. Es recomendable establecer responsables de creación, revisión, aprobación y publicación. Esta división ayuda a evitar errores y garantiza que los contenidos cumplan los criterios definidos.</w:t>
-      </w:r>
-    </w:p>
-    <w:p>
-      <w:pPr>
-        <w:rPr>
-          <w:lang w:val="es-419" w:eastAsia="es-CO"/>
-        </w:rPr>
-      </w:pPr>
-    </w:p>
-    <w:p>
-      <w:pPr>
-        <w:pStyle w:val="Ttulo2"/>
-      </w:pPr>
-      <w:bookmarkStart w:id="24" w:name="_Toc237610009"/>
-      <w:r>
         <w:t>Calendario de publicaciones de campaña</w:t>
       </w:r>
-      <w:bookmarkEnd w:id="24"/>
+      <w:bookmarkEnd w:id="26"/>
     </w:p>
     <w:p>
       <w:pPr>
@@ -7983,7 +8878,7 @@
         <w:pStyle w:val="Prrafodelista"/>
         <w:numPr>
           <w:ilvl w:val="0"/>
-          <w:numId w:val="39"/>
+          <w:numId w:val="22"/>
         </w:numPr>
         <w:rPr>
           <w:lang w:val="es-419" w:eastAsia="es-CO"/>
@@ -7995,7 +8890,6 @@
           <w:bCs/>
           <w:lang w:val="es-419" w:eastAsia="es-CO"/>
         </w:rPr>
-        <w:lastRenderedPageBreak/>
         <w:t>Fecha y hora de publicación:</w:t>
       </w:r>
       <w:r>
@@ -8010,7 +8904,7 @@
         <w:pStyle w:val="Prrafodelista"/>
         <w:numPr>
           <w:ilvl w:val="0"/>
-          <w:numId w:val="39"/>
+          <w:numId w:val="22"/>
         </w:numPr>
         <w:rPr>
           <w:lang w:val="es-419" w:eastAsia="es-CO"/>
@@ -8036,7 +8930,7 @@
         <w:pStyle w:val="Prrafodelista"/>
         <w:numPr>
           <w:ilvl w:val="0"/>
-          <w:numId w:val="39"/>
+          <w:numId w:val="22"/>
         </w:numPr>
         <w:rPr>
           <w:lang w:val="es-419" w:eastAsia="es-CO"/>
@@ -8054,7 +8948,19 @@
         <w:rPr>
           <w:lang w:val="es-419" w:eastAsia="es-CO"/>
         </w:rPr>
-        <w:t xml:space="preserve"> define si la publicación se presentará como imagen, carrusel, video, audio, infografía, historia, blog, boletín u otro recurso digital.</w:t>
+        <w:t xml:space="preserve"> define si la publicación se presentará como imagen, carrusel, video, audio, infografía, historia, </w:t>
+      </w:r>
+      <w:r>
+        <w:rPr>
+          <w:rStyle w:val="Extranjerismo"/>
+        </w:rPr>
+        <w:t>blog</w:t>
+      </w:r>
+      <w:r>
+        <w:rPr>
+          <w:lang w:val="es-419" w:eastAsia="es-CO"/>
+        </w:rPr>
+        <w:t>, boletín u otro recurso digital.</w:t>
       </w:r>
     </w:p>
     <w:p>
@@ -8062,7 +8968,7 @@
         <w:pStyle w:val="Prrafodelista"/>
         <w:numPr>
           <w:ilvl w:val="0"/>
-          <w:numId w:val="39"/>
+          <w:numId w:val="22"/>
         </w:numPr>
         <w:rPr>
           <w:lang w:val="es-419" w:eastAsia="es-CO"/>
@@ -8088,7 +8994,7 @@
         <w:pStyle w:val="Prrafodelista"/>
         <w:numPr>
           <w:ilvl w:val="0"/>
-          <w:numId w:val="39"/>
+          <w:numId w:val="22"/>
         </w:numPr>
         <w:rPr>
           <w:lang w:val="es-419" w:eastAsia="es-CO"/>
@@ -8114,7 +9020,7 @@
         <w:pStyle w:val="Prrafodelista"/>
         <w:numPr>
           <w:ilvl w:val="0"/>
-          <w:numId w:val="39"/>
+          <w:numId w:val="22"/>
         </w:numPr>
         <w:rPr>
           <w:lang w:val="es-419" w:eastAsia="es-CO"/>
@@ -8126,6 +9032,7 @@
           <w:bCs/>
           <w:lang w:val="es-419" w:eastAsia="es-CO"/>
         </w:rPr>
+        <w:lastRenderedPageBreak/>
         <w:t>Texto de acompañamiento:</w:t>
       </w:r>
       <w:r>
@@ -8140,7 +9047,7 @@
         <w:pStyle w:val="Prrafodelista"/>
         <w:numPr>
           <w:ilvl w:val="0"/>
-          <w:numId w:val="39"/>
+          <w:numId w:val="22"/>
         </w:numPr>
         <w:rPr>
           <w:lang w:val="es-419" w:eastAsia="es-CO"/>
@@ -8166,7 +9073,7 @@
         <w:pStyle w:val="Prrafodelista"/>
         <w:numPr>
           <w:ilvl w:val="0"/>
-          <w:numId w:val="39"/>
+          <w:numId w:val="22"/>
         </w:numPr>
         <w:rPr>
           <w:lang w:val="es-419" w:eastAsia="es-CO"/>
@@ -8192,7 +9099,7 @@
         <w:pStyle w:val="Prrafodelista"/>
         <w:numPr>
           <w:ilvl w:val="0"/>
-          <w:numId w:val="39"/>
+          <w:numId w:val="22"/>
         </w:numPr>
         <w:rPr>
           <w:lang w:val="es-419" w:eastAsia="es-CO"/>
@@ -8204,7 +9111,6 @@
           <w:bCs/>
           <w:lang w:val="es-419" w:eastAsia="es-CO"/>
         </w:rPr>
-        <w:lastRenderedPageBreak/>
         <w:t>Responsables y estado de revisión:</w:t>
       </w:r>
       <w:r>
@@ -8219,7 +9125,7 @@
         <w:pStyle w:val="Prrafodelista"/>
         <w:numPr>
           <w:ilvl w:val="0"/>
-          <w:numId w:val="39"/>
+          <w:numId w:val="22"/>
         </w:numPr>
         <w:rPr>
           <w:lang w:val="es-419" w:eastAsia="es-CO"/>
@@ -8288,6 +9194,7 @@
         <w:rPr>
           <w:lang w:val="es-419" w:eastAsia="es-CO"/>
         </w:rPr>
+        <w:lastRenderedPageBreak/>
         <w:t>Finalmente, el calendario puede incluir un campo de seguimiento básico para registrar resultados como visualizaciones, reacciones, comentarios, clics o aspectos cualitativos observados. Con esta información se valora si los contenidos fueron claros, la plataforma adecuada y la campaña logró generar interés o participación en torno al contenido divulgado.</w:t>
       </w:r>
     </w:p>
@@ -8301,7 +9208,6 @@
         <w:rPr>
           <w:lang w:val="es-419" w:eastAsia="es-CO"/>
         </w:rPr>
-        <w:lastRenderedPageBreak/>
         <w:t xml:space="preserve">Para reforzar la organización previa de publicaciones, se recomienda revisar el video denominado: Calendario de </w:t>
       </w:r>
       <w:r>
@@ -8322,33 +9228,1034 @@
         </w:rPr>
         <w:t xml:space="preserve"> </w:t>
       </w:r>
-      <w:hyperlink r:id="rId20" w:history="1">
+    </w:p>
+    <w:p>
+      <w:pPr>
+        <w:pStyle w:val="Video"/>
+      </w:pPr>
+      <w:r>
+        <w:rPr>
+          <w:lang w:val="es-419" w:eastAsia="es-CO"/>
+        </w:rPr>
+        <w:t>Calendario de publicación en redes sociales</w:t>
+      </w:r>
+    </w:p>
+    <w:p>
+      <w:pPr>
+        <w:ind w:firstLine="0"/>
+        <w:jc w:val="center"/>
+      </w:pPr>
+      <w:r>
+        <w:rPr>
+          <w:noProof/>
+        </w:rPr>
+        <w:drawing>
+          <wp:inline distT="0" distB="0" distL="0" distR="0" wp14:anchorId="1C770A86" wp14:editId="45B9921A">
+            <wp:extent cx="4680000" cy="2631600"/>
+            <wp:effectExtent l="0" t="0" r="6350" b="0"/>
+            <wp:docPr id="16" name="Imagen 16" descr="P409#yIS1">
+              <a:extLst xmlns:a="http://schemas.openxmlformats.org/drawingml/2006/main">
+                <a:ext uri="{C183D7F6-B498-43B3-948B-1728B52AA6E4}">
+                  <adec:decorative xmlns:adec="http://schemas.microsoft.com/office/drawing/2017/decorative" val="1"/>
+                </a:ext>
+              </a:extLst>
+            </wp:docPr>
+            <wp:cNvGraphicFramePr>
+              <a:graphicFrameLocks xmlns:a="http://schemas.openxmlformats.org/drawingml/2006/main" noChangeAspect="1"/>
+            </wp:cNvGraphicFramePr>
+            <a:graphic xmlns:a="http://schemas.openxmlformats.org/drawingml/2006/main">
+              <a:graphicData uri="http://schemas.openxmlformats.org/drawingml/2006/picture">
+                <pic:pic xmlns:pic="http://schemas.openxmlformats.org/drawingml/2006/picture">
+                  <pic:nvPicPr>
+                    <pic:cNvPr id="16" name="Imagen 16" descr="P409#yIS1">
+                      <a:extLst>
+                        <a:ext uri="{C183D7F6-B498-43B3-948B-1728B52AA6E4}">
+                          <adec:decorative xmlns:adec="http://schemas.microsoft.com/office/drawing/2017/decorative" val="1"/>
+                        </a:ext>
+                      </a:extLst>
+                    </pic:cNvPr>
+                    <pic:cNvPicPr>
+                      <a:picLocks noChangeAspect="1" noChangeArrowheads="1"/>
+                    </pic:cNvPicPr>
+                  </pic:nvPicPr>
+                  <pic:blipFill>
+                    <a:blip r:embed="rId24" cstate="print">
+                      <a:extLst>
+                        <a:ext uri="{28A0092B-C50C-407E-A947-70E740481C1C}">
+                          <a14:useLocalDpi xmlns:a14="http://schemas.microsoft.com/office/drawing/2010/main" val="0"/>
+                        </a:ext>
+                      </a:extLst>
+                    </a:blip>
+                    <a:srcRect/>
+                    <a:stretch>
+                      <a:fillRect/>
+                    </a:stretch>
+                  </pic:blipFill>
+                  <pic:spPr bwMode="auto">
+                    <a:xfrm>
+                      <a:off x="0" y="0"/>
+                      <a:ext cx="4680000" cy="2631600"/>
+                    </a:xfrm>
+                    <a:prstGeom prst="rect">
+                      <a:avLst/>
+                    </a:prstGeom>
+                    <a:noFill/>
+                    <a:ln>
+                      <a:noFill/>
+                    </a:ln>
+                  </pic:spPr>
+                </pic:pic>
+              </a:graphicData>
+            </a:graphic>
+          </wp:inline>
+        </w:drawing>
+      </w:r>
+    </w:p>
+    <w:p>
+      <w:pPr>
+        <w:ind w:firstLine="0"/>
+        <w:jc w:val="center"/>
+      </w:pPr>
+      <w:hyperlink r:id="rId25" w:history="1">
         <w:r>
           <w:rPr>
             <w:rStyle w:val="Hipervnculo"/>
-            <w:lang w:val="es-419" w:eastAsia="es-CO"/>
+            <w:b/>
           </w:rPr>
-          <w:t>https://www.youtube.com/watch?v=JnTTpsrnOWE</w:t>
+          <w:t>Enlace de reproducción del video</w:t>
         </w:r>
       </w:hyperlink>
-      <w:r>
-        <w:rPr>
-          <w:lang w:val="es-419" w:eastAsia="es-CO"/>
-        </w:rPr>
-        <w:t xml:space="preserve"> </w:t>
-      </w:r>
-    </w:p>
-    <w:p>
-      <w:pPr>
-        <w:rPr>
-          <w:lang w:val="es-419" w:eastAsia="es-CO"/>
-        </w:rPr>
-      </w:pPr>
-      <w:r>
-        <w:rPr>
-          <w:lang w:val="es-419" w:eastAsia="es-CO"/>
-        </w:rPr>
-        <w:t>Como ejemplo de aplicación, la siguiente tabla muestra cómo pueden registrarse los principales campos de un calendario de publicaciones para una campaña de divulgación del patrimonio cultural. Los ejemplos presentados son ilustrativos y permiten comprender la forma en que se organiza la información antes de la publicación de los contenidos:</w:t>
+    </w:p>
+    <w:tbl>
+      <w:tblPr>
+        <w:tblStyle w:val="Tablaconcuadrcula"/>
+        <w:tblW w:w="0" w:type="auto"/>
+        <w:tblLook w:val="04A0" w:firstRow="1" w:lastRow="0" w:firstColumn="1" w:lastColumn="0" w:noHBand="0" w:noVBand="1"/>
+      </w:tblPr>
+      <w:tblGrid>
+        <w:gridCol w:w="9962"/>
+      </w:tblGrid>
+      <w:tr>
+        <w:trPr>
+          <w:tblHeader/>
+        </w:trPr>
+        <w:tc>
+          <w:tcPr>
+            <w:tcW w:w="9972" w:type="dxa"/>
+          </w:tcPr>
+          <w:p>
+            <w:pPr>
+              <w:pStyle w:val="Video"/>
+              <w:numPr>
+                <w:ilvl w:val="0"/>
+                <w:numId w:val="0"/>
+              </w:numPr>
+              <w:ind w:left="1134" w:hanging="1134"/>
+            </w:pPr>
+            <w:r>
+              <w:rPr>
+                <w:b/>
+              </w:rPr>
+              <w:t xml:space="preserve">Transcripción del video. </w:t>
+            </w:r>
+            <w:r>
+              <w:rPr>
+                <w:lang w:val="es-419" w:eastAsia="es-CO"/>
+              </w:rPr>
+              <w:t>Calendario de publicación en redes sociales</w:t>
+            </w:r>
+          </w:p>
+        </w:tc>
+      </w:tr>
+      <w:tr>
+        <w:tc>
+          <w:tcPr>
+            <w:tcW w:w="9972" w:type="dxa"/>
+          </w:tcPr>
+          <w:p>
+            <w:r>
+              <w:t xml:space="preserve">En esta ocasión traemos el calendario de actuación en redes sociales para una empresa llamada cabaña navideña. La campaña que vamos a trabajar será adornos </w:t>
+            </w:r>
+            <w:r>
+              <w:lastRenderedPageBreak/>
+              <w:t>navideños y la fecha de ejecución o línea de tiempo va a comenzar a partir del 5 de diciembre del 2020.</w:t>
+            </w:r>
+          </w:p>
+          <w:p>
+            <w:r>
+              <w:t>Debemos tener en cuenta el mes en que vamos a empezar las publicaciones, las semanas que vamos a trabajar: semana 1, semana dos, semanas tres, semana cuatro; y los días exactamente en que se realizarán las publicaciones en las diferentes redes sociales.</w:t>
+            </w:r>
+          </w:p>
+          <w:p>
+            <w:r>
+              <w:t>¿Por qué colocamos las fechas? Porque las fechas serán lo que nos marca la línea de tiempo para realizar las publicaciones y la hora. Debemos tener presente que cada una de las redes sociales tiene los lineamientos de cuántas veces o con qué frecuencia se debe publicar y los horarios, pues, que están definidos.</w:t>
+            </w:r>
+          </w:p>
+          <w:p>
+            <w:r>
+              <w:t xml:space="preserve">En esta oportunidad, entonces, traemos como tema: llegó diciembre a la cabaña navideña. ¿Cuál es nuestro objetivo? De tener presencia de marca. Vamos a trabajar en redes sociales como </w:t>
+            </w:r>
+            <w:r>
+              <w:t>F</w:t>
+            </w:r>
+            <w:r>
+              <w:t xml:space="preserve">acebook y </w:t>
+            </w:r>
+            <w:r>
+              <w:t>P</w:t>
+            </w:r>
+            <w:r>
+              <w:t xml:space="preserve">interest. El medio digital, vamos a tener el </w:t>
+            </w:r>
+            <w:r>
+              <w:rPr>
+                <w:rStyle w:val="Extranjerismo"/>
+              </w:rPr>
+              <w:t>blog</w:t>
+            </w:r>
+            <w:r>
+              <w:t xml:space="preserve">. La frecuencia de publicación va a ser una: una vez en </w:t>
+            </w:r>
+            <w:r>
+              <w:t>F</w:t>
+            </w:r>
+            <w:r>
+              <w:t xml:space="preserve">acebook, una vez en interés y una vez en el </w:t>
+            </w:r>
+            <w:r>
+              <w:rPr>
+                <w:rStyle w:val="Extranjerismo"/>
+              </w:rPr>
+              <w:t>blog.</w:t>
+            </w:r>
+          </w:p>
+          <w:p>
+            <w:r>
+              <w:t>¿Por qué nosotros tenemos que definir esto? Porque eso hace parte de las estrategias de la campaña publicitaria que nosotros ya hemos construido adelante.</w:t>
+            </w:r>
+          </w:p>
+          <w:p>
+            <w:r>
+              <w:t xml:space="preserve">Los mensajes deben ser mensajes cortos, mensajes concretos y que hagan parte de un propósito, de un tono, para que llegue a la población o </w:t>
+            </w:r>
+            <w:r>
+              <w:t>a</w:t>
+            </w:r>
+            <w:r>
+              <w:t xml:space="preserve"> los usuarios. En este caso, nuestro</w:t>
+            </w:r>
+            <w:r>
+              <w:rPr>
+                <w:rStyle w:val="Extranjerismo"/>
+              </w:rPr>
+              <w:t xml:space="preserve"> copy</w:t>
+            </w:r>
+            <w:r>
+              <w:t xml:space="preserve"> dice: la navidad es una época de amor y fraternidad con las nuevas tendencias navideñas para el 2020.</w:t>
+            </w:r>
+          </w:p>
+          <w:p>
+            <w:r>
+              <w:lastRenderedPageBreak/>
+              <w:t xml:space="preserve">Las etiquetas que vamos a trabajar tienen que estar relacionadas tanto con el </w:t>
+            </w:r>
+            <w:r>
+              <w:rPr>
+                <w:rStyle w:val="Extranjerismo"/>
+              </w:rPr>
+              <w:t>copy,</w:t>
+            </w:r>
+            <w:r>
+              <w:t xml:space="preserve"> con o con el mensaje, así como con la empresa, con el nombre de la empresa que nosotros ya tenemos. ¿Para qué? Para que haya una optimización en la búsqueda.</w:t>
+            </w:r>
+          </w:p>
+          <w:p>
+            <w:r>
+              <w:t>En esta oportunidad tenemos</w:t>
+            </w:r>
+            <w:r>
+              <w:rPr>
+                <w:rStyle w:val="Extranjerismo"/>
+              </w:rPr>
+              <w:t xml:space="preserve"> hashtags</w:t>
+            </w:r>
+            <w:r>
+              <w:t xml:space="preserve"> navidad 20/20, cabaña navideña, </w:t>
+            </w:r>
+            <w:r>
+              <w:rPr>
+                <w:rStyle w:val="Extranjerismo"/>
+              </w:rPr>
+              <w:t>hashtag</w:t>
+            </w:r>
+            <w:r>
+              <w:rPr>
+                <w:rStyle w:val="Extranjerismo"/>
+              </w:rPr>
+              <w:t>s</w:t>
+            </w:r>
+            <w:r>
+              <w:rPr>
+                <w:rStyle w:val="Extranjerismo"/>
+              </w:rPr>
+              <w:t xml:space="preserve"> </w:t>
+            </w:r>
+            <w:r>
+              <w:t xml:space="preserve">vive la navidad, </w:t>
+            </w:r>
+            <w:r>
+              <w:rPr>
+                <w:rStyle w:val="Extranjerismo"/>
+              </w:rPr>
+              <w:t>hashtags</w:t>
+            </w:r>
+            <w:r>
+              <w:t xml:space="preserve"> amor. Siempre estas palabras claves deben estar relacionadas con la época, línea de tiempo y la empresa, y el tono del mensaje que nosotros deseamos emitir hacia los usuarios.</w:t>
+            </w:r>
+          </w:p>
+          <w:p>
+            <w:r>
+              <w:t xml:space="preserve">El tipo de contenido hace referencia al tipo de contenido multimedia; también las especificaciones de esos contenidos. Cada una de las redes sociales tiene unos formatos y unos tamaños de los contenidos, llámese que sean en fotos, en </w:t>
+            </w:r>
+            <w:r>
+              <w:rPr>
+                <w:rStyle w:val="Extranjerismo"/>
+              </w:rPr>
+              <w:t>banners</w:t>
+            </w:r>
+            <w:r>
+              <w:t xml:space="preserve">, en vídeos promocionales o en la misma </w:t>
+            </w:r>
+            <w:r>
+              <w:rPr>
+                <w:rStyle w:val="Extranjerismo"/>
+              </w:rPr>
+              <w:t>landing page</w:t>
+            </w:r>
+            <w:r>
+              <w:t>.</w:t>
+            </w:r>
+          </w:p>
+          <w:p>
+            <w:r>
+              <w:t>¿De qué nos sirve a nosotros tener un responsable? Este calendario de actuación debe tener varios responsables o un responsable, pero siempre tendremos la persona encargada de realizar las piezas gráficas o las piezas multimediales que darán respuesta a la campaña.</w:t>
+            </w:r>
+          </w:p>
+          <w:p>
+            <w:r>
+              <w:t>Este es un cronograma de actuación en redes sociales en el cual la línea de tiempo es de vital importancia dentro de esas publicaciones. Entonces, cada una de las empresas va a determinar en qué días exactamente va a realizar esas publicaciones.</w:t>
+            </w:r>
+          </w:p>
+          <w:p>
+            <w:r>
+              <w:lastRenderedPageBreak/>
+              <w:t xml:space="preserve">Debemos tener en cuenta el calendario de actuación y la línea de tiempo, ya que los usuarios tienen una frecuencia de ingreso </w:t>
+            </w:r>
+            <w:r>
+              <w:t>a</w:t>
+            </w:r>
+            <w:r>
+              <w:t xml:space="preserve"> las redes sociales. De esa manera, ellos podrán visualizar, en un horario determinado, nuestras publicaciones o las publicaciones de la empresa.</w:t>
+            </w:r>
+          </w:p>
+          <w:p>
+            <w:r>
+              <w:t>Tenemos varios temas en esta oportunidad. ¿Para qué? Para convertir clientes, para captar audiencias, para realizar presencia de marca y hasta posicionamiento de marca, así como lo vimos durante el tema de las estrategias.</w:t>
+            </w:r>
+          </w:p>
+          <w:p>
+            <w:r>
+              <w:t>Un cuadro de actuación puede estar por semana, por meses, y nos sirve como un lineamiento para poder proyectar estrategias a futuro, en las cuales ya hemos contemplado la frecuencia en la cual ingresan los usuarios.</w:t>
+            </w:r>
+          </w:p>
+          <w:p>
+            <w:r>
+              <w:t>Aquí, por ejemplo, tenemos en la semana 2 que vamos a publicar los viernes. Esta sería la fecha del mes de diciembre: 11 de diciembre, la hora 7 de la noche, donde el tema será navidad llena de emoción.</w:t>
+            </w:r>
+          </w:p>
+          <w:p>
+            <w:r>
+              <w:t xml:space="preserve">¿Cuál es el objetivo? Convertir clientes. ¿En qué red social vamos a trabajar? En </w:t>
+            </w:r>
+            <w:r>
+              <w:t>F</w:t>
+            </w:r>
+            <w:r>
+              <w:t xml:space="preserve">acebook e </w:t>
+            </w:r>
+            <w:r>
+              <w:t>I</w:t>
+            </w:r>
+            <w:r>
+              <w:t xml:space="preserve">nstagram. Ya cambio aquí la red social; inicialmente teníamos </w:t>
+            </w:r>
+            <w:r>
+              <w:t>P</w:t>
+            </w:r>
+            <w:r>
+              <w:t>inter</w:t>
+            </w:r>
+            <w:r>
+              <w:t>e</w:t>
+            </w:r>
+            <w:r>
+              <w:t>s</w:t>
+            </w:r>
+            <w:r>
+              <w:t>t</w:t>
+            </w:r>
+            <w:r>
+              <w:t xml:space="preserve">. Ahora vamos a pautar en la red social de </w:t>
+            </w:r>
+            <w:r>
+              <w:t>I</w:t>
+            </w:r>
+            <w:r>
+              <w:t>nstagram.</w:t>
+            </w:r>
+          </w:p>
+          <w:p>
+            <w:r>
+              <w:t xml:space="preserve">¿Dónde vamos a utilizar o en qué medio digital vamos a utilizar? Sería la </w:t>
+            </w:r>
+            <w:r>
+              <w:rPr>
+                <w:rStyle w:val="Extranjerismo"/>
+              </w:rPr>
+              <w:t>web</w:t>
+            </w:r>
+            <w:r>
+              <w:t xml:space="preserve"> o la página</w:t>
+            </w:r>
+            <w:r>
+              <w:rPr>
+                <w:rStyle w:val="Extranjerismo"/>
+              </w:rPr>
+              <w:t xml:space="preserve"> web</w:t>
+            </w:r>
+            <w:r>
+              <w:t xml:space="preserve"> o el sitio </w:t>
+            </w:r>
+            <w:r>
+              <w:rPr>
+                <w:rStyle w:val="Extranjerismo"/>
+              </w:rPr>
+              <w:t>web</w:t>
+            </w:r>
+            <w:r>
+              <w:t>, de lo que ya con anterioridad habíamos hablado.</w:t>
+            </w:r>
+          </w:p>
+          <w:p>
+            <w:r>
+              <w:t xml:space="preserve">La frecuencia de actuación, o sea, la frecuencia de la publicación en cada una de esas redes sociales, la página </w:t>
+            </w:r>
+            <w:r>
+              <w:rPr>
+                <w:rStyle w:val="Extranjerismo"/>
+              </w:rPr>
+              <w:t>web.</w:t>
+            </w:r>
+            <w:r>
+              <w:t xml:space="preserve"> El </w:t>
+            </w:r>
+            <w:r>
+              <w:rPr>
+                <w:rStyle w:val="Extranjerismo"/>
+              </w:rPr>
+              <w:t>copy,</w:t>
+            </w:r>
+            <w:r>
+              <w:t xml:space="preserve"> que sería el mensaje: con tu</w:t>
+            </w:r>
+            <w:r>
+              <w:t xml:space="preserve"> tirilla </w:t>
+            </w:r>
+            <w:r>
+              <w:t xml:space="preserve">de </w:t>
+            </w:r>
+            <w:r>
+              <w:lastRenderedPageBreak/>
+              <w:t>pago participa en el sorteo de un árbol de navidad decorado. El sorteo se realizará el día 15 de diciembre del 2020.</w:t>
+            </w:r>
+          </w:p>
+          <w:p>
+            <w:r>
+              <w:t>Las etiquetas: yo puedo repetir etiquetas anteriores o puedo generar etiquetas nuevas, siempre y cuando éstas sean alusivas a la época y al mensaje o tono que vamos a manejar en la publicación.</w:t>
+            </w:r>
+          </w:p>
+          <w:p>
+            <w:r>
+              <w:t>En esta oportunidad tenemos, en cuanto al tipo de contenido, tenemos un vídeo promocional, donde las especificaciones del contenido y el formato deben estar estipulados para saber cuánto es el tiempo de duración y qué tipo de formato tiene el vídeo.</w:t>
+            </w:r>
+          </w:p>
+          <w:p>
+            <w:r>
+              <w:t>Vemos como en la semana 2, en las fechas 11 y 13, tenemos publicaciones en diferentes horarios. ¿A qué</w:t>
+            </w:r>
+            <w:r>
+              <w:t xml:space="preserve"> obedece</w:t>
+            </w:r>
+            <w:r>
+              <w:t xml:space="preserve"> esto? A que las personas los viernes ya han salido de sus labores diarias, de sus labores de trabajo, y los domingos a las 5 de la tarde los usuarios ingresan a las diferentes redes sociales para mirar qué hay de nuevo o qué pasó durante el fin de semana y poder programar la semana siguiente.</w:t>
+            </w:r>
+          </w:p>
+          <w:p>
+            <w:pPr>
+              <w:rPr>
+                <w:rStyle w:val="Extranjerismo"/>
+              </w:rPr>
+            </w:pPr>
+            <w:r>
+              <w:t>En este momento hay un lanzamiento de un sorteo cuyo objetivo es captar audiencia. Red social '</w:t>
+            </w:r>
+            <w:r>
+              <w:t>F</w:t>
+            </w:r>
+            <w:r>
+              <w:t xml:space="preserve">acebook' y medio digital tenemos la página </w:t>
+            </w:r>
+            <w:r>
+              <w:rPr>
+                <w:rStyle w:val="Extranjerismo"/>
+              </w:rPr>
+              <w:t>web</w:t>
+            </w:r>
+            <w:r>
+              <w:t xml:space="preserve"> y la </w:t>
+            </w:r>
+            <w:r>
+              <w:rPr>
+                <w:rStyle w:val="Extranjerismo"/>
+              </w:rPr>
+              <w:t>landing page.</w:t>
+            </w:r>
+          </w:p>
+          <w:p>
+            <w:r>
+              <w:t xml:space="preserve">¿Para qué nos sirve la </w:t>
+            </w:r>
+            <w:r>
+              <w:rPr>
+                <w:rStyle w:val="Extranjerismo"/>
+              </w:rPr>
+              <w:t>landing page</w:t>
+            </w:r>
+            <w:r>
+              <w:t xml:space="preserve">? Recuerden, para captar audiencias. ¿A través de </w:t>
+            </w:r>
+            <w:proofErr w:type="spellStart"/>
+            <w:r>
+              <w:t>que</w:t>
+            </w:r>
+            <w:proofErr w:type="spellEnd"/>
+            <w:r>
+              <w:t>? A través de formularios y de mensajes donde invitamos al usuario a que deje sus datos de contacto.</w:t>
+            </w:r>
+          </w:p>
+          <w:p>
+            <w:r>
+              <w:lastRenderedPageBreak/>
+              <w:t xml:space="preserve">La frecuencia de publicación se realizará una en </w:t>
+            </w:r>
+            <w:r>
+              <w:t>I</w:t>
+            </w:r>
+            <w:r>
+              <w:t xml:space="preserve">nstagram, otra en el </w:t>
+            </w:r>
+            <w:r>
+              <w:rPr>
+                <w:rStyle w:val="Extranjerismo"/>
+              </w:rPr>
+              <w:t>blog</w:t>
+            </w:r>
+            <w:r>
+              <w:t>. El mensaje dice: con tu</w:t>
+            </w:r>
+            <w:r>
+              <w:t xml:space="preserve"> </w:t>
+            </w:r>
+            <w:r>
+              <w:t>ti</w:t>
+            </w:r>
+            <w:r>
+              <w:t>rilla</w:t>
+            </w:r>
+            <w:r>
+              <w:t xml:space="preserve"> villa de pago participa en el sorteo de una cena navideña. El sorteo se realizará el día 20 de diciembre de 2020.</w:t>
+            </w:r>
+          </w:p>
+          <w:p>
+            <w:r>
+              <w:t>Las etiquetas o los</w:t>
+            </w:r>
+            <w:r>
+              <w:rPr>
+                <w:rStyle w:val="Extranjerismo"/>
+              </w:rPr>
+              <w:t xml:space="preserve"> hashtags</w:t>
+            </w:r>
+            <w:r>
+              <w:t xml:space="preserve"> cambian y dice: </w:t>
+            </w:r>
+            <w:r>
+              <w:rPr>
+                <w:rStyle w:val="Extranjerismo"/>
+              </w:rPr>
+              <w:t>hashtag</w:t>
+            </w:r>
+            <w:r>
+              <w:rPr>
+                <w:rStyle w:val="Extranjerismo"/>
+              </w:rPr>
+              <w:t>s</w:t>
+            </w:r>
+            <w:r>
+              <w:rPr>
+                <w:rStyle w:val="Extranjerismo"/>
+              </w:rPr>
+              <w:t xml:space="preserve"> </w:t>
+            </w:r>
+            <w:r>
+              <w:t xml:space="preserve">gran sorteo decoración navideña, </w:t>
+            </w:r>
+            <w:r>
+              <w:rPr>
+                <w:rStyle w:val="Extranjerismo"/>
+              </w:rPr>
+              <w:t xml:space="preserve">hashtags </w:t>
+            </w:r>
+            <w:r>
+              <w:t xml:space="preserve">sorteo cabaña navideña y </w:t>
+            </w:r>
+            <w:r>
+              <w:rPr>
+                <w:rStyle w:val="Extranjerismo"/>
+              </w:rPr>
+              <w:t>hashtags</w:t>
+            </w:r>
+            <w:r>
+              <w:t xml:space="preserve"> época de navidad de amor.</w:t>
+            </w:r>
+          </w:p>
+          <w:p>
+            <w:r>
+              <w:t>Aquí nosotros simplemente estamos cogiendo el concepto de la navidad y se los estamos, que se los estamos enviando a nuestros usuarios y los estamos invitando para que dejen sus datos, para que participen en ese sorteo. Simplemente es recordarles la época y llegar a sus emociones.</w:t>
+            </w:r>
+          </w:p>
+          <w:p>
+            <w:r>
+              <w:t xml:space="preserve">¿Cuál será entonces ese tipo de contenido? La </w:t>
+            </w:r>
+            <w:r>
+              <w:rPr>
+                <w:rStyle w:val="Extranjerismo"/>
+              </w:rPr>
+              <w:t>landing page</w:t>
+            </w:r>
+            <w:r>
+              <w:t>, que ya dijimos que es un formulario y que también tendrá un responsable para el momento de realizar la publicación.</w:t>
+            </w:r>
+          </w:p>
+          <w:p>
+            <w:r>
+              <w:t>En la semana 3 y en la semana 4 la empresa decidió que sólo hará una publicación. En la semana 3, el día viernes 18 de diciembre a las 5 de la tarde, nuevamente lanzará el sorteo.</w:t>
+            </w:r>
+          </w:p>
+          <w:p>
+            <w:r>
+              <w:t>El objetivo: captar nuevos clientes. La red social '</w:t>
+            </w:r>
+            <w:r>
+              <w:t>F</w:t>
+            </w:r>
+            <w:r>
+              <w:t xml:space="preserve">acebook'. Tenemos aquí que hay un hilo conductor donde la red social de </w:t>
+            </w:r>
+            <w:r>
+              <w:t>F</w:t>
+            </w:r>
+            <w:r>
+              <w:t>acebook va a estar inmersa en toda la campaña publicitaria y ya tendremos otras redes sociales donde realizaremos la publicación.</w:t>
+            </w:r>
+          </w:p>
+          <w:p>
+            <w:r>
+              <w:lastRenderedPageBreak/>
+              <w:t>En la semana 3, la empresa definió que solamente el viernes 18 de diciembre a las 5 de la tarde realizará el lanzamiento del sorteo.</w:t>
+            </w:r>
+          </w:p>
+          <w:p>
+            <w:r>
+              <w:t xml:space="preserve">¿Cuál es el objetivo? Convertir clientes. ¿En qué red social? En </w:t>
+            </w:r>
+            <w:r>
+              <w:t>F</w:t>
+            </w:r>
+            <w:r>
+              <w:t xml:space="preserve">acebook. ¿Cuál medio digital va a utilizar? La </w:t>
+            </w:r>
+            <w:r>
+              <w:rPr>
+                <w:rStyle w:val="Extranjerismo"/>
+              </w:rPr>
+              <w:t>web</w:t>
+            </w:r>
+            <w:r>
+              <w:t xml:space="preserve">, y va a utilizar la </w:t>
+            </w:r>
+            <w:r>
+              <w:rPr>
+                <w:rStyle w:val="Extranjerismo"/>
+              </w:rPr>
+              <w:t>landing page</w:t>
+            </w:r>
+            <w:r>
+              <w:t xml:space="preserve"> con el formulario para que las personas o los usuarios dejen sus datos.</w:t>
+            </w:r>
+          </w:p>
+          <w:p>
+            <w:r>
+              <w:t xml:space="preserve">La frecuencia de publicación: </w:t>
+            </w:r>
+            <w:r>
+              <w:t>F</w:t>
+            </w:r>
+            <w:r>
+              <w:t xml:space="preserve">acebook una vez y en el </w:t>
+            </w:r>
+            <w:r>
+              <w:rPr>
+                <w:rStyle w:val="Extranjerismo"/>
+              </w:rPr>
+              <w:t xml:space="preserve">blog </w:t>
+            </w:r>
+            <w:r>
+              <w:t xml:space="preserve">una vez. Los </w:t>
+            </w:r>
+            <w:proofErr w:type="spellStart"/>
+            <w:r>
+              <w:rPr>
+                <w:rStyle w:val="Extranjerismo"/>
+              </w:rPr>
+              <w:t>cop</w:t>
+            </w:r>
+            <w:r>
+              <w:rPr>
+                <w:rStyle w:val="Extranjerismo"/>
+              </w:rPr>
+              <w:t>y</w:t>
+            </w:r>
+            <w:r>
+              <w:rPr>
+                <w:rStyle w:val="Extranjerismo"/>
+              </w:rPr>
+              <w:t>s</w:t>
+            </w:r>
+            <w:proofErr w:type="spellEnd"/>
+            <w:r>
+              <w:t>, dentro de ellos está entonces: con tu tirilla de pago participa en el sorteo de una cena navideña. El sorteo se realizará el día 20 de diciembre de 2020.</w:t>
+            </w:r>
+          </w:p>
+          <w:p>
+            <w:r>
+              <w:t xml:space="preserve">Las etiquetas, vemos acá: </w:t>
+            </w:r>
+            <w:r>
+              <w:rPr>
+                <w:rStyle w:val="Extranjerismo"/>
+              </w:rPr>
+              <w:t>hashtags</w:t>
+            </w:r>
+            <w:r>
+              <w:t xml:space="preserve"> gran sorteo de decoración navideña, </w:t>
+            </w:r>
+            <w:r>
+              <w:rPr>
+                <w:rStyle w:val="Extranjerismo"/>
+              </w:rPr>
+              <w:t xml:space="preserve">hashtags </w:t>
+            </w:r>
+            <w:r>
+              <w:t xml:space="preserve">sorteo cabaña navideña, </w:t>
+            </w:r>
+            <w:r>
+              <w:rPr>
+                <w:rStyle w:val="Extranjerismo"/>
+              </w:rPr>
+              <w:t>hashtag</w:t>
+            </w:r>
+            <w:r>
+              <w:rPr>
+                <w:rStyle w:val="Extranjerismo"/>
+              </w:rPr>
+              <w:t>s</w:t>
+            </w:r>
+            <w:r>
+              <w:rPr>
+                <w:rStyle w:val="Extranjerismo"/>
+              </w:rPr>
+              <w:t xml:space="preserve"> </w:t>
+            </w:r>
+            <w:r>
+              <w:t>época de navidad.</w:t>
+            </w:r>
+          </w:p>
+          <w:p>
+            <w:r>
+              <w:t>Digamos, recuerden que siempre nosotros debemos enviar los mensajes con el enfoque hacia las emociones de los usuarios.</w:t>
+            </w:r>
+          </w:p>
+          <w:p>
+            <w:r>
+              <w:t xml:space="preserve">El tipo de contenido: la </w:t>
+            </w:r>
+            <w:r>
+              <w:rPr>
+                <w:rStyle w:val="Extranjerismo"/>
+              </w:rPr>
+              <w:t>landing page</w:t>
+            </w:r>
+            <w:r>
+              <w:t xml:space="preserve"> como formulario y el responsable o encargado de realizarlo.</w:t>
+            </w:r>
+          </w:p>
+          <w:p>
+            <w:r>
+              <w:t>La última publicación está definida para la semana 4, el día martes 22 de diciembre a las 7 de la noche. El tema: llegó de diciembre a la cabaña navideña. Objetivo: nuevamente presencia de marca. Podemos tener presencia de marca o posicionamiento de marca.</w:t>
+            </w:r>
+          </w:p>
+          <w:p>
+            <w:r>
+              <w:lastRenderedPageBreak/>
+              <w:t>La red social '</w:t>
+            </w:r>
+            <w:r>
+              <w:t>F</w:t>
+            </w:r>
+            <w:r>
+              <w:t xml:space="preserve">acebook' y </w:t>
+            </w:r>
+            <w:r>
+              <w:t>P</w:t>
+            </w:r>
+            <w:r>
+              <w:t>int</w:t>
+            </w:r>
+            <w:r>
+              <w:t>e</w:t>
+            </w:r>
+            <w:r>
+              <w:t>res</w:t>
+            </w:r>
+            <w:r>
+              <w:t>t</w:t>
+            </w:r>
+            <w:r>
+              <w:t xml:space="preserve">. El medio digital: el </w:t>
+            </w:r>
+            <w:r>
+              <w:rPr>
+                <w:rStyle w:val="Extranjerismo"/>
+              </w:rPr>
+              <w:t>blog</w:t>
+            </w:r>
+            <w:r>
+              <w:t xml:space="preserve">. Y la frecuencia de publicación será una en </w:t>
+            </w:r>
+            <w:r>
+              <w:t>F</w:t>
+            </w:r>
+            <w:r>
+              <w:t xml:space="preserve">acebook, un en </w:t>
+            </w:r>
+            <w:r>
+              <w:t>P</w:t>
+            </w:r>
+            <w:r>
+              <w:t>interes</w:t>
+            </w:r>
+            <w:r>
+              <w:t>t</w:t>
+            </w:r>
+            <w:r>
+              <w:t>, una en el</w:t>
+            </w:r>
+            <w:r>
+              <w:rPr>
+                <w:rStyle w:val="Extranjerismo"/>
+              </w:rPr>
+              <w:t xml:space="preserve"> blog</w:t>
+            </w:r>
+            <w:r>
+              <w:t xml:space="preserve"> y la </w:t>
+            </w:r>
+            <w:r>
+              <w:rPr>
+                <w:rStyle w:val="Extranjerismo"/>
+              </w:rPr>
+              <w:t>landing page</w:t>
+            </w:r>
+            <w:r>
+              <w:t>.</w:t>
+            </w:r>
+          </w:p>
+          <w:p>
+            <w:r>
+              <w:t>El mensaje dice: la navidad es una época de amor y fraternidad con las nuevas tendencias navideñas para el 2020.</w:t>
+            </w:r>
+          </w:p>
+          <w:p>
+            <w:r>
+              <w:t>Las etiquetas:</w:t>
+            </w:r>
+            <w:r>
+              <w:t xml:space="preserve"> </w:t>
+            </w:r>
+            <w:r>
+              <w:rPr>
+                <w:rStyle w:val="Extranjerismo"/>
+              </w:rPr>
+              <w:t>hashtags</w:t>
+            </w:r>
+            <w:r>
+              <w:t xml:space="preserve"> llegó la navidad, cabaña navideña, </w:t>
+            </w:r>
+            <w:r>
+              <w:rPr>
+                <w:rStyle w:val="Extranjerismo"/>
+              </w:rPr>
+              <w:t>hashtags</w:t>
+            </w:r>
+            <w:r>
+              <w:t xml:space="preserve"> vive la navidad, </w:t>
+            </w:r>
+            <w:r>
+              <w:rPr>
+                <w:rStyle w:val="Extranjerismo"/>
+              </w:rPr>
+              <w:t>hashtag</w:t>
+            </w:r>
+            <w:r>
+              <w:rPr>
+                <w:rStyle w:val="Extranjerismo"/>
+              </w:rPr>
+              <w:t>s</w:t>
+            </w:r>
+            <w:r>
+              <w:rPr>
+                <w:rStyle w:val="Extranjerismo"/>
+              </w:rPr>
+              <w:t xml:space="preserve"> </w:t>
+            </w:r>
+            <w:r>
+              <w:t>amor,</w:t>
+            </w:r>
+            <w:r>
+              <w:rPr>
+                <w:rStyle w:val="Extranjerismo"/>
+              </w:rPr>
+              <w:t xml:space="preserve"> hashtags</w:t>
+            </w:r>
+            <w:r>
+              <w:t xml:space="preserve"> </w:t>
+            </w:r>
+            <w:r>
+              <w:t xml:space="preserve">familia, </w:t>
+            </w:r>
+            <w:r>
+              <w:rPr>
+                <w:rStyle w:val="Extranjerismo"/>
+              </w:rPr>
+              <w:t>hashtags</w:t>
+            </w:r>
+            <w:r>
+              <w:t xml:space="preserve"> cabaña navideña, navidad, </w:t>
+            </w:r>
+            <w:r>
+              <w:rPr>
+                <w:rStyle w:val="Extranjerismo"/>
+              </w:rPr>
+              <w:t>hashtags</w:t>
+            </w:r>
+            <w:r>
+              <w:t xml:space="preserve"> adornos navideños, </w:t>
+            </w:r>
+            <w:r>
+              <w:rPr>
+                <w:rStyle w:val="Extranjerismo"/>
+              </w:rPr>
+              <w:t>hashtags</w:t>
+            </w:r>
+            <w:r>
+              <w:t xml:space="preserve"> decoración navideña.</w:t>
+            </w:r>
+          </w:p>
+          <w:p>
+            <w:r>
+              <w:t xml:space="preserve">¿Qué tipo de contenido voy a trabajar ahí? Recuerda que este tipo de contenido es un contenido, un contenido multimedia, dónde vamos a trabajar en esta oportunidad un </w:t>
+            </w:r>
+            <w:r>
+              <w:rPr>
+                <w:rStyle w:val="Extranjerismo"/>
+              </w:rPr>
+              <w:t>banner.</w:t>
+            </w:r>
+          </w:p>
+          <w:p>
+            <w:r>
+              <w:t>Y recuerdo las especificaciones de los contenidos. Los contenidos, de acuerdo a cada una de las redes sociales, tienen unos formatos para realizar las publicaciones.</w:t>
+            </w:r>
+          </w:p>
+          <w:p>
+            <w:r>
+              <w:t>Y, por último, el responsable: la persona responsable de elaborar o de tener listos en la línea de tiempo los contenidos multimediales que irán en las diferentes redes sociales.</w:t>
+            </w:r>
+          </w:p>
+          <w:p>
+            <w:r>
+              <w:t>Así pues, el calendario de actuación es muy importante para la empresa porque conduce la línea de tiempo en que se ejecutará la campaña publicitaria.</w:t>
+            </w:r>
+          </w:p>
+          <w:p>
+            <w:r>
+              <w:lastRenderedPageBreak/>
+              <w:t>Ahora les dejo esta plantilla para que ustedes apropien sus conocimientos y puedan elaborar un cronograma o un calendario de actuación en las diferentes redes sociales aplicado a su emprendimiento o empresa.</w:t>
+            </w:r>
+          </w:p>
+          <w:p>
+            <w:r>
+              <w:t>Muchas gracias por haber asistido a esta formación.</w:t>
+            </w:r>
+          </w:p>
+        </w:tc>
+      </w:tr>
+    </w:tbl>
+    <w:p/>
+    <w:p>
+      <w:pPr>
+        <w:rPr>
+          <w:lang w:val="es-419" w:eastAsia="es-CO"/>
+        </w:rPr>
+      </w:pPr>
+      <w:r>
+        <w:rPr>
+          <w:lang w:val="es-419" w:eastAsia="es-CO"/>
+        </w:rPr>
+        <w:t xml:space="preserve">Como ejemplo de aplicación, la siguiente tabla </w:t>
+      </w:r>
+      <w:r>
+        <w:rPr>
+          <w:lang w:val="es-419" w:eastAsia="es-CO"/>
+        </w:rPr>
+        <w:t>presenta</w:t>
+      </w:r>
+      <w:r>
+        <w:rPr>
+          <w:lang w:val="es-419" w:eastAsia="es-CO"/>
+        </w:rPr>
+        <w:t xml:space="preserve"> cómo pueden registrarse los principales campos de un calendario de publicaciones para una campaña de divulgación del patrimonio cultural. Los ejemplos presentados son ilustrativos y permiten comprender la forma en que se organiza la información antes de la publicación de los contenidos:</w:t>
       </w:r>
     </w:p>
     <w:p>
@@ -8481,6 +10388,9 @@
             <w:r>
               <w:t>Instagram</w:t>
             </w:r>
+            <w:r>
+              <w:t>.</w:t>
+            </w:r>
           </w:p>
         </w:tc>
       </w:tr>
@@ -8517,6 +10427,9 @@
             <w:r>
               <w:t>Carrusel de imágenes</w:t>
             </w:r>
+            <w:r>
+              <w:t>.</w:t>
+            </w:r>
           </w:p>
         </w:tc>
       </w:tr>
@@ -8549,6 +10462,9 @@
             </w:pPr>
             <w:r>
               <w:t>Colección de cerámica prehispánica</w:t>
+            </w:r>
+            <w:r>
+              <w:t>.</w:t>
             </w:r>
           </w:p>
         </w:tc>
@@ -8669,6 +10585,7 @@
               <w:pStyle w:val="TextoTablas"/>
             </w:pPr>
             <w:r>
+              <w:lastRenderedPageBreak/>
               <w:t>Recurso asociado</w:t>
             </w:r>
             <w:r>
@@ -8807,7 +10724,6 @@
               <w:pStyle w:val="TextoTablas"/>
             </w:pPr>
             <w:r>
-              <w:lastRenderedPageBreak/>
               <w:t>Seguimiento</w:t>
             </w:r>
             <w:r>
@@ -8845,11 +10761,11 @@
       <w:pPr>
         <w:pStyle w:val="Ttulo2"/>
       </w:pPr>
-      <w:bookmarkStart w:id="25" w:name="_Toc237610010"/>
+      <w:bookmarkStart w:id="27" w:name="_Toc238804717"/>
       <w:r>
         <w:t>Restricciones y normas de plataformas</w:t>
       </w:r>
-      <w:bookmarkEnd w:id="25"/>
+      <w:bookmarkEnd w:id="27"/>
     </w:p>
     <w:p>
       <w:pPr>
@@ -8912,7 +10828,14 @@
         <w:rPr>
           <w:lang w:val="es-419" w:eastAsia="es-CO"/>
         </w:rPr>
-        <w:t>Las normas de convivencia también deben considerarse. Si una campaña invita a comentar memorias o experiencias, se debe prever cómo se moderarán comentarios ofensivos, discriminatorios o desinformativos. La plataforma es un espacio de publicación, pero también de relación con los públicos.</w:t>
+        <w:t xml:space="preserve">Las normas de convivencia también deben considerarse. Si una campaña invita a comentar memorias o experiencias, se debe prever cómo se moderarán comentarios </w:t>
+      </w:r>
+      <w:r>
+        <w:rPr>
+          <w:lang w:val="es-419" w:eastAsia="es-CO"/>
+        </w:rPr>
+        <w:lastRenderedPageBreak/>
+        <w:t>ofensivos, discriminatorios o desinformativos. La plataforma es un espacio de publicación, pero también de relación con los públicos.</w:t>
       </w:r>
     </w:p>
     <w:p>
@@ -8933,7 +10856,7 @@
         <w:pStyle w:val="Prrafodelista"/>
         <w:numPr>
           <w:ilvl w:val="0"/>
-          <w:numId w:val="40"/>
+          <w:numId w:val="23"/>
         </w:numPr>
         <w:rPr>
           <w:lang w:val="es-419" w:eastAsia="es-CO"/>
@@ -8945,7 +10868,6 @@
           <w:bCs/>
           <w:lang w:val="es-419" w:eastAsia="es-CO"/>
         </w:rPr>
-        <w:lastRenderedPageBreak/>
         <w:t>Restricciones de formato:</w:t>
       </w:r>
       <w:r>
@@ -8960,7 +10882,7 @@
         <w:pStyle w:val="Prrafodelista"/>
         <w:numPr>
           <w:ilvl w:val="0"/>
-          <w:numId w:val="40"/>
+          <w:numId w:val="23"/>
         </w:numPr>
         <w:rPr>
           <w:lang w:val="es-419" w:eastAsia="es-CO"/>
@@ -8986,7 +10908,7 @@
         <w:pStyle w:val="Prrafodelista"/>
         <w:numPr>
           <w:ilvl w:val="0"/>
-          <w:numId w:val="40"/>
+          <w:numId w:val="23"/>
         </w:numPr>
         <w:rPr>
           <w:lang w:val="es-419" w:eastAsia="es-CO"/>
@@ -9012,7 +10934,7 @@
         <w:pStyle w:val="Prrafodelista"/>
         <w:numPr>
           <w:ilvl w:val="0"/>
-          <w:numId w:val="40"/>
+          <w:numId w:val="23"/>
         </w:numPr>
         <w:rPr>
           <w:lang w:val="es-419" w:eastAsia="es-CO"/>
@@ -9030,7 +10952,14 @@
         <w:rPr>
           <w:lang w:val="es-419" w:eastAsia="es-CO"/>
         </w:rPr>
-        <w:t xml:space="preserve"> comprobar que el contenido respete las políticas de uso y las normas comunitarias establecidas por cada plataforma digital. Esto incluye evitar contenidos que puedan ser considerados engañosos, ofensivos, discriminatorios o que incumplan las condiciones relacionadas con derechos de autor, seguridad o convivencia digital.</w:t>
+        <w:t xml:space="preserve"> comprobar que el contenido respete las políticas de uso y las normas comunitarias establecidas por cada plataforma digital. Esto incluye evitar contenidos que puedan ser considerados engañosos, ofensivos, discriminatorios o que </w:t>
+      </w:r>
+      <w:r>
+        <w:rPr>
+          <w:lang w:val="es-419" w:eastAsia="es-CO"/>
+        </w:rPr>
+        <w:lastRenderedPageBreak/>
+        <w:t>incumplan las condiciones relacionadas con derechos de autor, seguridad o convivencia digital.</w:t>
       </w:r>
     </w:p>
     <w:p>
@@ -9038,7 +10967,7 @@
         <w:pStyle w:val="Prrafodelista"/>
         <w:numPr>
           <w:ilvl w:val="0"/>
-          <w:numId w:val="40"/>
+          <w:numId w:val="23"/>
         </w:numPr>
         <w:rPr>
           <w:lang w:val="es-419" w:eastAsia="es-CO"/>
@@ -9056,14 +10985,7 @@
         <w:rPr>
           <w:lang w:val="es-419" w:eastAsia="es-CO"/>
         </w:rPr>
-        <w:t xml:space="preserve"> establecer criterios para gestionar la participación del público, definiendo cómo responder preguntas, atender </w:t>
-      </w:r>
-      <w:r>
-        <w:rPr>
-          <w:lang w:val="es-419" w:eastAsia="es-CO"/>
-        </w:rPr>
-        <w:lastRenderedPageBreak/>
-        <w:t>comentarios, agradecer aportes y actuar frente a mensajes ofensivos, discriminatorios o que difundan información falsa. Una moderación adecuada favorece espacios de diálogo respetuosos y fortalece la confianza entre el museo y sus audiencias.</w:t>
+        <w:t xml:space="preserve"> establecer criterios para gestionar la participación del público, definiendo cómo responder preguntas, atender comentarios, agradecer aportes y actuar frente a mensajes ofensivos, discriminatorios o que difundan información falsa. Una moderación adecuada favorece espacios de diálogo respetuosos y fortalece la confianza entre el museo y sus audiencias.</w:t>
       </w:r>
     </w:p>
     <w:p>
@@ -9071,7 +10993,7 @@
         <w:pStyle w:val="Prrafodelista"/>
         <w:numPr>
           <w:ilvl w:val="0"/>
-          <w:numId w:val="40"/>
+          <w:numId w:val="23"/>
         </w:numPr>
         <w:rPr>
           <w:lang w:val="es-419" w:eastAsia="es-CO"/>
@@ -9111,12 +11033,12 @@
       <w:pPr>
         <w:pStyle w:val="Ttulo1"/>
       </w:pPr>
-      <w:bookmarkStart w:id="26" w:name="_Toc237610011"/>
+      <w:bookmarkStart w:id="28" w:name="_Toc238804718"/>
       <w:r>
         <w:lastRenderedPageBreak/>
         <w:t>Difusión y seguimiento de la campaña digital</w:t>
       </w:r>
-      <w:bookmarkEnd w:id="26"/>
+      <w:bookmarkEnd w:id="28"/>
     </w:p>
     <w:p>
       <w:pPr>
@@ -9162,7 +11084,7 @@
         <w:pStyle w:val="Prrafodelista"/>
         <w:numPr>
           <w:ilvl w:val="0"/>
-          <w:numId w:val="41"/>
+          <w:numId w:val="24"/>
         </w:numPr>
         <w:rPr>
           <w:lang w:val="es-419" w:eastAsia="es-CO"/>
@@ -9188,7 +11110,7 @@
         <w:pStyle w:val="Prrafodelista"/>
         <w:numPr>
           <w:ilvl w:val="0"/>
-          <w:numId w:val="41"/>
+          <w:numId w:val="24"/>
         </w:numPr>
         <w:rPr>
           <w:lang w:val="es-419" w:eastAsia="es-CO"/>
@@ -9214,7 +11136,7 @@
         <w:pStyle w:val="Prrafodelista"/>
         <w:numPr>
           <w:ilvl w:val="0"/>
-          <w:numId w:val="41"/>
+          <w:numId w:val="24"/>
         </w:numPr>
         <w:rPr>
           <w:lang w:val="es-419" w:eastAsia="es-CO"/>
@@ -9240,7 +11162,7 @@
         <w:pStyle w:val="Prrafodelista"/>
         <w:numPr>
           <w:ilvl w:val="0"/>
-          <w:numId w:val="41"/>
+          <w:numId w:val="24"/>
         </w:numPr>
         <w:rPr>
           <w:lang w:val="es-419" w:eastAsia="es-CO"/>
@@ -9344,7 +11266,7 @@
           <w:lang w:val="es-419" w:eastAsia="es-CO"/>
         </w:rPr>
         <w:drawing>
-          <wp:inline distT="0" distB="0" distL="0" distR="0" wp14:anchorId="4F79A920" wp14:editId="3262E85D">
+          <wp:inline distT="0" distB="0" distL="0" distR="0" wp14:anchorId="4F79A920" wp14:editId="147BA802">
             <wp:extent cx="6324600" cy="3324225"/>
             <wp:effectExtent l="0" t="0" r="0" b="9525"/>
             <wp:docPr id="4" name="Imagen 4" descr="Figura 3 que contiene un esquema del proceso de difusión y seguimiento de una campaña digital para museos. La imagen muestra las etapas de preparación, difusión, seguimiento y análisis para la mejora continua, junto con los principales aspectos que se evalúan durante la campaña: visualizaciones y alcance, interacciones, consultas y participación del público, y claridad y pertinencia de los contenidos."/>
@@ -9361,7 +11283,7 @@
                     </pic:cNvPicPr>
                   </pic:nvPicPr>
                   <pic:blipFill>
-                    <a:blip r:embed="rId21">
+                    <a:blip r:embed="rId26">
                       <a:extLst>
                         <a:ext uri="{28A0092B-C50C-407E-A947-70E740481C1C}">
                           <a14:useLocalDpi xmlns:a14="http://schemas.microsoft.com/office/drawing/2010/main" val="0"/>
@@ -9415,7 +11337,7 @@
         <w:pStyle w:val="Prrafodelista"/>
         <w:numPr>
           <w:ilvl w:val="0"/>
-          <w:numId w:val="42"/>
+          <w:numId w:val="25"/>
         </w:numPr>
         <w:rPr>
           <w:lang w:val="es-419" w:eastAsia="es-CO"/>
@@ -9441,7 +11363,7 @@
         <w:pStyle w:val="Prrafodelista"/>
         <w:numPr>
           <w:ilvl w:val="0"/>
-          <w:numId w:val="42"/>
+          <w:numId w:val="25"/>
         </w:numPr>
         <w:rPr>
           <w:lang w:val="es-419" w:eastAsia="es-CO"/>
@@ -9467,7 +11389,7 @@
         <w:pStyle w:val="Prrafodelista"/>
         <w:numPr>
           <w:ilvl w:val="0"/>
-          <w:numId w:val="42"/>
+          <w:numId w:val="25"/>
         </w:numPr>
         <w:rPr>
           <w:lang w:val="es-419" w:eastAsia="es-CO"/>
@@ -9493,7 +11415,7 @@
         <w:pStyle w:val="Prrafodelista"/>
         <w:numPr>
           <w:ilvl w:val="0"/>
-          <w:numId w:val="43"/>
+          <w:numId w:val="26"/>
         </w:numPr>
         <w:rPr>
           <w:b/>
@@ -9515,7 +11437,7 @@
         <w:pStyle w:val="Prrafodelista"/>
         <w:numPr>
           <w:ilvl w:val="0"/>
-          <w:numId w:val="43"/>
+          <w:numId w:val="26"/>
         </w:numPr>
         <w:rPr>
           <w:lang w:val="es-419" w:eastAsia="es-CO"/>
@@ -9547,7 +11469,7 @@
         <w:pStyle w:val="Prrafodelista"/>
         <w:numPr>
           <w:ilvl w:val="0"/>
-          <w:numId w:val="43"/>
+          <w:numId w:val="26"/>
         </w:numPr>
         <w:rPr>
           <w:lang w:val="es-419" w:eastAsia="es-CO"/>
@@ -9579,7 +11501,7 @@
         <w:pStyle w:val="Prrafodelista"/>
         <w:numPr>
           <w:ilvl w:val="0"/>
-          <w:numId w:val="43"/>
+          <w:numId w:val="26"/>
         </w:numPr>
         <w:rPr>
           <w:lang w:val="es-419" w:eastAsia="es-CO"/>
@@ -9611,7 +11533,7 @@
         <w:pStyle w:val="Prrafodelista"/>
         <w:numPr>
           <w:ilvl w:val="0"/>
-          <w:numId w:val="43"/>
+          <w:numId w:val="26"/>
         </w:numPr>
         <w:rPr>
           <w:lang w:val="es-419" w:eastAsia="es-CO"/>
@@ -9644,7 +11566,7 @@
         <w:pStyle w:val="Prrafodelista"/>
         <w:numPr>
           <w:ilvl w:val="0"/>
-          <w:numId w:val="42"/>
+          <w:numId w:val="25"/>
         </w:numPr>
         <w:rPr>
           <w:lang w:val="es-419" w:eastAsia="es-CO"/>
@@ -9668,17 +11590,16 @@
     <w:p>
       <w:pPr>
         <w:pStyle w:val="Titulosgenerales"/>
-        <w:ind w:left="-360"/>
         <w:rPr>
           <w:u w:val="single"/>
         </w:rPr>
       </w:pPr>
-      <w:bookmarkStart w:id="27" w:name="_Toc237610012"/>
+      <w:bookmarkStart w:id="29" w:name="_Toc238804719"/>
       <w:r>
         <w:lastRenderedPageBreak/>
         <w:t>Síntesis</w:t>
       </w:r>
-      <w:bookmarkEnd w:id="27"/>
+      <w:bookmarkEnd w:id="29"/>
       <w:r>
         <w:t xml:space="preserve"> </w:t>
       </w:r>
@@ -9728,7 +11649,7 @@
         </w:rPr>
         <w:lastRenderedPageBreak/>
         <w:drawing>
-          <wp:inline distT="0" distB="0" distL="0" distR="0" wp14:anchorId="7B4CFCA6" wp14:editId="575FF0EE">
+          <wp:inline distT="0" distB="0" distL="0" distR="0" wp14:anchorId="7B4CFCA6" wp14:editId="40957571">
             <wp:extent cx="6332220" cy="3851910"/>
             <wp:effectExtent l="0" t="0" r="0" b="0"/>
             <wp:docPr id="6" name="Gráfico 6" descr="En la síntesis se presenta un mapa conceptual que organiza los principales temas relacionados con el diseño y la gestión de campañas digitales para la divulgación del patrimonio cultural. Inicia con la planificación de campañas y sus elementos fundamentales, continúa con los protocolos de comunicación digital y los principios éticos y normativos que orientan la difusión responsable de los contenidos, incorpora las técnicas de edición y el uso de herramientas digitales, y aborda la selección y gestión de plataformas, la planificación de publicaciones y las restricciones de los canales digitales. Finalmente, integra la difusión y el seguimiento de las campañas como procesos orientados a evaluar resultados y fortalecer la mejora continua de la comunicación cultural."/>
@@ -9743,10 +11664,10 @@
                     <pic:cNvPicPr/>
                   </pic:nvPicPr>
                   <pic:blipFill>
-                    <a:blip r:embed="rId22">
+                    <a:blip r:embed="rId27">
                       <a:extLst>
                         <a:ext uri="{96DAC541-7B7A-43D3-8B79-37D633B846F1}">
-                          <asvg:svgBlip xmlns:asvg="http://schemas.microsoft.com/office/drawing/2016/SVG/main" r:embed="rId23"/>
+                          <asvg:svgBlip xmlns:asvg="http://schemas.microsoft.com/office/drawing/2016/SVG/main" r:embed="rId28"/>
                         </a:ext>
                       </a:extLst>
                     </a:blip>
@@ -9774,12 +11695,12 @@
       <w:pPr>
         <w:pStyle w:val="Titulosgenerales"/>
       </w:pPr>
-      <w:bookmarkStart w:id="28" w:name="_Toc237610013"/>
+      <w:bookmarkStart w:id="30" w:name="_Toc238804720"/>
       <w:r>
         <w:lastRenderedPageBreak/>
         <w:t>Glosario</w:t>
       </w:r>
-      <w:bookmarkEnd w:id="28"/>
+      <w:bookmarkEnd w:id="30"/>
     </w:p>
     <w:p>
       <w:r>
@@ -10047,31 +11968,21 @@
       <w:pPr>
         <w:pStyle w:val="Titulosgenerales"/>
       </w:pPr>
-      <w:bookmarkStart w:id="29" w:name="_Toc237610014"/>
+      <w:bookmarkStart w:id="31" w:name="_Toc238804721"/>
       <w:r>
         <w:lastRenderedPageBreak/>
         <w:t>Referencias bibliográficas</w:t>
       </w:r>
-      <w:bookmarkEnd w:id="29"/>
+      <w:bookmarkEnd w:id="31"/>
       <w:r>
         <w:t xml:space="preserve"> </w:t>
       </w:r>
     </w:p>
     <w:p>
       <w:r>
-        <w:t xml:space="preserve">Congreso de Colombia. (2012). </w:t>
-      </w:r>
-      <w:r>
-        <w:rPr>
-          <w:i/>
-          <w:iCs/>
-        </w:rPr>
-        <w:t>Ley 1581 de 2012. Por la cual se dictan disposiciones generales para la protección de datos personales.</w:t>
-      </w:r>
-      <w:r>
-        <w:t xml:space="preserve"> </w:t>
-      </w:r>
-      <w:hyperlink r:id="rId24" w:history="1">
+        <w:t xml:space="preserve">Congreso de Colombia. (2012). Ley 1581 de 2012. Por la cual se dictan disposiciones generales para la protección de datos personales. </w:t>
+      </w:r>
+      <w:hyperlink r:id="rId29" w:history="1">
         <w:r>
           <w:rPr>
             <w:rStyle w:val="Hipervnculo"/>
@@ -10090,51 +12001,25 @@
       </w:r>
       <w:proofErr w:type="spellEnd"/>
       <w:r>
-        <w:t xml:space="preserve">. (s.f.). </w:t>
-      </w:r>
-      <w:r>
-        <w:rPr>
-          <w:i/>
-          <w:iCs/>
-        </w:rPr>
-        <w:t xml:space="preserve">Creative </w:t>
+        <w:t xml:space="preserve">. (s.f.). Creative </w:t>
       </w:r>
       <w:proofErr w:type="spellStart"/>
       <w:r>
-        <w:rPr>
-          <w:i/>
-          <w:iCs/>
-        </w:rPr>
         <w:t>Commons</w:t>
       </w:r>
       <w:proofErr w:type="spellEnd"/>
       <w:r>
-        <w:rPr>
-          <w:i/>
-          <w:iCs/>
-        </w:rPr>
         <w:t xml:space="preserve"> </w:t>
       </w:r>
       <w:proofErr w:type="spellStart"/>
       <w:r>
-        <w:rPr>
-          <w:i/>
-          <w:iCs/>
-        </w:rPr>
         <w:t>Licenses</w:t>
       </w:r>
       <w:proofErr w:type="spellEnd"/>
       <w:r>
-        <w:rPr>
-          <w:i/>
-          <w:iCs/>
-        </w:rPr>
-        <w:t>.</w:t>
-      </w:r>
-      <w:r>
-        <w:t xml:space="preserve"> </w:t>
-      </w:r>
-      <w:hyperlink r:id="rId25" w:history="1">
+        <w:t xml:space="preserve">. </w:t>
+      </w:r>
+      <w:hyperlink r:id="rId30" w:history="1">
         <w:r>
           <w:rPr>
             <w:rStyle w:val="Hipervnculo"/>
@@ -10145,19 +12030,9 @@
     </w:p>
     <w:p>
       <w:r>
-        <w:t xml:space="preserve">Dirección Nacional de Derecho de Autor. (s.f.). </w:t>
-      </w:r>
-      <w:r>
-        <w:rPr>
-          <w:i/>
-          <w:iCs/>
-        </w:rPr>
-        <w:t>DNDA.</w:t>
-      </w:r>
-      <w:r>
-        <w:t xml:space="preserve"> </w:t>
-      </w:r>
-      <w:hyperlink r:id="rId26" w:history="1">
+        <w:t xml:space="preserve">Dirección Nacional de Derecho de Autor. (s.f.). DNDA. </w:t>
+      </w:r>
+      <w:hyperlink r:id="rId31" w:history="1">
         <w:r>
           <w:rPr>
             <w:rStyle w:val="Hipervnculo"/>
@@ -10172,152 +12047,76 @@
       </w:r>
       <w:proofErr w:type="spellStart"/>
       <w:r>
-        <w:rPr>
-          <w:i/>
-          <w:iCs/>
-        </w:rPr>
         <w:t>Museum</w:t>
       </w:r>
       <w:proofErr w:type="spellEnd"/>
       <w:r>
-        <w:rPr>
-          <w:i/>
-          <w:iCs/>
-        </w:rPr>
         <w:t xml:space="preserve"> </w:t>
       </w:r>
       <w:r>
-        <w:rPr>
-          <w:i/>
-          <w:iCs/>
-        </w:rPr>
         <w:t>marketing</w:t>
       </w:r>
       <w:r>
-        <w:rPr>
-          <w:i/>
-          <w:iCs/>
-        </w:rPr>
         <w:t xml:space="preserve"> and </w:t>
       </w:r>
       <w:proofErr w:type="spellStart"/>
       <w:r>
-        <w:rPr>
-          <w:i/>
-          <w:iCs/>
-        </w:rPr>
         <w:t>strategy</w:t>
       </w:r>
       <w:proofErr w:type="spellEnd"/>
       <w:r>
-        <w:rPr>
-          <w:i/>
-          <w:iCs/>
-        </w:rPr>
         <w:t xml:space="preserve">: </w:t>
       </w:r>
       <w:proofErr w:type="spellStart"/>
       <w:r>
-        <w:rPr>
-          <w:i/>
-          <w:iCs/>
-        </w:rPr>
         <w:t>Designing</w:t>
       </w:r>
       <w:proofErr w:type="spellEnd"/>
       <w:r>
-        <w:rPr>
-          <w:i/>
-          <w:iCs/>
-        </w:rPr>
         <w:t xml:space="preserve"> </w:t>
       </w:r>
       <w:proofErr w:type="spellStart"/>
       <w:r>
-        <w:rPr>
-          <w:i/>
-          <w:iCs/>
-        </w:rPr>
         <w:t>missions</w:t>
       </w:r>
       <w:proofErr w:type="spellEnd"/>
       <w:r>
-        <w:rPr>
-          <w:i/>
-          <w:iCs/>
-        </w:rPr>
         <w:t xml:space="preserve">, </w:t>
       </w:r>
       <w:proofErr w:type="spellStart"/>
       <w:r>
-        <w:rPr>
-          <w:i/>
-          <w:iCs/>
-        </w:rPr>
         <w:t>building</w:t>
       </w:r>
       <w:proofErr w:type="spellEnd"/>
       <w:r>
-        <w:rPr>
-          <w:i/>
-          <w:iCs/>
-        </w:rPr>
         <w:t xml:space="preserve"> </w:t>
       </w:r>
       <w:proofErr w:type="spellStart"/>
       <w:r>
-        <w:rPr>
-          <w:i/>
-          <w:iCs/>
-        </w:rPr>
         <w:t>audiences</w:t>
       </w:r>
       <w:proofErr w:type="spellEnd"/>
       <w:r>
-        <w:rPr>
-          <w:i/>
-          <w:iCs/>
-        </w:rPr>
         <w:t xml:space="preserve">, </w:t>
       </w:r>
       <w:proofErr w:type="spellStart"/>
       <w:r>
-        <w:rPr>
-          <w:i/>
-          <w:iCs/>
-        </w:rPr>
         <w:t>generating</w:t>
       </w:r>
       <w:proofErr w:type="spellEnd"/>
       <w:r>
-        <w:rPr>
-          <w:i/>
-          <w:iCs/>
-        </w:rPr>
         <w:t xml:space="preserve"> </w:t>
       </w:r>
       <w:proofErr w:type="spellStart"/>
       <w:r>
-        <w:rPr>
-          <w:i/>
-          <w:iCs/>
-        </w:rPr>
         <w:t>revenue</w:t>
       </w:r>
       <w:proofErr w:type="spellEnd"/>
       <w:r>
-        <w:rPr>
-          <w:i/>
-          <w:iCs/>
-        </w:rPr>
         <w:t xml:space="preserve"> and </w:t>
       </w:r>
       <w:proofErr w:type="spellStart"/>
       <w:r>
-        <w:rPr>
-          <w:i/>
-          <w:iCs/>
-        </w:rPr>
         <w:t>resources</w:t>
       </w:r>
       <w:proofErr w:type="spellEnd"/>
@@ -10344,122 +12143,62 @@
       </w:r>
       <w:proofErr w:type="spellStart"/>
       <w:r>
-        <w:rPr>
-          <w:i/>
-          <w:iCs/>
-        </w:rPr>
         <w:t>Evaluating</w:t>
       </w:r>
       <w:proofErr w:type="spellEnd"/>
       <w:r>
-        <w:rPr>
-          <w:i/>
-          <w:iCs/>
-        </w:rPr>
         <w:t xml:space="preserve"> </w:t>
       </w:r>
       <w:proofErr w:type="spellStart"/>
       <w:r>
-        <w:rPr>
-          <w:i/>
-          <w:iCs/>
-        </w:rPr>
         <w:t>public</w:t>
       </w:r>
       <w:proofErr w:type="spellEnd"/>
       <w:r>
-        <w:rPr>
-          <w:i/>
-          <w:iCs/>
-        </w:rPr>
         <w:t xml:space="preserve"> </w:t>
       </w:r>
       <w:proofErr w:type="spellStart"/>
       <w:r>
-        <w:rPr>
-          <w:i/>
-          <w:iCs/>
-        </w:rPr>
         <w:t>communication</w:t>
       </w:r>
       <w:proofErr w:type="spellEnd"/>
       <w:r>
-        <w:rPr>
-          <w:i/>
-          <w:iCs/>
-        </w:rPr>
         <w:t xml:space="preserve">: </w:t>
       </w:r>
       <w:proofErr w:type="spellStart"/>
       <w:r>
-        <w:rPr>
-          <w:i/>
-          <w:iCs/>
-        </w:rPr>
         <w:t>Exploring</w:t>
       </w:r>
       <w:proofErr w:type="spellEnd"/>
       <w:r>
-        <w:rPr>
-          <w:i/>
-          <w:iCs/>
-        </w:rPr>
         <w:t xml:space="preserve"> new </w:t>
       </w:r>
       <w:proofErr w:type="spellStart"/>
       <w:r>
-        <w:rPr>
-          <w:i/>
-          <w:iCs/>
-        </w:rPr>
         <w:t>models</w:t>
       </w:r>
       <w:proofErr w:type="spellEnd"/>
       <w:r>
-        <w:rPr>
-          <w:i/>
-          <w:iCs/>
-        </w:rPr>
         <w:t xml:space="preserve">, </w:t>
       </w:r>
       <w:proofErr w:type="spellStart"/>
       <w:r>
-        <w:rPr>
-          <w:i/>
-          <w:iCs/>
-        </w:rPr>
         <w:t>standards</w:t>
       </w:r>
       <w:proofErr w:type="spellEnd"/>
       <w:r>
-        <w:rPr>
-          <w:i/>
-          <w:iCs/>
-        </w:rPr>
         <w:t xml:space="preserve">, and </w:t>
       </w:r>
       <w:proofErr w:type="spellStart"/>
       <w:r>
-        <w:rPr>
-          <w:i/>
-          <w:iCs/>
-        </w:rPr>
         <w:t>best</w:t>
       </w:r>
       <w:proofErr w:type="spellEnd"/>
       <w:r>
-        <w:rPr>
-          <w:i/>
-          <w:iCs/>
-        </w:rPr>
         <w:t xml:space="preserve"> </w:t>
       </w:r>
       <w:proofErr w:type="spellStart"/>
       <w:r>
-        <w:rPr>
-          <w:i/>
-          <w:iCs/>
-        </w:rPr>
         <w:t>practice</w:t>
       </w:r>
       <w:proofErr w:type="spellEnd"/>
@@ -10469,19 +12208,9 @@
     </w:p>
     <w:p>
       <w:r>
-        <w:t xml:space="preserve">Organización de las Naciones Unidas para la Educación, la Ciencia y la Cultura. (s.f.). Cultura: </w:t>
-      </w:r>
-      <w:r>
-        <w:rPr>
-          <w:i/>
-          <w:iCs/>
-        </w:rPr>
-        <w:t>protegiendo nuestro patrimonio y fomentando la creatividad.</w:t>
-      </w:r>
-      <w:r>
-        <w:t xml:space="preserve"> </w:t>
-      </w:r>
-      <w:hyperlink r:id="rId27" w:history="1">
+        <w:t xml:space="preserve">Organización de las Naciones Unidas para la Educación, la Ciencia y la Cultura. (s.f.). Cultura: protegiendo nuestro patrimonio y fomentando la creatividad. </w:t>
+      </w:r>
+      <w:hyperlink r:id="rId32" w:history="1">
         <w:r>
           <w:rPr>
             <w:rStyle w:val="Hipervnculo"/>
@@ -10491,12 +12220,6 @@
       </w:hyperlink>
     </w:p>
     <w:p>
-      <w:pPr>
-        <w:rPr>
-          <w:i/>
-          <w:iCs/>
-        </w:rPr>
-      </w:pPr>
       <w:proofErr w:type="spellStart"/>
       <w:r>
         <w:t>Shea</w:t>
@@ -10507,18 +12230,10 @@
       </w:r>
       <w:proofErr w:type="spellStart"/>
       <w:r>
-        <w:rPr>
-          <w:i/>
-          <w:iCs/>
-        </w:rPr>
         <w:t>Netiquette</w:t>
       </w:r>
       <w:proofErr w:type="spellEnd"/>
       <w:r>
-        <w:rPr>
-          <w:i/>
-          <w:iCs/>
-        </w:rPr>
         <w:t xml:space="preserve">. </w:t>
       </w:r>
       <w:proofErr w:type="spellStart"/>
@@ -10567,57 +12282,29 @@
       <w:r>
         <w:rPr>
           <w:rStyle w:val="Extranjerismo"/>
-          <w:i/>
-          <w:iCs/>
         </w:rPr>
         <w:t>Web</w:t>
       </w:r>
       <w:r>
-        <w:rPr>
-          <w:i/>
-          <w:iCs/>
-        </w:rPr>
         <w:t xml:space="preserve"> Content </w:t>
       </w:r>
       <w:proofErr w:type="spellStart"/>
       <w:r>
-        <w:rPr>
-          <w:i/>
-          <w:iCs/>
-        </w:rPr>
         <w:t>Accessibility</w:t>
       </w:r>
       <w:proofErr w:type="spellEnd"/>
       <w:r>
-        <w:rPr>
-          <w:i/>
-          <w:iCs/>
-        </w:rPr>
         <w:t xml:space="preserve"> </w:t>
       </w:r>
       <w:proofErr w:type="spellStart"/>
       <w:r>
-        <w:rPr>
-          <w:i/>
-          <w:iCs/>
-        </w:rPr>
         <w:t>Guidelines</w:t>
       </w:r>
       <w:proofErr w:type="spellEnd"/>
       <w:r>
-        <w:t xml:space="preserve"> </w:t>
-      </w:r>
-      <w:r>
-        <w:rPr>
-          <w:i/>
-          <w:iCs/>
-        </w:rPr>
-        <w:t>(WCAG)</w:t>
-      </w:r>
-      <w:r>
-        <w:t xml:space="preserve"> 2.2. </w:t>
-      </w:r>
-      <w:hyperlink r:id="rId28" w:history="1">
+        <w:t xml:space="preserve"> (WCAG) 2.2. </w:t>
+      </w:r>
+      <w:hyperlink r:id="rId33" w:history="1">
         <w:r>
           <w:rPr>
             <w:rStyle w:val="Hipervnculo"/>
@@ -10630,12 +12317,12 @@
       <w:pPr>
         <w:pStyle w:val="Titulosgenerales"/>
       </w:pPr>
-      <w:bookmarkStart w:id="30" w:name="_Toc237610015"/>
+      <w:bookmarkStart w:id="32" w:name="_Toc238804722"/>
       <w:r>
         <w:lastRenderedPageBreak/>
         <w:t>Créditos</w:t>
       </w:r>
-      <w:bookmarkEnd w:id="30"/>
+      <w:bookmarkEnd w:id="32"/>
     </w:p>
     <w:tbl>
       <w:tblPr>
@@ -10662,7 +12349,7 @@
             <w:pPr>
               <w:pStyle w:val="TextoTablas"/>
             </w:pPr>
-            <w:bookmarkStart w:id="31" w:name="_Hlk154833079"/>
+            <w:bookmarkStart w:id="33" w:name="_Hlk154833079"/>
             <w:r>
               <w:t>Nombre</w:t>
             </w:r>
@@ -11126,7 +12813,7 @@
           </w:p>
         </w:tc>
       </w:tr>
-      <w:bookmarkEnd w:id="31"/>
+      <w:bookmarkEnd w:id="33"/>
     </w:tbl>
     <w:p>
       <w:pPr>
@@ -11136,8 +12823,8 @@
       </w:pPr>
     </w:p>
     <w:sectPr>
-      <w:headerReference w:type="default" r:id="rId29"/>
-      <w:footerReference w:type="default" r:id="rId30"/>
+      <w:headerReference w:type="default" r:id="rId34"/>
+      <w:footerReference w:type="default" r:id="rId35"/>
       <w:pgSz w:w="12240" w:h="15840"/>
       <w:pgMar w:top="1701" w:right="1134" w:bottom="1134" w:left="1134" w:header="709" w:footer="737" w:gutter="0"/>
       <w:pgNumType w:start="1"/>
@@ -11334,6 +13021,180 @@
 <file path=word/numbering.xml><?xml version="1.0" encoding="utf-8"?>
 <w:numbering xmlns:wpc="http://schemas.microsoft.com/office/word/2010/wordprocessingCanvas" xmlns:cx="http://schemas.microsoft.com/office/drawing/2014/chartex" xmlns:cx1="http://schemas.microsoft.com/office/drawing/2015/9/8/chartex" xmlns:cx2="http://schemas.microsoft.com/office/drawing/2015/10/21/chartex" xmlns:cx3="http://schemas.microsoft.com/office/drawing/2016/5/9/chartex" xmlns:cx4="http://schemas.microsoft.com/office/drawing/2016/5/10/chartex" xmlns:cx5="http://schemas.microsoft.com/office/drawing/2016/5/11/chartex" xmlns:cx6="http://schemas.microsoft.com/office/drawing/2016/5/12/chartex" xmlns:cx7="http://schemas.microsoft.com/office/drawing/2016/5/13/chartex" xmlns:cx8="http://schemas.microsoft.com/office/drawing/2016/5/14/chartex" xmlns:mc="http://schemas.openxmlformats.org/markup-compatibility/2006" xmlns:aink="http://schemas.microsoft.com/office/drawing/2016/ink" xmlns:am3d="http://schemas.microsoft.com/office/drawing/2017/model3d" xmlns:o="urn:schemas-microsoft-com:office:office" xmlns:r="http://schemas.openxmlformats.org/officeDocument/2006/relationships" xmlns:m="http://schemas.openxmlformats.org/officeDocument/2006/math" xmlns:v="urn:schemas-microsoft-com:vml" xmlns:wp14="http://schemas.microsoft.com/office/word/2010/wordprocessingDrawing" xmlns:wp="http://schemas.openxmlformats.org/drawingml/2006/wordprocessingDrawing" xmlns:w10="urn:schemas-microsoft-com:office:word" xmlns:w="http://schemas.openxmlformats.org/wordprocessingml/2006/main" xmlns:w14="http://schemas.microsoft.com/office/word/2010/wordml" xmlns:w15="http://schemas.microsoft.com/office/word/2012/wordml" xmlns:w16cex="http://schemas.microsoft.com/office/word/2018/wordml/cex" xmlns:w16cid="http://schemas.microsoft.com/office/word/2016/wordml/cid" xmlns:w16="http://schemas.microsoft.com/office/word/2018/wordml" xmlns:w16sdtdh="http://schemas.microsoft.com/office/word/2020/wordml/sdtdatahash" xmlns:w16se="http://schemas.microsoft.com/office/word/2015/wordml/symex" xmlns:wpg="http://schemas.microsoft.com/office/word/2010/wordprocessingGroup" xmlns:wpi="http://schemas.microsoft.com/office/word/2010/wordprocessingInk" xmlns:wne="http://schemas.microsoft.com/office/word/2006/wordml" xmlns:wps="http://schemas.microsoft.com/office/word/2010/wordprocessingShape" mc:Ignorable="w14 w15 w16se w16cid w16 w16cex w16sdtdh wp14">
   <w:abstractNum w:abstractNumId="0" w15:restartNumberingAfterBreak="0">
+    <w:nsid w:val="FFFFFF7C"/>
+    <w:multiLevelType w:val="singleLevel"/>
+    <w:tmpl w:val="432EBC16"/>
+    <w:lvl w:ilvl="0">
+      <w:start w:val="1"/>
+      <w:numFmt w:val="decimal"/>
+      <w:pStyle w:val="Listaconnmeros5"/>
+      <w:lvlText w:val="%1."/>
+      <w:lvlJc w:val="left"/>
+      <w:pPr>
+        <w:tabs>
+          <w:tab w:val="num" w:pos="1492"/>
+        </w:tabs>
+        <w:ind w:left="1492" w:hanging="360"/>
+      </w:pPr>
+    </w:lvl>
+  </w:abstractNum>
+  <w:abstractNum w:abstractNumId="1" w15:restartNumberingAfterBreak="0">
+    <w:nsid w:val="FFFFFF7D"/>
+    <w:multiLevelType w:val="singleLevel"/>
+    <w:tmpl w:val="24BC9A9E"/>
+    <w:lvl w:ilvl="0">
+      <w:start w:val="1"/>
+      <w:numFmt w:val="decimal"/>
+      <w:pStyle w:val="Listaconnmeros4"/>
+      <w:lvlText w:val="%1."/>
+      <w:lvlJc w:val="left"/>
+      <w:pPr>
+        <w:tabs>
+          <w:tab w:val="num" w:pos="1209"/>
+        </w:tabs>
+        <w:ind w:left="1209" w:hanging="360"/>
+      </w:pPr>
+    </w:lvl>
+  </w:abstractNum>
+  <w:abstractNum w:abstractNumId="2" w15:restartNumberingAfterBreak="0">
+    <w:nsid w:val="FFFFFF7E"/>
+    <w:multiLevelType w:val="singleLevel"/>
+    <w:tmpl w:val="C6C029D0"/>
+    <w:lvl w:ilvl="0">
+      <w:start w:val="1"/>
+      <w:numFmt w:val="decimal"/>
+      <w:pStyle w:val="Listaconnmeros3"/>
+      <w:lvlText w:val="%1."/>
+      <w:lvlJc w:val="left"/>
+      <w:pPr>
+        <w:tabs>
+          <w:tab w:val="num" w:pos="926"/>
+        </w:tabs>
+        <w:ind w:left="926" w:hanging="360"/>
+      </w:pPr>
+    </w:lvl>
+  </w:abstractNum>
+  <w:abstractNum w:abstractNumId="3" w15:restartNumberingAfterBreak="0">
+    <w:nsid w:val="FFFFFF7F"/>
+    <w:multiLevelType w:val="singleLevel"/>
+    <w:tmpl w:val="86DACB4C"/>
+    <w:lvl w:ilvl="0">
+      <w:start w:val="1"/>
+      <w:numFmt w:val="decimal"/>
+      <w:pStyle w:val="Listaconnmeros2"/>
+      <w:lvlText w:val="%1."/>
+      <w:lvlJc w:val="left"/>
+      <w:pPr>
+        <w:tabs>
+          <w:tab w:val="num" w:pos="643"/>
+        </w:tabs>
+        <w:ind w:left="643" w:hanging="360"/>
+      </w:pPr>
+    </w:lvl>
+  </w:abstractNum>
+  <w:abstractNum w:abstractNumId="4" w15:restartNumberingAfterBreak="0">
+    <w:nsid w:val="FFFFFF80"/>
+    <w:multiLevelType w:val="singleLevel"/>
+    <w:tmpl w:val="ED72B34A"/>
+    <w:lvl w:ilvl="0">
+      <w:start w:val="1"/>
+      <w:numFmt w:val="bullet"/>
+      <w:pStyle w:val="Listaconvietas5"/>
+      <w:lvlText w:val=""/>
+      <w:lvlJc w:val="left"/>
+      <w:pPr>
+        <w:tabs>
+          <w:tab w:val="num" w:pos="1492"/>
+        </w:tabs>
+        <w:ind w:left="1492" w:hanging="360"/>
+      </w:pPr>
+      <w:rPr>
+        <w:rFonts w:ascii="Symbol" w:hAnsi="Symbol" w:hint="default"/>
+      </w:rPr>
+    </w:lvl>
+  </w:abstractNum>
+  <w:abstractNum w:abstractNumId="5" w15:restartNumberingAfterBreak="0">
+    <w:nsid w:val="FFFFFF81"/>
+    <w:multiLevelType w:val="singleLevel"/>
+    <w:tmpl w:val="1F58CA5A"/>
+    <w:lvl w:ilvl="0">
+      <w:start w:val="1"/>
+      <w:numFmt w:val="bullet"/>
+      <w:pStyle w:val="Listaconvietas4"/>
+      <w:lvlText w:val=""/>
+      <w:lvlJc w:val="left"/>
+      <w:pPr>
+        <w:tabs>
+          <w:tab w:val="num" w:pos="1209"/>
+        </w:tabs>
+        <w:ind w:left="1209" w:hanging="360"/>
+      </w:pPr>
+      <w:rPr>
+        <w:rFonts w:ascii="Symbol" w:hAnsi="Symbol" w:hint="default"/>
+      </w:rPr>
+    </w:lvl>
+  </w:abstractNum>
+  <w:abstractNum w:abstractNumId="6" w15:restartNumberingAfterBreak="0">
+    <w:nsid w:val="FFFFFF82"/>
+    <w:multiLevelType w:val="singleLevel"/>
+    <w:tmpl w:val="AA422E06"/>
+    <w:lvl w:ilvl="0">
+      <w:start w:val="1"/>
+      <w:numFmt w:val="bullet"/>
+      <w:pStyle w:val="Listaconvietas3"/>
+      <w:lvlText w:val=""/>
+      <w:lvlJc w:val="left"/>
+      <w:pPr>
+        <w:tabs>
+          <w:tab w:val="num" w:pos="926"/>
+        </w:tabs>
+        <w:ind w:left="926" w:hanging="360"/>
+      </w:pPr>
+      <w:rPr>
+        <w:rFonts w:ascii="Symbol" w:hAnsi="Symbol" w:hint="default"/>
+      </w:rPr>
+    </w:lvl>
+  </w:abstractNum>
+  <w:abstractNum w:abstractNumId="7" w15:restartNumberingAfterBreak="0">
+    <w:nsid w:val="FFFFFF83"/>
+    <w:multiLevelType w:val="singleLevel"/>
+    <w:tmpl w:val="4CC8EADE"/>
+    <w:lvl w:ilvl="0">
+      <w:start w:val="1"/>
+      <w:numFmt w:val="bullet"/>
+      <w:pStyle w:val="Listaconvietas2"/>
+      <w:lvlText w:val=""/>
+      <w:lvlJc w:val="left"/>
+      <w:pPr>
+        <w:tabs>
+          <w:tab w:val="num" w:pos="643"/>
+        </w:tabs>
+        <w:ind w:left="643" w:hanging="360"/>
+      </w:pPr>
+      <w:rPr>
+        <w:rFonts w:ascii="Symbol" w:hAnsi="Symbol" w:hint="default"/>
+      </w:rPr>
+    </w:lvl>
+  </w:abstractNum>
+  <w:abstractNum w:abstractNumId="8" w15:restartNumberingAfterBreak="0">
+    <w:nsid w:val="FFFFFF88"/>
+    <w:multiLevelType w:val="singleLevel"/>
+    <w:tmpl w:val="9D3EDBF2"/>
+    <w:lvl w:ilvl="0">
+      <w:start w:val="1"/>
+      <w:numFmt w:val="decimal"/>
+      <w:pStyle w:val="Listaconnmeros"/>
+      <w:lvlText w:val="%1."/>
+      <w:lvlJc w:val="left"/>
+      <w:pPr>
+        <w:tabs>
+          <w:tab w:val="num" w:pos="360"/>
+        </w:tabs>
+        <w:ind w:left="360" w:hanging="360"/>
+      </w:pPr>
+    </w:lvl>
+  </w:abstractNum>
+  <w:abstractNum w:abstractNumId="9" w15:restartNumberingAfterBreak="0">
     <w:nsid w:val="FFFFFF89"/>
     <w:multiLevelType w:val="singleLevel"/>
     <w:tmpl w:val="68AC1D00"/>
@@ -11354,7 +13215,7 @@
       </w:rPr>
     </w:lvl>
   </w:abstractNum>
-  <w:abstractNum w:abstractNumId="1" w15:restartNumberingAfterBreak="0">
+  <w:abstractNum w:abstractNumId="10" w15:restartNumberingAfterBreak="0">
     <w:nsid w:val="046F498B"/>
     <w:multiLevelType w:val="hybridMultilevel"/>
     <w:tmpl w:val="343C5FF8"/>
@@ -11467,7 +13328,7 @@
       </w:rPr>
     </w:lvl>
   </w:abstractNum>
-  <w:abstractNum w:abstractNumId="2" w15:restartNumberingAfterBreak="0">
+  <w:abstractNum w:abstractNumId="11" w15:restartNumberingAfterBreak="0">
     <w:nsid w:val="05117BC8"/>
     <w:multiLevelType w:val="hybridMultilevel"/>
     <w:tmpl w:val="4232FA14"/>
@@ -11580,233 +13441,7 @@
       </w:rPr>
     </w:lvl>
   </w:abstractNum>
-  <w:abstractNum w:abstractNumId="3" w15:restartNumberingAfterBreak="0">
-    <w:nsid w:val="06896833"/>
-    <w:multiLevelType w:val="hybridMultilevel"/>
-    <w:tmpl w:val="93DABB98"/>
-    <w:lvl w:ilvl="0" w:tplc="0C0A0001">
-      <w:start w:val="1"/>
-      <w:numFmt w:val="bullet"/>
-      <w:lvlText w:val=""/>
-      <w:lvlJc w:val="left"/>
-      <w:pPr>
-        <w:ind w:left="1713" w:hanging="360"/>
-      </w:pPr>
-      <w:rPr>
-        <w:rFonts w:ascii="Symbol" w:hAnsi="Symbol" w:hint="default"/>
-      </w:rPr>
-    </w:lvl>
-    <w:lvl w:ilvl="1" w:tplc="FFFFFFFF" w:tentative="1">
-      <w:start w:val="1"/>
-      <w:numFmt w:val="bullet"/>
-      <w:lvlText w:val="o"/>
-      <w:lvlJc w:val="left"/>
-      <w:pPr>
-        <w:ind w:left="2433" w:hanging="360"/>
-      </w:pPr>
-      <w:rPr>
-        <w:rFonts w:ascii="Courier New" w:hAnsi="Courier New" w:cs="Courier New" w:hint="default"/>
-      </w:rPr>
-    </w:lvl>
-    <w:lvl w:ilvl="2" w:tplc="FFFFFFFF" w:tentative="1">
-      <w:start w:val="1"/>
-      <w:numFmt w:val="bullet"/>
-      <w:lvlText w:val=""/>
-      <w:lvlJc w:val="left"/>
-      <w:pPr>
-        <w:ind w:left="3153" w:hanging="360"/>
-      </w:pPr>
-      <w:rPr>
-        <w:rFonts w:ascii="Wingdings" w:hAnsi="Wingdings" w:hint="default"/>
-      </w:rPr>
-    </w:lvl>
-    <w:lvl w:ilvl="3" w:tplc="FFFFFFFF" w:tentative="1">
-      <w:start w:val="1"/>
-      <w:numFmt w:val="bullet"/>
-      <w:lvlText w:val=""/>
-      <w:lvlJc w:val="left"/>
-      <w:pPr>
-        <w:ind w:left="3873" w:hanging="360"/>
-      </w:pPr>
-      <w:rPr>
-        <w:rFonts w:ascii="Symbol" w:hAnsi="Symbol" w:hint="default"/>
-      </w:rPr>
-    </w:lvl>
-    <w:lvl w:ilvl="4" w:tplc="FFFFFFFF" w:tentative="1">
-      <w:start w:val="1"/>
-      <w:numFmt w:val="bullet"/>
-      <w:lvlText w:val="o"/>
-      <w:lvlJc w:val="left"/>
-      <w:pPr>
-        <w:ind w:left="4593" w:hanging="360"/>
-      </w:pPr>
-      <w:rPr>
-        <w:rFonts w:ascii="Courier New" w:hAnsi="Courier New" w:cs="Courier New" w:hint="default"/>
-      </w:rPr>
-    </w:lvl>
-    <w:lvl w:ilvl="5" w:tplc="FFFFFFFF" w:tentative="1">
-      <w:start w:val="1"/>
-      <w:numFmt w:val="bullet"/>
-      <w:lvlText w:val=""/>
-      <w:lvlJc w:val="left"/>
-      <w:pPr>
-        <w:ind w:left="5313" w:hanging="360"/>
-      </w:pPr>
-      <w:rPr>
-        <w:rFonts w:ascii="Wingdings" w:hAnsi="Wingdings" w:hint="default"/>
-      </w:rPr>
-    </w:lvl>
-    <w:lvl w:ilvl="6" w:tplc="FFFFFFFF" w:tentative="1">
-      <w:start w:val="1"/>
-      <w:numFmt w:val="bullet"/>
-      <w:lvlText w:val=""/>
-      <w:lvlJc w:val="left"/>
-      <w:pPr>
-        <w:ind w:left="6033" w:hanging="360"/>
-      </w:pPr>
-      <w:rPr>
-        <w:rFonts w:ascii="Symbol" w:hAnsi="Symbol" w:hint="default"/>
-      </w:rPr>
-    </w:lvl>
-    <w:lvl w:ilvl="7" w:tplc="FFFFFFFF" w:tentative="1">
-      <w:start w:val="1"/>
-      <w:numFmt w:val="bullet"/>
-      <w:lvlText w:val="o"/>
-      <w:lvlJc w:val="left"/>
-      <w:pPr>
-        <w:ind w:left="6753" w:hanging="360"/>
-      </w:pPr>
-      <w:rPr>
-        <w:rFonts w:ascii="Courier New" w:hAnsi="Courier New" w:cs="Courier New" w:hint="default"/>
-      </w:rPr>
-    </w:lvl>
-    <w:lvl w:ilvl="8" w:tplc="FFFFFFFF" w:tentative="1">
-      <w:start w:val="1"/>
-      <w:numFmt w:val="bullet"/>
-      <w:lvlText w:val=""/>
-      <w:lvlJc w:val="left"/>
-      <w:pPr>
-        <w:ind w:left="7473" w:hanging="360"/>
-      </w:pPr>
-      <w:rPr>
-        <w:rFonts w:ascii="Wingdings" w:hAnsi="Wingdings" w:hint="default"/>
-      </w:rPr>
-    </w:lvl>
-  </w:abstractNum>
-  <w:abstractNum w:abstractNumId="4" w15:restartNumberingAfterBreak="0">
-    <w:nsid w:val="0B1566A4"/>
-    <w:multiLevelType w:val="hybridMultilevel"/>
-    <w:tmpl w:val="D73A5C0E"/>
-    <w:lvl w:ilvl="0" w:tplc="0C0A0001">
-      <w:start w:val="1"/>
-      <w:numFmt w:val="bullet"/>
-      <w:lvlText w:val=""/>
-      <w:lvlJc w:val="left"/>
-      <w:pPr>
-        <w:ind w:left="1429" w:hanging="360"/>
-      </w:pPr>
-      <w:rPr>
-        <w:rFonts w:ascii="Symbol" w:hAnsi="Symbol" w:hint="default"/>
-      </w:rPr>
-    </w:lvl>
-    <w:lvl w:ilvl="1" w:tplc="0C0A0003" w:tentative="1">
-      <w:start w:val="1"/>
-      <w:numFmt w:val="bullet"/>
-      <w:lvlText w:val="o"/>
-      <w:lvlJc w:val="left"/>
-      <w:pPr>
-        <w:ind w:left="2149" w:hanging="360"/>
-      </w:pPr>
-      <w:rPr>
-        <w:rFonts w:ascii="Courier New" w:hAnsi="Courier New" w:cs="Courier New" w:hint="default"/>
-      </w:rPr>
-    </w:lvl>
-    <w:lvl w:ilvl="2" w:tplc="0C0A0005" w:tentative="1">
-      <w:start w:val="1"/>
-      <w:numFmt w:val="bullet"/>
-      <w:lvlText w:val=""/>
-      <w:lvlJc w:val="left"/>
-      <w:pPr>
-        <w:ind w:left="2869" w:hanging="360"/>
-      </w:pPr>
-      <w:rPr>
-        <w:rFonts w:ascii="Wingdings" w:hAnsi="Wingdings" w:hint="default"/>
-      </w:rPr>
-    </w:lvl>
-    <w:lvl w:ilvl="3" w:tplc="0C0A0001" w:tentative="1">
-      <w:start w:val="1"/>
-      <w:numFmt w:val="bullet"/>
-      <w:lvlText w:val=""/>
-      <w:lvlJc w:val="left"/>
-      <w:pPr>
-        <w:ind w:left="3589" w:hanging="360"/>
-      </w:pPr>
-      <w:rPr>
-        <w:rFonts w:ascii="Symbol" w:hAnsi="Symbol" w:hint="default"/>
-      </w:rPr>
-    </w:lvl>
-    <w:lvl w:ilvl="4" w:tplc="0C0A0003" w:tentative="1">
-      <w:start w:val="1"/>
-      <w:numFmt w:val="bullet"/>
-      <w:lvlText w:val="o"/>
-      <w:lvlJc w:val="left"/>
-      <w:pPr>
-        <w:ind w:left="4309" w:hanging="360"/>
-      </w:pPr>
-      <w:rPr>
-        <w:rFonts w:ascii="Courier New" w:hAnsi="Courier New" w:cs="Courier New" w:hint="default"/>
-      </w:rPr>
-    </w:lvl>
-    <w:lvl w:ilvl="5" w:tplc="0C0A0005" w:tentative="1">
-      <w:start w:val="1"/>
-      <w:numFmt w:val="bullet"/>
-      <w:lvlText w:val=""/>
-      <w:lvlJc w:val="left"/>
-      <w:pPr>
-        <w:ind w:left="5029" w:hanging="360"/>
-      </w:pPr>
-      <w:rPr>
-        <w:rFonts w:ascii="Wingdings" w:hAnsi="Wingdings" w:hint="default"/>
-      </w:rPr>
-    </w:lvl>
-    <w:lvl w:ilvl="6" w:tplc="0C0A0001" w:tentative="1">
-      <w:start w:val="1"/>
-      <w:numFmt w:val="bullet"/>
-      <w:lvlText w:val=""/>
-      <w:lvlJc w:val="left"/>
-      <w:pPr>
-        <w:ind w:left="5749" w:hanging="360"/>
-      </w:pPr>
-      <w:rPr>
-        <w:rFonts w:ascii="Symbol" w:hAnsi="Symbol" w:hint="default"/>
-      </w:rPr>
-    </w:lvl>
-    <w:lvl w:ilvl="7" w:tplc="0C0A0003" w:tentative="1">
-      <w:start w:val="1"/>
-      <w:numFmt w:val="bullet"/>
-      <w:lvlText w:val="o"/>
-      <w:lvlJc w:val="left"/>
-      <w:pPr>
-        <w:ind w:left="6469" w:hanging="360"/>
-      </w:pPr>
-      <w:rPr>
-        <w:rFonts w:ascii="Courier New" w:hAnsi="Courier New" w:cs="Courier New" w:hint="default"/>
-      </w:rPr>
-    </w:lvl>
-    <w:lvl w:ilvl="8" w:tplc="0C0A0005" w:tentative="1">
-      <w:start w:val="1"/>
-      <w:numFmt w:val="bullet"/>
-      <w:lvlText w:val=""/>
-      <w:lvlJc w:val="left"/>
-      <w:pPr>
-        <w:ind w:left="7189" w:hanging="360"/>
-      </w:pPr>
-      <w:rPr>
-        <w:rFonts w:ascii="Wingdings" w:hAnsi="Wingdings" w:hint="default"/>
-      </w:rPr>
-    </w:lvl>
-  </w:abstractNum>
-  <w:abstractNum w:abstractNumId="5" w15:restartNumberingAfterBreak="0">
+  <w:abstractNum w:abstractNumId="12" w15:restartNumberingAfterBreak="0">
     <w:nsid w:val="111C0790"/>
     <w:multiLevelType w:val="hybridMultilevel"/>
     <w:tmpl w:val="1C044A16"/>
@@ -11919,7 +13554,7 @@
       </w:rPr>
     </w:lvl>
   </w:abstractNum>
-  <w:abstractNum w:abstractNumId="6" w15:restartNumberingAfterBreak="0">
+  <w:abstractNum w:abstractNumId="13" w15:restartNumberingAfterBreak="0">
     <w:nsid w:val="13F83693"/>
     <w:multiLevelType w:val="hybridMultilevel"/>
     <w:tmpl w:val="AF54DF0A"/>
@@ -12032,120 +13667,7 @@
       </w:rPr>
     </w:lvl>
   </w:abstractNum>
-  <w:abstractNum w:abstractNumId="7" w15:restartNumberingAfterBreak="0">
-    <w:nsid w:val="14F0786A"/>
-    <w:multiLevelType w:val="hybridMultilevel"/>
-    <w:tmpl w:val="DECA6468"/>
-    <w:lvl w:ilvl="0" w:tplc="0C0A0003">
-      <w:start w:val="1"/>
-      <w:numFmt w:val="bullet"/>
-      <w:lvlText w:val="o"/>
-      <w:lvlJc w:val="left"/>
-      <w:pPr>
-        <w:ind w:left="1713" w:hanging="360"/>
-      </w:pPr>
-      <w:rPr>
-        <w:rFonts w:ascii="Courier New" w:hAnsi="Courier New" w:cs="Courier New" w:hint="default"/>
-      </w:rPr>
-    </w:lvl>
-    <w:lvl w:ilvl="1" w:tplc="0C0A0003" w:tentative="1">
-      <w:start w:val="1"/>
-      <w:numFmt w:val="bullet"/>
-      <w:lvlText w:val="o"/>
-      <w:lvlJc w:val="left"/>
-      <w:pPr>
-        <w:ind w:left="2433" w:hanging="360"/>
-      </w:pPr>
-      <w:rPr>
-        <w:rFonts w:ascii="Courier New" w:hAnsi="Courier New" w:cs="Courier New" w:hint="default"/>
-      </w:rPr>
-    </w:lvl>
-    <w:lvl w:ilvl="2" w:tplc="0C0A0005" w:tentative="1">
-      <w:start w:val="1"/>
-      <w:numFmt w:val="bullet"/>
-      <w:lvlText w:val=""/>
-      <w:lvlJc w:val="left"/>
-      <w:pPr>
-        <w:ind w:left="3153" w:hanging="360"/>
-      </w:pPr>
-      <w:rPr>
-        <w:rFonts w:ascii="Wingdings" w:hAnsi="Wingdings" w:hint="default"/>
-      </w:rPr>
-    </w:lvl>
-    <w:lvl w:ilvl="3" w:tplc="0C0A0001" w:tentative="1">
-      <w:start w:val="1"/>
-      <w:numFmt w:val="bullet"/>
-      <w:lvlText w:val=""/>
-      <w:lvlJc w:val="left"/>
-      <w:pPr>
-        <w:ind w:left="3873" w:hanging="360"/>
-      </w:pPr>
-      <w:rPr>
-        <w:rFonts w:ascii="Symbol" w:hAnsi="Symbol" w:hint="default"/>
-      </w:rPr>
-    </w:lvl>
-    <w:lvl w:ilvl="4" w:tplc="0C0A0003" w:tentative="1">
-      <w:start w:val="1"/>
-      <w:numFmt w:val="bullet"/>
-      <w:lvlText w:val="o"/>
-      <w:lvlJc w:val="left"/>
-      <w:pPr>
-        <w:ind w:left="4593" w:hanging="360"/>
-      </w:pPr>
-      <w:rPr>
-        <w:rFonts w:ascii="Courier New" w:hAnsi="Courier New" w:cs="Courier New" w:hint="default"/>
-      </w:rPr>
-    </w:lvl>
-    <w:lvl w:ilvl="5" w:tplc="0C0A0005" w:tentative="1">
-      <w:start w:val="1"/>
-      <w:numFmt w:val="bullet"/>
-      <w:lvlText w:val=""/>
-      <w:lvlJc w:val="left"/>
-      <w:pPr>
-        <w:ind w:left="5313" w:hanging="360"/>
-      </w:pPr>
-      <w:rPr>
-        <w:rFonts w:ascii="Wingdings" w:hAnsi="Wingdings" w:hint="default"/>
-      </w:rPr>
-    </w:lvl>
-    <w:lvl w:ilvl="6" w:tplc="0C0A0001" w:tentative="1">
-      <w:start w:val="1"/>
-      <w:numFmt w:val="bullet"/>
-      <w:lvlText w:val=""/>
-      <w:lvlJc w:val="left"/>
-      <w:pPr>
-        <w:ind w:left="6033" w:hanging="360"/>
-      </w:pPr>
-      <w:rPr>
-        <w:rFonts w:ascii="Symbol" w:hAnsi="Symbol" w:hint="default"/>
-      </w:rPr>
-    </w:lvl>
-    <w:lvl w:ilvl="7" w:tplc="0C0A0003" w:tentative="1">
-      <w:start w:val="1"/>
-      <w:numFmt w:val="bullet"/>
-      <w:lvlText w:val="o"/>
-      <w:lvlJc w:val="left"/>
-      <w:pPr>
-        <w:ind w:left="6753" w:hanging="360"/>
-      </w:pPr>
-      <w:rPr>
-        <w:rFonts w:ascii="Courier New" w:hAnsi="Courier New" w:cs="Courier New" w:hint="default"/>
-      </w:rPr>
-    </w:lvl>
-    <w:lvl w:ilvl="8" w:tplc="0C0A0005" w:tentative="1">
-      <w:start w:val="1"/>
-      <w:numFmt w:val="bullet"/>
-      <w:lvlText w:val=""/>
-      <w:lvlJc w:val="left"/>
-      <w:pPr>
-        <w:ind w:left="7473" w:hanging="360"/>
-      </w:pPr>
-      <w:rPr>
-        <w:rFonts w:ascii="Wingdings" w:hAnsi="Wingdings" w:hint="default"/>
-      </w:rPr>
-    </w:lvl>
-  </w:abstractNum>
-  <w:abstractNum w:abstractNumId="8" w15:restartNumberingAfterBreak="0">
+  <w:abstractNum w:abstractNumId="14" w15:restartNumberingAfterBreak="0">
     <w:nsid w:val="15CB4F8C"/>
     <w:multiLevelType w:val="hybridMultilevel"/>
     <w:tmpl w:val="26202754"/>
@@ -12260,233 +13782,7 @@
       </w:rPr>
     </w:lvl>
   </w:abstractNum>
-  <w:abstractNum w:abstractNumId="9" w15:restartNumberingAfterBreak="0">
-    <w:nsid w:val="1F40090F"/>
-    <w:multiLevelType w:val="hybridMultilevel"/>
-    <w:tmpl w:val="6D70D016"/>
-    <w:lvl w:ilvl="0" w:tplc="0C0A0001">
-      <w:start w:val="1"/>
-      <w:numFmt w:val="bullet"/>
-      <w:lvlText w:val=""/>
-      <w:lvlJc w:val="left"/>
-      <w:pPr>
-        <w:ind w:left="1429" w:hanging="360"/>
-      </w:pPr>
-      <w:rPr>
-        <w:rFonts w:ascii="Symbol" w:hAnsi="Symbol" w:hint="default"/>
-      </w:rPr>
-    </w:lvl>
-    <w:lvl w:ilvl="1" w:tplc="0C0A0003" w:tentative="1">
-      <w:start w:val="1"/>
-      <w:numFmt w:val="bullet"/>
-      <w:lvlText w:val="o"/>
-      <w:lvlJc w:val="left"/>
-      <w:pPr>
-        <w:ind w:left="2149" w:hanging="360"/>
-      </w:pPr>
-      <w:rPr>
-        <w:rFonts w:ascii="Courier New" w:hAnsi="Courier New" w:cs="Courier New" w:hint="default"/>
-      </w:rPr>
-    </w:lvl>
-    <w:lvl w:ilvl="2" w:tplc="0C0A0005" w:tentative="1">
-      <w:start w:val="1"/>
-      <w:numFmt w:val="bullet"/>
-      <w:lvlText w:val=""/>
-      <w:lvlJc w:val="left"/>
-      <w:pPr>
-        <w:ind w:left="2869" w:hanging="360"/>
-      </w:pPr>
-      <w:rPr>
-        <w:rFonts w:ascii="Wingdings" w:hAnsi="Wingdings" w:hint="default"/>
-      </w:rPr>
-    </w:lvl>
-    <w:lvl w:ilvl="3" w:tplc="0C0A0001" w:tentative="1">
-      <w:start w:val="1"/>
-      <w:numFmt w:val="bullet"/>
-      <w:lvlText w:val=""/>
-      <w:lvlJc w:val="left"/>
-      <w:pPr>
-        <w:ind w:left="3589" w:hanging="360"/>
-      </w:pPr>
-      <w:rPr>
-        <w:rFonts w:ascii="Symbol" w:hAnsi="Symbol" w:hint="default"/>
-      </w:rPr>
-    </w:lvl>
-    <w:lvl w:ilvl="4" w:tplc="0C0A0003" w:tentative="1">
-      <w:start w:val="1"/>
-      <w:numFmt w:val="bullet"/>
-      <w:lvlText w:val="o"/>
-      <w:lvlJc w:val="left"/>
-      <w:pPr>
-        <w:ind w:left="4309" w:hanging="360"/>
-      </w:pPr>
-      <w:rPr>
-        <w:rFonts w:ascii="Courier New" w:hAnsi="Courier New" w:cs="Courier New" w:hint="default"/>
-      </w:rPr>
-    </w:lvl>
-    <w:lvl w:ilvl="5" w:tplc="0C0A0005" w:tentative="1">
-      <w:start w:val="1"/>
-      <w:numFmt w:val="bullet"/>
-      <w:lvlText w:val=""/>
-      <w:lvlJc w:val="left"/>
-      <w:pPr>
-        <w:ind w:left="5029" w:hanging="360"/>
-      </w:pPr>
-      <w:rPr>
-        <w:rFonts w:ascii="Wingdings" w:hAnsi="Wingdings" w:hint="default"/>
-      </w:rPr>
-    </w:lvl>
-    <w:lvl w:ilvl="6" w:tplc="0C0A0001" w:tentative="1">
-      <w:start w:val="1"/>
-      <w:numFmt w:val="bullet"/>
-      <w:lvlText w:val=""/>
-      <w:lvlJc w:val="left"/>
-      <w:pPr>
-        <w:ind w:left="5749" w:hanging="360"/>
-      </w:pPr>
-      <w:rPr>
-        <w:rFonts w:ascii="Symbol" w:hAnsi="Symbol" w:hint="default"/>
-      </w:rPr>
-    </w:lvl>
-    <w:lvl w:ilvl="7" w:tplc="0C0A0003" w:tentative="1">
-      <w:start w:val="1"/>
-      <w:numFmt w:val="bullet"/>
-      <w:lvlText w:val="o"/>
-      <w:lvlJc w:val="left"/>
-      <w:pPr>
-        <w:ind w:left="6469" w:hanging="360"/>
-      </w:pPr>
-      <w:rPr>
-        <w:rFonts w:ascii="Courier New" w:hAnsi="Courier New" w:cs="Courier New" w:hint="default"/>
-      </w:rPr>
-    </w:lvl>
-    <w:lvl w:ilvl="8" w:tplc="0C0A0005" w:tentative="1">
-      <w:start w:val="1"/>
-      <w:numFmt w:val="bullet"/>
-      <w:lvlText w:val=""/>
-      <w:lvlJc w:val="left"/>
-      <w:pPr>
-        <w:ind w:left="7189" w:hanging="360"/>
-      </w:pPr>
-      <w:rPr>
-        <w:rFonts w:ascii="Wingdings" w:hAnsi="Wingdings" w:hint="default"/>
-      </w:rPr>
-    </w:lvl>
-  </w:abstractNum>
-  <w:abstractNum w:abstractNumId="10" w15:restartNumberingAfterBreak="0">
-    <w:nsid w:val="203F4C7A"/>
-    <w:multiLevelType w:val="hybridMultilevel"/>
-    <w:tmpl w:val="FDCAD340"/>
-    <w:lvl w:ilvl="0" w:tplc="0C0A0001">
-      <w:start w:val="1"/>
-      <w:numFmt w:val="bullet"/>
-      <w:lvlText w:val=""/>
-      <w:lvlJc w:val="left"/>
-      <w:pPr>
-        <w:ind w:left="1713" w:hanging="360"/>
-      </w:pPr>
-      <w:rPr>
-        <w:rFonts w:ascii="Symbol" w:hAnsi="Symbol" w:hint="default"/>
-      </w:rPr>
-    </w:lvl>
-    <w:lvl w:ilvl="1" w:tplc="FFFFFFFF" w:tentative="1">
-      <w:start w:val="1"/>
-      <w:numFmt w:val="bullet"/>
-      <w:lvlText w:val="o"/>
-      <w:lvlJc w:val="left"/>
-      <w:pPr>
-        <w:ind w:left="2433" w:hanging="360"/>
-      </w:pPr>
-      <w:rPr>
-        <w:rFonts w:ascii="Courier New" w:hAnsi="Courier New" w:cs="Courier New" w:hint="default"/>
-      </w:rPr>
-    </w:lvl>
-    <w:lvl w:ilvl="2" w:tplc="FFFFFFFF" w:tentative="1">
-      <w:start w:val="1"/>
-      <w:numFmt w:val="bullet"/>
-      <w:lvlText w:val=""/>
-      <w:lvlJc w:val="left"/>
-      <w:pPr>
-        <w:ind w:left="3153" w:hanging="360"/>
-      </w:pPr>
-      <w:rPr>
-        <w:rFonts w:ascii="Wingdings" w:hAnsi="Wingdings" w:hint="default"/>
-      </w:rPr>
-    </w:lvl>
-    <w:lvl w:ilvl="3" w:tplc="FFFFFFFF" w:tentative="1">
-      <w:start w:val="1"/>
-      <w:numFmt w:val="bullet"/>
-      <w:lvlText w:val=""/>
-      <w:lvlJc w:val="left"/>
-      <w:pPr>
-        <w:ind w:left="3873" w:hanging="360"/>
-      </w:pPr>
-      <w:rPr>
-        <w:rFonts w:ascii="Symbol" w:hAnsi="Symbol" w:hint="default"/>
-      </w:rPr>
-    </w:lvl>
-    <w:lvl w:ilvl="4" w:tplc="FFFFFFFF" w:tentative="1">
-      <w:start w:val="1"/>
-      <w:numFmt w:val="bullet"/>
-      <w:lvlText w:val="o"/>
-      <w:lvlJc w:val="left"/>
-      <w:pPr>
-        <w:ind w:left="4593" w:hanging="360"/>
-      </w:pPr>
-      <w:rPr>
-        <w:rFonts w:ascii="Courier New" w:hAnsi="Courier New" w:cs="Courier New" w:hint="default"/>
-      </w:rPr>
-    </w:lvl>
-    <w:lvl w:ilvl="5" w:tplc="FFFFFFFF" w:tentative="1">
-      <w:start w:val="1"/>
-      <w:numFmt w:val="bullet"/>
-      <w:lvlText w:val=""/>
-      <w:lvlJc w:val="left"/>
-      <w:pPr>
-        <w:ind w:left="5313" w:hanging="360"/>
-      </w:pPr>
-      <w:rPr>
-        <w:rFonts w:ascii="Wingdings" w:hAnsi="Wingdings" w:hint="default"/>
-      </w:rPr>
-    </w:lvl>
-    <w:lvl w:ilvl="6" w:tplc="FFFFFFFF" w:tentative="1">
-      <w:start w:val="1"/>
-      <w:numFmt w:val="bullet"/>
-      <w:lvlText w:val=""/>
-      <w:lvlJc w:val="left"/>
-      <w:pPr>
-        <w:ind w:left="6033" w:hanging="360"/>
-      </w:pPr>
-      <w:rPr>
-        <w:rFonts w:ascii="Symbol" w:hAnsi="Symbol" w:hint="default"/>
-      </w:rPr>
-    </w:lvl>
-    <w:lvl w:ilvl="7" w:tplc="FFFFFFFF" w:tentative="1">
-      <w:start w:val="1"/>
-      <w:numFmt w:val="bullet"/>
-      <w:lvlText w:val="o"/>
-      <w:lvlJc w:val="left"/>
-      <w:pPr>
-        <w:ind w:left="6753" w:hanging="360"/>
-      </w:pPr>
-      <w:rPr>
-        <w:rFonts w:ascii="Courier New" w:hAnsi="Courier New" w:cs="Courier New" w:hint="default"/>
-      </w:rPr>
-    </w:lvl>
-    <w:lvl w:ilvl="8" w:tplc="FFFFFFFF" w:tentative="1">
-      <w:start w:val="1"/>
-      <w:numFmt w:val="bullet"/>
-      <w:lvlText w:val=""/>
-      <w:lvlJc w:val="left"/>
-      <w:pPr>
-        <w:ind w:left="7473" w:hanging="360"/>
-      </w:pPr>
-      <w:rPr>
-        <w:rFonts w:ascii="Wingdings" w:hAnsi="Wingdings" w:hint="default"/>
-      </w:rPr>
-    </w:lvl>
-  </w:abstractNum>
-  <w:abstractNum w:abstractNumId="11" w15:restartNumberingAfterBreak="0">
+  <w:abstractNum w:abstractNumId="15" w15:restartNumberingAfterBreak="0">
     <w:nsid w:val="222653B8"/>
     <w:multiLevelType w:val="hybridMultilevel"/>
     <w:tmpl w:val="5DBC6374"/>
@@ -12599,120 +13895,7 @@
       </w:rPr>
     </w:lvl>
   </w:abstractNum>
-  <w:abstractNum w:abstractNumId="12" w15:restartNumberingAfterBreak="0">
-    <w:nsid w:val="264A0D39"/>
-    <w:multiLevelType w:val="hybridMultilevel"/>
-    <w:tmpl w:val="DBCE14BC"/>
-    <w:lvl w:ilvl="0" w:tplc="0C0A0001">
-      <w:start w:val="1"/>
-      <w:numFmt w:val="bullet"/>
-      <w:lvlText w:val=""/>
-      <w:lvlJc w:val="left"/>
-      <w:pPr>
-        <w:ind w:left="1429" w:hanging="360"/>
-      </w:pPr>
-      <w:rPr>
-        <w:rFonts w:ascii="Symbol" w:hAnsi="Symbol" w:hint="default"/>
-      </w:rPr>
-    </w:lvl>
-    <w:lvl w:ilvl="1" w:tplc="0C0A0003" w:tentative="1">
-      <w:start w:val="1"/>
-      <w:numFmt w:val="bullet"/>
-      <w:lvlText w:val="o"/>
-      <w:lvlJc w:val="left"/>
-      <w:pPr>
-        <w:ind w:left="2149" w:hanging="360"/>
-      </w:pPr>
-      <w:rPr>
-        <w:rFonts w:ascii="Courier New" w:hAnsi="Courier New" w:cs="Courier New" w:hint="default"/>
-      </w:rPr>
-    </w:lvl>
-    <w:lvl w:ilvl="2" w:tplc="0C0A0005" w:tentative="1">
-      <w:start w:val="1"/>
-      <w:numFmt w:val="bullet"/>
-      <w:lvlText w:val=""/>
-      <w:lvlJc w:val="left"/>
-      <w:pPr>
-        <w:ind w:left="2869" w:hanging="360"/>
-      </w:pPr>
-      <w:rPr>
-        <w:rFonts w:ascii="Wingdings" w:hAnsi="Wingdings" w:hint="default"/>
-      </w:rPr>
-    </w:lvl>
-    <w:lvl w:ilvl="3" w:tplc="0C0A0001" w:tentative="1">
-      <w:start w:val="1"/>
-      <w:numFmt w:val="bullet"/>
-      <w:lvlText w:val=""/>
-      <w:lvlJc w:val="left"/>
-      <w:pPr>
-        <w:ind w:left="3589" w:hanging="360"/>
-      </w:pPr>
-      <w:rPr>
-        <w:rFonts w:ascii="Symbol" w:hAnsi="Symbol" w:hint="default"/>
-      </w:rPr>
-    </w:lvl>
-    <w:lvl w:ilvl="4" w:tplc="0C0A0003" w:tentative="1">
-      <w:start w:val="1"/>
-      <w:numFmt w:val="bullet"/>
-      <w:lvlText w:val="o"/>
-      <w:lvlJc w:val="left"/>
-      <w:pPr>
-        <w:ind w:left="4309" w:hanging="360"/>
-      </w:pPr>
-      <w:rPr>
-        <w:rFonts w:ascii="Courier New" w:hAnsi="Courier New" w:cs="Courier New" w:hint="default"/>
-      </w:rPr>
-    </w:lvl>
-    <w:lvl w:ilvl="5" w:tplc="0C0A0005" w:tentative="1">
-      <w:start w:val="1"/>
-      <w:numFmt w:val="bullet"/>
-      <w:lvlText w:val=""/>
-      <w:lvlJc w:val="left"/>
-      <w:pPr>
-        <w:ind w:left="5029" w:hanging="360"/>
-      </w:pPr>
-      <w:rPr>
-        <w:rFonts w:ascii="Wingdings" w:hAnsi="Wingdings" w:hint="default"/>
-      </w:rPr>
-    </w:lvl>
-    <w:lvl w:ilvl="6" w:tplc="0C0A0001" w:tentative="1">
-      <w:start w:val="1"/>
-      <w:numFmt w:val="bullet"/>
-      <w:lvlText w:val=""/>
-      <w:lvlJc w:val="left"/>
-      <w:pPr>
-        <w:ind w:left="5749" w:hanging="360"/>
-      </w:pPr>
-      <w:rPr>
-        <w:rFonts w:ascii="Symbol" w:hAnsi="Symbol" w:hint="default"/>
-      </w:rPr>
-    </w:lvl>
-    <w:lvl w:ilvl="7" w:tplc="0C0A0003" w:tentative="1">
-      <w:start w:val="1"/>
-      <w:numFmt w:val="bullet"/>
-      <w:lvlText w:val="o"/>
-      <w:lvlJc w:val="left"/>
-      <w:pPr>
-        <w:ind w:left="6469" w:hanging="360"/>
-      </w:pPr>
-      <w:rPr>
-        <w:rFonts w:ascii="Courier New" w:hAnsi="Courier New" w:cs="Courier New" w:hint="default"/>
-      </w:rPr>
-    </w:lvl>
-    <w:lvl w:ilvl="8" w:tplc="0C0A0005" w:tentative="1">
-      <w:start w:val="1"/>
-      <w:numFmt w:val="bullet"/>
-      <w:lvlText w:val=""/>
-      <w:lvlJc w:val="left"/>
-      <w:pPr>
-        <w:ind w:left="7189" w:hanging="360"/>
-      </w:pPr>
-      <w:rPr>
-        <w:rFonts w:ascii="Wingdings" w:hAnsi="Wingdings" w:hint="default"/>
-      </w:rPr>
-    </w:lvl>
-  </w:abstractNum>
-  <w:abstractNum w:abstractNumId="13" w15:restartNumberingAfterBreak="0">
+  <w:abstractNum w:abstractNumId="16" w15:restartNumberingAfterBreak="0">
     <w:nsid w:val="27412B07"/>
     <w:multiLevelType w:val="hybridMultilevel"/>
     <w:tmpl w:val="9FDADF5E"/>
@@ -12803,120 +13986,7 @@
       </w:pPr>
     </w:lvl>
   </w:abstractNum>
-  <w:abstractNum w:abstractNumId="14" w15:restartNumberingAfterBreak="0">
-    <w:nsid w:val="27AE7AE0"/>
-    <w:multiLevelType w:val="hybridMultilevel"/>
-    <w:tmpl w:val="7C30D7EC"/>
-    <w:lvl w:ilvl="0" w:tplc="0C0A0001">
-      <w:start w:val="1"/>
-      <w:numFmt w:val="bullet"/>
-      <w:lvlText w:val=""/>
-      <w:lvlJc w:val="left"/>
-      <w:pPr>
-        <w:ind w:left="1429" w:hanging="360"/>
-      </w:pPr>
-      <w:rPr>
-        <w:rFonts w:ascii="Symbol" w:hAnsi="Symbol" w:hint="default"/>
-      </w:rPr>
-    </w:lvl>
-    <w:lvl w:ilvl="1" w:tplc="0C0A0003" w:tentative="1">
-      <w:start w:val="1"/>
-      <w:numFmt w:val="bullet"/>
-      <w:lvlText w:val="o"/>
-      <w:lvlJc w:val="left"/>
-      <w:pPr>
-        <w:ind w:left="2149" w:hanging="360"/>
-      </w:pPr>
-      <w:rPr>
-        <w:rFonts w:ascii="Courier New" w:hAnsi="Courier New" w:cs="Courier New" w:hint="default"/>
-      </w:rPr>
-    </w:lvl>
-    <w:lvl w:ilvl="2" w:tplc="0C0A0005" w:tentative="1">
-      <w:start w:val="1"/>
-      <w:numFmt w:val="bullet"/>
-      <w:lvlText w:val=""/>
-      <w:lvlJc w:val="left"/>
-      <w:pPr>
-        <w:ind w:left="2869" w:hanging="360"/>
-      </w:pPr>
-      <w:rPr>
-        <w:rFonts w:ascii="Wingdings" w:hAnsi="Wingdings" w:hint="default"/>
-      </w:rPr>
-    </w:lvl>
-    <w:lvl w:ilvl="3" w:tplc="0C0A0001" w:tentative="1">
-      <w:start w:val="1"/>
-      <w:numFmt w:val="bullet"/>
-      <w:lvlText w:val=""/>
-      <w:lvlJc w:val="left"/>
-      <w:pPr>
-        <w:ind w:left="3589" w:hanging="360"/>
-      </w:pPr>
-      <w:rPr>
-        <w:rFonts w:ascii="Symbol" w:hAnsi="Symbol" w:hint="default"/>
-      </w:rPr>
-    </w:lvl>
-    <w:lvl w:ilvl="4" w:tplc="0C0A0003" w:tentative="1">
-      <w:start w:val="1"/>
-      <w:numFmt w:val="bullet"/>
-      <w:lvlText w:val="o"/>
-      <w:lvlJc w:val="left"/>
-      <w:pPr>
-        <w:ind w:left="4309" w:hanging="360"/>
-      </w:pPr>
-      <w:rPr>
-        <w:rFonts w:ascii="Courier New" w:hAnsi="Courier New" w:cs="Courier New" w:hint="default"/>
-      </w:rPr>
-    </w:lvl>
-    <w:lvl w:ilvl="5" w:tplc="0C0A0005" w:tentative="1">
-      <w:start w:val="1"/>
-      <w:numFmt w:val="bullet"/>
-      <w:lvlText w:val=""/>
-      <w:lvlJc w:val="left"/>
-      <w:pPr>
-        <w:ind w:left="5029" w:hanging="360"/>
-      </w:pPr>
-      <w:rPr>
-        <w:rFonts w:ascii="Wingdings" w:hAnsi="Wingdings" w:hint="default"/>
-      </w:rPr>
-    </w:lvl>
-    <w:lvl w:ilvl="6" w:tplc="0C0A0001" w:tentative="1">
-      <w:start w:val="1"/>
-      <w:numFmt w:val="bullet"/>
-      <w:lvlText w:val=""/>
-      <w:lvlJc w:val="left"/>
-      <w:pPr>
-        <w:ind w:left="5749" w:hanging="360"/>
-      </w:pPr>
-      <w:rPr>
-        <w:rFonts w:ascii="Symbol" w:hAnsi="Symbol" w:hint="default"/>
-      </w:rPr>
-    </w:lvl>
-    <w:lvl w:ilvl="7" w:tplc="0C0A0003" w:tentative="1">
-      <w:start w:val="1"/>
-      <w:numFmt w:val="bullet"/>
-      <w:lvlText w:val="o"/>
-      <w:lvlJc w:val="left"/>
-      <w:pPr>
-        <w:ind w:left="6469" w:hanging="360"/>
-      </w:pPr>
-      <w:rPr>
-        <w:rFonts w:ascii="Courier New" w:hAnsi="Courier New" w:cs="Courier New" w:hint="default"/>
-      </w:rPr>
-    </w:lvl>
-    <w:lvl w:ilvl="8" w:tplc="0C0A0005" w:tentative="1">
-      <w:start w:val="1"/>
-      <w:numFmt w:val="bullet"/>
-      <w:lvlText w:val=""/>
-      <w:lvlJc w:val="left"/>
-      <w:pPr>
-        <w:ind w:left="7189" w:hanging="360"/>
-      </w:pPr>
-      <w:rPr>
-        <w:rFonts w:ascii="Wingdings" w:hAnsi="Wingdings" w:hint="default"/>
-      </w:rPr>
-    </w:lvl>
-  </w:abstractNum>
-  <w:abstractNum w:abstractNumId="15" w15:restartNumberingAfterBreak="0">
+  <w:abstractNum w:abstractNumId="17" w15:restartNumberingAfterBreak="0">
     <w:nsid w:val="2B8A7755"/>
     <w:multiLevelType w:val="hybridMultilevel"/>
     <w:tmpl w:val="A7A4EF4C"/>
@@ -13006,120 +14076,7 @@
       </w:pPr>
     </w:lvl>
   </w:abstractNum>
-  <w:abstractNum w:abstractNumId="16" w15:restartNumberingAfterBreak="0">
-    <w:nsid w:val="2BAF0ADF"/>
-    <w:multiLevelType w:val="hybridMultilevel"/>
-    <w:tmpl w:val="A0DA3CA6"/>
-    <w:lvl w:ilvl="0" w:tplc="0C0A0001">
-      <w:start w:val="1"/>
-      <w:numFmt w:val="bullet"/>
-      <w:lvlText w:val=""/>
-      <w:lvlJc w:val="left"/>
-      <w:pPr>
-        <w:ind w:left="1429" w:hanging="360"/>
-      </w:pPr>
-      <w:rPr>
-        <w:rFonts w:ascii="Symbol" w:hAnsi="Symbol" w:hint="default"/>
-      </w:rPr>
-    </w:lvl>
-    <w:lvl w:ilvl="1" w:tplc="0C0A0003" w:tentative="1">
-      <w:start w:val="1"/>
-      <w:numFmt w:val="bullet"/>
-      <w:lvlText w:val="o"/>
-      <w:lvlJc w:val="left"/>
-      <w:pPr>
-        <w:ind w:left="2149" w:hanging="360"/>
-      </w:pPr>
-      <w:rPr>
-        <w:rFonts w:ascii="Courier New" w:hAnsi="Courier New" w:cs="Courier New" w:hint="default"/>
-      </w:rPr>
-    </w:lvl>
-    <w:lvl w:ilvl="2" w:tplc="0C0A0005" w:tentative="1">
-      <w:start w:val="1"/>
-      <w:numFmt w:val="bullet"/>
-      <w:lvlText w:val=""/>
-      <w:lvlJc w:val="left"/>
-      <w:pPr>
-        <w:ind w:left="2869" w:hanging="360"/>
-      </w:pPr>
-      <w:rPr>
-        <w:rFonts w:ascii="Wingdings" w:hAnsi="Wingdings" w:hint="default"/>
-      </w:rPr>
-    </w:lvl>
-    <w:lvl w:ilvl="3" w:tplc="0C0A0001" w:tentative="1">
-      <w:start w:val="1"/>
-      <w:numFmt w:val="bullet"/>
-      <w:lvlText w:val=""/>
-      <w:lvlJc w:val="left"/>
-      <w:pPr>
-        <w:ind w:left="3589" w:hanging="360"/>
-      </w:pPr>
-      <w:rPr>
-        <w:rFonts w:ascii="Symbol" w:hAnsi="Symbol" w:hint="default"/>
-      </w:rPr>
-    </w:lvl>
-    <w:lvl w:ilvl="4" w:tplc="0C0A0003" w:tentative="1">
-      <w:start w:val="1"/>
-      <w:numFmt w:val="bullet"/>
-      <w:lvlText w:val="o"/>
-      <w:lvlJc w:val="left"/>
-      <w:pPr>
-        <w:ind w:left="4309" w:hanging="360"/>
-      </w:pPr>
-      <w:rPr>
-        <w:rFonts w:ascii="Courier New" w:hAnsi="Courier New" w:cs="Courier New" w:hint="default"/>
-      </w:rPr>
-    </w:lvl>
-    <w:lvl w:ilvl="5" w:tplc="0C0A0005" w:tentative="1">
-      <w:start w:val="1"/>
-      <w:numFmt w:val="bullet"/>
-      <w:lvlText w:val=""/>
-      <w:lvlJc w:val="left"/>
-      <w:pPr>
-        <w:ind w:left="5029" w:hanging="360"/>
-      </w:pPr>
-      <w:rPr>
-        <w:rFonts w:ascii="Wingdings" w:hAnsi="Wingdings" w:hint="default"/>
-      </w:rPr>
-    </w:lvl>
-    <w:lvl w:ilvl="6" w:tplc="0C0A0001" w:tentative="1">
-      <w:start w:val="1"/>
-      <w:numFmt w:val="bullet"/>
-      <w:lvlText w:val=""/>
-      <w:lvlJc w:val="left"/>
-      <w:pPr>
-        <w:ind w:left="5749" w:hanging="360"/>
-      </w:pPr>
-      <w:rPr>
-        <w:rFonts w:ascii="Symbol" w:hAnsi="Symbol" w:hint="default"/>
-      </w:rPr>
-    </w:lvl>
-    <w:lvl w:ilvl="7" w:tplc="0C0A0003" w:tentative="1">
-      <w:start w:val="1"/>
-      <w:numFmt w:val="bullet"/>
-      <w:lvlText w:val="o"/>
-      <w:lvlJc w:val="left"/>
-      <w:pPr>
-        <w:ind w:left="6469" w:hanging="360"/>
-      </w:pPr>
-      <w:rPr>
-        <w:rFonts w:ascii="Courier New" w:hAnsi="Courier New" w:cs="Courier New" w:hint="default"/>
-      </w:rPr>
-    </w:lvl>
-    <w:lvl w:ilvl="8" w:tplc="0C0A0005" w:tentative="1">
-      <w:start w:val="1"/>
-      <w:numFmt w:val="bullet"/>
-      <w:lvlText w:val=""/>
-      <w:lvlJc w:val="left"/>
-      <w:pPr>
-        <w:ind w:left="7189" w:hanging="360"/>
-      </w:pPr>
-      <w:rPr>
-        <w:rFonts w:ascii="Wingdings" w:hAnsi="Wingdings" w:hint="default"/>
-      </w:rPr>
-    </w:lvl>
-  </w:abstractNum>
-  <w:abstractNum w:abstractNumId="17" w15:restartNumberingAfterBreak="0">
+  <w:abstractNum w:abstractNumId="18" w15:restartNumberingAfterBreak="0">
     <w:nsid w:val="306E2509"/>
     <w:multiLevelType w:val="hybridMultilevel"/>
     <w:tmpl w:val="28349CCA"/>
@@ -13232,7 +14189,7 @@
       </w:rPr>
     </w:lvl>
   </w:abstractNum>
-  <w:abstractNum w:abstractNumId="18" w15:restartNumberingAfterBreak="0">
+  <w:abstractNum w:abstractNumId="19" w15:restartNumberingAfterBreak="0">
     <w:nsid w:val="368E176E"/>
     <w:multiLevelType w:val="hybridMultilevel"/>
     <w:tmpl w:val="BDF054FE"/>
@@ -13243,7 +14200,7 @@
       <w:lvlText w:val="Video %1."/>
       <w:lvlJc w:val="left"/>
       <w:pPr>
-        <w:ind w:left="1211" w:hanging="360"/>
+        <w:ind w:left="8299" w:hanging="360"/>
       </w:pPr>
       <w:rPr>
         <w:rFonts w:ascii="Arial" w:hAnsi="Arial" w:hint="default"/>
@@ -13326,206 +14283,7 @@
       </w:pPr>
     </w:lvl>
   </w:abstractNum>
-  <w:abstractNum w:abstractNumId="19" w15:restartNumberingAfterBreak="0">
-    <w:nsid w:val="3BD92DF4"/>
-    <w:multiLevelType w:val="hybridMultilevel"/>
-    <w:tmpl w:val="4EEADED8"/>
-    <w:lvl w:ilvl="0" w:tplc="240A0019">
-      <w:start w:val="1"/>
-      <w:numFmt w:val="lowerLetter"/>
-      <w:lvlText w:val="%1."/>
-      <w:lvlJc w:val="left"/>
-      <w:pPr>
-        <w:ind w:left="1429" w:hanging="360"/>
-      </w:pPr>
-    </w:lvl>
-    <w:lvl w:ilvl="1" w:tplc="240A0019" w:tentative="1">
-      <w:start w:val="1"/>
-      <w:numFmt w:val="lowerLetter"/>
-      <w:lvlText w:val="%2."/>
-      <w:lvlJc w:val="left"/>
-      <w:pPr>
-        <w:ind w:left="2149" w:hanging="360"/>
-      </w:pPr>
-    </w:lvl>
-    <w:lvl w:ilvl="2" w:tplc="240A001B" w:tentative="1">
-      <w:start w:val="1"/>
-      <w:numFmt w:val="lowerRoman"/>
-      <w:lvlText w:val="%3."/>
-      <w:lvlJc w:val="right"/>
-      <w:pPr>
-        <w:ind w:left="2869" w:hanging="180"/>
-      </w:pPr>
-    </w:lvl>
-    <w:lvl w:ilvl="3" w:tplc="240A000F" w:tentative="1">
-      <w:start w:val="1"/>
-      <w:numFmt w:val="decimal"/>
-      <w:lvlText w:val="%4."/>
-      <w:lvlJc w:val="left"/>
-      <w:pPr>
-        <w:ind w:left="3589" w:hanging="360"/>
-      </w:pPr>
-    </w:lvl>
-    <w:lvl w:ilvl="4" w:tplc="240A0019" w:tentative="1">
-      <w:start w:val="1"/>
-      <w:numFmt w:val="lowerLetter"/>
-      <w:lvlText w:val="%5."/>
-      <w:lvlJc w:val="left"/>
-      <w:pPr>
-        <w:ind w:left="4309" w:hanging="360"/>
-      </w:pPr>
-    </w:lvl>
-    <w:lvl w:ilvl="5" w:tplc="240A001B" w:tentative="1">
-      <w:start w:val="1"/>
-      <w:numFmt w:val="lowerRoman"/>
-      <w:lvlText w:val="%6."/>
-      <w:lvlJc w:val="right"/>
-      <w:pPr>
-        <w:ind w:left="5029" w:hanging="180"/>
-      </w:pPr>
-    </w:lvl>
-    <w:lvl w:ilvl="6" w:tplc="240A000F" w:tentative="1">
-      <w:start w:val="1"/>
-      <w:numFmt w:val="decimal"/>
-      <w:lvlText w:val="%7."/>
-      <w:lvlJc w:val="left"/>
-      <w:pPr>
-        <w:ind w:left="5749" w:hanging="360"/>
-      </w:pPr>
-    </w:lvl>
-    <w:lvl w:ilvl="7" w:tplc="240A0019" w:tentative="1">
-      <w:start w:val="1"/>
-      <w:numFmt w:val="lowerLetter"/>
-      <w:lvlText w:val="%8."/>
-      <w:lvlJc w:val="left"/>
-      <w:pPr>
-        <w:ind w:left="6469" w:hanging="360"/>
-      </w:pPr>
-    </w:lvl>
-    <w:lvl w:ilvl="8" w:tplc="240A001B" w:tentative="1">
-      <w:start w:val="1"/>
-      <w:numFmt w:val="lowerRoman"/>
-      <w:lvlText w:val="%9."/>
-      <w:lvlJc w:val="right"/>
-      <w:pPr>
-        <w:ind w:left="7189" w:hanging="180"/>
-      </w:pPr>
-    </w:lvl>
-  </w:abstractNum>
   <w:abstractNum w:abstractNumId="20" w15:restartNumberingAfterBreak="0">
-    <w:nsid w:val="3BE73FF1"/>
-    <w:multiLevelType w:val="hybridMultilevel"/>
-    <w:tmpl w:val="764E251A"/>
-    <w:lvl w:ilvl="0" w:tplc="0C0A0001">
-      <w:start w:val="1"/>
-      <w:numFmt w:val="bullet"/>
-      <w:lvlText w:val=""/>
-      <w:lvlJc w:val="left"/>
-      <w:pPr>
-        <w:ind w:left="1429" w:hanging="360"/>
-      </w:pPr>
-      <w:rPr>
-        <w:rFonts w:ascii="Symbol" w:hAnsi="Symbol" w:hint="default"/>
-      </w:rPr>
-    </w:lvl>
-    <w:lvl w:ilvl="1" w:tplc="0C0A0003" w:tentative="1">
-      <w:start w:val="1"/>
-      <w:numFmt w:val="bullet"/>
-      <w:lvlText w:val="o"/>
-      <w:lvlJc w:val="left"/>
-      <w:pPr>
-        <w:ind w:left="2149" w:hanging="360"/>
-      </w:pPr>
-      <w:rPr>
-        <w:rFonts w:ascii="Courier New" w:hAnsi="Courier New" w:cs="Courier New" w:hint="default"/>
-      </w:rPr>
-    </w:lvl>
-    <w:lvl w:ilvl="2" w:tplc="0C0A0005" w:tentative="1">
-      <w:start w:val="1"/>
-      <w:numFmt w:val="bullet"/>
-      <w:lvlText w:val=""/>
-      <w:lvlJc w:val="left"/>
-      <w:pPr>
-        <w:ind w:left="2869" w:hanging="360"/>
-      </w:pPr>
-      <w:rPr>
-        <w:rFonts w:ascii="Wingdings" w:hAnsi="Wingdings" w:hint="default"/>
-      </w:rPr>
-    </w:lvl>
-    <w:lvl w:ilvl="3" w:tplc="0C0A0001" w:tentative="1">
-      <w:start w:val="1"/>
-      <w:numFmt w:val="bullet"/>
-      <w:lvlText w:val=""/>
-      <w:lvlJc w:val="left"/>
-      <w:pPr>
-        <w:ind w:left="3589" w:hanging="360"/>
-      </w:pPr>
-      <w:rPr>
-        <w:rFonts w:ascii="Symbol" w:hAnsi="Symbol" w:hint="default"/>
-      </w:rPr>
-    </w:lvl>
-    <w:lvl w:ilvl="4" w:tplc="0C0A0003" w:tentative="1">
-      <w:start w:val="1"/>
-      <w:numFmt w:val="bullet"/>
-      <w:lvlText w:val="o"/>
-      <w:lvlJc w:val="left"/>
-      <w:pPr>
-        <w:ind w:left="4309" w:hanging="360"/>
-      </w:pPr>
-      <w:rPr>
-        <w:rFonts w:ascii="Courier New" w:hAnsi="Courier New" w:cs="Courier New" w:hint="default"/>
-      </w:rPr>
-    </w:lvl>
-    <w:lvl w:ilvl="5" w:tplc="0C0A0005" w:tentative="1">
-      <w:start w:val="1"/>
-      <w:numFmt w:val="bullet"/>
-      <w:lvlText w:val=""/>
-      <w:lvlJc w:val="left"/>
-      <w:pPr>
-        <w:ind w:left="5029" w:hanging="360"/>
-      </w:pPr>
-      <w:rPr>
-        <w:rFonts w:ascii="Wingdings" w:hAnsi="Wingdings" w:hint="default"/>
-      </w:rPr>
-    </w:lvl>
-    <w:lvl w:ilvl="6" w:tplc="0C0A0001" w:tentative="1">
-      <w:start w:val="1"/>
-      <w:numFmt w:val="bullet"/>
-      <w:lvlText w:val=""/>
-      <w:lvlJc w:val="left"/>
-      <w:pPr>
-        <w:ind w:left="5749" w:hanging="360"/>
-      </w:pPr>
-      <w:rPr>
-        <w:rFonts w:ascii="Symbol" w:hAnsi="Symbol" w:hint="default"/>
-      </w:rPr>
-    </w:lvl>
-    <w:lvl w:ilvl="7" w:tplc="0C0A0003" w:tentative="1">
-      <w:start w:val="1"/>
-      <w:numFmt w:val="bullet"/>
-      <w:lvlText w:val="o"/>
-      <w:lvlJc w:val="left"/>
-      <w:pPr>
-        <w:ind w:left="6469" w:hanging="360"/>
-      </w:pPr>
-      <w:rPr>
-        <w:rFonts w:ascii="Courier New" w:hAnsi="Courier New" w:cs="Courier New" w:hint="default"/>
-      </w:rPr>
-    </w:lvl>
-    <w:lvl w:ilvl="8" w:tplc="0C0A0005" w:tentative="1">
-      <w:start w:val="1"/>
-      <w:numFmt w:val="bullet"/>
-      <w:lvlText w:val=""/>
-      <w:lvlJc w:val="left"/>
-      <w:pPr>
-        <w:ind w:left="7189" w:hanging="360"/>
-      </w:pPr>
-      <w:rPr>
-        <w:rFonts w:ascii="Wingdings" w:hAnsi="Wingdings" w:hint="default"/>
-      </w:rPr>
-    </w:lvl>
-  </w:abstractNum>
-  <w:abstractNum w:abstractNumId="21" w15:restartNumberingAfterBreak="0">
     <w:nsid w:val="3DDF6562"/>
     <w:multiLevelType w:val="multilevel"/>
     <w:tmpl w:val="6C7AF928"/>
@@ -13646,120 +14404,7 @@
       </w:rPr>
     </w:lvl>
   </w:abstractNum>
-  <w:abstractNum w:abstractNumId="22" w15:restartNumberingAfterBreak="0">
-    <w:nsid w:val="40607099"/>
-    <w:multiLevelType w:val="hybridMultilevel"/>
-    <w:tmpl w:val="BBB45DF0"/>
-    <w:lvl w:ilvl="0" w:tplc="0C0A0001">
-      <w:start w:val="1"/>
-      <w:numFmt w:val="bullet"/>
-      <w:lvlText w:val=""/>
-      <w:lvlJc w:val="left"/>
-      <w:pPr>
-        <w:ind w:left="1429" w:hanging="360"/>
-      </w:pPr>
-      <w:rPr>
-        <w:rFonts w:ascii="Symbol" w:hAnsi="Symbol" w:hint="default"/>
-      </w:rPr>
-    </w:lvl>
-    <w:lvl w:ilvl="1" w:tplc="0C0A0003" w:tentative="1">
-      <w:start w:val="1"/>
-      <w:numFmt w:val="bullet"/>
-      <w:lvlText w:val="o"/>
-      <w:lvlJc w:val="left"/>
-      <w:pPr>
-        <w:ind w:left="2149" w:hanging="360"/>
-      </w:pPr>
-      <w:rPr>
-        <w:rFonts w:ascii="Courier New" w:hAnsi="Courier New" w:cs="Courier New" w:hint="default"/>
-      </w:rPr>
-    </w:lvl>
-    <w:lvl w:ilvl="2" w:tplc="0C0A0005" w:tentative="1">
-      <w:start w:val="1"/>
-      <w:numFmt w:val="bullet"/>
-      <w:lvlText w:val=""/>
-      <w:lvlJc w:val="left"/>
-      <w:pPr>
-        <w:ind w:left="2869" w:hanging="360"/>
-      </w:pPr>
-      <w:rPr>
-        <w:rFonts w:ascii="Wingdings" w:hAnsi="Wingdings" w:hint="default"/>
-      </w:rPr>
-    </w:lvl>
-    <w:lvl w:ilvl="3" w:tplc="0C0A0001" w:tentative="1">
-      <w:start w:val="1"/>
-      <w:numFmt w:val="bullet"/>
-      <w:lvlText w:val=""/>
-      <w:lvlJc w:val="left"/>
-      <w:pPr>
-        <w:ind w:left="3589" w:hanging="360"/>
-      </w:pPr>
-      <w:rPr>
-        <w:rFonts w:ascii="Symbol" w:hAnsi="Symbol" w:hint="default"/>
-      </w:rPr>
-    </w:lvl>
-    <w:lvl w:ilvl="4" w:tplc="0C0A0003" w:tentative="1">
-      <w:start w:val="1"/>
-      <w:numFmt w:val="bullet"/>
-      <w:lvlText w:val="o"/>
-      <w:lvlJc w:val="left"/>
-      <w:pPr>
-        <w:ind w:left="4309" w:hanging="360"/>
-      </w:pPr>
-      <w:rPr>
-        <w:rFonts w:ascii="Courier New" w:hAnsi="Courier New" w:cs="Courier New" w:hint="default"/>
-      </w:rPr>
-    </w:lvl>
-    <w:lvl w:ilvl="5" w:tplc="0C0A0005" w:tentative="1">
-      <w:start w:val="1"/>
-      <w:numFmt w:val="bullet"/>
-      <w:lvlText w:val=""/>
-      <w:lvlJc w:val="left"/>
-      <w:pPr>
-        <w:ind w:left="5029" w:hanging="360"/>
-      </w:pPr>
-      <w:rPr>
-        <w:rFonts w:ascii="Wingdings" w:hAnsi="Wingdings" w:hint="default"/>
-      </w:rPr>
-    </w:lvl>
-    <w:lvl w:ilvl="6" w:tplc="0C0A0001" w:tentative="1">
-      <w:start w:val="1"/>
-      <w:numFmt w:val="bullet"/>
-      <w:lvlText w:val=""/>
-      <w:lvlJc w:val="left"/>
-      <w:pPr>
-        <w:ind w:left="5749" w:hanging="360"/>
-      </w:pPr>
-      <w:rPr>
-        <w:rFonts w:ascii="Symbol" w:hAnsi="Symbol" w:hint="default"/>
-      </w:rPr>
-    </w:lvl>
-    <w:lvl w:ilvl="7" w:tplc="0C0A0003" w:tentative="1">
-      <w:start w:val="1"/>
-      <w:numFmt w:val="bullet"/>
-      <w:lvlText w:val="o"/>
-      <w:lvlJc w:val="left"/>
-      <w:pPr>
-        <w:ind w:left="6469" w:hanging="360"/>
-      </w:pPr>
-      <w:rPr>
-        <w:rFonts w:ascii="Courier New" w:hAnsi="Courier New" w:cs="Courier New" w:hint="default"/>
-      </w:rPr>
-    </w:lvl>
-    <w:lvl w:ilvl="8" w:tplc="0C0A0005" w:tentative="1">
-      <w:start w:val="1"/>
-      <w:numFmt w:val="bullet"/>
-      <w:lvlText w:val=""/>
-      <w:lvlJc w:val="left"/>
-      <w:pPr>
-        <w:ind w:left="7189" w:hanging="360"/>
-      </w:pPr>
-      <w:rPr>
-        <w:rFonts w:ascii="Wingdings" w:hAnsi="Wingdings" w:hint="default"/>
-      </w:rPr>
-    </w:lvl>
-  </w:abstractNum>
-  <w:abstractNum w:abstractNumId="23" w15:restartNumberingAfterBreak="0">
+  <w:abstractNum w:abstractNumId="21" w15:restartNumberingAfterBreak="0">
     <w:nsid w:val="42090C49"/>
     <w:multiLevelType w:val="hybridMultilevel"/>
     <w:tmpl w:val="A9FC9B4C"/>
@@ -13872,319 +14517,7 @@
       </w:rPr>
     </w:lvl>
   </w:abstractNum>
-  <w:abstractNum w:abstractNumId="24" w15:restartNumberingAfterBreak="0">
-    <w:nsid w:val="437821AD"/>
-    <w:multiLevelType w:val="hybridMultilevel"/>
-    <w:tmpl w:val="7034DC3E"/>
-    <w:lvl w:ilvl="0" w:tplc="240A0019">
-      <w:start w:val="1"/>
-      <w:numFmt w:val="lowerLetter"/>
-      <w:lvlText w:val="%1."/>
-      <w:lvlJc w:val="left"/>
-      <w:pPr>
-        <w:ind w:left="1429" w:hanging="360"/>
-      </w:pPr>
-    </w:lvl>
-    <w:lvl w:ilvl="1" w:tplc="240A0019" w:tentative="1">
-      <w:start w:val="1"/>
-      <w:numFmt w:val="lowerLetter"/>
-      <w:lvlText w:val="%2."/>
-      <w:lvlJc w:val="left"/>
-      <w:pPr>
-        <w:ind w:left="2149" w:hanging="360"/>
-      </w:pPr>
-    </w:lvl>
-    <w:lvl w:ilvl="2" w:tplc="240A001B" w:tentative="1">
-      <w:start w:val="1"/>
-      <w:numFmt w:val="lowerRoman"/>
-      <w:lvlText w:val="%3."/>
-      <w:lvlJc w:val="right"/>
-      <w:pPr>
-        <w:ind w:left="2869" w:hanging="180"/>
-      </w:pPr>
-    </w:lvl>
-    <w:lvl w:ilvl="3" w:tplc="240A000F" w:tentative="1">
-      <w:start w:val="1"/>
-      <w:numFmt w:val="decimal"/>
-      <w:lvlText w:val="%4."/>
-      <w:lvlJc w:val="left"/>
-      <w:pPr>
-        <w:ind w:left="3589" w:hanging="360"/>
-      </w:pPr>
-    </w:lvl>
-    <w:lvl w:ilvl="4" w:tplc="240A0019" w:tentative="1">
-      <w:start w:val="1"/>
-      <w:numFmt w:val="lowerLetter"/>
-      <w:lvlText w:val="%5."/>
-      <w:lvlJc w:val="left"/>
-      <w:pPr>
-        <w:ind w:left="4309" w:hanging="360"/>
-      </w:pPr>
-    </w:lvl>
-    <w:lvl w:ilvl="5" w:tplc="240A001B" w:tentative="1">
-      <w:start w:val="1"/>
-      <w:numFmt w:val="lowerRoman"/>
-      <w:lvlText w:val="%6."/>
-      <w:lvlJc w:val="right"/>
-      <w:pPr>
-        <w:ind w:left="5029" w:hanging="180"/>
-      </w:pPr>
-    </w:lvl>
-    <w:lvl w:ilvl="6" w:tplc="240A000F" w:tentative="1">
-      <w:start w:val="1"/>
-      <w:numFmt w:val="decimal"/>
-      <w:lvlText w:val="%7."/>
-      <w:lvlJc w:val="left"/>
-      <w:pPr>
-        <w:ind w:left="5749" w:hanging="360"/>
-      </w:pPr>
-    </w:lvl>
-    <w:lvl w:ilvl="7" w:tplc="240A0019" w:tentative="1">
-      <w:start w:val="1"/>
-      <w:numFmt w:val="lowerLetter"/>
-      <w:lvlText w:val="%8."/>
-      <w:lvlJc w:val="left"/>
-      <w:pPr>
-        <w:ind w:left="6469" w:hanging="360"/>
-      </w:pPr>
-    </w:lvl>
-    <w:lvl w:ilvl="8" w:tplc="240A001B" w:tentative="1">
-      <w:start w:val="1"/>
-      <w:numFmt w:val="lowerRoman"/>
-      <w:lvlText w:val="%9."/>
-      <w:lvlJc w:val="right"/>
-      <w:pPr>
-        <w:ind w:left="7189" w:hanging="180"/>
-      </w:pPr>
-    </w:lvl>
-  </w:abstractNum>
-  <w:abstractNum w:abstractNumId="25" w15:restartNumberingAfterBreak="0">
-    <w:nsid w:val="43CD5A89"/>
-    <w:multiLevelType w:val="hybridMultilevel"/>
-    <w:tmpl w:val="2AEE44C8"/>
-    <w:lvl w:ilvl="0" w:tplc="0C0A0001">
-      <w:start w:val="1"/>
-      <w:numFmt w:val="bullet"/>
-      <w:lvlText w:val=""/>
-      <w:lvlJc w:val="left"/>
-      <w:pPr>
-        <w:ind w:left="1713" w:hanging="360"/>
-      </w:pPr>
-      <w:rPr>
-        <w:rFonts w:ascii="Symbol" w:hAnsi="Symbol" w:hint="default"/>
-      </w:rPr>
-    </w:lvl>
-    <w:lvl w:ilvl="1" w:tplc="FFFFFFFF" w:tentative="1">
-      <w:start w:val="1"/>
-      <w:numFmt w:val="bullet"/>
-      <w:lvlText w:val="o"/>
-      <w:lvlJc w:val="left"/>
-      <w:pPr>
-        <w:ind w:left="2433" w:hanging="360"/>
-      </w:pPr>
-      <w:rPr>
-        <w:rFonts w:ascii="Courier New" w:hAnsi="Courier New" w:cs="Courier New" w:hint="default"/>
-      </w:rPr>
-    </w:lvl>
-    <w:lvl w:ilvl="2" w:tplc="FFFFFFFF" w:tentative="1">
-      <w:start w:val="1"/>
-      <w:numFmt w:val="bullet"/>
-      <w:lvlText w:val=""/>
-      <w:lvlJc w:val="left"/>
-      <w:pPr>
-        <w:ind w:left="3153" w:hanging="360"/>
-      </w:pPr>
-      <w:rPr>
-        <w:rFonts w:ascii="Wingdings" w:hAnsi="Wingdings" w:hint="default"/>
-      </w:rPr>
-    </w:lvl>
-    <w:lvl w:ilvl="3" w:tplc="FFFFFFFF" w:tentative="1">
-      <w:start w:val="1"/>
-      <w:numFmt w:val="bullet"/>
-      <w:lvlText w:val=""/>
-      <w:lvlJc w:val="left"/>
-      <w:pPr>
-        <w:ind w:left="3873" w:hanging="360"/>
-      </w:pPr>
-      <w:rPr>
-        <w:rFonts w:ascii="Symbol" w:hAnsi="Symbol" w:hint="default"/>
-      </w:rPr>
-    </w:lvl>
-    <w:lvl w:ilvl="4" w:tplc="FFFFFFFF" w:tentative="1">
-      <w:start w:val="1"/>
-      <w:numFmt w:val="bullet"/>
-      <w:lvlText w:val="o"/>
-      <w:lvlJc w:val="left"/>
-      <w:pPr>
-        <w:ind w:left="4593" w:hanging="360"/>
-      </w:pPr>
-      <w:rPr>
-        <w:rFonts w:ascii="Courier New" w:hAnsi="Courier New" w:cs="Courier New" w:hint="default"/>
-      </w:rPr>
-    </w:lvl>
-    <w:lvl w:ilvl="5" w:tplc="FFFFFFFF" w:tentative="1">
-      <w:start w:val="1"/>
-      <w:numFmt w:val="bullet"/>
-      <w:lvlText w:val=""/>
-      <w:lvlJc w:val="left"/>
-      <w:pPr>
-        <w:ind w:left="5313" w:hanging="360"/>
-      </w:pPr>
-      <w:rPr>
-        <w:rFonts w:ascii="Wingdings" w:hAnsi="Wingdings" w:hint="default"/>
-      </w:rPr>
-    </w:lvl>
-    <w:lvl w:ilvl="6" w:tplc="FFFFFFFF" w:tentative="1">
-      <w:start w:val="1"/>
-      <w:numFmt w:val="bullet"/>
-      <w:lvlText w:val=""/>
-      <w:lvlJc w:val="left"/>
-      <w:pPr>
-        <w:ind w:left="6033" w:hanging="360"/>
-      </w:pPr>
-      <w:rPr>
-        <w:rFonts w:ascii="Symbol" w:hAnsi="Symbol" w:hint="default"/>
-      </w:rPr>
-    </w:lvl>
-    <w:lvl w:ilvl="7" w:tplc="FFFFFFFF" w:tentative="1">
-      <w:start w:val="1"/>
-      <w:numFmt w:val="bullet"/>
-      <w:lvlText w:val="o"/>
-      <w:lvlJc w:val="left"/>
-      <w:pPr>
-        <w:ind w:left="6753" w:hanging="360"/>
-      </w:pPr>
-      <w:rPr>
-        <w:rFonts w:ascii="Courier New" w:hAnsi="Courier New" w:cs="Courier New" w:hint="default"/>
-      </w:rPr>
-    </w:lvl>
-    <w:lvl w:ilvl="8" w:tplc="FFFFFFFF" w:tentative="1">
-      <w:start w:val="1"/>
-      <w:numFmt w:val="bullet"/>
-      <w:lvlText w:val=""/>
-      <w:lvlJc w:val="left"/>
-      <w:pPr>
-        <w:ind w:left="7473" w:hanging="360"/>
-      </w:pPr>
-      <w:rPr>
-        <w:rFonts w:ascii="Wingdings" w:hAnsi="Wingdings" w:hint="default"/>
-      </w:rPr>
-    </w:lvl>
-  </w:abstractNum>
-  <w:abstractNum w:abstractNumId="26" w15:restartNumberingAfterBreak="0">
-    <w:nsid w:val="46B379B6"/>
-    <w:multiLevelType w:val="hybridMultilevel"/>
-    <w:tmpl w:val="CDACF6F0"/>
-    <w:lvl w:ilvl="0" w:tplc="240A000D">
-      <w:start w:val="1"/>
-      <w:numFmt w:val="bullet"/>
-      <w:lvlText w:val=""/>
-      <w:lvlJc w:val="left"/>
-      <w:pPr>
-        <w:ind w:left="720" w:hanging="360"/>
-      </w:pPr>
-      <w:rPr>
-        <w:rFonts w:ascii="Wingdings" w:hAnsi="Wingdings" w:hint="default"/>
-      </w:rPr>
-    </w:lvl>
-    <w:lvl w:ilvl="1" w:tplc="240A0003" w:tentative="1">
-      <w:start w:val="1"/>
-      <w:numFmt w:val="bullet"/>
-      <w:lvlText w:val="o"/>
-      <w:lvlJc w:val="left"/>
-      <w:pPr>
-        <w:ind w:left="1440" w:hanging="360"/>
-      </w:pPr>
-      <w:rPr>
-        <w:rFonts w:ascii="Courier New" w:hAnsi="Courier New" w:cs="Courier New" w:hint="default"/>
-      </w:rPr>
-    </w:lvl>
-    <w:lvl w:ilvl="2" w:tplc="240A0005" w:tentative="1">
-      <w:start w:val="1"/>
-      <w:numFmt w:val="bullet"/>
-      <w:lvlText w:val=""/>
-      <w:lvlJc w:val="left"/>
-      <w:pPr>
-        <w:ind w:left="2160" w:hanging="360"/>
-      </w:pPr>
-      <w:rPr>
-        <w:rFonts w:ascii="Wingdings" w:hAnsi="Wingdings" w:hint="default"/>
-      </w:rPr>
-    </w:lvl>
-    <w:lvl w:ilvl="3" w:tplc="240A0001" w:tentative="1">
-      <w:start w:val="1"/>
-      <w:numFmt w:val="bullet"/>
-      <w:lvlText w:val=""/>
-      <w:lvlJc w:val="left"/>
-      <w:pPr>
-        <w:ind w:left="2880" w:hanging="360"/>
-      </w:pPr>
-      <w:rPr>
-        <w:rFonts w:ascii="Symbol" w:hAnsi="Symbol" w:hint="default"/>
-      </w:rPr>
-    </w:lvl>
-    <w:lvl w:ilvl="4" w:tplc="240A0003" w:tentative="1">
-      <w:start w:val="1"/>
-      <w:numFmt w:val="bullet"/>
-      <w:lvlText w:val="o"/>
-      <w:lvlJc w:val="left"/>
-      <w:pPr>
-        <w:ind w:left="3600" w:hanging="360"/>
-      </w:pPr>
-      <w:rPr>
-        <w:rFonts w:ascii="Courier New" w:hAnsi="Courier New" w:cs="Courier New" w:hint="default"/>
-      </w:rPr>
-    </w:lvl>
-    <w:lvl w:ilvl="5" w:tplc="240A0005" w:tentative="1">
-      <w:start w:val="1"/>
-      <w:numFmt w:val="bullet"/>
-      <w:lvlText w:val=""/>
-      <w:lvlJc w:val="left"/>
-      <w:pPr>
-        <w:ind w:left="4320" w:hanging="360"/>
-      </w:pPr>
-      <w:rPr>
-        <w:rFonts w:ascii="Wingdings" w:hAnsi="Wingdings" w:hint="default"/>
-      </w:rPr>
-    </w:lvl>
-    <w:lvl w:ilvl="6" w:tplc="240A0001" w:tentative="1">
-      <w:start w:val="1"/>
-      <w:numFmt w:val="bullet"/>
-      <w:lvlText w:val=""/>
-      <w:lvlJc w:val="left"/>
-      <w:pPr>
-        <w:ind w:left="5040" w:hanging="360"/>
-      </w:pPr>
-      <w:rPr>
-        <w:rFonts w:ascii="Symbol" w:hAnsi="Symbol" w:hint="default"/>
-      </w:rPr>
-    </w:lvl>
-    <w:lvl w:ilvl="7" w:tplc="240A0003" w:tentative="1">
-      <w:start w:val="1"/>
-      <w:numFmt w:val="bullet"/>
-      <w:lvlText w:val="o"/>
-      <w:lvlJc w:val="left"/>
-      <w:pPr>
-        <w:ind w:left="5760" w:hanging="360"/>
-      </w:pPr>
-      <w:rPr>
-        <w:rFonts w:ascii="Courier New" w:hAnsi="Courier New" w:cs="Courier New" w:hint="default"/>
-      </w:rPr>
-    </w:lvl>
-    <w:lvl w:ilvl="8" w:tplc="240A0005" w:tentative="1">
-      <w:start w:val="1"/>
-      <w:numFmt w:val="bullet"/>
-      <w:lvlText w:val=""/>
-      <w:lvlJc w:val="left"/>
-      <w:pPr>
-        <w:ind w:left="6480" w:hanging="360"/>
-      </w:pPr>
-      <w:rPr>
-        <w:rFonts w:ascii="Wingdings" w:hAnsi="Wingdings" w:hint="default"/>
-      </w:rPr>
-    </w:lvl>
-  </w:abstractNum>
-  <w:abstractNum w:abstractNumId="27" w15:restartNumberingAfterBreak="0">
+  <w:abstractNum w:abstractNumId="22" w15:restartNumberingAfterBreak="0">
     <w:nsid w:val="48812FAB"/>
     <w:multiLevelType w:val="hybridMultilevel"/>
     <w:tmpl w:val="BFFE1F02"/>
@@ -14297,7 +14630,7 @@
       </w:rPr>
     </w:lvl>
   </w:abstractNum>
-  <w:abstractNum w:abstractNumId="28" w15:restartNumberingAfterBreak="0">
+  <w:abstractNum w:abstractNumId="23" w15:restartNumberingAfterBreak="0">
     <w:nsid w:val="4C0C3707"/>
     <w:multiLevelType w:val="hybridMultilevel"/>
     <w:tmpl w:val="9BAEC77E"/>
@@ -14410,120 +14743,7 @@
       </w:rPr>
     </w:lvl>
   </w:abstractNum>
-  <w:abstractNum w:abstractNumId="29" w15:restartNumberingAfterBreak="0">
-    <w:nsid w:val="4D4C287F"/>
-    <w:multiLevelType w:val="hybridMultilevel"/>
-    <w:tmpl w:val="79ECBC36"/>
-    <w:lvl w:ilvl="0" w:tplc="0C0A0001">
-      <w:start w:val="1"/>
-      <w:numFmt w:val="bullet"/>
-      <w:lvlText w:val=""/>
-      <w:lvlJc w:val="left"/>
-      <w:pPr>
-        <w:ind w:left="1429" w:hanging="360"/>
-      </w:pPr>
-      <w:rPr>
-        <w:rFonts w:ascii="Symbol" w:hAnsi="Symbol" w:hint="default"/>
-      </w:rPr>
-    </w:lvl>
-    <w:lvl w:ilvl="1" w:tplc="0C0A0003" w:tentative="1">
-      <w:start w:val="1"/>
-      <w:numFmt w:val="bullet"/>
-      <w:lvlText w:val="o"/>
-      <w:lvlJc w:val="left"/>
-      <w:pPr>
-        <w:ind w:left="2149" w:hanging="360"/>
-      </w:pPr>
-      <w:rPr>
-        <w:rFonts w:ascii="Courier New" w:hAnsi="Courier New" w:cs="Courier New" w:hint="default"/>
-      </w:rPr>
-    </w:lvl>
-    <w:lvl w:ilvl="2" w:tplc="0C0A0005" w:tentative="1">
-      <w:start w:val="1"/>
-      <w:numFmt w:val="bullet"/>
-      <w:lvlText w:val=""/>
-      <w:lvlJc w:val="left"/>
-      <w:pPr>
-        <w:ind w:left="2869" w:hanging="360"/>
-      </w:pPr>
-      <w:rPr>
-        <w:rFonts w:ascii="Wingdings" w:hAnsi="Wingdings" w:hint="default"/>
-      </w:rPr>
-    </w:lvl>
-    <w:lvl w:ilvl="3" w:tplc="0C0A0001" w:tentative="1">
-      <w:start w:val="1"/>
-      <w:numFmt w:val="bullet"/>
-      <w:lvlText w:val=""/>
-      <w:lvlJc w:val="left"/>
-      <w:pPr>
-        <w:ind w:left="3589" w:hanging="360"/>
-      </w:pPr>
-      <w:rPr>
-        <w:rFonts w:ascii="Symbol" w:hAnsi="Symbol" w:hint="default"/>
-      </w:rPr>
-    </w:lvl>
-    <w:lvl w:ilvl="4" w:tplc="0C0A0003" w:tentative="1">
-      <w:start w:val="1"/>
-      <w:numFmt w:val="bullet"/>
-      <w:lvlText w:val="o"/>
-      <w:lvlJc w:val="left"/>
-      <w:pPr>
-        <w:ind w:left="4309" w:hanging="360"/>
-      </w:pPr>
-      <w:rPr>
-        <w:rFonts w:ascii="Courier New" w:hAnsi="Courier New" w:cs="Courier New" w:hint="default"/>
-      </w:rPr>
-    </w:lvl>
-    <w:lvl w:ilvl="5" w:tplc="0C0A0005" w:tentative="1">
-      <w:start w:val="1"/>
-      <w:numFmt w:val="bullet"/>
-      <w:lvlText w:val=""/>
-      <w:lvlJc w:val="left"/>
-      <w:pPr>
-        <w:ind w:left="5029" w:hanging="360"/>
-      </w:pPr>
-      <w:rPr>
-        <w:rFonts w:ascii="Wingdings" w:hAnsi="Wingdings" w:hint="default"/>
-      </w:rPr>
-    </w:lvl>
-    <w:lvl w:ilvl="6" w:tplc="0C0A0001" w:tentative="1">
-      <w:start w:val="1"/>
-      <w:numFmt w:val="bullet"/>
-      <w:lvlText w:val=""/>
-      <w:lvlJc w:val="left"/>
-      <w:pPr>
-        <w:ind w:left="5749" w:hanging="360"/>
-      </w:pPr>
-      <w:rPr>
-        <w:rFonts w:ascii="Symbol" w:hAnsi="Symbol" w:hint="default"/>
-      </w:rPr>
-    </w:lvl>
-    <w:lvl w:ilvl="7" w:tplc="0C0A0003" w:tentative="1">
-      <w:start w:val="1"/>
-      <w:numFmt w:val="bullet"/>
-      <w:lvlText w:val="o"/>
-      <w:lvlJc w:val="left"/>
-      <w:pPr>
-        <w:ind w:left="6469" w:hanging="360"/>
-      </w:pPr>
-      <w:rPr>
-        <w:rFonts w:ascii="Courier New" w:hAnsi="Courier New" w:cs="Courier New" w:hint="default"/>
-      </w:rPr>
-    </w:lvl>
-    <w:lvl w:ilvl="8" w:tplc="0C0A0005" w:tentative="1">
-      <w:start w:val="1"/>
-      <w:numFmt w:val="bullet"/>
-      <w:lvlText w:val=""/>
-      <w:lvlJc w:val="left"/>
-      <w:pPr>
-        <w:ind w:left="7189" w:hanging="360"/>
-      </w:pPr>
-      <w:rPr>
-        <w:rFonts w:ascii="Wingdings" w:hAnsi="Wingdings" w:hint="default"/>
-      </w:rPr>
-    </w:lvl>
-  </w:abstractNum>
-  <w:abstractNum w:abstractNumId="30" w15:restartNumberingAfterBreak="0">
+  <w:abstractNum w:abstractNumId="24" w15:restartNumberingAfterBreak="0">
     <w:nsid w:val="4EBA6C94"/>
     <w:multiLevelType w:val="hybridMultilevel"/>
     <w:tmpl w:val="ED1E4854"/>
@@ -14613,7 +14833,7 @@
       </w:pPr>
     </w:lvl>
   </w:abstractNum>
-  <w:abstractNum w:abstractNumId="31" w15:restartNumberingAfterBreak="0">
+  <w:abstractNum w:abstractNumId="25" w15:restartNumberingAfterBreak="0">
     <w:nsid w:val="4EBE1EF6"/>
     <w:multiLevelType w:val="hybridMultilevel"/>
     <w:tmpl w:val="AF3C2E24"/>
@@ -14704,7 +14924,7 @@
       </w:pPr>
     </w:lvl>
   </w:abstractNum>
-  <w:abstractNum w:abstractNumId="32" w15:restartNumberingAfterBreak="0">
+  <w:abstractNum w:abstractNumId="26" w15:restartNumberingAfterBreak="0">
     <w:nsid w:val="52E9728C"/>
     <w:multiLevelType w:val="hybridMultilevel"/>
     <w:tmpl w:val="84A2ADEE"/>
@@ -14817,233 +15037,7 @@
       </w:rPr>
     </w:lvl>
   </w:abstractNum>
-  <w:abstractNum w:abstractNumId="33" w15:restartNumberingAfterBreak="0">
-    <w:nsid w:val="558A6954"/>
-    <w:multiLevelType w:val="hybridMultilevel"/>
-    <w:tmpl w:val="F48AD82E"/>
-    <w:lvl w:ilvl="0" w:tplc="0C0A0001">
-      <w:start w:val="1"/>
-      <w:numFmt w:val="bullet"/>
-      <w:lvlText w:val=""/>
-      <w:lvlJc w:val="left"/>
-      <w:pPr>
-        <w:ind w:left="1429" w:hanging="360"/>
-      </w:pPr>
-      <w:rPr>
-        <w:rFonts w:ascii="Symbol" w:hAnsi="Symbol" w:hint="default"/>
-      </w:rPr>
-    </w:lvl>
-    <w:lvl w:ilvl="1" w:tplc="0C0A0003" w:tentative="1">
-      <w:start w:val="1"/>
-      <w:numFmt w:val="bullet"/>
-      <w:lvlText w:val="o"/>
-      <w:lvlJc w:val="left"/>
-      <w:pPr>
-        <w:ind w:left="2149" w:hanging="360"/>
-      </w:pPr>
-      <w:rPr>
-        <w:rFonts w:ascii="Courier New" w:hAnsi="Courier New" w:cs="Courier New" w:hint="default"/>
-      </w:rPr>
-    </w:lvl>
-    <w:lvl w:ilvl="2" w:tplc="0C0A0005" w:tentative="1">
-      <w:start w:val="1"/>
-      <w:numFmt w:val="bullet"/>
-      <w:lvlText w:val=""/>
-      <w:lvlJc w:val="left"/>
-      <w:pPr>
-        <w:ind w:left="2869" w:hanging="360"/>
-      </w:pPr>
-      <w:rPr>
-        <w:rFonts w:ascii="Wingdings" w:hAnsi="Wingdings" w:hint="default"/>
-      </w:rPr>
-    </w:lvl>
-    <w:lvl w:ilvl="3" w:tplc="0C0A0001" w:tentative="1">
-      <w:start w:val="1"/>
-      <w:numFmt w:val="bullet"/>
-      <w:lvlText w:val=""/>
-      <w:lvlJc w:val="left"/>
-      <w:pPr>
-        <w:ind w:left="3589" w:hanging="360"/>
-      </w:pPr>
-      <w:rPr>
-        <w:rFonts w:ascii="Symbol" w:hAnsi="Symbol" w:hint="default"/>
-      </w:rPr>
-    </w:lvl>
-    <w:lvl w:ilvl="4" w:tplc="0C0A0003" w:tentative="1">
-      <w:start w:val="1"/>
-      <w:numFmt w:val="bullet"/>
-      <w:lvlText w:val="o"/>
-      <w:lvlJc w:val="left"/>
-      <w:pPr>
-        <w:ind w:left="4309" w:hanging="360"/>
-      </w:pPr>
-      <w:rPr>
-        <w:rFonts w:ascii="Courier New" w:hAnsi="Courier New" w:cs="Courier New" w:hint="default"/>
-      </w:rPr>
-    </w:lvl>
-    <w:lvl w:ilvl="5" w:tplc="0C0A0005" w:tentative="1">
-      <w:start w:val="1"/>
-      <w:numFmt w:val="bullet"/>
-      <w:lvlText w:val=""/>
-      <w:lvlJc w:val="left"/>
-      <w:pPr>
-        <w:ind w:left="5029" w:hanging="360"/>
-      </w:pPr>
-      <w:rPr>
-        <w:rFonts w:ascii="Wingdings" w:hAnsi="Wingdings" w:hint="default"/>
-      </w:rPr>
-    </w:lvl>
-    <w:lvl w:ilvl="6" w:tplc="0C0A0001" w:tentative="1">
-      <w:start w:val="1"/>
-      <w:numFmt w:val="bullet"/>
-      <w:lvlText w:val=""/>
-      <w:lvlJc w:val="left"/>
-      <w:pPr>
-        <w:ind w:left="5749" w:hanging="360"/>
-      </w:pPr>
-      <w:rPr>
-        <w:rFonts w:ascii="Symbol" w:hAnsi="Symbol" w:hint="default"/>
-      </w:rPr>
-    </w:lvl>
-    <w:lvl w:ilvl="7" w:tplc="0C0A0003" w:tentative="1">
-      <w:start w:val="1"/>
-      <w:numFmt w:val="bullet"/>
-      <w:lvlText w:val="o"/>
-      <w:lvlJc w:val="left"/>
-      <w:pPr>
-        <w:ind w:left="6469" w:hanging="360"/>
-      </w:pPr>
-      <w:rPr>
-        <w:rFonts w:ascii="Courier New" w:hAnsi="Courier New" w:cs="Courier New" w:hint="default"/>
-      </w:rPr>
-    </w:lvl>
-    <w:lvl w:ilvl="8" w:tplc="0C0A0005" w:tentative="1">
-      <w:start w:val="1"/>
-      <w:numFmt w:val="bullet"/>
-      <w:lvlText w:val=""/>
-      <w:lvlJc w:val="left"/>
-      <w:pPr>
-        <w:ind w:left="7189" w:hanging="360"/>
-      </w:pPr>
-      <w:rPr>
-        <w:rFonts w:ascii="Wingdings" w:hAnsi="Wingdings" w:hint="default"/>
-      </w:rPr>
-    </w:lvl>
-  </w:abstractNum>
-  <w:abstractNum w:abstractNumId="34" w15:restartNumberingAfterBreak="0">
-    <w:nsid w:val="577F79A8"/>
-    <w:multiLevelType w:val="hybridMultilevel"/>
-    <w:tmpl w:val="FE6C2E82"/>
-    <w:lvl w:ilvl="0" w:tplc="0C0A0001">
-      <w:start w:val="1"/>
-      <w:numFmt w:val="bullet"/>
-      <w:lvlText w:val=""/>
-      <w:lvlJc w:val="left"/>
-      <w:pPr>
-        <w:ind w:left="1429" w:hanging="360"/>
-      </w:pPr>
-      <w:rPr>
-        <w:rFonts w:ascii="Symbol" w:hAnsi="Symbol" w:hint="default"/>
-      </w:rPr>
-    </w:lvl>
-    <w:lvl w:ilvl="1" w:tplc="0C0A0003" w:tentative="1">
-      <w:start w:val="1"/>
-      <w:numFmt w:val="bullet"/>
-      <w:lvlText w:val="o"/>
-      <w:lvlJc w:val="left"/>
-      <w:pPr>
-        <w:ind w:left="2149" w:hanging="360"/>
-      </w:pPr>
-      <w:rPr>
-        <w:rFonts w:ascii="Courier New" w:hAnsi="Courier New" w:cs="Courier New" w:hint="default"/>
-      </w:rPr>
-    </w:lvl>
-    <w:lvl w:ilvl="2" w:tplc="0C0A0005" w:tentative="1">
-      <w:start w:val="1"/>
-      <w:numFmt w:val="bullet"/>
-      <w:lvlText w:val=""/>
-      <w:lvlJc w:val="left"/>
-      <w:pPr>
-        <w:ind w:left="2869" w:hanging="360"/>
-      </w:pPr>
-      <w:rPr>
-        <w:rFonts w:ascii="Wingdings" w:hAnsi="Wingdings" w:hint="default"/>
-      </w:rPr>
-    </w:lvl>
-    <w:lvl w:ilvl="3" w:tplc="0C0A0001" w:tentative="1">
-      <w:start w:val="1"/>
-      <w:numFmt w:val="bullet"/>
-      <w:lvlText w:val=""/>
-      <w:lvlJc w:val="left"/>
-      <w:pPr>
-        <w:ind w:left="3589" w:hanging="360"/>
-      </w:pPr>
-      <w:rPr>
-        <w:rFonts w:ascii="Symbol" w:hAnsi="Symbol" w:hint="default"/>
-      </w:rPr>
-    </w:lvl>
-    <w:lvl w:ilvl="4" w:tplc="0C0A0003" w:tentative="1">
-      <w:start w:val="1"/>
-      <w:numFmt w:val="bullet"/>
-      <w:lvlText w:val="o"/>
-      <w:lvlJc w:val="left"/>
-      <w:pPr>
-        <w:ind w:left="4309" w:hanging="360"/>
-      </w:pPr>
-      <w:rPr>
-        <w:rFonts w:ascii="Courier New" w:hAnsi="Courier New" w:cs="Courier New" w:hint="default"/>
-      </w:rPr>
-    </w:lvl>
-    <w:lvl w:ilvl="5" w:tplc="0C0A0005" w:tentative="1">
-      <w:start w:val="1"/>
-      <w:numFmt w:val="bullet"/>
-      <w:lvlText w:val=""/>
-      <w:lvlJc w:val="left"/>
-      <w:pPr>
-        <w:ind w:left="5029" w:hanging="360"/>
-      </w:pPr>
-      <w:rPr>
-        <w:rFonts w:ascii="Wingdings" w:hAnsi="Wingdings" w:hint="default"/>
-      </w:rPr>
-    </w:lvl>
-    <w:lvl w:ilvl="6" w:tplc="0C0A0001" w:tentative="1">
-      <w:start w:val="1"/>
-      <w:numFmt w:val="bullet"/>
-      <w:lvlText w:val=""/>
-      <w:lvlJc w:val="left"/>
-      <w:pPr>
-        <w:ind w:left="5749" w:hanging="360"/>
-      </w:pPr>
-      <w:rPr>
-        <w:rFonts w:ascii="Symbol" w:hAnsi="Symbol" w:hint="default"/>
-      </w:rPr>
-    </w:lvl>
-    <w:lvl w:ilvl="7" w:tplc="0C0A0003" w:tentative="1">
-      <w:start w:val="1"/>
-      <w:numFmt w:val="bullet"/>
-      <w:lvlText w:val="o"/>
-      <w:lvlJc w:val="left"/>
-      <w:pPr>
-        <w:ind w:left="6469" w:hanging="360"/>
-      </w:pPr>
-      <w:rPr>
-        <w:rFonts w:ascii="Courier New" w:hAnsi="Courier New" w:cs="Courier New" w:hint="default"/>
-      </w:rPr>
-    </w:lvl>
-    <w:lvl w:ilvl="8" w:tplc="0C0A0005" w:tentative="1">
-      <w:start w:val="1"/>
-      <w:numFmt w:val="bullet"/>
-      <w:lvlText w:val=""/>
-      <w:lvlJc w:val="left"/>
-      <w:pPr>
-        <w:ind w:left="7189" w:hanging="360"/>
-      </w:pPr>
-      <w:rPr>
-        <w:rFonts w:ascii="Wingdings" w:hAnsi="Wingdings" w:hint="default"/>
-      </w:rPr>
-    </w:lvl>
-  </w:abstractNum>
-  <w:abstractNum w:abstractNumId="35" w15:restartNumberingAfterBreak="0">
+  <w:abstractNum w:abstractNumId="27" w15:restartNumberingAfterBreak="0">
     <w:nsid w:val="586C7EE6"/>
     <w:multiLevelType w:val="hybridMultilevel"/>
     <w:tmpl w:val="1CE4AD3C"/>
@@ -15156,97 +15150,7 @@
       </w:rPr>
     </w:lvl>
   </w:abstractNum>
-  <w:abstractNum w:abstractNumId="36" w15:restartNumberingAfterBreak="0">
-    <w:nsid w:val="5ADD17D0"/>
-    <w:multiLevelType w:val="hybridMultilevel"/>
-    <w:tmpl w:val="85BAD260"/>
-    <w:lvl w:ilvl="0" w:tplc="5C50D3DA">
-      <w:start w:val="1"/>
-      <w:numFmt w:val="upperLetter"/>
-      <w:lvlText w:val="%1."/>
-      <w:lvlJc w:val="left"/>
-      <w:pPr>
-        <w:ind w:left="1429" w:hanging="360"/>
-      </w:pPr>
-      <w:rPr>
-        <w:b/>
-        <w:bCs/>
-      </w:rPr>
-    </w:lvl>
-    <w:lvl w:ilvl="1" w:tplc="0C0A0019" w:tentative="1">
-      <w:start w:val="1"/>
-      <w:numFmt w:val="lowerLetter"/>
-      <w:lvlText w:val="%2."/>
-      <w:lvlJc w:val="left"/>
-      <w:pPr>
-        <w:ind w:left="2149" w:hanging="360"/>
-      </w:pPr>
-    </w:lvl>
-    <w:lvl w:ilvl="2" w:tplc="0C0A001B" w:tentative="1">
-      <w:start w:val="1"/>
-      <w:numFmt w:val="lowerRoman"/>
-      <w:lvlText w:val="%3."/>
-      <w:lvlJc w:val="right"/>
-      <w:pPr>
-        <w:ind w:left="2869" w:hanging="180"/>
-      </w:pPr>
-    </w:lvl>
-    <w:lvl w:ilvl="3" w:tplc="0C0A000F" w:tentative="1">
-      <w:start w:val="1"/>
-      <w:numFmt w:val="decimal"/>
-      <w:lvlText w:val="%4."/>
-      <w:lvlJc w:val="left"/>
-      <w:pPr>
-        <w:ind w:left="3589" w:hanging="360"/>
-      </w:pPr>
-    </w:lvl>
-    <w:lvl w:ilvl="4" w:tplc="0C0A0019" w:tentative="1">
-      <w:start w:val="1"/>
-      <w:numFmt w:val="lowerLetter"/>
-      <w:lvlText w:val="%5."/>
-      <w:lvlJc w:val="left"/>
-      <w:pPr>
-        <w:ind w:left="4309" w:hanging="360"/>
-      </w:pPr>
-    </w:lvl>
-    <w:lvl w:ilvl="5" w:tplc="0C0A001B" w:tentative="1">
-      <w:start w:val="1"/>
-      <w:numFmt w:val="lowerRoman"/>
-      <w:lvlText w:val="%6."/>
-      <w:lvlJc w:val="right"/>
-      <w:pPr>
-        <w:ind w:left="5029" w:hanging="180"/>
-      </w:pPr>
-    </w:lvl>
-    <w:lvl w:ilvl="6" w:tplc="0C0A000F" w:tentative="1">
-      <w:start w:val="1"/>
-      <w:numFmt w:val="decimal"/>
-      <w:lvlText w:val="%7."/>
-      <w:lvlJc w:val="left"/>
-      <w:pPr>
-        <w:ind w:left="5749" w:hanging="360"/>
-      </w:pPr>
-    </w:lvl>
-    <w:lvl w:ilvl="7" w:tplc="0C0A0019" w:tentative="1">
-      <w:start w:val="1"/>
-      <w:numFmt w:val="lowerLetter"/>
-      <w:lvlText w:val="%8."/>
-      <w:lvlJc w:val="left"/>
-      <w:pPr>
-        <w:ind w:left="6469" w:hanging="360"/>
-      </w:pPr>
-    </w:lvl>
-    <w:lvl w:ilvl="8" w:tplc="0C0A001B" w:tentative="1">
-      <w:start w:val="1"/>
-      <w:numFmt w:val="lowerRoman"/>
-      <w:lvlText w:val="%9."/>
-      <w:lvlJc w:val="right"/>
-      <w:pPr>
-        <w:ind w:left="7189" w:hanging="180"/>
-      </w:pPr>
-    </w:lvl>
-  </w:abstractNum>
-  <w:abstractNum w:abstractNumId="37" w15:restartNumberingAfterBreak="0">
+  <w:abstractNum w:abstractNumId="28" w15:restartNumberingAfterBreak="0">
     <w:nsid w:val="5DE86794"/>
     <w:multiLevelType w:val="hybridMultilevel"/>
     <w:tmpl w:val="5FF21E0C"/>
@@ -15359,7 +15263,7 @@
       </w:rPr>
     </w:lvl>
   </w:abstractNum>
-  <w:abstractNum w:abstractNumId="38" w15:restartNumberingAfterBreak="0">
+  <w:abstractNum w:abstractNumId="29" w15:restartNumberingAfterBreak="0">
     <w:nsid w:val="60C108F1"/>
     <w:multiLevelType w:val="hybridMultilevel"/>
     <w:tmpl w:val="4B3A3F8E"/>
@@ -15472,7 +15376,7 @@
       </w:rPr>
     </w:lvl>
   </w:abstractNum>
-  <w:abstractNum w:abstractNumId="39" w15:restartNumberingAfterBreak="0">
+  <w:abstractNum w:abstractNumId="30" w15:restartNumberingAfterBreak="0">
     <w:nsid w:val="684B531F"/>
     <w:multiLevelType w:val="hybridMultilevel"/>
     <w:tmpl w:val="054C7112"/>
@@ -15585,7 +15489,7 @@
       </w:rPr>
     </w:lvl>
   </w:abstractNum>
-  <w:abstractNum w:abstractNumId="40" w15:restartNumberingAfterBreak="0">
+  <w:abstractNum w:abstractNumId="31" w15:restartNumberingAfterBreak="0">
     <w:nsid w:val="6859642E"/>
     <w:multiLevelType w:val="hybridMultilevel"/>
     <w:tmpl w:val="195661F6"/>
@@ -15698,7 +15602,7 @@
       </w:rPr>
     </w:lvl>
   </w:abstractNum>
-  <w:abstractNum w:abstractNumId="41" w15:restartNumberingAfterBreak="0">
+  <w:abstractNum w:abstractNumId="32" w15:restartNumberingAfterBreak="0">
     <w:nsid w:val="6A441181"/>
     <w:multiLevelType w:val="hybridMultilevel"/>
     <w:tmpl w:val="5CCA4A56"/>
@@ -15811,7 +15715,7 @@
       </w:rPr>
     </w:lvl>
   </w:abstractNum>
-  <w:abstractNum w:abstractNumId="42" w15:restartNumberingAfterBreak="0">
+  <w:abstractNum w:abstractNumId="33" w15:restartNumberingAfterBreak="0">
     <w:nsid w:val="73D91A86"/>
     <w:multiLevelType w:val="hybridMultilevel"/>
     <w:tmpl w:val="935C98FA"/>
@@ -15924,120 +15828,7 @@
       </w:rPr>
     </w:lvl>
   </w:abstractNum>
-  <w:abstractNum w:abstractNumId="43" w15:restartNumberingAfterBreak="0">
-    <w:nsid w:val="7C4943EE"/>
-    <w:multiLevelType w:val="hybridMultilevel"/>
-    <w:tmpl w:val="A58EA9AA"/>
-    <w:lvl w:ilvl="0" w:tplc="0C0A0001">
-      <w:start w:val="1"/>
-      <w:numFmt w:val="bullet"/>
-      <w:lvlText w:val=""/>
-      <w:lvlJc w:val="left"/>
-      <w:pPr>
-        <w:ind w:left="1429" w:hanging="360"/>
-      </w:pPr>
-      <w:rPr>
-        <w:rFonts w:ascii="Symbol" w:hAnsi="Symbol" w:hint="default"/>
-      </w:rPr>
-    </w:lvl>
-    <w:lvl w:ilvl="1" w:tplc="0C0A0003" w:tentative="1">
-      <w:start w:val="1"/>
-      <w:numFmt w:val="bullet"/>
-      <w:lvlText w:val="o"/>
-      <w:lvlJc w:val="left"/>
-      <w:pPr>
-        <w:ind w:left="2149" w:hanging="360"/>
-      </w:pPr>
-      <w:rPr>
-        <w:rFonts w:ascii="Courier New" w:hAnsi="Courier New" w:cs="Courier New" w:hint="default"/>
-      </w:rPr>
-    </w:lvl>
-    <w:lvl w:ilvl="2" w:tplc="0C0A0005" w:tentative="1">
-      <w:start w:val="1"/>
-      <w:numFmt w:val="bullet"/>
-      <w:lvlText w:val=""/>
-      <w:lvlJc w:val="left"/>
-      <w:pPr>
-        <w:ind w:left="2869" w:hanging="360"/>
-      </w:pPr>
-      <w:rPr>
-        <w:rFonts w:ascii="Wingdings" w:hAnsi="Wingdings" w:hint="default"/>
-      </w:rPr>
-    </w:lvl>
-    <w:lvl w:ilvl="3" w:tplc="0C0A0001" w:tentative="1">
-      <w:start w:val="1"/>
-      <w:numFmt w:val="bullet"/>
-      <w:lvlText w:val=""/>
-      <w:lvlJc w:val="left"/>
-      <w:pPr>
-        <w:ind w:left="3589" w:hanging="360"/>
-      </w:pPr>
-      <w:rPr>
-        <w:rFonts w:ascii="Symbol" w:hAnsi="Symbol" w:hint="default"/>
-      </w:rPr>
-    </w:lvl>
-    <w:lvl w:ilvl="4" w:tplc="0C0A0003" w:tentative="1">
-      <w:start w:val="1"/>
-      <w:numFmt w:val="bullet"/>
-      <w:lvlText w:val="o"/>
-      <w:lvlJc w:val="left"/>
-      <w:pPr>
-        <w:ind w:left="4309" w:hanging="360"/>
-      </w:pPr>
-      <w:rPr>
-        <w:rFonts w:ascii="Courier New" w:hAnsi="Courier New" w:cs="Courier New" w:hint="default"/>
-      </w:rPr>
-    </w:lvl>
-    <w:lvl w:ilvl="5" w:tplc="0C0A0005" w:tentative="1">
-      <w:start w:val="1"/>
-      <w:numFmt w:val="bullet"/>
-      <w:lvlText w:val=""/>
-      <w:lvlJc w:val="left"/>
-      <w:pPr>
-        <w:ind w:left="5029" w:hanging="360"/>
-      </w:pPr>
-      <w:rPr>
-        <w:rFonts w:ascii="Wingdings" w:hAnsi="Wingdings" w:hint="default"/>
-      </w:rPr>
-    </w:lvl>
-    <w:lvl w:ilvl="6" w:tplc="0C0A0001" w:tentative="1">
-      <w:start w:val="1"/>
-      <w:numFmt w:val="bullet"/>
-      <w:lvlText w:val=""/>
-      <w:lvlJc w:val="left"/>
-      <w:pPr>
-        <w:ind w:left="5749" w:hanging="360"/>
-      </w:pPr>
-      <w:rPr>
-        <w:rFonts w:ascii="Symbol" w:hAnsi="Symbol" w:hint="default"/>
-      </w:rPr>
-    </w:lvl>
-    <w:lvl w:ilvl="7" w:tplc="0C0A0003" w:tentative="1">
-      <w:start w:val="1"/>
-      <w:numFmt w:val="bullet"/>
-      <w:lvlText w:val="o"/>
-      <w:lvlJc w:val="left"/>
-      <w:pPr>
-        <w:ind w:left="6469" w:hanging="360"/>
-      </w:pPr>
-      <w:rPr>
-        <w:rFonts w:ascii="Courier New" w:hAnsi="Courier New" w:cs="Courier New" w:hint="default"/>
-      </w:rPr>
-    </w:lvl>
-    <w:lvl w:ilvl="8" w:tplc="0C0A0005" w:tentative="1">
-      <w:start w:val="1"/>
-      <w:numFmt w:val="bullet"/>
-      <w:lvlText w:val=""/>
-      <w:lvlJc w:val="left"/>
-      <w:pPr>
-        <w:ind w:left="7189" w:hanging="360"/>
-      </w:pPr>
-      <w:rPr>
-        <w:rFonts w:ascii="Wingdings" w:hAnsi="Wingdings" w:hint="default"/>
-      </w:rPr>
-    </w:lvl>
-  </w:abstractNum>
-  <w:abstractNum w:abstractNumId="44" w15:restartNumberingAfterBreak="0">
+  <w:abstractNum w:abstractNumId="34" w15:restartNumberingAfterBreak="0">
     <w:nsid w:val="7ED62215"/>
     <w:multiLevelType w:val="hybridMultilevel"/>
     <w:tmpl w:val="8B56E756"/>
@@ -16151,141 +15942,111 @@
     </w:lvl>
   </w:abstractNum>
   <w:num w:numId="1">
+    <w:abstractNumId w:val="9"/>
+  </w:num>
+  <w:num w:numId="2">
+    <w:abstractNumId w:val="16"/>
+  </w:num>
+  <w:num w:numId="3">
+    <w:abstractNumId w:val="25"/>
+  </w:num>
+  <w:num w:numId="4">
+    <w:abstractNumId w:val="19"/>
+  </w:num>
+  <w:num w:numId="5">
+    <w:abstractNumId w:val="20"/>
+  </w:num>
+  <w:num w:numId="6">
+    <w:abstractNumId w:val="11"/>
+  </w:num>
+  <w:num w:numId="7">
+    <w:abstractNumId w:val="14"/>
+  </w:num>
+  <w:num w:numId="8">
+    <w:abstractNumId w:val="34"/>
+  </w:num>
+  <w:num w:numId="9">
+    <w:abstractNumId w:val="27"/>
+  </w:num>
+  <w:num w:numId="10">
+    <w:abstractNumId w:val="31"/>
+  </w:num>
+  <w:num w:numId="11">
+    <w:abstractNumId w:val="22"/>
+  </w:num>
+  <w:num w:numId="12">
+    <w:abstractNumId w:val="12"/>
+  </w:num>
+  <w:num w:numId="13">
+    <w:abstractNumId w:val="17"/>
+  </w:num>
+  <w:num w:numId="14">
+    <w:abstractNumId w:val="21"/>
+  </w:num>
+  <w:num w:numId="15">
+    <w:abstractNumId w:val="13"/>
+  </w:num>
+  <w:num w:numId="16">
+    <w:abstractNumId w:val="32"/>
+  </w:num>
+  <w:num w:numId="17">
+    <w:abstractNumId w:val="30"/>
+  </w:num>
+  <w:num w:numId="18">
+    <w:abstractNumId w:val="33"/>
+  </w:num>
+  <w:num w:numId="19">
+    <w:abstractNumId w:val="28"/>
+  </w:num>
+  <w:num w:numId="20">
+    <w:abstractNumId w:val="18"/>
+  </w:num>
+  <w:num w:numId="21">
+    <w:abstractNumId w:val="29"/>
+  </w:num>
+  <w:num w:numId="22">
+    <w:abstractNumId w:val="15"/>
+  </w:num>
+  <w:num w:numId="23">
+    <w:abstractNumId w:val="23"/>
+  </w:num>
+  <w:num w:numId="24">
+    <w:abstractNumId w:val="10"/>
+  </w:num>
+  <w:num w:numId="25">
+    <w:abstractNumId w:val="24"/>
+  </w:num>
+  <w:num w:numId="26">
+    <w:abstractNumId w:val="26"/>
+  </w:num>
+  <w:num w:numId="27">
+    <w:abstractNumId w:val="8"/>
+  </w:num>
+  <w:num w:numId="28">
+    <w:abstractNumId w:val="3"/>
+  </w:num>
+  <w:num w:numId="29">
+    <w:abstractNumId w:val="2"/>
+  </w:num>
+  <w:num w:numId="30">
+    <w:abstractNumId w:val="1"/>
+  </w:num>
+  <w:num w:numId="31">
     <w:abstractNumId w:val="0"/>
   </w:num>
-  <w:num w:numId="2">
-    <w:abstractNumId w:val="13"/>
-  </w:num>
-  <w:num w:numId="3">
-    <w:abstractNumId w:val="31"/>
-  </w:num>
-  <w:num w:numId="4">
-    <w:abstractNumId w:val="18"/>
-  </w:num>
-  <w:num w:numId="5">
-    <w:abstractNumId w:val="21"/>
-  </w:num>
-  <w:num w:numId="6">
-    <w:abstractNumId w:val="14"/>
-  </w:num>
-  <w:num w:numId="7">
-    <w:abstractNumId w:val="33"/>
-  </w:num>
-  <w:num w:numId="8">
-    <w:abstractNumId w:val="22"/>
-  </w:num>
-  <w:num w:numId="9">
-    <w:abstractNumId w:val="9"/>
-  </w:num>
-  <w:num w:numId="10">
-    <w:abstractNumId w:val="43"/>
-  </w:num>
-  <w:num w:numId="11">
-    <w:abstractNumId w:val="16"/>
-  </w:num>
-  <w:num w:numId="12">
-    <w:abstractNumId w:val="20"/>
-  </w:num>
-  <w:num w:numId="13">
-    <w:abstractNumId w:val="12"/>
-  </w:num>
-  <w:num w:numId="14">
+  <w:num w:numId="32">
     <w:abstractNumId w:val="7"/>
   </w:num>
-  <w:num w:numId="15">
-    <w:abstractNumId w:val="3"/>
+  <w:num w:numId="33">
+    <w:abstractNumId w:val="6"/>
   </w:num>
-  <w:num w:numId="16">
+  <w:num w:numId="34">
+    <w:abstractNumId w:val="5"/>
+  </w:num>
+  <w:num w:numId="35">
     <w:abstractNumId w:val="4"/>
   </w:num>
-  <w:num w:numId="17">
-    <w:abstractNumId w:val="10"/>
-  </w:num>
-  <w:num w:numId="18">
-    <w:abstractNumId w:val="34"/>
-  </w:num>
-  <w:num w:numId="19">
-    <w:abstractNumId w:val="25"/>
-  </w:num>
-  <w:num w:numId="20">
-    <w:abstractNumId w:val="29"/>
-  </w:num>
-  <w:num w:numId="21">
-    <w:abstractNumId w:val="36"/>
-  </w:num>
-  <w:num w:numId="22">
-    <w:abstractNumId w:val="2"/>
-  </w:num>
-  <w:num w:numId="23">
-    <w:abstractNumId w:val="8"/>
-  </w:num>
-  <w:num w:numId="24">
-    <w:abstractNumId w:val="44"/>
-  </w:num>
-  <w:num w:numId="25">
-    <w:abstractNumId w:val="35"/>
-  </w:num>
-  <w:num w:numId="26">
-    <w:abstractNumId w:val="40"/>
-  </w:num>
-  <w:num w:numId="27">
-    <w:abstractNumId w:val="27"/>
-  </w:num>
-  <w:num w:numId="28">
-    <w:abstractNumId w:val="5"/>
-  </w:num>
-  <w:num w:numId="29">
-    <w:abstractNumId w:val="15"/>
-  </w:num>
-  <w:num w:numId="30">
-    <w:abstractNumId w:val="23"/>
-  </w:num>
-  <w:num w:numId="31">
-    <w:abstractNumId w:val="26"/>
-  </w:num>
-  <w:num w:numId="32">
-    <w:abstractNumId w:val="6"/>
-  </w:num>
-  <w:num w:numId="33">
-    <w:abstractNumId w:val="41"/>
-  </w:num>
-  <w:num w:numId="34">
-    <w:abstractNumId w:val="39"/>
-  </w:num>
-  <w:num w:numId="35">
-    <w:abstractNumId w:val="42"/>
-  </w:num>
-  <w:num w:numId="36">
-    <w:abstractNumId w:val="37"/>
-  </w:num>
-  <w:num w:numId="37">
-    <w:abstractNumId w:val="17"/>
-  </w:num>
-  <w:num w:numId="38">
-    <w:abstractNumId w:val="38"/>
-  </w:num>
-  <w:num w:numId="39">
-    <w:abstractNumId w:val="11"/>
-  </w:num>
-  <w:num w:numId="40">
-    <w:abstractNumId w:val="28"/>
-  </w:num>
-  <w:num w:numId="41">
-    <w:abstractNumId w:val="1"/>
-  </w:num>
-  <w:num w:numId="42">
-    <w:abstractNumId w:val="30"/>
-  </w:num>
-  <w:num w:numId="43">
-    <w:abstractNumId w:val="32"/>
-  </w:num>
-  <w:num w:numId="44">
-    <w:abstractNumId w:val="24"/>
-  </w:num>
-  <w:num w:numId="45">
-    <w:abstractNumId w:val="19"/>
-  </w:num>
-  <w:numIdMacAtCleanup w:val="21"/>
+  <w:numIdMacAtCleanup w:val="35"/>
 </w:numbering>
 </file>
 
@@ -16852,6 +16613,54 @@
       <w:color w:val="1F3763" w:themeColor="accent1" w:themeShade="7F"/>
     </w:rPr>
   </w:style>
+  <w:style w:type="paragraph" w:styleId="Ttulo8">
+    <w:name w:val="heading 8"/>
+    <w:basedOn w:val="Normal"/>
+    <w:next w:val="Normal"/>
+    <w:link w:val="Ttulo8Car"/>
+    <w:uiPriority w:val="9"/>
+    <w:semiHidden/>
+    <w:unhideWhenUsed/>
+    <w:qFormat/>
+    <w:rsid w:val="004B6931"/>
+    <w:pPr>
+      <w:keepNext/>
+      <w:keepLines/>
+      <w:spacing w:before="40" w:after="0"/>
+      <w:outlineLvl w:val="7"/>
+    </w:pPr>
+    <w:rPr>
+      <w:rFonts w:asciiTheme="majorHAnsi" w:eastAsiaTheme="majorEastAsia" w:hAnsiTheme="majorHAnsi" w:cstheme="majorBidi"/>
+      <w:color w:val="272727" w:themeColor="text1" w:themeTint="D8"/>
+      <w:sz w:val="21"/>
+      <w:szCs w:val="21"/>
+    </w:rPr>
+  </w:style>
+  <w:style w:type="paragraph" w:styleId="Ttulo9">
+    <w:name w:val="heading 9"/>
+    <w:basedOn w:val="Normal"/>
+    <w:next w:val="Normal"/>
+    <w:link w:val="Ttulo9Car"/>
+    <w:uiPriority w:val="9"/>
+    <w:semiHidden/>
+    <w:unhideWhenUsed/>
+    <w:qFormat/>
+    <w:rsid w:val="004B6931"/>
+    <w:pPr>
+      <w:keepNext/>
+      <w:keepLines/>
+      <w:spacing w:before="40" w:after="0"/>
+      <w:outlineLvl w:val="8"/>
+    </w:pPr>
+    <w:rPr>
+      <w:rFonts w:asciiTheme="majorHAnsi" w:eastAsiaTheme="majorEastAsia" w:hAnsiTheme="majorHAnsi" w:cstheme="majorBidi"/>
+      <w:i/>
+      <w:iCs/>
+      <w:color w:val="272727" w:themeColor="text1" w:themeTint="D8"/>
+      <w:sz w:val="21"/>
+      <w:szCs w:val="21"/>
+    </w:rPr>
+  </w:style>
   <w:style w:type="character" w:default="1" w:styleId="Fuentedeprrafopredeter">
     <w:name w:val="Default Paragraph Font"/>
     <w:uiPriority w:val="1"/>
@@ -17731,6 +17540,1350 @@
         <w:numId w:val="5"/>
       </w:numPr>
     </w:pPr>
+  </w:style>
+  <w:style w:type="paragraph" w:styleId="Textocomentario">
+    <w:name w:val="annotation text"/>
+    <w:basedOn w:val="Normal"/>
+    <w:link w:val="TextocomentarioCar"/>
+    <w:uiPriority w:val="99"/>
+    <w:semiHidden/>
+    <w:unhideWhenUsed/>
+    <w:rsid w:val="004B6931"/>
+    <w:pPr>
+      <w:spacing w:line="240" w:lineRule="auto"/>
+    </w:pPr>
+    <w:rPr>
+      <w:sz w:val="20"/>
+      <w:szCs w:val="20"/>
+    </w:rPr>
+  </w:style>
+  <w:style w:type="character" w:customStyle="1" w:styleId="TextocomentarioCar">
+    <w:name w:val="Texto comentario Car"/>
+    <w:basedOn w:val="Fuentedeprrafopredeter"/>
+    <w:link w:val="Textocomentario"/>
+    <w:uiPriority w:val="99"/>
+    <w:semiHidden/>
+    <w:rsid w:val="004B6931"/>
+    <w:rPr>
+      <w:sz w:val="20"/>
+      <w:szCs w:val="20"/>
+    </w:rPr>
+  </w:style>
+  <w:style w:type="paragraph" w:styleId="Asuntodelcomentario">
+    <w:name w:val="annotation subject"/>
+    <w:basedOn w:val="Textocomentario"/>
+    <w:next w:val="Textocomentario"/>
+    <w:link w:val="AsuntodelcomentarioCar"/>
+    <w:uiPriority w:val="99"/>
+    <w:semiHidden/>
+    <w:unhideWhenUsed/>
+    <w:rsid w:val="004B6931"/>
+    <w:rPr>
+      <w:b/>
+      <w:bCs/>
+    </w:rPr>
+  </w:style>
+  <w:style w:type="character" w:customStyle="1" w:styleId="AsuntodelcomentarioCar">
+    <w:name w:val="Asunto del comentario Car"/>
+    <w:basedOn w:val="TextocomentarioCar"/>
+    <w:link w:val="Asuntodelcomentario"/>
+    <w:uiPriority w:val="99"/>
+    <w:semiHidden/>
+    <w:rsid w:val="004B6931"/>
+    <w:rPr>
+      <w:b/>
+      <w:bCs/>
+      <w:sz w:val="20"/>
+      <w:szCs w:val="20"/>
+    </w:rPr>
+  </w:style>
+  <w:style w:type="paragraph" w:styleId="Bibliografa">
+    <w:name w:val="Bibliography"/>
+    <w:basedOn w:val="Normal"/>
+    <w:next w:val="Normal"/>
+    <w:uiPriority w:val="37"/>
+    <w:semiHidden/>
+    <w:unhideWhenUsed/>
+    <w:rsid w:val="004B6931"/>
+  </w:style>
+  <w:style w:type="paragraph" w:styleId="Cierre">
+    <w:name w:val="Closing"/>
+    <w:basedOn w:val="Normal"/>
+    <w:link w:val="CierreCar"/>
+    <w:uiPriority w:val="99"/>
+    <w:semiHidden/>
+    <w:unhideWhenUsed/>
+    <w:rsid w:val="004B6931"/>
+    <w:pPr>
+      <w:spacing w:before="0" w:after="0" w:line="240" w:lineRule="auto"/>
+      <w:ind w:left="4252"/>
+    </w:pPr>
+  </w:style>
+  <w:style w:type="character" w:customStyle="1" w:styleId="CierreCar">
+    <w:name w:val="Cierre Car"/>
+    <w:basedOn w:val="Fuentedeprrafopredeter"/>
+    <w:link w:val="Cierre"/>
+    <w:uiPriority w:val="99"/>
+    <w:semiHidden/>
+    <w:rsid w:val="004B6931"/>
+    <w:rPr>
+      <w:sz w:val="28"/>
+    </w:rPr>
+  </w:style>
+  <w:style w:type="paragraph" w:styleId="Citadestacada">
+    <w:name w:val="Intense Quote"/>
+    <w:basedOn w:val="Normal"/>
+    <w:next w:val="Normal"/>
+    <w:link w:val="CitadestacadaCar"/>
+    <w:uiPriority w:val="30"/>
+    <w:qFormat/>
+    <w:rsid w:val="004B6931"/>
+    <w:pPr>
+      <w:pBdr>
+        <w:top w:val="single" w:sz="4" w:space="10" w:color="4472C4" w:themeColor="accent1"/>
+        <w:bottom w:val="single" w:sz="4" w:space="10" w:color="4472C4" w:themeColor="accent1"/>
+      </w:pBdr>
+      <w:spacing w:before="360" w:after="360"/>
+      <w:ind w:left="864" w:right="864"/>
+      <w:jc w:val="center"/>
+    </w:pPr>
+    <w:rPr>
+      <w:i/>
+      <w:iCs/>
+      <w:color w:val="4472C4" w:themeColor="accent1"/>
+    </w:rPr>
+  </w:style>
+  <w:style w:type="character" w:customStyle="1" w:styleId="CitadestacadaCar">
+    <w:name w:val="Cita destacada Car"/>
+    <w:basedOn w:val="Fuentedeprrafopredeter"/>
+    <w:link w:val="Citadestacada"/>
+    <w:uiPriority w:val="30"/>
+    <w:rsid w:val="004B6931"/>
+    <w:rPr>
+      <w:i/>
+      <w:iCs/>
+      <w:color w:val="4472C4" w:themeColor="accent1"/>
+      <w:sz w:val="28"/>
+    </w:rPr>
+  </w:style>
+  <w:style w:type="paragraph" w:styleId="Continuarlista">
+    <w:name w:val="List Continue"/>
+    <w:basedOn w:val="Normal"/>
+    <w:uiPriority w:val="99"/>
+    <w:semiHidden/>
+    <w:unhideWhenUsed/>
+    <w:rsid w:val="004B6931"/>
+    <w:pPr>
+      <w:ind w:left="283"/>
+      <w:contextualSpacing/>
+    </w:pPr>
+  </w:style>
+  <w:style w:type="paragraph" w:styleId="Continuarlista2">
+    <w:name w:val="List Continue 2"/>
+    <w:basedOn w:val="Normal"/>
+    <w:uiPriority w:val="99"/>
+    <w:semiHidden/>
+    <w:unhideWhenUsed/>
+    <w:rsid w:val="004B6931"/>
+    <w:pPr>
+      <w:ind w:left="566"/>
+      <w:contextualSpacing/>
+    </w:pPr>
+  </w:style>
+  <w:style w:type="paragraph" w:styleId="Continuarlista3">
+    <w:name w:val="List Continue 3"/>
+    <w:basedOn w:val="Normal"/>
+    <w:uiPriority w:val="99"/>
+    <w:semiHidden/>
+    <w:unhideWhenUsed/>
+    <w:rsid w:val="004B6931"/>
+    <w:pPr>
+      <w:ind w:left="849"/>
+      <w:contextualSpacing/>
+    </w:pPr>
+  </w:style>
+  <w:style w:type="paragraph" w:styleId="Continuarlista4">
+    <w:name w:val="List Continue 4"/>
+    <w:basedOn w:val="Normal"/>
+    <w:uiPriority w:val="99"/>
+    <w:semiHidden/>
+    <w:unhideWhenUsed/>
+    <w:rsid w:val="004B6931"/>
+    <w:pPr>
+      <w:ind w:left="1132"/>
+      <w:contextualSpacing/>
+    </w:pPr>
+  </w:style>
+  <w:style w:type="paragraph" w:styleId="Continuarlista5">
+    <w:name w:val="List Continue 5"/>
+    <w:basedOn w:val="Normal"/>
+    <w:uiPriority w:val="99"/>
+    <w:semiHidden/>
+    <w:unhideWhenUsed/>
+    <w:rsid w:val="004B6931"/>
+    <w:pPr>
+      <w:ind w:left="1415"/>
+      <w:contextualSpacing/>
+    </w:pPr>
+  </w:style>
+  <w:style w:type="paragraph" w:styleId="Descripcin">
+    <w:name w:val="caption"/>
+    <w:basedOn w:val="Normal"/>
+    <w:next w:val="Normal"/>
+    <w:uiPriority w:val="35"/>
+    <w:semiHidden/>
+    <w:unhideWhenUsed/>
+    <w:qFormat/>
+    <w:rsid w:val="004B6931"/>
+    <w:pPr>
+      <w:spacing w:before="0" w:after="200" w:line="240" w:lineRule="auto"/>
+    </w:pPr>
+    <w:rPr>
+      <w:i/>
+      <w:iCs/>
+      <w:color w:val="44546A" w:themeColor="text2"/>
+      <w:sz w:val="18"/>
+      <w:szCs w:val="18"/>
+    </w:rPr>
+  </w:style>
+  <w:style w:type="paragraph" w:styleId="DireccinHTML">
+    <w:name w:val="HTML Address"/>
+    <w:basedOn w:val="Normal"/>
+    <w:link w:val="DireccinHTMLCar"/>
+    <w:uiPriority w:val="99"/>
+    <w:semiHidden/>
+    <w:unhideWhenUsed/>
+    <w:rsid w:val="004B6931"/>
+    <w:pPr>
+      <w:spacing w:before="0" w:after="0" w:line="240" w:lineRule="auto"/>
+    </w:pPr>
+    <w:rPr>
+      <w:i/>
+      <w:iCs/>
+    </w:rPr>
+  </w:style>
+  <w:style w:type="character" w:customStyle="1" w:styleId="DireccinHTMLCar">
+    <w:name w:val="Dirección HTML Car"/>
+    <w:basedOn w:val="Fuentedeprrafopredeter"/>
+    <w:link w:val="DireccinHTML"/>
+    <w:uiPriority w:val="99"/>
+    <w:semiHidden/>
+    <w:rsid w:val="004B6931"/>
+    <w:rPr>
+      <w:i/>
+      <w:iCs/>
+      <w:sz w:val="28"/>
+    </w:rPr>
+  </w:style>
+  <w:style w:type="paragraph" w:styleId="Direccinsobre">
+    <w:name w:val="envelope address"/>
+    <w:basedOn w:val="Normal"/>
+    <w:uiPriority w:val="99"/>
+    <w:semiHidden/>
+    <w:unhideWhenUsed/>
+    <w:rsid w:val="004B6931"/>
+    <w:pPr>
+      <w:framePr w:w="7920" w:h="1980" w:hRule="exact" w:hSpace="141" w:wrap="auto" w:hAnchor="page" w:xAlign="center" w:yAlign="bottom"/>
+      <w:spacing w:before="0" w:after="0" w:line="240" w:lineRule="auto"/>
+      <w:ind w:left="2880"/>
+    </w:pPr>
+    <w:rPr>
+      <w:rFonts w:asciiTheme="majorHAnsi" w:eastAsiaTheme="majorEastAsia" w:hAnsiTheme="majorHAnsi" w:cstheme="majorBidi"/>
+      <w:sz w:val="24"/>
+      <w:szCs w:val="24"/>
+    </w:rPr>
+  </w:style>
+  <w:style w:type="paragraph" w:styleId="Encabezadodelista">
+    <w:name w:val="toa heading"/>
+    <w:basedOn w:val="Normal"/>
+    <w:next w:val="Normal"/>
+    <w:uiPriority w:val="99"/>
+    <w:semiHidden/>
+    <w:unhideWhenUsed/>
+    <w:rsid w:val="004B6931"/>
+    <w:pPr>
+      <w:spacing w:before="120"/>
+    </w:pPr>
+    <w:rPr>
+      <w:rFonts w:asciiTheme="majorHAnsi" w:eastAsiaTheme="majorEastAsia" w:hAnsiTheme="majorHAnsi" w:cstheme="majorBidi"/>
+      <w:b/>
+      <w:bCs/>
+      <w:sz w:val="24"/>
+      <w:szCs w:val="24"/>
+    </w:rPr>
+  </w:style>
+  <w:style w:type="paragraph" w:styleId="Encabezadodemensaje">
+    <w:name w:val="Message Header"/>
+    <w:basedOn w:val="Normal"/>
+    <w:link w:val="EncabezadodemensajeCar"/>
+    <w:uiPriority w:val="99"/>
+    <w:semiHidden/>
+    <w:unhideWhenUsed/>
+    <w:rsid w:val="004B6931"/>
+    <w:pPr>
+      <w:pBdr>
+        <w:top w:val="single" w:sz="6" w:space="1" w:color="auto"/>
+        <w:left w:val="single" w:sz="6" w:space="1" w:color="auto"/>
+        <w:bottom w:val="single" w:sz="6" w:space="1" w:color="auto"/>
+        <w:right w:val="single" w:sz="6" w:space="1" w:color="auto"/>
+      </w:pBdr>
+      <w:shd w:val="pct20" w:color="auto" w:fill="auto"/>
+      <w:spacing w:before="0" w:after="0" w:line="240" w:lineRule="auto"/>
+      <w:ind w:left="1134" w:hanging="1134"/>
+    </w:pPr>
+    <w:rPr>
+      <w:rFonts w:asciiTheme="majorHAnsi" w:eastAsiaTheme="majorEastAsia" w:hAnsiTheme="majorHAnsi" w:cstheme="majorBidi"/>
+      <w:sz w:val="24"/>
+      <w:szCs w:val="24"/>
+    </w:rPr>
+  </w:style>
+  <w:style w:type="character" w:customStyle="1" w:styleId="EncabezadodemensajeCar">
+    <w:name w:val="Encabezado de mensaje Car"/>
+    <w:basedOn w:val="Fuentedeprrafopredeter"/>
+    <w:link w:val="Encabezadodemensaje"/>
+    <w:uiPriority w:val="99"/>
+    <w:semiHidden/>
+    <w:rsid w:val="004B6931"/>
+    <w:rPr>
+      <w:rFonts w:asciiTheme="majorHAnsi" w:eastAsiaTheme="majorEastAsia" w:hAnsiTheme="majorHAnsi" w:cstheme="majorBidi"/>
+      <w:sz w:val="24"/>
+      <w:szCs w:val="24"/>
+      <w:shd w:val="pct20" w:color="auto" w:fill="auto"/>
+    </w:rPr>
+  </w:style>
+  <w:style w:type="paragraph" w:styleId="Encabezadodenota">
+    <w:name w:val="Note Heading"/>
+    <w:basedOn w:val="Normal"/>
+    <w:next w:val="Normal"/>
+    <w:link w:val="EncabezadodenotaCar"/>
+    <w:uiPriority w:val="99"/>
+    <w:semiHidden/>
+    <w:unhideWhenUsed/>
+    <w:rsid w:val="004B6931"/>
+    <w:pPr>
+      <w:spacing w:before="0" w:after="0" w:line="240" w:lineRule="auto"/>
+    </w:pPr>
+  </w:style>
+  <w:style w:type="character" w:customStyle="1" w:styleId="EncabezadodenotaCar">
+    <w:name w:val="Encabezado de nota Car"/>
+    <w:basedOn w:val="Fuentedeprrafopredeter"/>
+    <w:link w:val="Encabezadodenota"/>
+    <w:uiPriority w:val="99"/>
+    <w:semiHidden/>
+    <w:rsid w:val="004B6931"/>
+    <w:rPr>
+      <w:sz w:val="28"/>
+    </w:rPr>
+  </w:style>
+  <w:style w:type="paragraph" w:styleId="Fecha">
+    <w:name w:val="Date"/>
+    <w:basedOn w:val="Normal"/>
+    <w:next w:val="Normal"/>
+    <w:link w:val="FechaCar"/>
+    <w:uiPriority w:val="99"/>
+    <w:semiHidden/>
+    <w:unhideWhenUsed/>
+    <w:rsid w:val="004B6931"/>
+  </w:style>
+  <w:style w:type="character" w:customStyle="1" w:styleId="FechaCar">
+    <w:name w:val="Fecha Car"/>
+    <w:basedOn w:val="Fuentedeprrafopredeter"/>
+    <w:link w:val="Fecha"/>
+    <w:uiPriority w:val="99"/>
+    <w:semiHidden/>
+    <w:rsid w:val="004B6931"/>
+    <w:rPr>
+      <w:sz w:val="28"/>
+    </w:rPr>
+  </w:style>
+  <w:style w:type="paragraph" w:styleId="Firma">
+    <w:name w:val="Signature"/>
+    <w:basedOn w:val="Normal"/>
+    <w:link w:val="FirmaCar"/>
+    <w:uiPriority w:val="99"/>
+    <w:semiHidden/>
+    <w:unhideWhenUsed/>
+    <w:rsid w:val="004B6931"/>
+    <w:pPr>
+      <w:spacing w:before="0" w:after="0" w:line="240" w:lineRule="auto"/>
+      <w:ind w:left="4252"/>
+    </w:pPr>
+  </w:style>
+  <w:style w:type="character" w:customStyle="1" w:styleId="FirmaCar">
+    <w:name w:val="Firma Car"/>
+    <w:basedOn w:val="Fuentedeprrafopredeter"/>
+    <w:link w:val="Firma"/>
+    <w:uiPriority w:val="99"/>
+    <w:semiHidden/>
+    <w:rsid w:val="004B6931"/>
+    <w:rPr>
+      <w:sz w:val="28"/>
+    </w:rPr>
+  </w:style>
+  <w:style w:type="paragraph" w:styleId="Firmadecorreoelectrnico">
+    <w:name w:val="E-mail Signature"/>
+    <w:basedOn w:val="Normal"/>
+    <w:link w:val="FirmadecorreoelectrnicoCar"/>
+    <w:uiPriority w:val="99"/>
+    <w:semiHidden/>
+    <w:unhideWhenUsed/>
+    <w:rsid w:val="004B6931"/>
+    <w:pPr>
+      <w:spacing w:before="0" w:after="0" w:line="240" w:lineRule="auto"/>
+    </w:pPr>
+  </w:style>
+  <w:style w:type="character" w:customStyle="1" w:styleId="FirmadecorreoelectrnicoCar">
+    <w:name w:val="Firma de correo electrónico Car"/>
+    <w:basedOn w:val="Fuentedeprrafopredeter"/>
+    <w:link w:val="Firmadecorreoelectrnico"/>
+    <w:uiPriority w:val="99"/>
+    <w:semiHidden/>
+    <w:rsid w:val="004B6931"/>
+    <w:rPr>
+      <w:sz w:val="28"/>
+    </w:rPr>
+  </w:style>
+  <w:style w:type="paragraph" w:styleId="HTMLconformatoprevio">
+    <w:name w:val="HTML Preformatted"/>
+    <w:basedOn w:val="Normal"/>
+    <w:link w:val="HTMLconformatoprevioCar"/>
+    <w:uiPriority w:val="99"/>
+    <w:semiHidden/>
+    <w:unhideWhenUsed/>
+    <w:rsid w:val="004B6931"/>
+    <w:pPr>
+      <w:spacing w:before="0" w:after="0" w:line="240" w:lineRule="auto"/>
+    </w:pPr>
+    <w:rPr>
+      <w:rFonts w:ascii="Consolas" w:hAnsi="Consolas"/>
+      <w:sz w:val="20"/>
+      <w:szCs w:val="20"/>
+    </w:rPr>
+  </w:style>
+  <w:style w:type="character" w:customStyle="1" w:styleId="HTMLconformatoprevioCar">
+    <w:name w:val="HTML con formato previo Car"/>
+    <w:basedOn w:val="Fuentedeprrafopredeter"/>
+    <w:link w:val="HTMLconformatoprevio"/>
+    <w:uiPriority w:val="99"/>
+    <w:semiHidden/>
+    <w:rsid w:val="004B6931"/>
+    <w:rPr>
+      <w:rFonts w:ascii="Consolas" w:hAnsi="Consolas"/>
+      <w:sz w:val="20"/>
+      <w:szCs w:val="20"/>
+    </w:rPr>
+  </w:style>
+  <w:style w:type="paragraph" w:styleId="ndice1">
+    <w:name w:val="index 1"/>
+    <w:basedOn w:val="Normal"/>
+    <w:next w:val="Normal"/>
+    <w:autoRedefine/>
+    <w:uiPriority w:val="99"/>
+    <w:semiHidden/>
+    <w:unhideWhenUsed/>
+    <w:rsid w:val="004B6931"/>
+    <w:pPr>
+      <w:spacing w:before="0" w:after="0" w:line="240" w:lineRule="auto"/>
+      <w:ind w:left="280" w:hanging="280"/>
+    </w:pPr>
+  </w:style>
+  <w:style w:type="paragraph" w:styleId="ndice2">
+    <w:name w:val="index 2"/>
+    <w:basedOn w:val="Normal"/>
+    <w:next w:val="Normal"/>
+    <w:autoRedefine/>
+    <w:uiPriority w:val="99"/>
+    <w:semiHidden/>
+    <w:unhideWhenUsed/>
+    <w:rsid w:val="004B6931"/>
+    <w:pPr>
+      <w:spacing w:before="0" w:after="0" w:line="240" w:lineRule="auto"/>
+      <w:ind w:left="560" w:hanging="280"/>
+    </w:pPr>
+  </w:style>
+  <w:style w:type="paragraph" w:styleId="ndice3">
+    <w:name w:val="index 3"/>
+    <w:basedOn w:val="Normal"/>
+    <w:next w:val="Normal"/>
+    <w:autoRedefine/>
+    <w:uiPriority w:val="99"/>
+    <w:semiHidden/>
+    <w:unhideWhenUsed/>
+    <w:rsid w:val="004B6931"/>
+    <w:pPr>
+      <w:spacing w:before="0" w:after="0" w:line="240" w:lineRule="auto"/>
+      <w:ind w:left="840" w:hanging="280"/>
+    </w:pPr>
+  </w:style>
+  <w:style w:type="paragraph" w:styleId="ndice4">
+    <w:name w:val="index 4"/>
+    <w:basedOn w:val="Normal"/>
+    <w:next w:val="Normal"/>
+    <w:autoRedefine/>
+    <w:uiPriority w:val="99"/>
+    <w:semiHidden/>
+    <w:unhideWhenUsed/>
+    <w:rsid w:val="004B6931"/>
+    <w:pPr>
+      <w:spacing w:before="0" w:after="0" w:line="240" w:lineRule="auto"/>
+      <w:ind w:left="1120" w:hanging="280"/>
+    </w:pPr>
+  </w:style>
+  <w:style w:type="paragraph" w:styleId="ndice5">
+    <w:name w:val="index 5"/>
+    <w:basedOn w:val="Normal"/>
+    <w:next w:val="Normal"/>
+    <w:autoRedefine/>
+    <w:uiPriority w:val="99"/>
+    <w:semiHidden/>
+    <w:unhideWhenUsed/>
+    <w:rsid w:val="004B6931"/>
+    <w:pPr>
+      <w:spacing w:before="0" w:after="0" w:line="240" w:lineRule="auto"/>
+      <w:ind w:left="1400" w:hanging="280"/>
+    </w:pPr>
+  </w:style>
+  <w:style w:type="paragraph" w:styleId="ndice6">
+    <w:name w:val="index 6"/>
+    <w:basedOn w:val="Normal"/>
+    <w:next w:val="Normal"/>
+    <w:autoRedefine/>
+    <w:uiPriority w:val="99"/>
+    <w:semiHidden/>
+    <w:unhideWhenUsed/>
+    <w:rsid w:val="004B6931"/>
+    <w:pPr>
+      <w:spacing w:before="0" w:after="0" w:line="240" w:lineRule="auto"/>
+      <w:ind w:left="1680" w:hanging="280"/>
+    </w:pPr>
+  </w:style>
+  <w:style w:type="paragraph" w:styleId="ndice7">
+    <w:name w:val="index 7"/>
+    <w:basedOn w:val="Normal"/>
+    <w:next w:val="Normal"/>
+    <w:autoRedefine/>
+    <w:uiPriority w:val="99"/>
+    <w:semiHidden/>
+    <w:unhideWhenUsed/>
+    <w:rsid w:val="004B6931"/>
+    <w:pPr>
+      <w:spacing w:before="0" w:after="0" w:line="240" w:lineRule="auto"/>
+      <w:ind w:left="1960" w:hanging="280"/>
+    </w:pPr>
+  </w:style>
+  <w:style w:type="paragraph" w:styleId="ndice8">
+    <w:name w:val="index 8"/>
+    <w:basedOn w:val="Normal"/>
+    <w:next w:val="Normal"/>
+    <w:autoRedefine/>
+    <w:uiPriority w:val="99"/>
+    <w:semiHidden/>
+    <w:unhideWhenUsed/>
+    <w:rsid w:val="004B6931"/>
+    <w:pPr>
+      <w:spacing w:before="0" w:after="0" w:line="240" w:lineRule="auto"/>
+      <w:ind w:left="2240" w:hanging="280"/>
+    </w:pPr>
+  </w:style>
+  <w:style w:type="paragraph" w:styleId="ndice9">
+    <w:name w:val="index 9"/>
+    <w:basedOn w:val="Normal"/>
+    <w:next w:val="Normal"/>
+    <w:autoRedefine/>
+    <w:uiPriority w:val="99"/>
+    <w:semiHidden/>
+    <w:unhideWhenUsed/>
+    <w:rsid w:val="004B6931"/>
+    <w:pPr>
+      <w:spacing w:before="0" w:after="0" w:line="240" w:lineRule="auto"/>
+      <w:ind w:left="2520" w:hanging="280"/>
+    </w:pPr>
+  </w:style>
+  <w:style w:type="paragraph" w:styleId="Lista">
+    <w:name w:val="List"/>
+    <w:basedOn w:val="Normal"/>
+    <w:uiPriority w:val="99"/>
+    <w:semiHidden/>
+    <w:unhideWhenUsed/>
+    <w:rsid w:val="004B6931"/>
+    <w:pPr>
+      <w:ind w:left="283" w:hanging="283"/>
+      <w:contextualSpacing/>
+    </w:pPr>
+  </w:style>
+  <w:style w:type="paragraph" w:styleId="Lista2">
+    <w:name w:val="List 2"/>
+    <w:basedOn w:val="Normal"/>
+    <w:uiPriority w:val="99"/>
+    <w:semiHidden/>
+    <w:unhideWhenUsed/>
+    <w:rsid w:val="004B6931"/>
+    <w:pPr>
+      <w:ind w:left="566" w:hanging="283"/>
+      <w:contextualSpacing/>
+    </w:pPr>
+  </w:style>
+  <w:style w:type="paragraph" w:styleId="Lista3">
+    <w:name w:val="List 3"/>
+    <w:basedOn w:val="Normal"/>
+    <w:uiPriority w:val="99"/>
+    <w:semiHidden/>
+    <w:unhideWhenUsed/>
+    <w:rsid w:val="004B6931"/>
+    <w:pPr>
+      <w:ind w:left="849" w:hanging="283"/>
+      <w:contextualSpacing/>
+    </w:pPr>
+  </w:style>
+  <w:style w:type="paragraph" w:styleId="Lista4">
+    <w:name w:val="List 4"/>
+    <w:basedOn w:val="Normal"/>
+    <w:uiPriority w:val="99"/>
+    <w:semiHidden/>
+    <w:unhideWhenUsed/>
+    <w:rsid w:val="004B6931"/>
+    <w:pPr>
+      <w:ind w:left="1132" w:hanging="283"/>
+      <w:contextualSpacing/>
+    </w:pPr>
+  </w:style>
+  <w:style w:type="paragraph" w:styleId="Lista5">
+    <w:name w:val="List 5"/>
+    <w:basedOn w:val="Normal"/>
+    <w:uiPriority w:val="99"/>
+    <w:semiHidden/>
+    <w:unhideWhenUsed/>
+    <w:rsid w:val="004B6931"/>
+    <w:pPr>
+      <w:ind w:left="1415" w:hanging="283"/>
+      <w:contextualSpacing/>
+    </w:pPr>
+  </w:style>
+  <w:style w:type="paragraph" w:styleId="Listaconnmeros">
+    <w:name w:val="List Number"/>
+    <w:basedOn w:val="Normal"/>
+    <w:uiPriority w:val="99"/>
+    <w:semiHidden/>
+    <w:unhideWhenUsed/>
+    <w:rsid w:val="004B6931"/>
+    <w:pPr>
+      <w:numPr>
+        <w:numId w:val="27"/>
+      </w:numPr>
+      <w:contextualSpacing/>
+    </w:pPr>
+  </w:style>
+  <w:style w:type="paragraph" w:styleId="Listaconnmeros2">
+    <w:name w:val="List Number 2"/>
+    <w:basedOn w:val="Normal"/>
+    <w:uiPriority w:val="99"/>
+    <w:semiHidden/>
+    <w:unhideWhenUsed/>
+    <w:rsid w:val="004B6931"/>
+    <w:pPr>
+      <w:numPr>
+        <w:numId w:val="28"/>
+      </w:numPr>
+      <w:contextualSpacing/>
+    </w:pPr>
+  </w:style>
+  <w:style w:type="paragraph" w:styleId="Listaconnmeros3">
+    <w:name w:val="List Number 3"/>
+    <w:basedOn w:val="Normal"/>
+    <w:uiPriority w:val="99"/>
+    <w:semiHidden/>
+    <w:unhideWhenUsed/>
+    <w:rsid w:val="004B6931"/>
+    <w:pPr>
+      <w:numPr>
+        <w:numId w:val="29"/>
+      </w:numPr>
+      <w:contextualSpacing/>
+    </w:pPr>
+  </w:style>
+  <w:style w:type="paragraph" w:styleId="Listaconnmeros4">
+    <w:name w:val="List Number 4"/>
+    <w:basedOn w:val="Normal"/>
+    <w:uiPriority w:val="99"/>
+    <w:semiHidden/>
+    <w:unhideWhenUsed/>
+    <w:rsid w:val="004B6931"/>
+    <w:pPr>
+      <w:numPr>
+        <w:numId w:val="30"/>
+      </w:numPr>
+      <w:contextualSpacing/>
+    </w:pPr>
+  </w:style>
+  <w:style w:type="paragraph" w:styleId="Listaconnmeros5">
+    <w:name w:val="List Number 5"/>
+    <w:basedOn w:val="Normal"/>
+    <w:uiPriority w:val="99"/>
+    <w:semiHidden/>
+    <w:unhideWhenUsed/>
+    <w:rsid w:val="004B6931"/>
+    <w:pPr>
+      <w:numPr>
+        <w:numId w:val="31"/>
+      </w:numPr>
+      <w:contextualSpacing/>
+    </w:pPr>
+  </w:style>
+  <w:style w:type="paragraph" w:styleId="Listaconvietas2">
+    <w:name w:val="List Bullet 2"/>
+    <w:basedOn w:val="Normal"/>
+    <w:uiPriority w:val="99"/>
+    <w:semiHidden/>
+    <w:unhideWhenUsed/>
+    <w:rsid w:val="004B6931"/>
+    <w:pPr>
+      <w:numPr>
+        <w:numId w:val="32"/>
+      </w:numPr>
+      <w:contextualSpacing/>
+    </w:pPr>
+  </w:style>
+  <w:style w:type="paragraph" w:styleId="Listaconvietas3">
+    <w:name w:val="List Bullet 3"/>
+    <w:basedOn w:val="Normal"/>
+    <w:uiPriority w:val="99"/>
+    <w:semiHidden/>
+    <w:unhideWhenUsed/>
+    <w:rsid w:val="004B6931"/>
+    <w:pPr>
+      <w:numPr>
+        <w:numId w:val="33"/>
+      </w:numPr>
+      <w:contextualSpacing/>
+    </w:pPr>
+  </w:style>
+  <w:style w:type="paragraph" w:styleId="Listaconvietas4">
+    <w:name w:val="List Bullet 4"/>
+    <w:basedOn w:val="Normal"/>
+    <w:uiPriority w:val="99"/>
+    <w:semiHidden/>
+    <w:unhideWhenUsed/>
+    <w:rsid w:val="004B6931"/>
+    <w:pPr>
+      <w:numPr>
+        <w:numId w:val="34"/>
+      </w:numPr>
+      <w:contextualSpacing/>
+    </w:pPr>
+  </w:style>
+  <w:style w:type="paragraph" w:styleId="Listaconvietas5">
+    <w:name w:val="List Bullet 5"/>
+    <w:basedOn w:val="Normal"/>
+    <w:uiPriority w:val="99"/>
+    <w:semiHidden/>
+    <w:unhideWhenUsed/>
+    <w:rsid w:val="004B6931"/>
+    <w:pPr>
+      <w:numPr>
+        <w:numId w:val="35"/>
+      </w:numPr>
+      <w:contextualSpacing/>
+    </w:pPr>
+  </w:style>
+  <w:style w:type="paragraph" w:styleId="Mapadeldocumento">
+    <w:name w:val="Document Map"/>
+    <w:basedOn w:val="Normal"/>
+    <w:link w:val="MapadeldocumentoCar"/>
+    <w:uiPriority w:val="99"/>
+    <w:semiHidden/>
+    <w:unhideWhenUsed/>
+    <w:rsid w:val="004B6931"/>
+    <w:pPr>
+      <w:spacing w:before="0" w:after="0" w:line="240" w:lineRule="auto"/>
+    </w:pPr>
+    <w:rPr>
+      <w:rFonts w:ascii="Segoe UI" w:hAnsi="Segoe UI" w:cs="Segoe UI"/>
+      <w:sz w:val="16"/>
+      <w:szCs w:val="16"/>
+    </w:rPr>
+  </w:style>
+  <w:style w:type="character" w:customStyle="1" w:styleId="MapadeldocumentoCar">
+    <w:name w:val="Mapa del documento Car"/>
+    <w:basedOn w:val="Fuentedeprrafopredeter"/>
+    <w:link w:val="Mapadeldocumento"/>
+    <w:uiPriority w:val="99"/>
+    <w:semiHidden/>
+    <w:rsid w:val="004B6931"/>
+    <w:rPr>
+      <w:rFonts w:ascii="Segoe UI" w:hAnsi="Segoe UI" w:cs="Segoe UI"/>
+      <w:sz w:val="16"/>
+      <w:szCs w:val="16"/>
+    </w:rPr>
+  </w:style>
+  <w:style w:type="paragraph" w:styleId="Remitedesobre">
+    <w:name w:val="envelope return"/>
+    <w:basedOn w:val="Normal"/>
+    <w:uiPriority w:val="99"/>
+    <w:semiHidden/>
+    <w:unhideWhenUsed/>
+    <w:rsid w:val="004B6931"/>
+    <w:pPr>
+      <w:spacing w:before="0" w:after="0" w:line="240" w:lineRule="auto"/>
+    </w:pPr>
+    <w:rPr>
+      <w:rFonts w:asciiTheme="majorHAnsi" w:eastAsiaTheme="majorEastAsia" w:hAnsiTheme="majorHAnsi" w:cstheme="majorBidi"/>
+      <w:sz w:val="20"/>
+      <w:szCs w:val="20"/>
+    </w:rPr>
+  </w:style>
+  <w:style w:type="paragraph" w:styleId="Saludo">
+    <w:name w:val="Salutation"/>
+    <w:basedOn w:val="Normal"/>
+    <w:next w:val="Normal"/>
+    <w:link w:val="SaludoCar"/>
+    <w:uiPriority w:val="99"/>
+    <w:semiHidden/>
+    <w:unhideWhenUsed/>
+    <w:rsid w:val="004B6931"/>
+  </w:style>
+  <w:style w:type="character" w:customStyle="1" w:styleId="SaludoCar">
+    <w:name w:val="Saludo Car"/>
+    <w:basedOn w:val="Fuentedeprrafopredeter"/>
+    <w:link w:val="Saludo"/>
+    <w:uiPriority w:val="99"/>
+    <w:semiHidden/>
+    <w:rsid w:val="004B6931"/>
+    <w:rPr>
+      <w:sz w:val="28"/>
+    </w:rPr>
+  </w:style>
+  <w:style w:type="paragraph" w:styleId="Sangra2detindependiente">
+    <w:name w:val="Body Text Indent 2"/>
+    <w:basedOn w:val="Normal"/>
+    <w:link w:val="Sangra2detindependienteCar"/>
+    <w:uiPriority w:val="99"/>
+    <w:semiHidden/>
+    <w:unhideWhenUsed/>
+    <w:rsid w:val="004B6931"/>
+    <w:pPr>
+      <w:spacing w:line="480" w:lineRule="auto"/>
+      <w:ind w:left="283"/>
+    </w:pPr>
+  </w:style>
+  <w:style w:type="character" w:customStyle="1" w:styleId="Sangra2detindependienteCar">
+    <w:name w:val="Sangría 2 de t. independiente Car"/>
+    <w:basedOn w:val="Fuentedeprrafopredeter"/>
+    <w:link w:val="Sangra2detindependiente"/>
+    <w:uiPriority w:val="99"/>
+    <w:semiHidden/>
+    <w:rsid w:val="004B6931"/>
+    <w:rPr>
+      <w:sz w:val="28"/>
+    </w:rPr>
+  </w:style>
+  <w:style w:type="paragraph" w:styleId="Sangra3detindependiente">
+    <w:name w:val="Body Text Indent 3"/>
+    <w:basedOn w:val="Normal"/>
+    <w:link w:val="Sangra3detindependienteCar"/>
+    <w:uiPriority w:val="99"/>
+    <w:semiHidden/>
+    <w:unhideWhenUsed/>
+    <w:rsid w:val="004B6931"/>
+    <w:pPr>
+      <w:ind w:left="283"/>
+    </w:pPr>
+    <w:rPr>
+      <w:sz w:val="16"/>
+      <w:szCs w:val="16"/>
+    </w:rPr>
+  </w:style>
+  <w:style w:type="character" w:customStyle="1" w:styleId="Sangra3detindependienteCar">
+    <w:name w:val="Sangría 3 de t. independiente Car"/>
+    <w:basedOn w:val="Fuentedeprrafopredeter"/>
+    <w:link w:val="Sangra3detindependiente"/>
+    <w:uiPriority w:val="99"/>
+    <w:semiHidden/>
+    <w:rsid w:val="004B6931"/>
+    <w:rPr>
+      <w:sz w:val="16"/>
+      <w:szCs w:val="16"/>
+    </w:rPr>
+  </w:style>
+  <w:style w:type="paragraph" w:styleId="Sangradetextonormal">
+    <w:name w:val="Body Text Indent"/>
+    <w:basedOn w:val="Normal"/>
+    <w:link w:val="SangradetextonormalCar"/>
+    <w:uiPriority w:val="99"/>
+    <w:semiHidden/>
+    <w:unhideWhenUsed/>
+    <w:rsid w:val="004B6931"/>
+    <w:pPr>
+      <w:ind w:left="283"/>
+    </w:pPr>
+  </w:style>
+  <w:style w:type="character" w:customStyle="1" w:styleId="SangradetextonormalCar">
+    <w:name w:val="Sangría de texto normal Car"/>
+    <w:basedOn w:val="Fuentedeprrafopredeter"/>
+    <w:link w:val="Sangradetextonormal"/>
+    <w:uiPriority w:val="99"/>
+    <w:semiHidden/>
+    <w:rsid w:val="004B6931"/>
+    <w:rPr>
+      <w:sz w:val="28"/>
+    </w:rPr>
+  </w:style>
+  <w:style w:type="paragraph" w:styleId="Sangranormal">
+    <w:name w:val="Normal Indent"/>
+    <w:basedOn w:val="Normal"/>
+    <w:uiPriority w:val="99"/>
+    <w:semiHidden/>
+    <w:unhideWhenUsed/>
+    <w:rsid w:val="004B6931"/>
+    <w:pPr>
+      <w:ind w:left="708"/>
+    </w:pPr>
+  </w:style>
+  <w:style w:type="paragraph" w:styleId="Tabladeilustraciones">
+    <w:name w:val="table of figures"/>
+    <w:basedOn w:val="Normal"/>
+    <w:next w:val="Normal"/>
+    <w:uiPriority w:val="99"/>
+    <w:semiHidden/>
+    <w:unhideWhenUsed/>
+    <w:rsid w:val="004B6931"/>
+    <w:pPr>
+      <w:spacing w:after="0"/>
+    </w:pPr>
+  </w:style>
+  <w:style w:type="paragraph" w:styleId="TDC4">
+    <w:name w:val="toc 4"/>
+    <w:basedOn w:val="Normal"/>
+    <w:next w:val="Normal"/>
+    <w:autoRedefine/>
+    <w:uiPriority w:val="39"/>
+    <w:semiHidden/>
+    <w:unhideWhenUsed/>
+    <w:rsid w:val="004B6931"/>
+    <w:pPr>
+      <w:spacing w:after="100"/>
+      <w:ind w:left="840"/>
+    </w:pPr>
+  </w:style>
+  <w:style w:type="paragraph" w:styleId="TDC5">
+    <w:name w:val="toc 5"/>
+    <w:basedOn w:val="Normal"/>
+    <w:next w:val="Normal"/>
+    <w:autoRedefine/>
+    <w:uiPriority w:val="39"/>
+    <w:semiHidden/>
+    <w:unhideWhenUsed/>
+    <w:rsid w:val="004B6931"/>
+    <w:pPr>
+      <w:spacing w:after="100"/>
+      <w:ind w:left="1120"/>
+    </w:pPr>
+  </w:style>
+  <w:style w:type="paragraph" w:styleId="TDC6">
+    <w:name w:val="toc 6"/>
+    <w:basedOn w:val="Normal"/>
+    <w:next w:val="Normal"/>
+    <w:autoRedefine/>
+    <w:uiPriority w:val="39"/>
+    <w:semiHidden/>
+    <w:unhideWhenUsed/>
+    <w:rsid w:val="004B6931"/>
+    <w:pPr>
+      <w:spacing w:after="100"/>
+      <w:ind w:left="1400"/>
+    </w:pPr>
+  </w:style>
+  <w:style w:type="paragraph" w:styleId="TDC7">
+    <w:name w:val="toc 7"/>
+    <w:basedOn w:val="Normal"/>
+    <w:next w:val="Normal"/>
+    <w:autoRedefine/>
+    <w:uiPriority w:val="39"/>
+    <w:semiHidden/>
+    <w:unhideWhenUsed/>
+    <w:rsid w:val="004B6931"/>
+    <w:pPr>
+      <w:spacing w:after="100"/>
+      <w:ind w:left="1680"/>
+    </w:pPr>
+  </w:style>
+  <w:style w:type="paragraph" w:styleId="TDC8">
+    <w:name w:val="toc 8"/>
+    <w:basedOn w:val="Normal"/>
+    <w:next w:val="Normal"/>
+    <w:autoRedefine/>
+    <w:uiPriority w:val="39"/>
+    <w:semiHidden/>
+    <w:unhideWhenUsed/>
+    <w:rsid w:val="004B6931"/>
+    <w:pPr>
+      <w:spacing w:after="100"/>
+      <w:ind w:left="1960"/>
+    </w:pPr>
+  </w:style>
+  <w:style w:type="paragraph" w:styleId="TDC9">
+    <w:name w:val="toc 9"/>
+    <w:basedOn w:val="Normal"/>
+    <w:next w:val="Normal"/>
+    <w:autoRedefine/>
+    <w:uiPriority w:val="39"/>
+    <w:semiHidden/>
+    <w:unhideWhenUsed/>
+    <w:rsid w:val="004B6931"/>
+    <w:pPr>
+      <w:spacing w:after="100"/>
+      <w:ind w:left="2240"/>
+    </w:pPr>
+  </w:style>
+  <w:style w:type="paragraph" w:styleId="Textoconsangra">
+    <w:name w:val="table of authorities"/>
+    <w:basedOn w:val="Normal"/>
+    <w:next w:val="Normal"/>
+    <w:uiPriority w:val="99"/>
+    <w:semiHidden/>
+    <w:unhideWhenUsed/>
+    <w:rsid w:val="004B6931"/>
+    <w:pPr>
+      <w:spacing w:after="0"/>
+      <w:ind w:left="280" w:hanging="280"/>
+    </w:pPr>
+  </w:style>
+  <w:style w:type="paragraph" w:styleId="Textodebloque">
+    <w:name w:val="Block Text"/>
+    <w:basedOn w:val="Normal"/>
+    <w:uiPriority w:val="99"/>
+    <w:semiHidden/>
+    <w:unhideWhenUsed/>
+    <w:rsid w:val="004B6931"/>
+    <w:pPr>
+      <w:pBdr>
+        <w:top w:val="single" w:sz="2" w:space="10" w:color="4472C4" w:themeColor="accent1"/>
+        <w:left w:val="single" w:sz="2" w:space="10" w:color="4472C4" w:themeColor="accent1"/>
+        <w:bottom w:val="single" w:sz="2" w:space="10" w:color="4472C4" w:themeColor="accent1"/>
+        <w:right w:val="single" w:sz="2" w:space="10" w:color="4472C4" w:themeColor="accent1"/>
+      </w:pBdr>
+      <w:ind w:left="1152" w:right="1152"/>
+    </w:pPr>
+    <w:rPr>
+      <w:rFonts w:eastAsiaTheme="minorEastAsia"/>
+      <w:i/>
+      <w:iCs/>
+      <w:color w:val="4472C4" w:themeColor="accent1"/>
+    </w:rPr>
+  </w:style>
+  <w:style w:type="paragraph" w:styleId="Textodeglobo">
+    <w:name w:val="Balloon Text"/>
+    <w:basedOn w:val="Normal"/>
+    <w:link w:val="TextodegloboCar"/>
+    <w:uiPriority w:val="99"/>
+    <w:semiHidden/>
+    <w:unhideWhenUsed/>
+    <w:rsid w:val="004B6931"/>
+    <w:pPr>
+      <w:spacing w:before="0" w:after="0" w:line="240" w:lineRule="auto"/>
+    </w:pPr>
+    <w:rPr>
+      <w:rFonts w:ascii="Segoe UI" w:hAnsi="Segoe UI" w:cs="Segoe UI"/>
+      <w:sz w:val="18"/>
+      <w:szCs w:val="18"/>
+    </w:rPr>
+  </w:style>
+  <w:style w:type="character" w:customStyle="1" w:styleId="TextodegloboCar">
+    <w:name w:val="Texto de globo Car"/>
+    <w:basedOn w:val="Fuentedeprrafopredeter"/>
+    <w:link w:val="Textodeglobo"/>
+    <w:uiPriority w:val="99"/>
+    <w:semiHidden/>
+    <w:rsid w:val="004B6931"/>
+    <w:rPr>
+      <w:rFonts w:ascii="Segoe UI" w:hAnsi="Segoe UI" w:cs="Segoe UI"/>
+      <w:sz w:val="18"/>
+      <w:szCs w:val="18"/>
+    </w:rPr>
+  </w:style>
+  <w:style w:type="paragraph" w:styleId="Textoindependiente">
+    <w:name w:val="Body Text"/>
+    <w:basedOn w:val="Normal"/>
+    <w:link w:val="TextoindependienteCar"/>
+    <w:uiPriority w:val="99"/>
+    <w:semiHidden/>
+    <w:unhideWhenUsed/>
+    <w:rsid w:val="004B6931"/>
+  </w:style>
+  <w:style w:type="character" w:customStyle="1" w:styleId="TextoindependienteCar">
+    <w:name w:val="Texto independiente Car"/>
+    <w:basedOn w:val="Fuentedeprrafopredeter"/>
+    <w:link w:val="Textoindependiente"/>
+    <w:uiPriority w:val="99"/>
+    <w:semiHidden/>
+    <w:rsid w:val="004B6931"/>
+    <w:rPr>
+      <w:sz w:val="28"/>
+    </w:rPr>
+  </w:style>
+  <w:style w:type="paragraph" w:styleId="Textoindependiente2">
+    <w:name w:val="Body Text 2"/>
+    <w:basedOn w:val="Normal"/>
+    <w:link w:val="Textoindependiente2Car"/>
+    <w:uiPriority w:val="99"/>
+    <w:semiHidden/>
+    <w:unhideWhenUsed/>
+    <w:rsid w:val="004B6931"/>
+    <w:pPr>
+      <w:spacing w:line="480" w:lineRule="auto"/>
+    </w:pPr>
+  </w:style>
+  <w:style w:type="character" w:customStyle="1" w:styleId="Textoindependiente2Car">
+    <w:name w:val="Texto independiente 2 Car"/>
+    <w:basedOn w:val="Fuentedeprrafopredeter"/>
+    <w:link w:val="Textoindependiente2"/>
+    <w:uiPriority w:val="99"/>
+    <w:semiHidden/>
+    <w:rsid w:val="004B6931"/>
+    <w:rPr>
+      <w:sz w:val="28"/>
+    </w:rPr>
+  </w:style>
+  <w:style w:type="paragraph" w:styleId="Textoindependiente3">
+    <w:name w:val="Body Text 3"/>
+    <w:basedOn w:val="Normal"/>
+    <w:link w:val="Textoindependiente3Car"/>
+    <w:uiPriority w:val="99"/>
+    <w:semiHidden/>
+    <w:unhideWhenUsed/>
+    <w:rsid w:val="004B6931"/>
+    <w:rPr>
+      <w:sz w:val="16"/>
+      <w:szCs w:val="16"/>
+    </w:rPr>
+  </w:style>
+  <w:style w:type="character" w:customStyle="1" w:styleId="Textoindependiente3Car">
+    <w:name w:val="Texto independiente 3 Car"/>
+    <w:basedOn w:val="Fuentedeprrafopredeter"/>
+    <w:link w:val="Textoindependiente3"/>
+    <w:uiPriority w:val="99"/>
+    <w:semiHidden/>
+    <w:rsid w:val="004B6931"/>
+    <w:rPr>
+      <w:sz w:val="16"/>
+      <w:szCs w:val="16"/>
+    </w:rPr>
+  </w:style>
+  <w:style w:type="paragraph" w:styleId="Textoindependienteprimerasangra">
+    <w:name w:val="Body Text First Indent"/>
+    <w:basedOn w:val="Textoindependiente"/>
+    <w:link w:val="TextoindependienteprimerasangraCar"/>
+    <w:uiPriority w:val="99"/>
+    <w:semiHidden/>
+    <w:unhideWhenUsed/>
+    <w:rsid w:val="004B6931"/>
+    <w:pPr>
+      <w:ind w:firstLine="360"/>
+    </w:pPr>
+  </w:style>
+  <w:style w:type="character" w:customStyle="1" w:styleId="TextoindependienteprimerasangraCar">
+    <w:name w:val="Texto independiente primera sangría Car"/>
+    <w:basedOn w:val="TextoindependienteCar"/>
+    <w:link w:val="Textoindependienteprimerasangra"/>
+    <w:uiPriority w:val="99"/>
+    <w:semiHidden/>
+    <w:rsid w:val="004B6931"/>
+    <w:rPr>
+      <w:sz w:val="28"/>
+    </w:rPr>
+  </w:style>
+  <w:style w:type="paragraph" w:styleId="Textoindependienteprimerasangra2">
+    <w:name w:val="Body Text First Indent 2"/>
+    <w:basedOn w:val="Sangradetextonormal"/>
+    <w:link w:val="Textoindependienteprimerasangra2Car"/>
+    <w:uiPriority w:val="99"/>
+    <w:semiHidden/>
+    <w:unhideWhenUsed/>
+    <w:rsid w:val="004B6931"/>
+    <w:pPr>
+      <w:ind w:left="360" w:firstLine="360"/>
+    </w:pPr>
+  </w:style>
+  <w:style w:type="character" w:customStyle="1" w:styleId="Textoindependienteprimerasangra2Car">
+    <w:name w:val="Texto independiente primera sangría 2 Car"/>
+    <w:basedOn w:val="SangradetextonormalCar"/>
+    <w:link w:val="Textoindependienteprimerasangra2"/>
+    <w:uiPriority w:val="99"/>
+    <w:semiHidden/>
+    <w:rsid w:val="004B6931"/>
+    <w:rPr>
+      <w:sz w:val="28"/>
+    </w:rPr>
+  </w:style>
+  <w:style w:type="paragraph" w:styleId="Textomacro">
+    <w:name w:val="macro"/>
+    <w:link w:val="TextomacroCar"/>
+    <w:uiPriority w:val="99"/>
+    <w:semiHidden/>
+    <w:unhideWhenUsed/>
+    <w:rsid w:val="004B6931"/>
+    <w:pPr>
+      <w:tabs>
+        <w:tab w:val="left" w:pos="480"/>
+        <w:tab w:val="left" w:pos="960"/>
+        <w:tab w:val="left" w:pos="1440"/>
+        <w:tab w:val="left" w:pos="1920"/>
+        <w:tab w:val="left" w:pos="2400"/>
+        <w:tab w:val="left" w:pos="2880"/>
+        <w:tab w:val="left" w:pos="3360"/>
+        <w:tab w:val="left" w:pos="3840"/>
+        <w:tab w:val="left" w:pos="4320"/>
+      </w:tabs>
+      <w:spacing w:before="160" w:after="0" w:line="360" w:lineRule="auto"/>
+      <w:ind w:firstLine="709"/>
+    </w:pPr>
+    <w:rPr>
+      <w:rFonts w:ascii="Consolas" w:hAnsi="Consolas"/>
+      <w:sz w:val="20"/>
+      <w:szCs w:val="20"/>
+    </w:rPr>
+  </w:style>
+  <w:style w:type="character" w:customStyle="1" w:styleId="TextomacroCar">
+    <w:name w:val="Texto macro Car"/>
+    <w:basedOn w:val="Fuentedeprrafopredeter"/>
+    <w:link w:val="Textomacro"/>
+    <w:uiPriority w:val="99"/>
+    <w:semiHidden/>
+    <w:rsid w:val="004B6931"/>
+    <w:rPr>
+      <w:rFonts w:ascii="Consolas" w:hAnsi="Consolas"/>
+      <w:sz w:val="20"/>
+      <w:szCs w:val="20"/>
+    </w:rPr>
+  </w:style>
+  <w:style w:type="paragraph" w:styleId="Textonotaalfinal">
+    <w:name w:val="endnote text"/>
+    <w:basedOn w:val="Normal"/>
+    <w:link w:val="TextonotaalfinalCar"/>
+    <w:uiPriority w:val="99"/>
+    <w:semiHidden/>
+    <w:unhideWhenUsed/>
+    <w:rsid w:val="004B6931"/>
+    <w:pPr>
+      <w:spacing w:before="0" w:after="0" w:line="240" w:lineRule="auto"/>
+    </w:pPr>
+    <w:rPr>
+      <w:sz w:val="20"/>
+      <w:szCs w:val="20"/>
+    </w:rPr>
+  </w:style>
+  <w:style w:type="character" w:customStyle="1" w:styleId="TextonotaalfinalCar">
+    <w:name w:val="Texto nota al final Car"/>
+    <w:basedOn w:val="Fuentedeprrafopredeter"/>
+    <w:link w:val="Textonotaalfinal"/>
+    <w:uiPriority w:val="99"/>
+    <w:semiHidden/>
+    <w:rsid w:val="004B6931"/>
+    <w:rPr>
+      <w:sz w:val="20"/>
+      <w:szCs w:val="20"/>
+    </w:rPr>
+  </w:style>
+  <w:style w:type="paragraph" w:styleId="Textonotapie">
+    <w:name w:val="footnote text"/>
+    <w:basedOn w:val="Normal"/>
+    <w:link w:val="TextonotapieCar"/>
+    <w:uiPriority w:val="99"/>
+    <w:semiHidden/>
+    <w:unhideWhenUsed/>
+    <w:rsid w:val="004B6931"/>
+    <w:pPr>
+      <w:spacing w:before="0" w:after="0" w:line="240" w:lineRule="auto"/>
+    </w:pPr>
+    <w:rPr>
+      <w:sz w:val="20"/>
+      <w:szCs w:val="20"/>
+    </w:rPr>
+  </w:style>
+  <w:style w:type="character" w:customStyle="1" w:styleId="TextonotapieCar">
+    <w:name w:val="Texto nota pie Car"/>
+    <w:basedOn w:val="Fuentedeprrafopredeter"/>
+    <w:link w:val="Textonotapie"/>
+    <w:uiPriority w:val="99"/>
+    <w:semiHidden/>
+    <w:rsid w:val="004B6931"/>
+    <w:rPr>
+      <w:sz w:val="20"/>
+      <w:szCs w:val="20"/>
+    </w:rPr>
+  </w:style>
+  <w:style w:type="paragraph" w:styleId="Textosinformato">
+    <w:name w:val="Plain Text"/>
+    <w:basedOn w:val="Normal"/>
+    <w:link w:val="TextosinformatoCar"/>
+    <w:uiPriority w:val="99"/>
+    <w:semiHidden/>
+    <w:unhideWhenUsed/>
+    <w:rsid w:val="004B6931"/>
+    <w:pPr>
+      <w:spacing w:before="0" w:after="0" w:line="240" w:lineRule="auto"/>
+    </w:pPr>
+    <w:rPr>
+      <w:rFonts w:ascii="Consolas" w:hAnsi="Consolas"/>
+      <w:sz w:val="21"/>
+      <w:szCs w:val="21"/>
+    </w:rPr>
+  </w:style>
+  <w:style w:type="character" w:customStyle="1" w:styleId="TextosinformatoCar">
+    <w:name w:val="Texto sin formato Car"/>
+    <w:basedOn w:val="Fuentedeprrafopredeter"/>
+    <w:link w:val="Textosinformato"/>
+    <w:uiPriority w:val="99"/>
+    <w:semiHidden/>
+    <w:rsid w:val="004B6931"/>
+    <w:rPr>
+      <w:rFonts w:ascii="Consolas" w:hAnsi="Consolas"/>
+      <w:sz w:val="21"/>
+      <w:szCs w:val="21"/>
+    </w:rPr>
+  </w:style>
+  <w:style w:type="character" w:customStyle="1" w:styleId="Ttulo8Car">
+    <w:name w:val="Título 8 Car"/>
+    <w:basedOn w:val="Fuentedeprrafopredeter"/>
+    <w:link w:val="Ttulo8"/>
+    <w:uiPriority w:val="9"/>
+    <w:semiHidden/>
+    <w:rsid w:val="004B6931"/>
+    <w:rPr>
+      <w:rFonts w:asciiTheme="majorHAnsi" w:eastAsiaTheme="majorEastAsia" w:hAnsiTheme="majorHAnsi" w:cstheme="majorBidi"/>
+      <w:color w:val="272727" w:themeColor="text1" w:themeTint="D8"/>
+      <w:sz w:val="21"/>
+      <w:szCs w:val="21"/>
+    </w:rPr>
+  </w:style>
+  <w:style w:type="character" w:customStyle="1" w:styleId="Ttulo9Car">
+    <w:name w:val="Título 9 Car"/>
+    <w:basedOn w:val="Fuentedeprrafopredeter"/>
+    <w:link w:val="Ttulo9"/>
+    <w:uiPriority w:val="9"/>
+    <w:semiHidden/>
+    <w:rsid w:val="004B6931"/>
+    <w:rPr>
+      <w:rFonts w:asciiTheme="majorHAnsi" w:eastAsiaTheme="majorEastAsia" w:hAnsiTheme="majorHAnsi" w:cstheme="majorBidi"/>
+      <w:i/>
+      <w:iCs/>
+      <w:color w:val="272727" w:themeColor="text1" w:themeTint="D8"/>
+      <w:sz w:val="21"/>
+      <w:szCs w:val="21"/>
+    </w:rPr>
+  </w:style>
+  <w:style w:type="paragraph" w:styleId="Ttulodendice">
+    <w:name w:val="index heading"/>
+    <w:basedOn w:val="Normal"/>
+    <w:next w:val="ndice1"/>
+    <w:uiPriority w:val="99"/>
+    <w:semiHidden/>
+    <w:unhideWhenUsed/>
+    <w:rsid w:val="004B6931"/>
+    <w:rPr>
+      <w:rFonts w:asciiTheme="majorHAnsi" w:eastAsiaTheme="majorEastAsia" w:hAnsiTheme="majorHAnsi" w:cstheme="majorBidi"/>
+      <w:b/>
+      <w:bCs/>
+    </w:rPr>
   </w:style>
 </w:styles>
 </file>

--- a/fuentes/62360022_CF03_CFA.docx
+++ b/fuentes/62360022_CF03_CFA.docx
@@ -6881,7 +6881,13 @@
         <w:rPr>
           <w:lang w:val="es-419" w:eastAsia="es-CO"/>
         </w:rPr>
-        <w:t xml:space="preserve">Para profundizar en la creación de piezas orientadas a redes sociales, se sugiere consultar el video denominado: Creación de contenido digital para redes sociales: </w:t>
+        <w:t>Para profundizar en la creación de piezas orientadas a redes sociales, se sugiere consultar el siguiente video, que presenta el curso Creación de contenido digital para redes sociales, en el cual se desarrollará de manera integral esta temática:</w:t>
+      </w:r>
+      <w:r>
+        <w:rPr>
+          <w:lang w:val="es-419" w:eastAsia="es-CO"/>
+        </w:rPr>
+        <w:t xml:space="preserve"> </w:t>
       </w:r>
     </w:p>
     <w:p>
@@ -19184,6 +19190,15 @@
 </file>
 
 <file path=customXml/item1.xml><?xml version="1.0" encoding="utf-8"?>
+<?mso-contentType ?>
+<FormTemplates xmlns="http://schemas.microsoft.com/sharepoint/v3/contenttype/forms">
+  <Display>DocumentLibraryForm</Display>
+  <Edit>DocumentLibraryForm</Edit>
+  <New>DocumentLibraryForm</New>
+</FormTemplates>
+</file>
+
+<file path=customXml/item2.xml><?xml version="1.0" encoding="utf-8"?>
 <p:properties xmlns:p="http://schemas.microsoft.com/office/2006/metadata/properties" xmlns:xsi="http://www.w3.org/2001/XMLSchema-instance" xmlns:pc="http://schemas.microsoft.com/office/infopath/2007/PartnerControls">
   <documentManagement>
     <TaxCatchAll xmlns="13c90a0b-73bc-4dc0-be5f-28d77b615beb" xsi:nil="true"/>
@@ -19194,20 +19209,7 @@
 </p:properties>
 </file>
 
-<file path=customXml/item2.xml><?xml version="1.0" encoding="utf-8"?>
-<?mso-contentType ?>
-<FormTemplates xmlns="http://schemas.microsoft.com/sharepoint/v3/contenttype/forms">
-  <Display>DocumentLibraryForm</Display>
-  <Edit>DocumentLibraryForm</Edit>
-  <New>DocumentLibraryForm</New>
-</FormTemplates>
-</file>
-
 <file path=customXml/item3.xml><?xml version="1.0" encoding="utf-8"?>
-<b:Sources xmlns:b="http://schemas.openxmlformats.org/officeDocument/2006/bibliography" xmlns="http://schemas.openxmlformats.org/officeDocument/2006/bibliography" SelectedStyle="\APASixthEditionOfficeOnline.xsl" StyleName="APA" Version="6"/>
-</file>
-
-<file path=customXml/item4.xml><?xml version="1.0" encoding="utf-8"?>
 <ct:contentTypeSchema xmlns:ct="http://schemas.microsoft.com/office/2006/metadata/contentType" xmlns:ma="http://schemas.microsoft.com/office/2006/metadata/properties/metaAttributes" ct:_="" ma:_="" ma:contentTypeName="Documento" ma:contentTypeID="0x0101006A81D6BD42E8DF4C91013959704817E1" ma:contentTypeVersion="15" ma:contentTypeDescription="Crear nuevo documento." ma:contentTypeScope="" ma:versionID="bf4f72ffd194f0963ff564daca6869f7">
   <xsd:schema xmlns:xsd="http://www.w3.org/2001/XMLSchema" xmlns:xs="http://www.w3.org/2001/XMLSchema" xmlns:p="http://schemas.microsoft.com/office/2006/metadata/properties" xmlns:ns2="13c90a0b-73bc-4dc0-be5f-28d77b615beb" xmlns:ns3="13c93bba-48ce-428c-bfe5-88b42c19b028" targetNamespace="http://schemas.microsoft.com/office/2006/metadata/properties" ma:root="true" ma:fieldsID="8718d6f4873a5b1392a45044efa78385" ns2:_="" ns3:_="">
     <xsd:import namespace="13c90a0b-73bc-4dc0-be5f-28d77b615beb"/>
@@ -19442,7 +19444,19 @@
 </ct:contentTypeSchema>
 </file>
 
+<file path=customXml/item4.xml><?xml version="1.0" encoding="utf-8"?>
+<b:Sources xmlns:b="http://schemas.openxmlformats.org/officeDocument/2006/bibliography" xmlns="http://schemas.openxmlformats.org/officeDocument/2006/bibliography" SelectedStyle="\APASixthEditionOfficeOnline.xsl" StyleName="APA" Version="6"/>
+</file>
+
 <file path=customXml/itemProps1.xml><?xml version="1.0" encoding="utf-8"?>
+<ds:datastoreItem xmlns:ds="http://schemas.openxmlformats.org/officeDocument/2006/customXml" ds:itemID="{10663269-2064-4804-8290-36D4A57F5557}">
+  <ds:schemaRefs>
+    <ds:schemaRef ds:uri="http://schemas.microsoft.com/sharepoint/v3/contenttype/forms"/>
+  </ds:schemaRefs>
+</ds:datastoreItem>
+</file>
+
+<file path=customXml/itemProps2.xml><?xml version="1.0" encoding="utf-8"?>
 <ds:datastoreItem xmlns:ds="http://schemas.openxmlformats.org/officeDocument/2006/customXml" ds:itemID="{1279454D-02BE-4A9C-A117-DCD1573E2608}">
   <ds:schemaRefs>
     <ds:schemaRef ds:uri="http://schemas.microsoft.com/office/2006/metadata/properties"/>
@@ -19453,23 +19467,7 @@
 </ds:datastoreItem>
 </file>
 
-<file path=customXml/itemProps2.xml><?xml version="1.0" encoding="utf-8"?>
-<ds:datastoreItem xmlns:ds="http://schemas.openxmlformats.org/officeDocument/2006/customXml" ds:itemID="{10663269-2064-4804-8290-36D4A57F5557}">
-  <ds:schemaRefs>
-    <ds:schemaRef ds:uri="http://schemas.microsoft.com/sharepoint/v3/contenttype/forms"/>
-  </ds:schemaRefs>
-</ds:datastoreItem>
-</file>
-
 <file path=customXml/itemProps3.xml><?xml version="1.0" encoding="utf-8"?>
-<ds:datastoreItem xmlns:ds="http://schemas.openxmlformats.org/officeDocument/2006/customXml" ds:itemID="{EAE431FD-7059-4C09-804B-C9D69EB7B213}">
-  <ds:schemaRefs>
-    <ds:schemaRef ds:uri="http://schemas.openxmlformats.org/officeDocument/2006/bibliography"/>
-  </ds:schemaRefs>
-</ds:datastoreItem>
-</file>
-
-<file path=customXml/itemProps4.xml><?xml version="1.0" encoding="utf-8"?>
 <ds:datastoreItem xmlns:ds="http://schemas.openxmlformats.org/officeDocument/2006/customXml" ds:itemID="{59065960-E0CA-4804-83B5-320CBCDCC160}">
   <ds:schemaRefs>
     <ds:schemaRef ds:uri="http://schemas.microsoft.com/office/2006/metadata/contentType"/>
@@ -19486,4 +19484,12 @@
     <ds:schemaRef ds:uri="http://schemas.microsoft.com/internal/obd"/>
   </ds:schemaRefs>
 </ds:datastoreItem>
+</file>
+
+<file path=customXml/itemProps4.xml><?xml version="1.0" encoding="utf-8"?>
+<ds:datastoreItem xmlns:ds="http://schemas.openxmlformats.org/officeDocument/2006/customXml" ds:itemID="{EAE431FD-7059-4C09-804B-C9D69EB7B213}">
+  <ds:schemaRefs>
+    <ds:schemaRef ds:uri="http://schemas.openxmlformats.org/officeDocument/2006/bibliography"/>
+  </ds:schemaRefs>
+</ds:datastoreItem>
 </file>